--- a/Reports/Report_01/24211835201_韩贤煜_课后研习报告1.docx
+++ b/Reports/Report_01/24211835201_韩贤煜_课后研习报告1.docx
@@ -14,6 +14,7 @@
           <w:szCs w:val="36"/>
         </w:rPr>
       </w:pPr>
+      <w:proofErr w:type="spellStart"/>
       <w:r>
         <w:rPr>
           <w:rFonts w:ascii="黑体" w:hint="eastAsia"/>
@@ -33,15 +34,17 @@
         </w:rPr>
         <w:t>人工智能基础</w:t>
       </w:r>
+      <w:proofErr w:type="spellEnd"/>
       <w:r>
         <w:rPr>
-          <w:rFonts w:ascii="Times New Roman" w:hint="default" w:hAnsi="Times New Roman" w:eastAsia="Times New Roman" w:cs="Times New Roman"/>
+          <w:rFonts w:ascii="Times New Roman" w:eastAsia="Times New Roman" w:hAnsi="Times New Roman"/>
           <w:b w:val="0"/>
           <w:sz w:val="36"/>
           <w:szCs w:val="36"/>
         </w:rPr>
         <w:t>”</w:t>
       </w:r>
+      <w:proofErr w:type="spellStart"/>
       <w:r>
         <w:rPr>
           <w:rFonts w:ascii="黑体" w:hint="eastAsia"/>
@@ -51,6 +54,7 @@
         </w:rPr>
         <w:t>课程</w:t>
       </w:r>
+      <w:proofErr w:type="spellEnd"/>
     </w:p>
     <w:p>
       <w:pPr>
@@ -75,6 +79,7 @@
         </w:rPr>
         <w:t>课后研习</w:t>
       </w:r>
+      <w:proofErr w:type="spellStart"/>
       <w:r>
         <w:rPr>
           <w:rFonts w:ascii="黑体" w:hint="eastAsia"/>
@@ -84,6 +89,7 @@
         </w:rPr>
         <w:t>报告</w:t>
       </w:r>
+      <w:proofErr w:type="spellEnd"/>
     </w:p>
     <w:p>
       <w:pPr>
@@ -92,7 +98,7 @@
       </w:pPr>
       <w:r>
         <w:rPr>
-          <w:rFonts w:hint="default" w:ascii="Times New Roman" w:hAnsi="Times New Roman" w:eastAsia="Times New Roman" w:cs="Times New Roman"/>
+          <w:rFonts w:ascii="Times New Roman" w:eastAsia="Times New Roman" w:hAnsi="Times New Roman"/>
         </w:rPr>
         <w:t xml:space="preserve">                                            </w:t>
       </w:r>
@@ -111,15 +117,15 @@
         <w:tblLook w:val="01E0" w:firstRow="1" w:lastRow="1" w:firstColumn="1" w:lastColumn="1" w:noHBand="0" w:noVBand="0"/>
       </w:tblPr>
       <w:tblGrid>
-        <w:gridCol w:w="561"/>
-        <w:gridCol w:w="1358"/>
-        <w:gridCol w:w="884"/>
-        <w:gridCol w:w="1062"/>
-        <w:gridCol w:w="150"/>
-        <w:gridCol w:w="1360"/>
-        <w:gridCol w:w="680"/>
-        <w:gridCol w:w="1496"/>
-        <w:gridCol w:w="971"/>
+        <w:gridCol w:w="494"/>
+        <w:gridCol w:w="1363"/>
+        <w:gridCol w:w="917"/>
+        <w:gridCol w:w="1041"/>
+        <w:gridCol w:w="163"/>
+        <w:gridCol w:w="1365"/>
+        <w:gridCol w:w="691"/>
+        <w:gridCol w:w="1305"/>
+        <w:gridCol w:w="957"/>
       </w:tblGrid>
       <w:tr>
         <w:trPr>
@@ -304,7 +310,7 @@
             </w:pPr>
             <w:r>
               <w:rPr>
-                <w:rFonts w:ascii="Times New Roman" w:eastAsia="Times New Roman" w:hint="default" w:hAnsi="Times New Roman" w:cs="Times New Roman"/>
+                <w:rFonts w:eastAsia="Times New Roman"/>
                 <w:sz w:val="24"/>
               </w:rPr>
               <w:t>24211835201</w:t>
@@ -360,7 +366,7 @@
             </w:r>
             <w:r>
               <w:rPr>
-                <w:rFonts w:hint="default" w:ascii="Times New Roman" w:hAnsi="Times New Roman" w:eastAsia="Times New Roman" w:cs="Times New Roman"/>
+                <w:rFonts w:eastAsia="Times New Roman"/>
                 <w:szCs w:val="21"/>
               </w:rPr>
               <w:t>AID</w:t>
@@ -374,7 +380,7 @@
             </w:r>
             <w:r>
               <w:rPr>
-                <w:rFonts w:hint="default" w:ascii="Times New Roman" w:hAnsi="Times New Roman" w:eastAsia="Times New Roman" w:cs="Times New Roman"/>
+                <w:rFonts w:eastAsia="Times New Roman"/>
                 <w:szCs w:val="21"/>
               </w:rPr>
               <w:t>CART</w:t>
@@ -388,7 +394,7 @@
             </w:r>
             <w:r>
               <w:rPr>
-                <w:rFonts w:hint="default" w:ascii="Times New Roman" w:hAnsi="Times New Roman" w:eastAsia="Times New Roman" w:cs="Times New Roman"/>
+                <w:rFonts w:eastAsia="Times New Roman"/>
                 <w:szCs w:val="21"/>
               </w:rPr>
               <w:t>ID3</w:t>
@@ -402,7 +408,7 @@
             </w:r>
             <w:r>
               <w:rPr>
-                <w:rFonts w:hint="default" w:ascii="Times New Roman" w:hAnsi="Times New Roman" w:eastAsia="Times New Roman" w:cs="Times New Roman"/>
+                <w:rFonts w:eastAsia="Times New Roman"/>
                 <w:szCs w:val="21"/>
               </w:rPr>
               <w:t>C4.5</w:t>
@@ -416,7 +422,7 @@
             </w:r>
             <w:r>
               <w:rPr>
-                <w:rFonts w:hint="default" w:ascii="Times New Roman" w:hAnsi="Times New Roman" w:eastAsia="Times New Roman" w:cs="Times New Roman"/>
+                <w:rFonts w:eastAsia="Times New Roman"/>
                 <w:szCs w:val="21"/>
               </w:rPr>
               <w:t>GBDT</w:t>
@@ -428,13 +434,15 @@
               </w:rPr>
               <w:t>、</w:t>
             </w:r>
-            <w:r>
-              <w:rPr>
-                <w:rFonts w:hint="default" w:ascii="Times New Roman" w:hAnsi="Times New Roman" w:eastAsia="Times New Roman" w:cs="Times New Roman"/>
+            <w:proofErr w:type="spellStart"/>
+            <w:r>
+              <w:rPr>
+                <w:rFonts w:eastAsia="Times New Roman"/>
                 <w:szCs w:val="21"/>
               </w:rPr>
               <w:t>XGBoost</w:t>
             </w:r>
+            <w:proofErr w:type="spellEnd"/>
             <w:r>
               <w:rPr>
                 <w:rFonts w:hint="eastAsia"/>
@@ -442,13 +450,15 @@
               </w:rPr>
               <w:t>、</w:t>
             </w:r>
-            <w:r>
-              <w:rPr>
-                <w:rFonts w:hint="default" w:ascii="Times New Roman" w:hAnsi="Times New Roman" w:eastAsia="Times New Roman" w:cs="Times New Roman"/>
+            <w:proofErr w:type="spellStart"/>
+            <w:r>
+              <w:rPr>
+                <w:rFonts w:eastAsia="Times New Roman"/>
                 <w:szCs w:val="21"/>
               </w:rPr>
               <w:t>LightGBM</w:t>
             </w:r>
+            <w:proofErr w:type="spellEnd"/>
             <w:r>
               <w:rPr>
                 <w:rFonts w:hint="eastAsia"/>
@@ -456,13 +466,15 @@
               </w:rPr>
               <w:t>与</w:t>
             </w:r>
-            <w:r>
-              <w:rPr>
-                <w:rFonts w:hint="default" w:ascii="Times New Roman" w:hAnsi="Times New Roman" w:eastAsia="Times New Roman" w:cs="Times New Roman"/>
+            <w:proofErr w:type="spellStart"/>
+            <w:r>
+              <w:rPr>
+                <w:rFonts w:eastAsia="Times New Roman"/>
                 <w:szCs w:val="21"/>
               </w:rPr>
               <w:t>CatBoost</w:t>
             </w:r>
+            <w:proofErr w:type="spellEnd"/>
             <w:r>
               <w:rPr>
                 <w:rFonts w:hint="eastAsia"/>
@@ -486,7 +498,7 @@
             </w:r>
             <w:r>
               <w:rPr>
-                <w:rFonts w:hint="default" w:ascii="Times New Roman" w:hAnsi="Times New Roman" w:eastAsia="Times New Roman" w:cs="Times New Roman"/>
+                <w:rFonts w:eastAsia="Times New Roman"/>
                 <w:szCs w:val="21"/>
               </w:rPr>
               <w:t>CART</w:t>
@@ -507,7 +519,7 @@
             </w:pPr>
             <w:r>
               <w:rPr>
-                <w:rFonts w:eastAsia="Times New Roman" w:hint="default" w:ascii="Times New Roman" w:hAnsi="Times New Roman" w:cs="Times New Roman"/>
+                <w:rFonts w:eastAsia="Times New Roman"/>
                 <w:b/>
                 <w:bCs/>
                 <w:sz w:val="24"/>
@@ -532,7 +544,7 @@
             </w:pPr>
             <w:r>
               <w:rPr>
-                <w:rFonts w:eastAsia="Times New Roman" w:hint="default" w:ascii="Times New Roman" w:hAnsi="Times New Roman" w:cs="Times New Roman"/>
+                <w:rFonts w:eastAsia="Times New Roman"/>
                 <w:b/>
                 <w:bCs/>
                 <w:szCs w:val="21"/>
@@ -567,7 +579,7 @@
             </w:r>
             <w:r>
               <w:rPr>
-                <w:rFonts w:hint="default" w:ascii="Times New Roman" w:hAnsi="Times New Roman" w:eastAsia="Times New Roman" w:cs="Times New Roman"/>
+                <w:rFonts w:eastAsia="Times New Roman"/>
                 <w:szCs w:val="21"/>
               </w:rPr>
               <w:t>n</w:t>
@@ -581,45 +593,26 @@
             </w:r>
             <w:r>
               <w:rPr>
-                <w:rFonts w:hint="default" w:ascii="Times New Roman" w:hAnsi="Times New Roman" w:eastAsia="Times New Roman" w:cs="Times New Roman"/>
-                <w:szCs w:val="21"/>
-              </w:rPr>
-              <w:t>D={(x</w:t>
-            </w:r>
-            <w:r>
-              <w:rPr>
-                <w:rFonts w:hint="default" w:ascii="Times New Roman" w:hAnsi="Times New Roman" w:eastAsia="Times New Roman" w:cs="Times New Roman"/>
-                <w:szCs w:val="21"/>
-              </w:rPr>
-              <w:t>ᵢ</w:t>
-            </w:r>
-            <w:r>
-              <w:rPr>
-                <w:rFonts w:hint="default" w:ascii="Times New Roman" w:hAnsi="Times New Roman" w:eastAsia="Times New Roman" w:cs="Times New Roman"/>
-                <w:szCs w:val="21"/>
-              </w:rPr>
-              <w:t>,y</w:t>
-            </w:r>
-            <w:r>
-              <w:rPr>
-                <w:rFonts w:hint="default" w:ascii="Times New Roman" w:hAnsi="Times New Roman" w:eastAsia="Times New Roman" w:cs="Times New Roman"/>
-                <w:szCs w:val="21"/>
-              </w:rPr>
-              <w:t>ᵢ</w:t>
-            </w:r>
-            <w:r>
-              <w:rPr>
-                <w:rFonts w:hint="default" w:ascii="Times New Roman" w:hAnsi="Times New Roman" w:eastAsia="Times New Roman" w:cs="Times New Roman"/>
-                <w:szCs w:val="21"/>
-              </w:rPr>
-              <w:t>)}</w:t>
-            </w:r>
-            <w:r>
-              <w:rPr>
-                <w:rFonts w:hint="default" w:ascii="Times New Roman" w:hAnsi="Times New Roman" w:eastAsia="Times New Roman" w:cs="Times New Roman"/>
-                <w:szCs w:val="21"/>
-              </w:rPr>
-              <w:t>ᵢ</w:t>
+                <w:rFonts w:eastAsia="Times New Roman"/>
+                <w:szCs w:val="21"/>
+              </w:rPr>
+              <w:t>D={(</w:t>
+            </w:r>
+            <w:proofErr w:type="spellStart"/>
+            <w:r>
+              <w:rPr>
+                <w:rFonts w:eastAsia="Times New Roman"/>
+                <w:szCs w:val="21"/>
+              </w:rPr>
+              <w:t>xᵢ,y</w:t>
+            </w:r>
+            <w:proofErr w:type="spellEnd"/>
+            <w:r>
+              <w:rPr>
+                <w:rFonts w:eastAsia="Times New Roman"/>
+                <w:szCs w:val="21"/>
+              </w:rPr>
+              <w:t>ᵢ)}ᵢ</w:t>
             </w:r>
             <w:r>
               <w:rPr>
@@ -630,17 +623,10 @@
             </w:r>
             <w:r>
               <w:rPr>
-                <w:rFonts w:hint="default" w:ascii="Times New Roman" w:hAnsi="Times New Roman" w:eastAsia="Times New Roman" w:cs="Times New Roman"/>
-                <w:szCs w:val="21"/>
-              </w:rPr>
-              <w:t>x</w:t>
-            </w:r>
-            <w:r>
-              <w:rPr>
-                <w:rFonts w:hint="default" w:ascii="Times New Roman" w:hAnsi="Times New Roman" w:eastAsia="Times New Roman" w:cs="Times New Roman"/>
-                <w:szCs w:val="21"/>
-              </w:rPr>
-              <w:t>ᵢ</w:t>
+                <w:rFonts w:eastAsia="Times New Roman"/>
+                <w:szCs w:val="21"/>
+              </w:rPr>
+              <w:t>xᵢ</w:t>
             </w:r>
             <w:r>
               <w:rPr>
@@ -651,7 +637,7 @@
             </w:r>
             <w:r>
               <w:rPr>
-                <w:rFonts w:hint="default" w:ascii="Times New Roman" w:hAnsi="Times New Roman" w:eastAsia="Times New Roman" w:cs="Times New Roman"/>
+                <w:rFonts w:eastAsia="Times New Roman"/>
                 <w:szCs w:val="21"/>
               </w:rPr>
               <w:t>d</w:t>
@@ -665,17 +651,10 @@
             </w:r>
             <w:r>
               <w:rPr>
-                <w:rFonts w:hint="default" w:ascii="Times New Roman" w:hAnsi="Times New Roman" w:eastAsia="Times New Roman" w:cs="Times New Roman"/>
-                <w:szCs w:val="21"/>
-              </w:rPr>
-              <w:t>y</w:t>
-            </w:r>
-            <w:r>
-              <w:rPr>
-                <w:rFonts w:hint="default" w:ascii="Times New Roman" w:hAnsi="Times New Roman" w:eastAsia="Times New Roman" w:cs="Times New Roman"/>
-                <w:szCs w:val="21"/>
-              </w:rPr>
-              <w:t>ᵢ</w:t>
+                <w:rFonts w:eastAsia="Times New Roman"/>
+                <w:szCs w:val="21"/>
+              </w:rPr>
+              <w:t>yᵢ</w:t>
             </w:r>
             <w:r>
               <w:rPr>
@@ -686,31 +665,17 @@
             </w:r>
             <w:r>
               <w:rPr>
-                <w:rFonts w:hint="default" w:ascii="Times New Roman" w:hAnsi="Times New Roman" w:eastAsia="Times New Roman" w:cs="Times New Roman"/>
-                <w:szCs w:val="21"/>
-              </w:rPr>
-              <w:t>f:X</w:t>
-            </w:r>
-            <w:r>
-              <w:rPr>
-                <w:rFonts w:hint="default" w:ascii="Times New Roman" w:hAnsi="Times New Roman" w:eastAsia="Times New Roman" w:cs="Times New Roman"/>
-                <w:szCs w:val="21"/>
-              </w:rPr>
-              <w:t>→</w:t>
-            </w:r>
-            <w:r>
-              <w:rPr>
-                <w:rFonts w:hint="default" w:ascii="Times New Roman" w:hAnsi="Times New Roman" w:eastAsia="Times New Roman" w:cs="Times New Roman"/>
-                <w:szCs w:val="21"/>
-              </w:rPr>
-              <w:t>Y</w:t>
-            </w:r>
-            <w:r>
-              <w:rPr>
-                <w:rFonts w:hint="eastAsia"/>
-                <w:szCs w:val="21"/>
-              </w:rPr>
-              <w:t>，使其在未见样本上的泛化风险最小。与图像、语音等非结构化数据不同，表格数据以异构字段为主：既包含年龄、收入、温度等连续变量，也包含职业、地区、设备型号等类别变量，还常伴随缺失、噪声与量纲差异。决策树正是为这类数据而生——</w:t>
+                <w:rFonts w:eastAsia="Times New Roman"/>
+                <w:szCs w:val="21"/>
+              </w:rPr>
+              <w:t>f:X→Y</w:t>
+            </w:r>
+            <w:r>
+              <w:rPr>
+                <w:rFonts w:hint="eastAsia"/>
+                <w:szCs w:val="21"/>
+              </w:rPr>
+              <w:t>，使其在未见样本上的泛化风险最小。与图像、语音等非结构化数据不同，表格数据以异构字段为主：既包含年龄、收入、温度等连续变量，也包含职业、地区、设备型号等类别变量，还常伴随缺失、噪声与量纲差异。决策树正是为这类数</w:t>
             </w:r>
             <w:r>
               <w:rPr>
@@ -718,11 +683,11 @@
                 <w:szCs w:val="21"/>
               </w:rPr>
               <w:lastRenderedPageBreak/>
-              <w:t>它通过一系列“特征—阈值”测试把复杂的特征空间划分为若干互不重叠的区域，并在每个区域内给出常数预测</w:t>
-            </w:r>
-            <w:r>
-              <w:rPr>
-                <w:rFonts w:eastAsia="Times New Roman" w:ascii="Times New Roman" w:hAnsi="Times New Roman" w:cs="Times New Roman" w:hint="default"/>
+              <w:t>据而生——它通过一系列“特征—阈值”测试把复杂的特征空间划分为若干互不重叠的区域，并在每个区域内给出常数预测</w:t>
+            </w:r>
+            <w:r>
+              <w:rPr>
+                <w:rFonts w:eastAsia="Times New Roman"/>
                 <w:szCs w:val="21"/>
                 <w:vertAlign w:val="superscript"/>
               </w:rPr>
@@ -751,7 +716,7 @@
             </w:r>
             <w:r>
               <w:rPr>
-                <w:rFonts w:hint="default" w:ascii="Times New Roman" w:hAnsi="Times New Roman" w:eastAsia="Times New Roman" w:cs="Times New Roman"/>
+                <w:rFonts w:eastAsia="Times New Roman"/>
                 <w:szCs w:val="21"/>
               </w:rPr>
               <w:t>NP</w:t>
@@ -765,7 +730,7 @@
             </w:r>
             <w:r>
               <w:rPr>
-                <w:rFonts w:hint="default" w:ascii="Times New Roman" w:hAnsi="Times New Roman" w:eastAsia="Times New Roman" w:cs="Times New Roman"/>
+                <w:rFonts w:eastAsia="Times New Roman"/>
                 <w:szCs w:val="21"/>
                 <w:vertAlign w:val="superscript"/>
               </w:rPr>
@@ -797,7 +762,7 @@
             </w:r>
             <w:r>
               <w:rPr>
-                <w:rFonts w:hint="default" w:ascii="Times New Roman" w:hAnsi="Times New Roman" w:eastAsia="Times New Roman" w:cs="Times New Roman"/>
+                <w:rFonts w:eastAsia="Times New Roman"/>
                 <w:szCs w:val="21"/>
               </w:rPr>
               <w:t>t</w:t>
@@ -811,7 +776,7 @@
             </w:r>
             <w:r>
               <w:rPr>
-                <w:rFonts w:hint="default" w:ascii="Times New Roman" w:hAnsi="Times New Roman" w:eastAsia="Times New Roman" w:cs="Times New Roman"/>
+                <w:rFonts w:eastAsia="Times New Roman"/>
                 <w:szCs w:val="21"/>
               </w:rPr>
               <w:t>D</w:t>
@@ -825,7 +790,7 @@
             </w:r>
             <w:r>
               <w:rPr>
-                <w:rFonts w:hint="default" w:ascii="Times New Roman" w:hAnsi="Times New Roman" w:eastAsia="Times New Roman" w:cs="Times New Roman"/>
+                <w:rFonts w:eastAsia="Times New Roman"/>
                 <w:szCs w:val="21"/>
               </w:rPr>
               <w:t>a</w:t>
@@ -839,7 +804,7 @@
             </w:r>
             <w:r>
               <w:rPr>
-                <w:rFonts w:hint="default" w:ascii="Times New Roman" w:hAnsi="Times New Roman" w:eastAsia="Times New Roman" w:cs="Times New Roman"/>
+                <w:rFonts w:eastAsia="Times New Roman"/>
                 <w:szCs w:val="21"/>
               </w:rPr>
               <w:t>D</w:t>
@@ -853,7 +818,7 @@
             </w:r>
             <w:r>
               <w:rPr>
-                <w:rFonts w:hint="default" w:ascii="Times New Roman" w:hAnsi="Times New Roman" w:eastAsia="Times New Roman" w:cs="Times New Roman"/>
+                <w:rFonts w:eastAsia="Times New Roman"/>
                 <w:szCs w:val="21"/>
               </w:rPr>
               <w:t>V</w:t>
@@ -867,24 +832,10 @@
             </w:r>
             <w:r>
               <w:rPr>
-                <w:rFonts w:hint="default" w:ascii="Times New Roman" w:hAnsi="Times New Roman" w:eastAsia="Times New Roman" w:cs="Times New Roman"/>
-                <w:szCs w:val="21"/>
-              </w:rPr>
-              <w:t>D</w:t>
-            </w:r>
-            <w:r>
-              <w:rPr>
-                <w:rFonts w:hint="default" w:ascii="Times New Roman" w:hAnsi="Times New Roman" w:eastAsia="Times New Roman" w:cs="Times New Roman"/>
-                <w:szCs w:val="21"/>
-              </w:rPr>
-              <w:t>ₜ</w:t>
-            </w:r>
-            <w:r>
-              <w:rPr>
-                <w:rFonts w:hint="default" w:ascii="Times New Roman" w:hAnsi="Times New Roman" w:eastAsia="Times New Roman" w:cs="Times New Roman"/>
-                <w:szCs w:val="21"/>
-              </w:rPr>
-              <w:t>ᵛ</w:t>
+                <w:rFonts w:eastAsia="Times New Roman"/>
+                <w:szCs w:val="21"/>
+              </w:rPr>
+              <w:t>Dₜᵛ</w:t>
             </w:r>
             <w:r>
               <w:rPr>
@@ -1182,7 +1133,7 @@
             </m:oMath>
             <w:r>
               <w:rPr>
-                <w:rFonts w:ascii="Times New Roman" w:hAnsi="Times New Roman" w:eastAsia="Times New Roman" w:cs="Times New Roman" w:hint="default"/>
+                <w:rFonts w:eastAsia="Times New Roman"/>
               </w:rPr>
               <w:t xml:space="preserve"> </w:t>
             </w:r>
@@ -1205,7 +1156,7 @@
             </w:r>
             <w:r>
               <w:rPr>
-                <w:rFonts w:hint="default" w:ascii="Times New Roman" w:hAnsi="Times New Roman" w:eastAsia="Times New Roman" w:cs="Times New Roman"/>
+                <w:rFonts w:eastAsia="Times New Roman"/>
                 <w:szCs w:val="21"/>
               </w:rPr>
               <w:t>I</w:t>
@@ -1219,7 +1170,7 @@
             </w:r>
             <w:r>
               <w:rPr>
-                <w:rFonts w:hint="default" w:ascii="Times New Roman" w:hAnsi="Times New Roman" w:eastAsia="Times New Roman" w:cs="Times New Roman"/>
+                <w:rFonts w:eastAsia="Times New Roman"/>
                 <w:szCs w:val="21"/>
               </w:rPr>
               <w:t>(a, threshold)</w:t>
@@ -1233,7 +1184,7 @@
             </w:r>
             <w:r>
               <w:rPr>
-                <w:rFonts w:hint="default" w:ascii="Times New Roman" w:hAnsi="Times New Roman" w:eastAsia="Times New Roman" w:cs="Times New Roman"/>
+                <w:rFonts w:eastAsia="Times New Roman"/>
                 <w:szCs w:val="21"/>
               </w:rPr>
               <w:t>F1</w:t>
@@ -1247,7 +1198,7 @@
             </w:r>
             <w:r>
               <w:rPr>
-                <w:rFonts w:hint="default" w:ascii="Times New Roman" w:hAnsi="Times New Roman" w:eastAsia="Times New Roman" w:cs="Times New Roman"/>
+                <w:rFonts w:eastAsia="Times New Roman"/>
                 <w:szCs w:val="21"/>
               </w:rPr>
               <w:t>AUC</w:t>
@@ -1261,7 +1212,7 @@
             </w:r>
             <w:r>
               <w:rPr>
-                <w:rFonts w:hint="default" w:ascii="Times New Roman" w:hAnsi="Times New Roman" w:eastAsia="Times New Roman" w:cs="Times New Roman"/>
+                <w:rFonts w:eastAsia="Times New Roman"/>
                 <w:szCs w:val="21"/>
               </w:rPr>
               <w:t>R</w:t>
@@ -1282,7 +1233,7 @@
             </w:pPr>
             <w:r>
               <w:rPr>
-                <w:rFonts w:eastAsia="Times New Roman" w:hint="default" w:ascii="Times New Roman" w:hAnsi="Times New Roman" w:cs="Times New Roman"/>
+                <w:rFonts w:eastAsia="Times New Roman"/>
                 <w:b/>
                 <w:bCs/>
                 <w:szCs w:val="21"/>
@@ -1314,7 +1265,7 @@
             </w:r>
             <w:r>
               <w:rPr>
-                <w:rFonts w:hint="default" w:ascii="Times New Roman" w:hAnsi="Times New Roman" w:eastAsia="Times New Roman" w:cs="Times New Roman"/>
+                <w:rFonts w:eastAsia="Times New Roman"/>
                 <w:szCs w:val="21"/>
               </w:rPr>
               <w:t>IF-THEN</w:t>
@@ -1328,7 +1279,7 @@
             </w:r>
             <w:r>
               <w:rPr>
-                <w:rFonts w:hint="default" w:ascii="Times New Roman" w:hAnsi="Times New Roman" w:eastAsia="Times New Roman" w:cs="Times New Roman"/>
+                <w:rFonts w:eastAsia="Times New Roman"/>
                 <w:szCs w:val="21"/>
               </w:rPr>
               <w:t>WOE</w:t>
@@ -1342,7 +1293,7 @@
             </w:r>
             <w:r>
               <w:rPr>
-                <w:rFonts w:hint="default" w:ascii="Times New Roman" w:hAnsi="Times New Roman" w:eastAsia="Times New Roman" w:cs="Times New Roman"/>
+                <w:rFonts w:eastAsia="Times New Roman"/>
                 <w:szCs w:val="21"/>
                 <w:vertAlign w:val="superscript"/>
               </w:rPr>
@@ -1369,13 +1320,15 @@
               </w:rPr>
               <w:t>深度神经网络在图像、语音与自然语言领域取得了突破，但在中等规模的表格数据上并不必然占优。</w:t>
             </w:r>
-            <w:r>
-              <w:rPr>
-                <w:rFonts w:hint="default" w:ascii="Times New Roman" w:hAnsi="Times New Roman" w:eastAsia="Times New Roman" w:cs="Times New Roman"/>
+            <w:proofErr w:type="spellStart"/>
+            <w:r>
+              <w:rPr>
+                <w:rFonts w:eastAsia="Times New Roman"/>
                 <w:szCs w:val="21"/>
               </w:rPr>
               <w:t>Grinsztajn</w:t>
             </w:r>
+            <w:proofErr w:type="spellEnd"/>
             <w:r>
               <w:rPr>
                 <w:rFonts w:hint="eastAsia"/>
@@ -1385,7 +1338,7 @@
             </w:r>
             <w:r>
               <w:rPr>
-                <w:rFonts w:hint="default" w:ascii="Times New Roman" w:hAnsi="Times New Roman" w:eastAsia="Times New Roman" w:cs="Times New Roman"/>
+                <w:rFonts w:eastAsia="Times New Roman"/>
                 <w:szCs w:val="21"/>
                 <w:vertAlign w:val="superscript"/>
               </w:rPr>
@@ -1396,7 +1349,7 @@
                 <w:rFonts w:hint="eastAsia"/>
                 <w:szCs w:val="21"/>
               </w:rPr>
-              <w:t>。更重要的是，高风险决策不仅要求精度，还要求可解释、可审计、可申诉；黑箱模型即使精度略高，也可能因无法说明理由而难以通过合规审</w:t>
+              <w:t>。更重要的是，高风险决策不仅要求精度，还要求可解释、可审计、可申诉；黑箱模型即使精度略高，也可能因无法说明理由而难以通</w:t>
             </w:r>
             <w:r>
               <w:rPr>
@@ -1404,11 +1357,11 @@
                 <w:szCs w:val="21"/>
               </w:rPr>
               <w:lastRenderedPageBreak/>
-              <w:t>查</w:t>
-            </w:r>
-            <w:r>
-              <w:rPr>
-                <w:rFonts w:hint="default" w:ascii="Times New Roman" w:hAnsi="Times New Roman" w:eastAsia="Times New Roman" w:cs="Times New Roman"/>
+              <w:t>过合规审查</w:t>
+            </w:r>
+            <w:r>
+              <w:rPr>
+                <w:rFonts w:eastAsia="Times New Roman"/>
                 <w:szCs w:val="21"/>
                 <w:vertAlign w:val="superscript"/>
               </w:rPr>
@@ -1427,6 +1380,9 @@
               <w:snapToGrid w:val="0"/>
               <w:spacing w:line="360" w:lineRule="auto"/>
               <w:ind w:firstLineChars="200" w:firstLine="420"/>
+              <w:rPr>
+                <w:szCs w:val="21"/>
+              </w:rPr>
             </w:pPr>
             <w:r>
               <w:rPr>
@@ -1437,7 +1393,7 @@
             </w:r>
             <w:r>
               <w:rPr>
-                <w:rFonts w:hint="default" w:ascii="Times New Roman" w:hAnsi="Times New Roman" w:eastAsia="Times New Roman" w:cs="Times New Roman"/>
+                <w:rFonts w:eastAsia="Times New Roman"/>
                 <w:szCs w:val="21"/>
               </w:rPr>
               <w:t>/</w:t>
@@ -1447,11 +1403,28 @@
                 <w:rFonts w:hint="eastAsia"/>
                 <w:szCs w:val="21"/>
               </w:rPr>
-              <w:t>回归问题”，核心约束包括：（</w:t>
-            </w:r>
-            <w:r>
-              <w:rPr>
-                <w:rFonts w:hint="default" w:ascii="Times New Roman" w:hAnsi="Times New Roman" w:eastAsia="Times New Roman" w:cs="Times New Roman"/>
+              <w:t>回归问题”，核心约束包括：</w:t>
+            </w:r>
+          </w:p>
+          <w:p>
+            <w:pPr>
+              <w:snapToGrid w:val="0"/>
+              <w:spacing w:line="360" w:lineRule="auto"/>
+              <w:ind w:firstLineChars="200" w:firstLine="420"/>
+              <w:rPr>
+                <w:szCs w:val="21"/>
+              </w:rPr>
+            </w:pPr>
+            <w:r>
+              <w:rPr>
+                <w:rFonts w:hint="eastAsia"/>
+                <w:szCs w:val="21"/>
+              </w:rPr>
+              <w:t>（</w:t>
+            </w:r>
+            <w:r>
+              <w:rPr>
+                <w:rFonts w:eastAsia="Times New Roman"/>
                 <w:szCs w:val="21"/>
               </w:rPr>
               <w:t>1</w:t>
@@ -1461,11 +1434,28 @@
                 <w:rFonts w:hint="eastAsia"/>
                 <w:szCs w:val="21"/>
               </w:rPr>
-              <w:t>）特征类型混合，需统一处理连续、离散与缺失值；（</w:t>
-            </w:r>
-            <w:r>
-              <w:rPr>
-                <w:rFonts w:hint="default" w:ascii="Times New Roman" w:hAnsi="Times New Roman" w:eastAsia="Times New Roman" w:cs="Times New Roman"/>
+              <w:t>）特征类型混合，需统一处理连续、离散与缺失值；</w:t>
+            </w:r>
+          </w:p>
+          <w:p>
+            <w:pPr>
+              <w:snapToGrid w:val="0"/>
+              <w:spacing w:line="360" w:lineRule="auto"/>
+              <w:ind w:firstLineChars="200" w:firstLine="420"/>
+              <w:rPr>
+                <w:szCs w:val="21"/>
+              </w:rPr>
+            </w:pPr>
+            <w:r>
+              <w:rPr>
+                <w:rFonts w:hint="eastAsia"/>
+                <w:szCs w:val="21"/>
+              </w:rPr>
+              <w:t>（</w:t>
+            </w:r>
+            <w:r>
+              <w:rPr>
+                <w:rFonts w:eastAsia="Times New Roman"/>
                 <w:szCs w:val="21"/>
               </w:rPr>
               <w:t>2</w:t>
@@ -1475,11 +1465,28 @@
                 <w:rFonts w:hint="eastAsia"/>
                 <w:szCs w:val="21"/>
               </w:rPr>
-              <w:t>）样本规模从中等到超大规模不等，要求训练可扩展；（</w:t>
-            </w:r>
-            <w:r>
-              <w:rPr>
-                <w:rFonts w:hint="default" w:ascii="Times New Roman" w:hAnsi="Times New Roman" w:eastAsia="Times New Roman" w:cs="Times New Roman"/>
+              <w:t>）样本规模从中等到超大规模不等，要求训练可扩展；</w:t>
+            </w:r>
+          </w:p>
+          <w:p>
+            <w:pPr>
+              <w:snapToGrid w:val="0"/>
+              <w:spacing w:line="360" w:lineRule="auto"/>
+              <w:ind w:firstLineChars="200" w:firstLine="420"/>
+              <w:rPr>
+                <w:szCs w:val="21"/>
+              </w:rPr>
+            </w:pPr>
+            <w:r>
+              <w:rPr>
+                <w:rFonts w:hint="eastAsia"/>
+                <w:szCs w:val="21"/>
+              </w:rPr>
+              <w:t>（</w:t>
+            </w:r>
+            <w:r>
+              <w:rPr>
+                <w:rFonts w:eastAsia="Times New Roman"/>
                 <w:szCs w:val="21"/>
               </w:rPr>
               <w:t>3</w:t>
@@ -1489,11 +1496,25 @@
                 <w:rFonts w:hint="eastAsia"/>
                 <w:szCs w:val="21"/>
               </w:rPr>
-              <w:t>）决策规则需能被领域专家理解、被监管者核查；（</w:t>
-            </w:r>
-            <w:r>
-              <w:rPr>
-                <w:rFonts w:hint="default" w:ascii="Times New Roman" w:hAnsi="Times New Roman" w:eastAsia="Times New Roman" w:cs="Times New Roman"/>
+              <w:t>）决策规则需能被领域专家理解、被监管者核查；</w:t>
+            </w:r>
+          </w:p>
+          <w:p>
+            <w:pPr>
+              <w:snapToGrid w:val="0"/>
+              <w:spacing w:line="360" w:lineRule="auto"/>
+              <w:ind w:firstLineChars="200" w:firstLine="420"/>
+            </w:pPr>
+            <w:r>
+              <w:rPr>
+                <w:rFonts w:hint="eastAsia"/>
+                <w:szCs w:val="21"/>
+              </w:rPr>
+              <w:t>（</w:t>
+            </w:r>
+            <w:r>
+              <w:rPr>
+                <w:rFonts w:eastAsia="Times New Roman"/>
                 <w:szCs w:val="21"/>
               </w:rPr>
               <w:t>4</w:t>
@@ -1507,7 +1528,7 @@
             </w:r>
             <w:r>
               <w:rPr>
-                <w:rFonts w:hint="default" w:ascii="Times New Roman" w:hAnsi="Times New Roman" w:eastAsia="Times New Roman" w:cs="Times New Roman"/>
+                <w:rFonts w:eastAsia="Times New Roman"/>
                 <w:szCs w:val="21"/>
                 <w:vertAlign w:val="superscript"/>
               </w:rPr>
@@ -1565,7 +1586,7 @@
             </w:pPr>
             <w:r>
               <w:rPr>
-                <w:rFonts w:eastAsia="Times New Roman" w:hint="default" w:ascii="Times New Roman" w:hAnsi="Times New Roman" w:cs="Times New Roman"/>
+                <w:rFonts w:eastAsia="Times New Roman"/>
                 <w:b/>
                 <w:bCs/>
                 <w:sz w:val="24"/>
@@ -1590,7 +1611,7 @@
             </w:pPr>
             <w:r>
               <w:rPr>
-                <w:rFonts w:eastAsia="Times New Roman" w:hint="default" w:ascii="Times New Roman" w:hAnsi="Times New Roman" w:cs="Times New Roman"/>
+                <w:rFonts w:eastAsia="Times New Roman"/>
                 <w:b/>
                 <w:bCs/>
                 <w:szCs w:val="21"/>
@@ -1622,7 +1643,7 @@
             </w:r>
             <w:r>
               <w:rPr>
-                <w:rFonts w:hint="default" w:ascii="Times New Roman" w:hAnsi="Times New Roman" w:eastAsia="Times New Roman" w:cs="Times New Roman"/>
+                <w:rFonts w:eastAsia="Times New Roman"/>
                 <w:szCs w:val="21"/>
               </w:rPr>
               <w:t>8000</w:t>
@@ -1671,7 +1692,7 @@
             </w:r>
             <w:r>
               <w:rPr>
-                <w:rFonts w:hint="default" w:ascii="Times New Roman" w:hAnsi="Times New Roman" w:eastAsia="Times New Roman" w:cs="Times New Roman"/>
+                <w:rFonts w:eastAsia="Times New Roman"/>
                 <w:noProof/>
                 <w:szCs w:val="21"/>
               </w:rPr>
@@ -1693,7 +1714,7 @@
             </w:r>
             <w:r>
               <w:rPr>
-                <w:rFonts w:hint="default" w:ascii="Times New Roman" w:hAnsi="Times New Roman" w:eastAsia="Times New Roman" w:cs="Times New Roman"/>
+                <w:rFonts w:eastAsia="Times New Roman"/>
                 <w:szCs w:val="21"/>
               </w:rPr>
               <w:t>/</w:t>
@@ -1774,7 +1795,7 @@
             </w:r>
             <w:r>
               <w:rPr>
-                <w:rFonts w:hint="default" w:ascii="Times New Roman" w:hAnsi="Times New Roman" w:eastAsia="Times New Roman" w:cs="Times New Roman"/>
+                <w:rFonts w:eastAsia="Times New Roman"/>
                 <w:b/>
                 <w:bCs/>
                 <w:sz w:val="18"/>
@@ -1834,7 +1855,7 @@
             </w:r>
             <w:r>
               <w:rPr>
-                <w:rFonts w:hint="default" w:ascii="Times New Roman" w:hAnsi="Times New Roman" w:eastAsia="Times New Roman" w:cs="Times New Roman"/>
+                <w:rFonts w:eastAsia="Times New Roman"/>
                 <w:b/>
                 <w:bCs/>
                 <w:noProof/>
@@ -1856,7 +1877,7 @@
             <w:bookmarkEnd w:id="0"/>
             <w:r>
               <w:rPr>
-                <w:rFonts w:hint="default" w:ascii="Times New Roman" w:hAnsi="Times New Roman" w:eastAsia="Times New Roman" w:cs="Times New Roman"/>
+                <w:rFonts w:eastAsia="Times New Roman"/>
                 <w:b/>
                 <w:bCs/>
                 <w:sz w:val="18"/>
@@ -1890,7 +1911,7 @@
             </w:r>
             <w:r>
               <w:rPr>
-                <w:rFonts w:hint="default" w:ascii="Times New Roman" w:hAnsi="Times New Roman" w:eastAsia="Times New Roman" w:cs="Times New Roman"/>
+                <w:rFonts w:eastAsia="Times New Roman"/>
                 <w:szCs w:val="21"/>
                 <w:vertAlign w:val="superscript"/>
               </w:rPr>
@@ -1905,9 +1926,10 @@
             </w:r>
             <w:r>
               <w:rPr>
-                <w:rFonts w:hint="default" w:ascii="Times New Roman" w:hAnsi="Times New Roman" w:eastAsia="Times New Roman" w:cs="Times New Roman"/>
-                <w:szCs w:val="21"/>
-              </w:rPr>
+                <w:rFonts w:eastAsia="Times New Roman"/>
+                <w:szCs w:val="21"/>
+              </w:rPr>
+              <w:lastRenderedPageBreak/>
               <w:t>Safavian</w:t>
             </w:r>
             <w:r>
@@ -1919,7 +1941,7 @@
             </w:r>
             <w:r>
               <w:rPr>
-                <w:rFonts w:hint="default" w:ascii="Times New Roman" w:hAnsi="Times New Roman" w:eastAsia="Times New Roman" w:cs="Times New Roman"/>
+                <w:rFonts w:eastAsia="Times New Roman"/>
                 <w:szCs w:val="21"/>
               </w:rPr>
               <w:t>Landgrebe</w:t>
@@ -1933,7 +1955,7 @@
             </w:r>
             <w:r>
               <w:rPr>
-                <w:rFonts w:hint="default" w:ascii="Times New Roman" w:hAnsi="Times New Roman" w:eastAsia="Times New Roman" w:cs="Times New Roman"/>
+                <w:rFonts w:eastAsia="Times New Roman"/>
                 <w:szCs w:val="21"/>
                 <w:vertAlign w:val="superscript"/>
               </w:rPr>
@@ -1955,7 +1977,7 @@
             </w:pPr>
             <w:r>
               <w:rPr>
-                <w:rFonts w:eastAsia="Times New Roman" w:hint="default" w:ascii="Times New Roman" w:hAnsi="Times New Roman" w:cs="Times New Roman"/>
+                <w:rFonts w:eastAsia="Times New Roman"/>
                 <w:b/>
                 <w:bCs/>
                 <w:szCs w:val="21"/>
@@ -1983,7 +2005,7 @@
             </w:pPr>
             <w:r>
               <w:rPr>
-                <w:rFonts w:hint="default" w:ascii="Times New Roman" w:hAnsi="Times New Roman" w:eastAsia="Times New Roman" w:cs="Times New Roman"/>
+                <w:rFonts w:eastAsia="Times New Roman"/>
                 <w:szCs w:val="21"/>
               </w:rPr>
               <w:t>ID3</w:t>
@@ -1997,7 +2019,7 @@
             </w:r>
             <w:r>
               <w:rPr>
-                <w:rFonts w:hint="default" w:ascii="Times New Roman" w:hAnsi="Times New Roman" w:eastAsia="Times New Roman" w:cs="Times New Roman"/>
+                <w:rFonts w:eastAsia="Times New Roman"/>
                 <w:szCs w:val="21"/>
               </w:rPr>
               <w:t>D</w:t>
@@ -2011,7 +2033,7 @@
             </w:r>
             <w:r>
               <w:rPr>
-                <w:rFonts w:hint="default" w:ascii="Times New Roman" w:hAnsi="Times New Roman" w:eastAsia="Times New Roman" w:cs="Times New Roman"/>
+                <w:rFonts w:eastAsia="Times New Roman"/>
                 <w:szCs w:val="21"/>
               </w:rPr>
               <w:t>k</w:t>
@@ -2025,7 +2047,7 @@
             </w:r>
             <w:r>
               <w:rPr>
-                <w:rFonts w:hint="default" w:ascii="Times New Roman" w:hAnsi="Times New Roman" w:eastAsia="Times New Roman" w:cs="Times New Roman"/>
+                <w:rFonts w:eastAsia="Times New Roman"/>
                 <w:szCs w:val="21"/>
               </w:rPr>
               <w:t>p</w:t>
@@ -2039,24 +2061,10 @@
             </w:r>
             <w:r>
               <w:rPr>
-                <w:rFonts w:hint="default" w:ascii="Times New Roman" w:hAnsi="Times New Roman" w:eastAsia="Times New Roman" w:cs="Times New Roman"/>
-                <w:szCs w:val="21"/>
-              </w:rPr>
-              <w:t>k=1,</w:t>
-            </w:r>
-            <w:r>
-              <w:rPr>
-                <w:rFonts w:hint="default" w:ascii="Times New Roman" w:hAnsi="Times New Roman" w:eastAsia="Times New Roman" w:cs="Times New Roman"/>
-                <w:szCs w:val="21"/>
-              </w:rPr>
-              <w:t>…</w:t>
-            </w:r>
-            <w:r>
-              <w:rPr>
-                <w:rFonts w:hint="default" w:ascii="Times New Roman" w:hAnsi="Times New Roman" w:eastAsia="Times New Roman" w:cs="Times New Roman"/>
-                <w:szCs w:val="21"/>
-              </w:rPr>
-              <w:t>,|Y|</w:t>
+                <w:rFonts w:eastAsia="Times New Roman"/>
+                <w:szCs w:val="21"/>
+              </w:rPr>
+              <w:t>k=1,…,|Y|</w:t>
             </w:r>
             <w:r>
               <w:rPr>
@@ -2067,7 +2075,7 @@
             </w:r>
             <w:r>
               <w:rPr>
-                <w:rFonts w:hint="default" w:ascii="Times New Roman" w:hAnsi="Times New Roman" w:eastAsia="Times New Roman" w:cs="Times New Roman"/>
+                <w:rFonts w:eastAsia="Times New Roman"/>
                 <w:szCs w:val="21"/>
               </w:rPr>
               <w:t>D</w:t>
@@ -2293,7 +2301,7 @@
             </m:oMath>
             <w:r>
               <w:rPr>
-                <w:rFonts w:ascii="Times New Roman" w:hAnsi="Times New Roman" w:eastAsia="Times New Roman" w:cs="Times New Roman" w:hint="default"/>
+                <w:rFonts w:eastAsia="Times New Roman"/>
               </w:rPr>
               <w:t xml:space="preserve"> </w:t>
             </w:r>
@@ -2316,7 +2324,7 @@
             </w:r>
             <w:r>
               <w:rPr>
-                <w:rFonts w:hint="default" w:ascii="Times New Roman" w:hAnsi="Times New Roman" w:eastAsia="Times New Roman" w:cs="Times New Roman"/>
+                <w:rFonts w:eastAsia="Times New Roman"/>
                 <w:szCs w:val="21"/>
               </w:rPr>
               <w:t>a</w:t>
@@ -2330,7 +2338,7 @@
             </w:r>
             <w:r>
               <w:rPr>
-                <w:rFonts w:hint="default" w:ascii="Times New Roman" w:hAnsi="Times New Roman" w:eastAsia="Times New Roman" w:cs="Times New Roman"/>
+                <w:rFonts w:eastAsia="Times New Roman"/>
                 <w:szCs w:val="21"/>
               </w:rPr>
               <w:t>D</w:t>
@@ -2344,7 +2352,7 @@
             </w:r>
             <w:r>
               <w:rPr>
-                <w:rFonts w:hint="default" w:ascii="Times New Roman" w:hAnsi="Times New Roman" w:eastAsia="Times New Roman" w:cs="Times New Roman"/>
+                <w:rFonts w:eastAsia="Times New Roman"/>
                 <w:szCs w:val="21"/>
               </w:rPr>
               <w:t>V</w:t>
@@ -2358,17 +2366,10 @@
             </w:r>
             <w:r>
               <w:rPr>
-                <w:rFonts w:hint="default" w:ascii="Times New Roman" w:hAnsi="Times New Roman" w:eastAsia="Times New Roman" w:cs="Times New Roman"/>
-                <w:szCs w:val="21"/>
-              </w:rPr>
-              <w:t>D</w:t>
-            </w:r>
-            <w:r>
-              <w:rPr>
-                <w:rFonts w:hint="default" w:ascii="Times New Roman" w:hAnsi="Times New Roman" w:eastAsia="Times New Roman" w:cs="Times New Roman"/>
-                <w:szCs w:val="21"/>
-              </w:rPr>
-              <w:t>ᵛ</w:t>
+                <w:rFonts w:eastAsia="Times New Roman"/>
+                <w:szCs w:val="21"/>
+              </w:rPr>
+              <w:t>Dᵛ</w:t>
             </w:r>
             <w:r>
               <w:rPr>
@@ -2379,56 +2380,110 @@
             </w:r>
             <w:r>
               <w:rPr>
-                <w:rFonts w:hint="default" w:ascii="Times New Roman" w:hAnsi="Times New Roman" w:eastAsia="Times New Roman" w:cs="Times New Roman"/>
-                <w:szCs w:val="21"/>
-              </w:rPr>
-              <w:t>H(D|a)=</w:t>
-            </w:r>
-            <w:r>
-              <w:rPr>
-                <w:rFonts w:hint="default" w:ascii="Times New Roman" w:hAnsi="Times New Roman" w:eastAsia="Times New Roman" w:cs="Times New Roman"/>
-                <w:szCs w:val="21"/>
-              </w:rPr>
-              <w:t>Σ</w:t>
-            </w:r>
-            <w:r>
-              <w:rPr>
-                <w:rFonts w:hint="default" w:ascii="Times New Roman" w:hAnsi="Times New Roman" w:eastAsia="Times New Roman" w:cs="Times New Roman"/>
-                <w:szCs w:val="21"/>
-              </w:rPr>
-              <w:t>ᵥ</w:t>
-            </w:r>
-            <w:r>
-              <w:rPr>
-                <w:rFonts w:hint="default" w:ascii="Times New Roman" w:hAnsi="Times New Roman" w:eastAsia="Times New Roman" w:cs="Times New Roman"/>
-                <w:szCs w:val="21"/>
-              </w:rPr>
-              <w:t>(|D</w:t>
-            </w:r>
-            <w:r>
-              <w:rPr>
-                <w:rFonts w:hint="default" w:ascii="Times New Roman" w:hAnsi="Times New Roman" w:eastAsia="Times New Roman" w:cs="Times New Roman"/>
-                <w:szCs w:val="21"/>
-              </w:rPr>
-              <w:t>ᵛ</w:t>
-            </w:r>
-            <w:r>
-              <w:rPr>
-                <w:rFonts w:hint="default" w:ascii="Times New Roman" w:hAnsi="Times New Roman" w:eastAsia="Times New Roman" w:cs="Times New Roman"/>
-                <w:szCs w:val="21"/>
-              </w:rPr>
-              <w:t>|/|D|)H(D</w:t>
-            </w:r>
-            <w:r>
-              <w:rPr>
-                <w:rFonts w:hint="default" w:ascii="Times New Roman" w:hAnsi="Times New Roman" w:eastAsia="Times New Roman" w:cs="Times New Roman"/>
-                <w:szCs w:val="21"/>
-              </w:rPr>
-              <w:t>ᵛ</w:t>
-            </w:r>
-            <w:r>
-              <w:rPr>
-                <w:rFonts w:hint="default" w:ascii="Times New Roman" w:hAnsi="Times New Roman" w:eastAsia="Times New Roman" w:cs="Times New Roman"/>
+                <w:rFonts w:eastAsia="Times New Roman"/>
+                <w:szCs w:val="21"/>
+              </w:rPr>
+              <w:t>H(</w:t>
+            </w:r>
+            <w:proofErr w:type="spellStart"/>
+            <w:r>
+              <w:rPr>
+                <w:rFonts w:eastAsia="Times New Roman"/>
+                <w:szCs w:val="21"/>
+              </w:rPr>
+              <w:t>D|a</w:t>
+            </w:r>
+            <w:proofErr w:type="spellEnd"/>
+            <w:r>
+              <w:rPr>
+                <w:rFonts w:eastAsia="Times New Roman"/>
+                <w:szCs w:val="21"/>
+              </w:rPr>
+              <w:t>)=Σᵥ(|Dᵛ|/|D</w:t>
+            </w:r>
+            <w:proofErr w:type="gramStart"/>
+            <w:r>
+              <w:rPr>
+                <w:rFonts w:eastAsia="Times New Roman"/>
+                <w:szCs w:val="21"/>
+              </w:rPr>
+              <w:t>|)</w:t>
+            </w:r>
+            <w:proofErr w:type="gramEnd"/>
+            <w:r>
+              <w:rPr>
+                <w:rFonts w:eastAsia="Times New Roman"/>
+                <w:szCs w:val="21"/>
+              </w:rPr>
+              <w:t>H</w:t>
+            </w:r>
+            <w:proofErr w:type="gramStart"/>
+            <w:r>
+              <w:rPr>
+                <w:rFonts w:eastAsia="Times New Roman"/>
+                <w:szCs w:val="21"/>
+              </w:rPr>
+              <w:t>(Dᵛ)</w:t>
+            </w:r>
+            <w:proofErr w:type="gramEnd"/>
+            <w:r>
+              <w:rPr>
+                <w:rFonts w:hint="eastAsia"/>
+                <w:szCs w:val="21"/>
+              </w:rPr>
+              <w:t>，信息增益为</w:t>
+            </w:r>
+            <w:r>
+              <w:rPr>
+                <w:rFonts w:eastAsia="Times New Roman"/>
+                <w:szCs w:val="21"/>
+              </w:rPr>
+              <w:t>Gain(</w:t>
+            </w:r>
+            <w:proofErr w:type="spellStart"/>
+            <w:r>
+              <w:rPr>
+                <w:rFonts w:eastAsia="Times New Roman"/>
+                <w:szCs w:val="21"/>
+              </w:rPr>
+              <w:t>D,a</w:t>
+            </w:r>
+            <w:proofErr w:type="spellEnd"/>
+            <w:r>
+              <w:rPr>
+                <w:rFonts w:eastAsia="Times New Roman"/>
+                <w:szCs w:val="21"/>
+              </w:rPr>
+              <w:t>)=H</w:t>
+            </w:r>
+            <w:proofErr w:type="gramStart"/>
+            <w:r>
+              <w:rPr>
+                <w:rFonts w:eastAsia="Times New Roman"/>
+                <w:szCs w:val="21"/>
+              </w:rPr>
+              <w:t>(D)</w:t>
+            </w:r>
+            <w:proofErr w:type="gramEnd"/>
+            <w:r>
+              <w:rPr>
+                <w:rFonts w:eastAsia="Times New Roman"/>
+                <w:szCs w:val="21"/>
+              </w:rPr>
+              <w:t>−H(</w:t>
+            </w:r>
+            <w:proofErr w:type="spellStart"/>
+            <w:r>
+              <w:rPr>
+                <w:rFonts w:eastAsia="Times New Roman"/>
+                <w:szCs w:val="21"/>
+              </w:rPr>
+              <w:t>D|a</w:t>
+            </w:r>
+            <w:proofErr w:type="spellEnd"/>
+            <w:r>
+              <w:rPr>
+                <w:rFonts w:eastAsia="Times New Roman"/>
                 <w:szCs w:val="21"/>
               </w:rPr>
               <w:t>)</w:t>
@@ -2438,39 +2493,11 @@
                 <w:rFonts w:hint="eastAsia"/>
                 <w:szCs w:val="21"/>
               </w:rPr>
-              <w:t>，信息增益为</w:t>
-            </w:r>
-            <w:r>
-              <w:rPr>
-                <w:rFonts w:hint="default" w:ascii="Times New Roman" w:hAnsi="Times New Roman" w:eastAsia="Times New Roman" w:cs="Times New Roman"/>
-                <w:szCs w:val="21"/>
-              </w:rPr>
-              <w:t>Gain(D,a)=H(D)</w:t>
-            </w:r>
-            <w:r>
-              <w:rPr>
-                <w:rFonts w:hint="default" w:ascii="Times New Roman" w:hAnsi="Times New Roman" w:eastAsia="Times New Roman" w:cs="Times New Roman"/>
-                <w:szCs w:val="21"/>
-              </w:rPr>
-              <w:t>−</w:t>
-            </w:r>
-            <w:r>
-              <w:rPr>
-                <w:rFonts w:hint="default" w:ascii="Times New Roman" w:hAnsi="Times New Roman" w:eastAsia="Times New Roman" w:cs="Times New Roman"/>
-                <w:szCs w:val="21"/>
-              </w:rPr>
-              <w:t>H(D|a)</w:t>
-            </w:r>
-            <w:r>
-              <w:rPr>
-                <w:rFonts w:hint="eastAsia"/>
-                <w:szCs w:val="21"/>
-              </w:rPr>
               <w:t>。</w:t>
             </w:r>
             <w:r>
               <w:rPr>
-                <w:rFonts w:hint="default" w:ascii="Times New Roman" w:hAnsi="Times New Roman" w:eastAsia="Times New Roman" w:cs="Times New Roman"/>
+                <w:rFonts w:eastAsia="Times New Roman"/>
                 <w:szCs w:val="21"/>
               </w:rPr>
               <w:t>ID3</w:t>
@@ -2484,7 +2511,7 @@
             </w:r>
             <w:r>
               <w:rPr>
-                <w:rFonts w:eastAsia="Times New Roman" w:ascii="Times New Roman" w:hAnsi="Times New Roman" w:cs="Times New Roman" w:hint="default"/>
+                <w:rFonts w:eastAsia="Times New Roman"/>
                 <w:szCs w:val="21"/>
                 <w:vertAlign w:val="superscript"/>
               </w:rPr>
@@ -2509,7 +2536,7 @@
             </w:pPr>
             <w:r>
               <w:rPr>
-                <w:rFonts w:hint="default" w:ascii="Times New Roman" w:hAnsi="Times New Roman" w:eastAsia="Times New Roman" w:cs="Times New Roman"/>
+                <w:rFonts w:eastAsia="Times New Roman"/>
                 <w:szCs w:val="21"/>
               </w:rPr>
               <w:t>C4.5</w:t>
@@ -2521,13 +2548,63 @@
               </w:rPr>
               <w:t>引入增益率来校正这一偏好：</w:t>
             </w:r>
-            <w:r>
-              <w:rPr>
-                <w:rFonts w:hint="default" w:ascii="Times New Roman" w:hAnsi="Times New Roman" w:eastAsia="Times New Roman" w:cs="Times New Roman"/>
-                <w:szCs w:val="21"/>
-              </w:rPr>
-              <w:t>Gain_ratio(D,a)=Gain(D,a)/IV(a)</w:t>
-            </w:r>
+            <w:proofErr w:type="spellStart"/>
+            <w:r>
+              <w:rPr>
+                <w:rFonts w:eastAsia="Times New Roman"/>
+                <w:szCs w:val="21"/>
+              </w:rPr>
+              <w:t>Gain_ratio</w:t>
+            </w:r>
+            <w:proofErr w:type="spellEnd"/>
+            <w:r>
+              <w:rPr>
+                <w:rFonts w:eastAsia="Times New Roman"/>
+                <w:szCs w:val="21"/>
+              </w:rPr>
+              <w:t>(</w:t>
+            </w:r>
+            <w:proofErr w:type="spellStart"/>
+            <w:r>
+              <w:rPr>
+                <w:rFonts w:eastAsia="Times New Roman"/>
+                <w:szCs w:val="21"/>
+              </w:rPr>
+              <w:t>D,a</w:t>
+            </w:r>
+            <w:proofErr w:type="spellEnd"/>
+            <w:r>
+              <w:rPr>
+                <w:rFonts w:eastAsia="Times New Roman"/>
+                <w:szCs w:val="21"/>
+              </w:rPr>
+              <w:t>)=Gain(</w:t>
+            </w:r>
+            <w:proofErr w:type="spellStart"/>
+            <w:r>
+              <w:rPr>
+                <w:rFonts w:eastAsia="Times New Roman"/>
+                <w:szCs w:val="21"/>
+              </w:rPr>
+              <w:t>D,a</w:t>
+            </w:r>
+            <w:proofErr w:type="spellEnd"/>
+            <w:r>
+              <w:rPr>
+                <w:rFonts w:eastAsia="Times New Roman"/>
+                <w:szCs w:val="21"/>
+              </w:rPr>
+              <w:t>)/IV</w:t>
+            </w:r>
+            <w:proofErr w:type="gramStart"/>
+            <w:r>
+              <w:rPr>
+                <w:rFonts w:eastAsia="Times New Roman"/>
+                <w:szCs w:val="21"/>
+              </w:rPr>
+              <w:t>(a)</w:t>
+            </w:r>
+            <w:proofErr w:type="gramEnd"/>
             <w:r>
               <w:rPr>
                 <w:rFonts w:hint="eastAsia"/>
@@ -2537,74 +2614,52 @@
             </w:r>
             <w:r>
               <w:rPr>
-                <w:rFonts w:hint="default" w:ascii="Times New Roman" w:hAnsi="Times New Roman" w:eastAsia="Times New Roman" w:cs="Times New Roman"/>
-                <w:szCs w:val="21"/>
-              </w:rPr>
-              <w:t>IV(a)=</w:t>
-            </w:r>
-            <w:r>
-              <w:rPr>
-                <w:rFonts w:hint="default" w:ascii="Times New Roman" w:hAnsi="Times New Roman" w:eastAsia="Times New Roman" w:cs="Times New Roman"/>
-                <w:szCs w:val="21"/>
-              </w:rPr>
-              <w:t>−Σ</w:t>
-            </w:r>
-            <w:r>
-              <w:rPr>
-                <w:rFonts w:hint="default" w:ascii="Times New Roman" w:hAnsi="Times New Roman" w:eastAsia="Times New Roman" w:cs="Times New Roman"/>
-                <w:szCs w:val="21"/>
-              </w:rPr>
-              <w:t>ᵥ</w:t>
-            </w:r>
-            <w:r>
-              <w:rPr>
-                <w:rFonts w:hint="default" w:ascii="Times New Roman" w:hAnsi="Times New Roman" w:eastAsia="Times New Roman" w:cs="Times New Roman"/>
-                <w:szCs w:val="21"/>
-              </w:rPr>
-              <w:t>(|D</w:t>
-            </w:r>
-            <w:r>
-              <w:rPr>
-                <w:rFonts w:hint="default" w:ascii="Times New Roman" w:hAnsi="Times New Roman" w:eastAsia="Times New Roman" w:cs="Times New Roman"/>
-                <w:szCs w:val="21"/>
-              </w:rPr>
-              <w:t>ᵛ</w:t>
-            </w:r>
-            <w:r>
-              <w:rPr>
-                <w:rFonts w:hint="default" w:ascii="Times New Roman" w:hAnsi="Times New Roman" w:eastAsia="Times New Roman" w:cs="Times New Roman"/>
-                <w:szCs w:val="21"/>
-              </w:rPr>
-              <w:t>|/|D|)log</w:t>
-            </w:r>
-            <w:r>
-              <w:rPr>
-                <w:rFonts w:hint="default" w:ascii="Times New Roman" w:hAnsi="Times New Roman" w:eastAsia="Times New Roman" w:cs="Times New Roman"/>
-                <w:szCs w:val="21"/>
-              </w:rPr>
-              <w:t>₂</w:t>
-            </w:r>
-            <w:r>
-              <w:rPr>
-                <w:rFonts w:hint="default" w:ascii="Times New Roman" w:hAnsi="Times New Roman" w:eastAsia="Times New Roman" w:cs="Times New Roman"/>
-                <w:szCs w:val="21"/>
-              </w:rPr>
-              <w:t>(|D</w:t>
-            </w:r>
-            <w:r>
-              <w:rPr>
-                <w:rFonts w:hint="default" w:ascii="Times New Roman" w:hAnsi="Times New Roman" w:eastAsia="Times New Roman" w:cs="Times New Roman"/>
-                <w:szCs w:val="21"/>
-              </w:rPr>
-              <w:t>ᵛ</w:t>
-            </w:r>
-            <w:r>
-              <w:rPr>
-                <w:rFonts w:hint="default" w:ascii="Times New Roman" w:hAnsi="Times New Roman" w:eastAsia="Times New Roman" w:cs="Times New Roman"/>
-                <w:szCs w:val="21"/>
-              </w:rPr>
-              <w:t>|/|D|)</w:t>
-            </w:r>
+                <w:rFonts w:eastAsia="Times New Roman"/>
+                <w:szCs w:val="21"/>
+              </w:rPr>
+              <w:t>IV</w:t>
+            </w:r>
+            <w:proofErr w:type="gramStart"/>
+            <w:r>
+              <w:rPr>
+                <w:rFonts w:eastAsia="Times New Roman"/>
+                <w:szCs w:val="21"/>
+              </w:rPr>
+              <w:t>(a)</w:t>
+            </w:r>
+            <w:proofErr w:type="gramEnd"/>
+            <w:r>
+              <w:rPr>
+                <w:rFonts w:eastAsia="Times New Roman"/>
+                <w:szCs w:val="21"/>
+              </w:rPr>
+              <w:t>=−Σᵥ(|Dᵛ|/|D</w:t>
+            </w:r>
+            <w:proofErr w:type="gramStart"/>
+            <w:r>
+              <w:rPr>
+                <w:rFonts w:eastAsia="Times New Roman"/>
+                <w:szCs w:val="21"/>
+              </w:rPr>
+              <w:t>|)</w:t>
+            </w:r>
+            <w:proofErr w:type="gramEnd"/>
+            <w:r>
+              <w:rPr>
+                <w:rFonts w:eastAsia="Times New Roman"/>
+                <w:szCs w:val="21"/>
+              </w:rPr>
+              <w:t>log₂(|Dᵛ|/|D</w:t>
+            </w:r>
+            <w:proofErr w:type="gramStart"/>
+            <w:r>
+              <w:rPr>
+                <w:rFonts w:eastAsia="Times New Roman"/>
+                <w:szCs w:val="21"/>
+              </w:rPr>
+              <w:t>|)</w:t>
+            </w:r>
+            <w:proofErr w:type="gramEnd"/>
             <w:r>
               <w:rPr>
                 <w:rFonts w:hint="eastAsia"/>
@@ -2614,7 +2669,7 @@
             </w:r>
             <w:r>
               <w:rPr>
-                <w:rFonts w:hint="default" w:ascii="Times New Roman" w:hAnsi="Times New Roman" w:eastAsia="Times New Roman" w:cs="Times New Roman"/>
+                <w:rFonts w:eastAsia="Times New Roman"/>
                 <w:szCs w:val="21"/>
               </w:rPr>
               <w:t>a</w:t>
@@ -2628,7 +2683,7 @@
             </w:r>
             <w:r>
               <w:rPr>
-                <w:rFonts w:hint="default" w:ascii="Times New Roman" w:hAnsi="Times New Roman" w:eastAsia="Times New Roman" w:cs="Times New Roman"/>
+                <w:rFonts w:eastAsia="Times New Roman"/>
                 <w:szCs w:val="21"/>
               </w:rPr>
               <w:t>C4.5</w:t>
@@ -2642,7 +2697,7 @@
             </w:r>
             <w:r>
               <w:rPr>
-                <w:rFonts w:eastAsia="Times New Roman" w:ascii="Times New Roman" w:hAnsi="Times New Roman" w:cs="Times New Roman" w:hint="default"/>
+                <w:rFonts w:eastAsia="Times New Roman"/>
                 <w:szCs w:val="21"/>
                 <w:vertAlign w:val="superscript"/>
               </w:rPr>
@@ -2657,7 +2712,7 @@
             </w:r>
             <w:r>
               <w:rPr>
-                <w:rFonts w:hint="default" w:ascii="Times New Roman" w:hAnsi="Times New Roman" w:eastAsia="Times New Roman" w:cs="Times New Roman"/>
+                <w:rFonts w:eastAsia="Times New Roman"/>
                 <w:szCs w:val="21"/>
               </w:rPr>
               <w:t>C4.5</w:t>
@@ -2678,7 +2733,7 @@
             </w:pPr>
             <w:r>
               <w:rPr>
-                <w:rFonts w:hint="default" w:ascii="Times New Roman" w:hAnsi="Times New Roman" w:eastAsia="Times New Roman" w:cs="Times New Roman"/>
+                <w:rFonts w:eastAsia="Times New Roman"/>
                 <w:szCs w:val="21"/>
               </w:rPr>
               <w:t>CART</w:t>
@@ -2692,7 +2747,7 @@
             </w:r>
             <w:r>
               <w:rPr>
-                <w:rFonts w:hint="default" w:ascii="Times New Roman" w:hAnsi="Times New Roman" w:eastAsia="Times New Roman" w:cs="Times New Roman"/>
+                <w:rFonts w:eastAsia="Times New Roman"/>
                 <w:szCs w:val="21"/>
               </w:rPr>
               <w:t>Classification and Regression Trees</w:t>
@@ -2826,7 +2881,7 @@
             </m:oMath>
             <w:r>
               <w:rPr>
-                <w:rFonts w:ascii="Times New Roman" w:hAnsi="Times New Roman" w:eastAsia="Times New Roman" w:cs="Times New Roman" w:hint="default"/>
+                <w:rFonts w:eastAsia="Times New Roman"/>
               </w:rPr>
               <w:t xml:space="preserve"> </w:t>
             </w:r>
@@ -2847,62 +2902,63 @@
               </w:rPr>
               <w:t>划分准则为</w:t>
             </w:r>
-            <w:r>
-              <w:rPr>
-                <w:rFonts w:hint="default" w:ascii="Times New Roman" w:hAnsi="Times New Roman" w:eastAsia="Times New Roman" w:cs="Times New Roman"/>
-                <w:szCs w:val="21"/>
-              </w:rPr>
-              <w:t>Gini_index(D,a)=</w:t>
-            </w:r>
-            <w:r>
-              <w:rPr>
-                <w:rFonts w:hint="default" w:ascii="Times New Roman" w:hAnsi="Times New Roman" w:eastAsia="Times New Roman" w:cs="Times New Roman"/>
-                <w:szCs w:val="21"/>
-              </w:rPr>
-              <w:t>Σ</w:t>
-            </w:r>
-            <w:r>
-              <w:rPr>
-                <w:rFonts w:hint="default" w:ascii="Times New Roman" w:hAnsi="Times New Roman" w:eastAsia="Times New Roman" w:cs="Times New Roman"/>
-                <w:szCs w:val="21"/>
-              </w:rPr>
-              <w:t>ᵥ</w:t>
-            </w:r>
-            <w:r>
-              <w:rPr>
-                <w:rFonts w:hint="default" w:ascii="Times New Roman" w:hAnsi="Times New Roman" w:eastAsia="Times New Roman" w:cs="Times New Roman"/>
-                <w:szCs w:val="21"/>
-              </w:rPr>
-              <w:t>(|D</w:t>
-            </w:r>
-            <w:r>
-              <w:rPr>
-                <w:rFonts w:hint="default" w:ascii="Times New Roman" w:hAnsi="Times New Roman" w:eastAsia="Times New Roman" w:cs="Times New Roman"/>
-                <w:szCs w:val="21"/>
-              </w:rPr>
-              <w:t>ᵛ</w:t>
-            </w:r>
-            <w:r>
-              <w:rPr>
-                <w:rFonts w:hint="default" w:ascii="Times New Roman" w:hAnsi="Times New Roman" w:eastAsia="Times New Roman" w:cs="Times New Roman"/>
-                <w:szCs w:val="21"/>
-              </w:rPr>
-              <w:t>|/|D|)Gini(D</w:t>
-            </w:r>
-            <w:r>
-              <w:rPr>
-                <w:rFonts w:hint="default" w:ascii="Times New Roman" w:hAnsi="Times New Roman" w:eastAsia="Times New Roman" w:cs="Times New Roman"/>
-                <w:szCs w:val="21"/>
-              </w:rPr>
-              <w:t>ᵛ</w:t>
-            </w:r>
-            <w:r>
-              <w:rPr>
-                <w:rFonts w:hint="default" w:ascii="Times New Roman" w:hAnsi="Times New Roman" w:eastAsia="Times New Roman" w:cs="Times New Roman"/>
-                <w:szCs w:val="21"/>
-              </w:rPr>
-              <w:t>)</w:t>
-            </w:r>
+            <w:proofErr w:type="spellStart"/>
+            <w:r>
+              <w:rPr>
+                <w:rFonts w:eastAsia="Times New Roman"/>
+                <w:szCs w:val="21"/>
+              </w:rPr>
+              <w:t>Gini_index</w:t>
+            </w:r>
+            <w:proofErr w:type="spellEnd"/>
+            <w:r>
+              <w:rPr>
+                <w:rFonts w:eastAsia="Times New Roman"/>
+                <w:szCs w:val="21"/>
+              </w:rPr>
+              <w:t>(</w:t>
+            </w:r>
+            <w:proofErr w:type="spellStart"/>
+            <w:r>
+              <w:rPr>
+                <w:rFonts w:eastAsia="Times New Roman"/>
+                <w:szCs w:val="21"/>
+              </w:rPr>
+              <w:t>D,a</w:t>
+            </w:r>
+            <w:proofErr w:type="spellEnd"/>
+            <w:r>
+              <w:rPr>
+                <w:rFonts w:eastAsia="Times New Roman"/>
+                <w:szCs w:val="21"/>
+              </w:rPr>
+              <w:t>)=Σᵥ(|Dᵛ|/|D</w:t>
+            </w:r>
+            <w:proofErr w:type="gramStart"/>
+            <w:r>
+              <w:rPr>
+                <w:rFonts w:eastAsia="Times New Roman"/>
+                <w:szCs w:val="21"/>
+              </w:rPr>
+              <w:t>|)</w:t>
+            </w:r>
+            <w:proofErr w:type="gramEnd"/>
+            <w:r>
+              <w:rPr>
+                <w:rFonts w:eastAsia="Times New Roman"/>
+                <w:szCs w:val="21"/>
+              </w:rPr>
+              <w:t>Gini</w:t>
+            </w:r>
+            <w:proofErr w:type="gramStart"/>
+            <w:r>
+              <w:rPr>
+                <w:rFonts w:eastAsia="Times New Roman"/>
+                <w:szCs w:val="21"/>
+              </w:rPr>
+              <w:t>(Dᵛ)</w:t>
+            </w:r>
+            <w:proofErr w:type="gramEnd"/>
             <w:r>
               <w:rPr>
                 <w:rFonts w:hint="eastAsia"/>
@@ -2912,7 +2968,7 @@
             </w:r>
             <w:r>
               <w:rPr>
-                <w:rFonts w:eastAsia="Times New Roman" w:ascii="Times New Roman" w:hAnsi="Times New Roman" w:cs="Times New Roman" w:hint="default"/>
+                <w:rFonts w:eastAsia="Times New Roman"/>
                 <w:szCs w:val="21"/>
                 <w:vertAlign w:val="superscript"/>
               </w:rPr>
@@ -2927,7 +2983,7 @@
             </w:r>
             <w:r>
               <w:rPr>
-                <w:rFonts w:hint="default" w:ascii="Times New Roman" w:hAnsi="Times New Roman" w:eastAsia="Times New Roman" w:cs="Times New Roman"/>
+                <w:rFonts w:eastAsia="Times New Roman"/>
                 <w:szCs w:val="21"/>
               </w:rPr>
               <w:t>CART</w:t>
@@ -2961,7 +3017,7 @@
             </w:r>
             <w:r>
               <w:rPr>
-                <w:rFonts w:hint="default" w:ascii="Times New Roman" w:hAnsi="Times New Roman" w:eastAsia="Times New Roman" w:cs="Times New Roman"/>
+                <w:rFonts w:eastAsia="Times New Roman"/>
                 <w:b/>
                 <w:bCs/>
                 <w:sz w:val="18"/>
@@ -3021,7 +3077,7 @@
             </w:r>
             <w:r>
               <w:rPr>
-                <w:rFonts w:hint="default" w:ascii="Times New Roman" w:hAnsi="Times New Roman" w:eastAsia="Times New Roman" w:cs="Times New Roman"/>
+                <w:rFonts w:eastAsia="Times New Roman"/>
                 <w:b/>
                 <w:bCs/>
                 <w:noProof/>
@@ -3043,7 +3099,7 @@
             <w:bookmarkEnd w:id="1"/>
             <w:r>
               <w:rPr>
-                <w:rFonts w:hint="default" w:ascii="Times New Roman" w:hAnsi="Times New Roman" w:eastAsia="Times New Roman" w:cs="Times New Roman"/>
+                <w:rFonts w:eastAsia="Times New Roman"/>
                 <w:b/>
                 <w:bCs/>
                 <w:sz w:val="18"/>
@@ -3063,7 +3119,7 @@
             </w:r>
             <w:r>
               <w:rPr>
-                <w:rFonts w:hint="default" w:ascii="Times New Roman" w:hAnsi="Times New Roman" w:eastAsia="Times New Roman" w:cs="Times New Roman"/>
+                <w:rFonts w:eastAsia="Times New Roman"/>
                 <w:b/>
                 <w:bCs/>
                 <w:sz w:val="18"/>
@@ -3083,7 +3139,7 @@
             </w:r>
             <w:r>
               <w:rPr>
-                <w:rFonts w:hint="default" w:ascii="Times New Roman" w:hAnsi="Times New Roman" w:eastAsia="Times New Roman" w:cs="Times New Roman"/>
+                <w:rFonts w:eastAsia="Times New Roman"/>
                 <w:b/>
                 <w:bCs/>
                 <w:sz w:val="18"/>
@@ -3265,7 +3321,7 @@
                   </w:pPr>
                   <w:r>
                     <w:rPr>
-                      <w:rFonts w:hint="default" w:ascii="Times New Roman" w:hAnsi="Times New Roman" w:eastAsia="Times New Roman" w:cs="Times New Roman"/>
+                      <w:rFonts w:eastAsia="Times New Roman"/>
                       <w:sz w:val="16"/>
                     </w:rPr>
                     <w:t>ID3</w:t>
@@ -3283,7 +3339,7 @@
                   </w:pPr>
                   <w:r>
                     <w:rPr>
-                      <w:rFonts w:hint="default" w:ascii="Times New Roman" w:hAnsi="Times New Roman" w:eastAsia="Times New Roman" w:cs="Times New Roman"/>
+                      <w:rFonts w:eastAsia="Times New Roman"/>
                       <w:sz w:val="16"/>
                     </w:rPr>
                     <w:t>1986</w:t>
@@ -3361,7 +3417,7 @@
                   </w:pPr>
                   <w:r>
                     <w:rPr>
-                      <w:rFonts w:hint="default" w:ascii="Times New Roman" w:hAnsi="Times New Roman" w:eastAsia="Times New Roman" w:cs="Times New Roman"/>
+                      <w:rFonts w:eastAsia="Times New Roman"/>
                       <w:sz w:val="16"/>
                     </w:rPr>
                     <w:t>C4.5</w:t>
@@ -3379,7 +3435,7 @@
                   </w:pPr>
                   <w:r>
                     <w:rPr>
-                      <w:rFonts w:hint="default" w:ascii="Times New Roman" w:hAnsi="Times New Roman" w:eastAsia="Times New Roman" w:cs="Times New Roman"/>
+                      <w:rFonts w:eastAsia="Times New Roman"/>
                       <w:sz w:val="16"/>
                     </w:rPr>
                     <w:t>1993</w:t>
@@ -3440,7 +3496,7 @@
                   </w:r>
                   <w:r>
                     <w:rPr>
-                      <w:rFonts w:hint="default" w:ascii="Times New Roman" w:hAnsi="Times New Roman" w:eastAsia="Times New Roman" w:cs="Times New Roman"/>
+                      <w:rFonts w:eastAsia="Times New Roman"/>
                       <w:sz w:val="16"/>
                     </w:rPr>
                     <w:t>/</w:t>
@@ -3471,7 +3527,7 @@
                   </w:pPr>
                   <w:r>
                     <w:rPr>
-                      <w:rFonts w:hint="default" w:ascii="Times New Roman" w:hAnsi="Times New Roman" w:eastAsia="Times New Roman" w:cs="Times New Roman"/>
+                      <w:rFonts w:eastAsia="Times New Roman"/>
                       <w:sz w:val="16"/>
                     </w:rPr>
                     <w:t>CART</w:t>
@@ -3489,7 +3545,7 @@
                   </w:pPr>
                   <w:r>
                     <w:rPr>
-                      <w:rFonts w:hint="default" w:ascii="Times New Roman" w:hAnsi="Times New Roman" w:eastAsia="Times New Roman" w:cs="Times New Roman"/>
+                      <w:rFonts w:eastAsia="Times New Roman"/>
                       <w:sz w:val="16"/>
                     </w:rPr>
                     <w:t>1984</w:t>
@@ -3514,7 +3570,7 @@
                   </w:r>
                   <w:r>
                     <w:rPr>
-                      <w:rFonts w:hint="default" w:ascii="Times New Roman" w:hAnsi="Times New Roman" w:eastAsia="Times New Roman" w:cs="Times New Roman"/>
+                      <w:rFonts w:eastAsia="Times New Roman"/>
                       <w:sz w:val="16"/>
                     </w:rPr>
                     <w:t xml:space="preserve"> / </w:t>
@@ -3546,7 +3602,7 @@
                   </w:r>
                   <w:r>
                     <w:rPr>
-                      <w:rFonts w:hint="default" w:ascii="Times New Roman" w:hAnsi="Times New Roman" w:eastAsia="Times New Roman" w:cs="Times New Roman"/>
+                      <w:rFonts w:eastAsia="Times New Roman"/>
                       <w:sz w:val="16"/>
                     </w:rPr>
                     <w:t>/</w:t>
@@ -3571,7 +3627,7 @@
                   </w:pPr>
                   <w:r>
                     <w:rPr>
-                      <w:rFonts w:hint="default" w:ascii="Times New Roman" w:hAnsi="Times New Roman" w:eastAsia="Times New Roman" w:cs="Times New Roman"/>
+                      <w:rFonts w:eastAsia="Times New Roman"/>
                       <w:sz w:val="16"/>
                     </w:rPr>
                     <w:t>CCP</w:t>
@@ -3636,7 +3692,7 @@
             </w:r>
             <w:r>
               <w:rPr>
-                <w:rFonts w:hint="default" w:ascii="Times New Roman" w:hAnsi="Times New Roman" w:eastAsia="Times New Roman" w:cs="Times New Roman"/>
+                <w:rFonts w:eastAsia="Times New Roman"/>
                 <w:noProof/>
                 <w:szCs w:val="21"/>
               </w:rPr>
@@ -3654,11 +3710,19 @@
                 <w:rFonts w:hint="eastAsia"/>
                 <w:szCs w:val="21"/>
               </w:rPr>
-              <w:t>从分裂准则、变量处理、缺失值与剪枝策略四个维度比较了三种经典算法。准则本身没有绝对的优劣：信息增益直观、可解释；增益率缓解了多值偏好；基尼指数计算轻量、适合大规模数据。实际工程中，准则的选择往往让位于实现效率、缺失值机制与后续集成框架的兼容性</w:t>
-            </w:r>
-            <w:r>
-              <w:rPr>
-                <w:rFonts w:hint="default" w:ascii="Times New Roman" w:hAnsi="Times New Roman" w:eastAsia="Times New Roman" w:cs="Times New Roman"/>
+              <w:t>从分裂准则、变量处理、缺失值与剪枝策略四个维度比较了三种经典算法。准则本身没有绝对的优劣：信息增益直观、可解释；增益率缓解了多值偏好；基尼指数计算轻量、适合大规模数据。实际工程中，准则的选择往往让位于实现效率、</w:t>
+            </w:r>
+            <w:r>
+              <w:rPr>
+                <w:rFonts w:hint="eastAsia"/>
+                <w:szCs w:val="21"/>
+              </w:rPr>
+              <w:lastRenderedPageBreak/>
+              <w:t>缺失值机制与后续集成框架的兼容性</w:t>
+            </w:r>
+            <w:r>
+              <w:rPr>
+                <w:rFonts w:eastAsia="Times New Roman"/>
                 <w:szCs w:val="21"/>
                 <w:vertAlign w:val="superscript"/>
               </w:rPr>
@@ -3680,7 +3744,7 @@
             </w:pPr>
             <w:r>
               <w:rPr>
-                <w:rFonts w:eastAsia="Times New Roman" w:hint="default" w:ascii="Times New Roman" w:hAnsi="Times New Roman" w:cs="Times New Roman"/>
+                <w:rFonts w:eastAsia="Times New Roman"/>
                 <w:b/>
                 <w:bCs/>
                 <w:szCs w:val="21"/>
@@ -3713,12 +3777,21 @@
               </w:rPr>
               <w:t>决策树的生成是一个递归过程。以分类树为例：若当前节点样本全部属于同一类别，或候选属性集为空，或样本数低于阈值，则生成叶节点并返回；否则，按选定准则选择最优划分，将样本分配到子节点，对每个非空子集递归调用。其伪代码可概括为：</w:t>
             </w:r>
-            <w:r>
-              <w:rPr>
-                <w:rFonts w:hint="default" w:ascii="Times New Roman" w:hAnsi="Times New Roman" w:eastAsia="Times New Roman" w:cs="Times New Roman"/>
-                <w:szCs w:val="21"/>
-              </w:rPr>
-              <w:t>BuildTree(D,A)</w:t>
+            <w:proofErr w:type="spellStart"/>
+            <w:r>
+              <w:rPr>
+                <w:rFonts w:eastAsia="Times New Roman"/>
+                <w:szCs w:val="21"/>
+              </w:rPr>
+              <w:t>BuildTree</w:t>
+            </w:r>
+            <w:proofErr w:type="spellEnd"/>
+            <w:r>
+              <w:rPr>
+                <w:rFonts w:eastAsia="Times New Roman"/>
+                <w:szCs w:val="21"/>
+              </w:rPr>
+              <w:t>(D,A)</w:t>
             </w:r>
             <w:r>
               <w:rPr>
@@ -3729,38 +3802,26 @@
             </w:r>
             <w:r>
               <w:rPr>
-                <w:rFonts w:hint="default" w:ascii="Times New Roman" w:hAnsi="Times New Roman" w:eastAsia="Times New Roman" w:cs="Times New Roman"/>
-                <w:szCs w:val="21"/>
-              </w:rPr>
-              <w:t>(a*,t*)</w:t>
-            </w:r>
-            <w:r>
-              <w:rPr>
-                <w:rFonts w:hint="default" w:ascii="Times New Roman" w:hAnsi="Times New Roman" w:eastAsia="Times New Roman" w:cs="Times New Roman"/>
-                <w:szCs w:val="21"/>
-              </w:rPr>
-              <w:t>←</w:t>
-            </w:r>
-            <w:r>
-              <w:rPr>
-                <w:rFonts w:hint="default" w:ascii="Times New Roman" w:hAnsi="Times New Roman" w:eastAsia="Times New Roman" w:cs="Times New Roman"/>
-                <w:szCs w:val="21"/>
-              </w:rPr>
-              <w:t xml:space="preserve">argmax </w:t>
-            </w:r>
-            <w:r>
-              <w:rPr>
-                <w:rFonts w:hint="default" w:ascii="Times New Roman" w:hAnsi="Times New Roman" w:eastAsia="Times New Roman" w:cs="Times New Roman"/>
-                <w:szCs w:val="21"/>
-              </w:rPr>
-              <w:t>Δ</w:t>
-            </w:r>
-            <w:r>
-              <w:rPr>
-                <w:rFonts w:hint="default" w:ascii="Times New Roman" w:hAnsi="Times New Roman" w:eastAsia="Times New Roman" w:cs="Times New Roman"/>
-                <w:szCs w:val="21"/>
-              </w:rPr>
-              <w:t>I</w:t>
+                <w:rFonts w:eastAsia="Times New Roman"/>
+                <w:szCs w:val="21"/>
+              </w:rPr>
+              <w:t>(a*,t</w:t>
+            </w:r>
+            <w:proofErr w:type="gramStart"/>
+            <w:r>
+              <w:rPr>
+                <w:rFonts w:eastAsia="Times New Roman"/>
+                <w:szCs w:val="21"/>
+              </w:rPr>
+              <w:t>*)</w:t>
+            </w:r>
+            <w:proofErr w:type="gramEnd"/>
+            <w:r>
+              <w:rPr>
+                <w:rFonts w:eastAsia="Times New Roman"/>
+                <w:szCs w:val="21"/>
+              </w:rPr>
+              <w:t>←argmax ΔI</w:t>
             </w:r>
             <w:r>
               <w:rPr>
@@ -3771,7 +3832,7 @@
             </w:r>
             <w:r>
               <w:rPr>
-                <w:rFonts w:hint="default" w:ascii="Times New Roman" w:hAnsi="Times New Roman" w:eastAsia="Times New Roman" w:cs="Times New Roman"/>
+                <w:rFonts w:eastAsia="Times New Roman"/>
                 <w:szCs w:val="21"/>
               </w:rPr>
               <w:t>v</w:t>
@@ -3785,17 +3846,10 @@
             </w:r>
             <w:r>
               <w:rPr>
-                <w:rFonts w:hint="default" w:ascii="Times New Roman" w:hAnsi="Times New Roman" w:eastAsia="Times New Roman" w:cs="Times New Roman"/>
-                <w:szCs w:val="21"/>
-              </w:rPr>
-              <w:t>D</w:t>
-            </w:r>
-            <w:r>
-              <w:rPr>
-                <w:rFonts w:hint="default" w:ascii="Times New Roman" w:hAnsi="Times New Roman" w:eastAsia="Times New Roman" w:cs="Times New Roman"/>
-                <w:szCs w:val="21"/>
-              </w:rPr>
-              <w:t>ᵛ</w:t>
+                <w:rFonts w:eastAsia="Times New Roman"/>
+                <w:szCs w:val="21"/>
+              </w:rPr>
+              <w:t>Dᵛ</w:t>
             </w:r>
             <w:r>
               <w:rPr>
@@ -3804,26 +3858,21 @@
               </w:rPr>
               <w:t>为空则挂叶，否则</w:t>
             </w:r>
-            <w:r>
-              <w:rPr>
-                <w:rFonts w:hint="default" w:ascii="Times New Roman" w:hAnsi="Times New Roman" w:eastAsia="Times New Roman" w:cs="Times New Roman"/>
-                <w:szCs w:val="21"/>
-              </w:rPr>
-              <w:t>BuildTree(D</w:t>
-            </w:r>
-            <w:r>
-              <w:rPr>
-                <w:rFonts w:hint="default" w:ascii="Times New Roman" w:hAnsi="Times New Roman" w:eastAsia="Times New Roman" w:cs="Times New Roman"/>
-                <w:szCs w:val="21"/>
-              </w:rPr>
-              <w:t>ᵛ</w:t>
-            </w:r>
-            <w:r>
-              <w:rPr>
-                <w:rFonts w:hint="default" w:ascii="Times New Roman" w:hAnsi="Times New Roman" w:eastAsia="Times New Roman" w:cs="Times New Roman"/>
-                <w:szCs w:val="21"/>
-              </w:rPr>
-              <w:t>,A\{a*})</w:t>
+            <w:proofErr w:type="spellStart"/>
+            <w:r>
+              <w:rPr>
+                <w:rFonts w:eastAsia="Times New Roman"/>
+                <w:szCs w:val="21"/>
+              </w:rPr>
+              <w:t>BuildTree</w:t>
+            </w:r>
+            <w:proofErr w:type="spellEnd"/>
+            <w:r>
+              <w:rPr>
+                <w:rFonts w:eastAsia="Times New Roman"/>
+                <w:szCs w:val="21"/>
+              </w:rPr>
+              <w:t>(Dᵛ,A\{a*})</w:t>
             </w:r>
             <w:r>
               <w:rPr>
@@ -3848,7 +3897,7 @@
             </w:r>
             <w:r>
               <w:rPr>
-                <w:rFonts w:hint="default" w:ascii="Times New Roman" w:hAnsi="Times New Roman" w:eastAsia="Times New Roman" w:cs="Times New Roman"/>
+                <w:rFonts w:eastAsia="Times New Roman"/>
                 <w:szCs w:val="21"/>
                 <w:vertAlign w:val="superscript"/>
               </w:rPr>
@@ -3870,7 +3919,7 @@
             </w:pPr>
             <w:r>
               <w:rPr>
-                <w:rFonts w:hint="default" w:ascii="Times New Roman" w:hAnsi="Times New Roman" w:eastAsia="Times New Roman" w:cs="Times New Roman"/>
+                <w:rFonts w:eastAsia="Times New Roman"/>
                 <w:szCs w:val="21"/>
               </w:rPr>
               <w:t>CART</w:t>
@@ -4005,7 +4054,7 @@
             </m:oMath>
             <w:r>
               <w:rPr>
-                <w:rFonts w:ascii="Times New Roman" w:hAnsi="Times New Roman" w:eastAsia="Times New Roman" w:cs="Times New Roman" w:hint="default"/>
+                <w:rFonts w:eastAsia="Times New Roman"/>
               </w:rPr>
               <w:t xml:space="preserve"> </w:t>
             </w:r>
@@ -4028,11 +4077,20 @@
             </w:r>
             <w:r>
               <w:rPr>
-                <w:rFonts w:hint="default" w:ascii="Times New Roman" w:hAnsi="Times New Roman" w:eastAsia="Times New Roman" w:cs="Times New Roman"/>
-                <w:szCs w:val="21"/>
-              </w:rPr>
-              <w:t>R(T)</w:t>
-            </w:r>
+                <w:rFonts w:eastAsia="Times New Roman"/>
+                <w:szCs w:val="21"/>
+              </w:rPr>
+              <w:t>R</w:t>
+            </w:r>
+            <w:proofErr w:type="gramStart"/>
+            <w:r>
+              <w:rPr>
+                <w:rFonts w:eastAsia="Times New Roman"/>
+                <w:szCs w:val="21"/>
+              </w:rPr>
+              <w:t>(T)</w:t>
+            </w:r>
+            <w:proofErr w:type="gramEnd"/>
             <w:r>
               <w:rPr>
                 <w:rFonts w:hint="eastAsia"/>
@@ -4042,7 +4100,7 @@
             </w:r>
             <w:r>
               <w:rPr>
-                <w:rFonts w:hint="default" w:ascii="Times New Roman" w:hAnsi="Times New Roman" w:eastAsia="Times New Roman" w:cs="Times New Roman"/>
+                <w:rFonts w:eastAsia="Times New Roman"/>
                 <w:szCs w:val="21"/>
               </w:rPr>
               <w:t>|T|</w:t>
@@ -4056,7 +4114,7 @@
             </w:r>
             <w:r>
               <w:rPr>
-                <w:rFonts w:hint="default" w:ascii="Times New Roman" w:hAnsi="Times New Roman" w:eastAsia="Times New Roman" w:cs="Times New Roman"/>
+                <w:rFonts w:eastAsia="Times New Roman"/>
                 <w:szCs w:val="21"/>
               </w:rPr>
               <w:t>0</w:t>
@@ -4070,7 +4128,7 @@
             </w:r>
             <w:r>
               <w:rPr>
-                <w:rFonts w:hint="default" w:ascii="Times New Roman" w:hAnsi="Times New Roman" w:eastAsia="Times New Roman" w:cs="Times New Roman"/>
+                <w:rFonts w:eastAsia="Times New Roman"/>
                 <w:szCs w:val="21"/>
               </w:rPr>
               <w:t>=0</w:t>
@@ -4084,7 +4142,7 @@
             </w:r>
             <w:r>
               <w:rPr>
-                <w:rFonts w:eastAsia="Times New Roman" w:ascii="Times New Roman" w:hAnsi="Times New Roman" w:cs="Times New Roman" w:hint="default"/>
+                <w:rFonts w:eastAsia="Times New Roman"/>
                 <w:szCs w:val="21"/>
                 <w:vertAlign w:val="superscript"/>
               </w:rPr>
@@ -4109,6 +4167,7 @@
               <w:rPr>
                 <w:noProof/>
               </w:rPr>
+              <w:lastRenderedPageBreak/>
               <w:drawing>
                 <wp:inline distT="0" distB="0" distL="0" distR="0" wp14:anchorId="73EE80FB" wp14:editId="1FD7100D">
                   <wp:extent cx="4762500" cy="3820763"/>
@@ -4166,7 +4225,7 @@
             </w:r>
             <w:r>
               <w:rPr>
-                <w:rFonts w:hint="default" w:ascii="Times New Roman" w:hAnsi="Times New Roman" w:eastAsia="Times New Roman" w:cs="Times New Roman"/>
+                <w:rFonts w:eastAsia="Times New Roman"/>
                 <w:b/>
                 <w:bCs/>
                 <w:sz w:val="18"/>
@@ -4226,7 +4285,7 @@
             </w:r>
             <w:r>
               <w:rPr>
-                <w:rFonts w:hint="default" w:ascii="Times New Roman" w:hAnsi="Times New Roman" w:eastAsia="Times New Roman" w:cs="Times New Roman"/>
+                <w:rFonts w:eastAsia="Times New Roman"/>
                 <w:b/>
                 <w:bCs/>
                 <w:noProof/>
@@ -4248,7 +4307,7 @@
             <w:bookmarkEnd w:id="2"/>
             <w:r>
               <w:rPr>
-                <w:rFonts w:hint="default" w:ascii="Times New Roman" w:hAnsi="Times New Roman" w:eastAsia="Times New Roman" w:cs="Times New Roman"/>
+                <w:rFonts w:eastAsia="Times New Roman"/>
                 <w:b/>
                 <w:bCs/>
                 <w:sz w:val="18"/>
@@ -4313,7 +4372,7 @@
             </w:r>
             <w:r>
               <w:rPr>
-                <w:rFonts w:hint="default" w:ascii="Times New Roman" w:hAnsi="Times New Roman" w:eastAsia="Times New Roman" w:cs="Times New Roman"/>
+                <w:rFonts w:eastAsia="Times New Roman"/>
                 <w:noProof/>
                 <w:szCs w:val="21"/>
               </w:rPr>
@@ -4335,11 +4394,20 @@
             </w:r>
             <w:r>
               <w:rPr>
-                <w:rFonts w:hint="default" w:ascii="Times New Roman" w:hAnsi="Times New Roman" w:eastAsia="Times New Roman" w:cs="Times New Roman"/>
-                <w:szCs w:val="21"/>
-              </w:rPr>
-              <w:t>O(n log n)</w:t>
-            </w:r>
+                <w:rFonts w:eastAsia="Times New Roman"/>
+                <w:szCs w:val="21"/>
+              </w:rPr>
+              <w:t>O</w:t>
+            </w:r>
+            <w:proofErr w:type="gramStart"/>
+            <w:r>
+              <w:rPr>
+                <w:rFonts w:eastAsia="Times New Roman"/>
+                <w:szCs w:val="21"/>
+              </w:rPr>
+              <w:t>(n log n)</w:t>
+            </w:r>
+            <w:proofErr w:type="gramEnd"/>
             <w:r>
               <w:rPr>
                 <w:rFonts w:hint="eastAsia"/>
@@ -4349,7 +4417,7 @@
             </w:r>
             <w:r>
               <w:rPr>
-                <w:rFonts w:hint="default" w:ascii="Times New Roman" w:hAnsi="Times New Roman" w:eastAsia="Times New Roman" w:cs="Times New Roman"/>
+                <w:rFonts w:eastAsia="Times New Roman"/>
                 <w:szCs w:val="21"/>
               </w:rPr>
               <w:t>C4.5</w:t>
@@ -4363,7 +4431,7 @@
             </w:r>
             <w:r>
               <w:rPr>
-                <w:rFonts w:hint="default" w:ascii="Times New Roman" w:hAnsi="Times New Roman" w:eastAsia="Times New Roman" w:cs="Times New Roman"/>
+                <w:rFonts w:eastAsia="Times New Roman"/>
                 <w:szCs w:val="21"/>
               </w:rPr>
               <w:t>CART</w:t>
@@ -4377,7 +4445,7 @@
             </w:r>
             <w:r>
               <w:rPr>
-                <w:rFonts w:hint="default" w:ascii="Times New Roman" w:hAnsi="Times New Roman" w:eastAsia="Times New Roman" w:cs="Times New Roman"/>
+                <w:rFonts w:eastAsia="Times New Roman"/>
                 <w:szCs w:val="21"/>
               </w:rPr>
               <w:t>surrogate splits</w:t>
@@ -4391,7 +4459,7 @@
             </w:r>
             <w:r>
               <w:rPr>
-                <w:rFonts w:eastAsia="Times New Roman" w:ascii="Times New Roman" w:hAnsi="Times New Roman" w:cs="Times New Roman" w:hint="default"/>
+                <w:rFonts w:eastAsia="Times New Roman"/>
                 <w:szCs w:val="21"/>
                 <w:vertAlign w:val="superscript"/>
               </w:rPr>
@@ -4413,7 +4481,7 @@
             </w:pPr>
             <w:r>
               <w:rPr>
-                <w:rFonts w:eastAsia="Times New Roman" w:hint="default" w:ascii="Times New Roman" w:hAnsi="Times New Roman" w:cs="Times New Roman"/>
+                <w:rFonts w:eastAsia="Times New Roman"/>
                 <w:b/>
                 <w:bCs/>
                 <w:szCs w:val="21"/>
@@ -4452,7 +4520,7 @@
             </w:pPr>
             <w:r>
               <w:rPr>
-                <w:rFonts w:hint="default" w:ascii="Times New Roman" w:hAnsi="Times New Roman" w:eastAsia="Times New Roman" w:cs="Times New Roman"/>
+                <w:rFonts w:eastAsia="Times New Roman"/>
                 <w:szCs w:val="21"/>
               </w:rPr>
               <w:t>Bagging</w:t>
@@ -4466,7 +4534,7 @@
             </w:r>
             <w:r>
               <w:rPr>
-                <w:rFonts w:hint="default" w:ascii="Times New Roman" w:hAnsi="Times New Roman" w:eastAsia="Times New Roman" w:cs="Times New Roman"/>
+                <w:rFonts w:eastAsia="Times New Roman"/>
                 <w:szCs w:val="21"/>
               </w:rPr>
               <w:t>bootstrap</w:t>
@@ -4480,7 +4548,7 @@
             </w:r>
             <w:r>
               <w:rPr>
-                <w:rFonts w:hint="default" w:ascii="Times New Roman" w:hAnsi="Times New Roman" w:eastAsia="Times New Roman" w:cs="Times New Roman"/>
+                <w:rFonts w:eastAsia="Times New Roman"/>
                 <w:szCs w:val="21"/>
               </w:rPr>
               <w:t>Bagging</w:t>
@@ -4494,7 +4562,7 @@
             </w:r>
             <w:r>
               <w:rPr>
-                <w:rFonts w:hint="default" w:ascii="Times New Roman" w:hAnsi="Times New Roman" w:eastAsia="Times New Roman" w:cs="Times New Roman"/>
+                <w:rFonts w:eastAsia="Times New Roman"/>
                 <w:szCs w:val="21"/>
               </w:rPr>
               <w:t>m</w:t>
@@ -4508,24 +4576,10 @@
             </w:r>
             <w:r>
               <w:rPr>
-                <w:rFonts w:hint="default" w:ascii="Times New Roman" w:hAnsi="Times New Roman" w:eastAsia="Times New Roman" w:cs="Times New Roman"/>
-                <w:szCs w:val="21"/>
-              </w:rPr>
-              <w:t>m</w:t>
-            </w:r>
-            <w:r>
-              <w:rPr>
-                <w:rFonts w:hint="default" w:ascii="Times New Roman" w:hAnsi="Times New Roman" w:eastAsia="Times New Roman" w:cs="Times New Roman"/>
-                <w:szCs w:val="21"/>
-              </w:rPr>
-              <w:t>≈√</w:t>
-            </w:r>
-            <w:r>
-              <w:rPr>
-                <w:rFonts w:hint="default" w:ascii="Times New Roman" w:hAnsi="Times New Roman" w:eastAsia="Times New Roman" w:cs="Times New Roman"/>
-                <w:szCs w:val="21"/>
-              </w:rPr>
-              <w:t>d</w:t>
+                <w:rFonts w:eastAsia="Times New Roman"/>
+                <w:szCs w:val="21"/>
+              </w:rPr>
+              <w:t>m≈√d</w:t>
             </w:r>
             <w:r>
               <w:rPr>
@@ -4536,7 +4590,7 @@
             </w:r>
             <w:r>
               <w:rPr>
-                <w:rFonts w:hint="default" w:ascii="Times New Roman" w:hAnsi="Times New Roman" w:eastAsia="Times New Roman" w:cs="Times New Roman"/>
+                <w:rFonts w:eastAsia="Times New Roman"/>
                 <w:szCs w:val="21"/>
               </w:rPr>
               <w:t>d/3</w:t>
@@ -4548,13 +4602,15 @@
               </w:rPr>
               <w:t>（回归）。双重随机性降低了树之间的相关性，使集成方差显著下降；</w:t>
             </w:r>
-            <w:r>
-              <w:rPr>
-                <w:rFonts w:hint="default" w:ascii="Times New Roman" w:hAnsi="Times New Roman" w:eastAsia="Times New Roman" w:cs="Times New Roman"/>
+            <w:proofErr w:type="spellStart"/>
+            <w:r>
+              <w:rPr>
+                <w:rFonts w:eastAsia="Times New Roman"/>
                 <w:szCs w:val="21"/>
               </w:rPr>
               <w:t>Breiman</w:t>
             </w:r>
+            <w:proofErr w:type="spellEnd"/>
             <w:r>
               <w:rPr>
                 <w:rFonts w:hint="eastAsia"/>
@@ -4564,7 +4620,7 @@
             </w:r>
             <w:r>
               <w:rPr>
-                <w:rFonts w:hint="default" w:ascii="Times New Roman" w:hAnsi="Times New Roman" w:eastAsia="Times New Roman" w:cs="Times New Roman"/>
+                <w:rFonts w:eastAsia="Times New Roman"/>
                 <w:szCs w:val="21"/>
                 <w:vertAlign w:val="superscript"/>
               </w:rPr>
@@ -4589,7 +4645,7 @@
             </w:pPr>
             <w:r>
               <w:rPr>
-                <w:rFonts w:hint="default" w:ascii="Times New Roman" w:hAnsi="Times New Roman" w:eastAsia="Times New Roman" w:cs="Times New Roman"/>
+                <w:rFonts w:eastAsia="Times New Roman"/>
                 <w:szCs w:val="21"/>
               </w:rPr>
               <w:t>Boosting</w:t>
@@ -4603,7 +4659,7 @@
             </w:r>
             <w:r>
               <w:rPr>
-                <w:rFonts w:hint="default" w:ascii="Times New Roman" w:hAnsi="Times New Roman" w:eastAsia="Times New Roman" w:cs="Times New Roman"/>
+                <w:rFonts w:eastAsia="Times New Roman"/>
                 <w:szCs w:val="21"/>
               </w:rPr>
               <w:t>GBDT</w:t>
@@ -4617,7 +4673,7 @@
             </w:r>
             <w:r>
               <w:rPr>
-                <w:rFonts w:hint="default" w:ascii="Times New Roman" w:hAnsi="Times New Roman" w:eastAsia="Times New Roman" w:cs="Times New Roman"/>
+                <w:rFonts w:eastAsia="Times New Roman"/>
                 <w:szCs w:val="21"/>
               </w:rPr>
               <w:t>boosting</w:t>
@@ -4631,7 +4687,7 @@
             </w:r>
             <w:r>
               <w:rPr>
-                <w:rFonts w:hint="default" w:ascii="Times New Roman" w:hAnsi="Times New Roman" w:eastAsia="Times New Roman" w:cs="Times New Roman"/>
+                <w:rFonts w:eastAsia="Times New Roman"/>
                 <w:szCs w:val="21"/>
               </w:rPr>
               <w:t>m</w:t>
@@ -4645,49 +4701,30 @@
             </w:r>
             <w:r>
               <w:rPr>
-                <w:rFonts w:hint="default" w:ascii="Times New Roman" w:hAnsi="Times New Roman" w:eastAsia="Times New Roman" w:cs="Times New Roman"/>
-                <w:szCs w:val="21"/>
-              </w:rPr>
-              <w:t>F</w:t>
-            </w:r>
-            <w:r>
-              <w:rPr>
-                <w:rFonts w:hint="default" w:ascii="Times New Roman" w:hAnsi="Times New Roman" w:eastAsia="Times New Roman" w:cs="Times New Roman"/>
-                <w:szCs w:val="21"/>
-              </w:rPr>
-              <w:t>ₘ</w:t>
-            </w:r>
-            <w:r>
-              <w:rPr>
-                <w:rFonts w:hint="default" w:ascii="Times New Roman" w:hAnsi="Times New Roman" w:eastAsia="Times New Roman" w:cs="Times New Roman"/>
-                <w:szCs w:val="21"/>
-              </w:rPr>
-              <w:t>=F</w:t>
-            </w:r>
-            <w:r>
-              <w:rPr>
-                <w:rFonts w:hint="default" w:ascii="Times New Roman" w:hAnsi="Times New Roman" w:eastAsia="Times New Roman" w:cs="Times New Roman"/>
-                <w:szCs w:val="21"/>
-              </w:rPr>
-              <w:t>ₘ₋₁</w:t>
-            </w:r>
-            <w:r>
-              <w:rPr>
-                <w:rFonts w:hint="default" w:ascii="Times New Roman" w:hAnsi="Times New Roman" w:eastAsia="Times New Roman" w:cs="Times New Roman"/>
-                <w:szCs w:val="21"/>
-              </w:rPr>
-              <w:t>+</w:t>
-            </w:r>
-            <w:r>
-              <w:rPr>
-                <w:rFonts w:hint="default" w:ascii="Times New Roman" w:hAnsi="Times New Roman" w:eastAsia="Times New Roman" w:cs="Times New Roman"/>
-                <w:szCs w:val="21"/>
-              </w:rPr>
-              <w:t>ν·</w:t>
-            </w:r>
-            <w:r>
-              <w:rPr>
-                <w:rFonts w:hint="default" w:ascii="Times New Roman" w:hAnsi="Times New Roman" w:eastAsia="Times New Roman" w:cs="Times New Roman"/>
+                <w:rFonts w:eastAsia="Times New Roman"/>
+                <w:szCs w:val="21"/>
+              </w:rPr>
+              <w:t>Fₘ=Fₘ₋₁+</w:t>
+            </w:r>
+            <w:proofErr w:type="spellStart"/>
+            <w:r>
+              <w:rPr>
+                <w:rFonts w:eastAsia="Times New Roman"/>
+                <w:szCs w:val="21"/>
+              </w:rPr>
+              <w:t>ν·h</w:t>
+            </w:r>
+            <w:proofErr w:type="spellEnd"/>
+            <w:r>
+              <w:rPr>
+                <w:rFonts w:hint="eastAsia"/>
+                <w:szCs w:val="21"/>
+              </w:rPr>
+              <w:t>ₘ，其中</w:t>
+            </w:r>
+            <w:r>
+              <w:rPr>
+                <w:rFonts w:eastAsia="Times New Roman"/>
                 <w:szCs w:val="21"/>
               </w:rPr>
               <w:t>h</w:t>
@@ -4697,25 +4734,11 @@
                 <w:rFonts w:hint="eastAsia"/>
                 <w:szCs w:val="21"/>
               </w:rPr>
-              <w:t>ₘ，其中</w:t>
-            </w:r>
-            <w:r>
-              <w:rPr>
-                <w:rFonts w:hint="default" w:ascii="Times New Roman" w:hAnsi="Times New Roman" w:eastAsia="Times New Roman" w:cs="Times New Roman"/>
-                <w:szCs w:val="21"/>
-              </w:rPr>
-              <w:t>h</w:t>
-            </w:r>
-            <w:r>
-              <w:rPr>
-                <w:rFonts w:hint="eastAsia"/>
-                <w:szCs w:val="21"/>
-              </w:rPr>
               <w:t>ₘ拟合损失函数对当前预测的负梯度，ν为学习率。</w:t>
             </w:r>
             <w:r>
               <w:rPr>
-                <w:rFonts w:hint="default" w:ascii="Times New Roman" w:hAnsi="Times New Roman" w:eastAsia="Times New Roman" w:cs="Times New Roman"/>
+                <w:rFonts w:eastAsia="Times New Roman"/>
                 <w:szCs w:val="21"/>
               </w:rPr>
               <w:t>Friedman</w:t>
@@ -4729,7 +4752,7 @@
             </w:r>
             <w:r>
               <w:rPr>
-                <w:rFonts w:hint="default" w:ascii="Times New Roman" w:hAnsi="Times New Roman" w:eastAsia="Times New Roman" w:cs="Times New Roman"/>
+                <w:rFonts w:eastAsia="Times New Roman"/>
                 <w:szCs w:val="21"/>
               </w:rPr>
               <w:t>Huber</w:t>
@@ -4743,7 +4766,7 @@
             </w:r>
             <w:r>
               <w:rPr>
-                <w:rFonts w:hint="default" w:ascii="Times New Roman" w:hAnsi="Times New Roman" w:eastAsia="Times New Roman" w:cs="Times New Roman"/>
+                <w:rFonts w:eastAsia="Times New Roman"/>
                 <w:szCs w:val="21"/>
               </w:rPr>
               <w:t>logistic</w:t>
@@ -4757,7 +4780,7 @@
             </w:r>
             <w:r>
               <w:rPr>
-                <w:rFonts w:eastAsia="Times New Roman" w:ascii="Times New Roman" w:hAnsi="Times New Roman" w:cs="Times New Roman" w:hint="default"/>
+                <w:rFonts w:eastAsia="Times New Roman"/>
                 <w:szCs w:val="21"/>
                 <w:vertAlign w:val="superscript"/>
               </w:rPr>
@@ -4839,7 +4862,7 @@
             </w:r>
             <w:r>
               <w:rPr>
-                <w:rFonts w:hint="default" w:ascii="Times New Roman" w:hAnsi="Times New Roman" w:eastAsia="Times New Roman" w:cs="Times New Roman"/>
+                <w:rFonts w:eastAsia="Times New Roman"/>
                 <w:b/>
                 <w:bCs/>
                 <w:sz w:val="18"/>
@@ -4899,7 +4922,7 @@
             </w:r>
             <w:r>
               <w:rPr>
-                <w:rFonts w:hint="default" w:ascii="Times New Roman" w:hAnsi="Times New Roman" w:eastAsia="Times New Roman" w:cs="Times New Roman"/>
+                <w:rFonts w:eastAsia="Times New Roman"/>
                 <w:b/>
                 <w:bCs/>
                 <w:noProof/>
@@ -4921,7 +4944,7 @@
             <w:bookmarkEnd w:id="3"/>
             <w:r>
               <w:rPr>
-                <w:rFonts w:hint="default" w:ascii="Times New Roman" w:hAnsi="Times New Roman" w:eastAsia="Times New Roman" w:cs="Times New Roman"/>
+                <w:rFonts w:eastAsia="Times New Roman"/>
                 <w:b/>
                 <w:bCs/>
                 <w:sz w:val="18"/>
@@ -4941,7 +4964,7 @@
             </w:r>
             <w:r>
               <w:rPr>
-                <w:rFonts w:hint="default" w:ascii="Times New Roman" w:hAnsi="Times New Roman" w:eastAsia="Times New Roman" w:cs="Times New Roman"/>
+                <w:rFonts w:eastAsia="Times New Roman"/>
                 <w:b/>
                 <w:bCs/>
                 <w:sz w:val="18"/>
@@ -4969,12 +4992,14 @@
               <w:ind w:firstLineChars="200" w:firstLine="420"/>
               <w:jc w:val="left"/>
             </w:pPr>
-            <w:r>
-              <w:rPr>
-                <w:rFonts w:hint="default" w:ascii="Times New Roman" w:hAnsi="Times New Roman" w:eastAsia="Times New Roman" w:cs="Times New Roman"/>
+            <w:proofErr w:type="spellStart"/>
+            <w:r>
+              <w:rPr>
+                <w:rFonts w:eastAsia="Times New Roman"/>
               </w:rPr>
               <w:t>XGBoost</w:t>
             </w:r>
+            <w:proofErr w:type="spellEnd"/>
             <w:r>
               <w:rPr>
                 <w:rFonts w:hint="eastAsia"/>
@@ -4983,7 +5008,7 @@
             </w:r>
             <w:r>
               <w:rPr>
-                <w:rFonts w:hint="default" w:ascii="Times New Roman" w:hAnsi="Times New Roman" w:eastAsia="Times New Roman" w:cs="Times New Roman"/>
+                <w:rFonts w:eastAsia="Times New Roman"/>
               </w:rPr>
               <w:t>GBDT</w:t>
             </w:r>
@@ -4995,75 +5020,121 @@
             </w:r>
             <w:r>
               <w:rPr>
-                <w:rFonts w:ascii="Times New Roman" w:hAnsi="Times New Roman" w:eastAsia="Times New Roman" w:cs="Times New Roman" w:hint="default"/>
-              </w:rPr>
-              <w:t>Obj=Σ</w:t>
-            </w:r>
-            <w:r>
-              <w:rPr>
-                <w:rFonts w:ascii="Times New Roman" w:hAnsi="Times New Roman" w:eastAsia="Times New Roman" w:cs="Times New Roman" w:hint="default"/>
+                <w:rFonts w:eastAsia="Times New Roman"/>
+              </w:rPr>
+              <w:t>Obj=</w:t>
+            </w:r>
+            <w:proofErr w:type="spellStart"/>
+            <w:r>
+              <w:rPr>
+                <w:rFonts w:eastAsia="Times New Roman"/>
+              </w:rPr>
+              <w:t>Σ</w:t>
+            </w:r>
+            <w:r>
+              <w:rPr>
+                <w:rFonts w:eastAsia="Times New Roman"/>
                 <w:vertAlign w:val="subscript"/>
               </w:rPr>
               <w:t>i</w:t>
             </w:r>
             <w:r>
               <w:rPr>
-                <w:rFonts w:ascii="Times New Roman" w:hAnsi="Times New Roman" w:eastAsia="Times New Roman" w:cs="Times New Roman" w:hint="default"/>
-              </w:rPr>
-              <w:t>l(y</w:t>
-            </w:r>
-            <w:r>
-              <w:rPr>
-                <w:rFonts w:ascii="Times New Roman" w:hAnsi="Times New Roman" w:eastAsia="Times New Roman" w:cs="Times New Roman" w:hint="default"/>
+                <w:rFonts w:eastAsia="Times New Roman"/>
+              </w:rPr>
+              <w:t>l</w:t>
+            </w:r>
+            <w:proofErr w:type="spellEnd"/>
+            <w:r>
+              <w:rPr>
+                <w:rFonts w:eastAsia="Times New Roman"/>
+              </w:rPr>
+              <w:t>(</w:t>
+            </w:r>
+            <w:proofErr w:type="spellStart"/>
+            <w:r>
+              <w:rPr>
+                <w:rFonts w:eastAsia="Times New Roman"/>
+              </w:rPr>
+              <w:t>y</w:t>
+            </w:r>
+            <w:r>
+              <w:rPr>
+                <w:rFonts w:eastAsia="Times New Roman"/>
                 <w:vertAlign w:val="subscript"/>
               </w:rPr>
               <w:t>i</w:t>
             </w:r>
             <w:r>
               <w:rPr>
-                <w:rFonts w:ascii="Times New Roman" w:hAnsi="Times New Roman" w:eastAsia="Times New Roman" w:cs="Times New Roman" w:hint="default"/>
+                <w:rFonts w:eastAsia="Times New Roman"/>
               </w:rPr>
               <w:t>,ŷ</w:t>
             </w:r>
             <w:r>
               <w:rPr>
-                <w:rFonts w:ascii="Times New Roman" w:hAnsi="Times New Roman" w:eastAsia="Times New Roman" w:cs="Times New Roman" w:hint="default"/>
+                <w:rFonts w:eastAsia="Times New Roman"/>
                 <w:vertAlign w:val="subscript"/>
               </w:rPr>
               <w:t>i</w:t>
             </w:r>
-            <w:r>
-              <w:rPr>
-                <w:rFonts w:ascii="Times New Roman" w:hAnsi="Times New Roman" w:eastAsia="Times New Roman" w:cs="Times New Roman" w:hint="default"/>
-              </w:rPr>
-              <w:t>)+Σ</w:t>
-            </w:r>
-            <w:r>
-              <w:rPr>
-                <w:rFonts w:ascii="Times New Roman" w:hAnsi="Times New Roman" w:eastAsia="Times New Roman" w:cs="Times New Roman" w:hint="default"/>
+            <w:proofErr w:type="spellEnd"/>
+            <w:r>
+              <w:rPr>
+                <w:rFonts w:eastAsia="Times New Roman"/>
+              </w:rPr>
+              <w:t>)+</w:t>
+            </w:r>
+            <w:proofErr w:type="spellStart"/>
+            <w:r>
+              <w:rPr>
+                <w:rFonts w:eastAsia="Times New Roman"/>
+              </w:rPr>
+              <w:t>Σ</w:t>
+            </w:r>
+            <w:r>
+              <w:rPr>
+                <w:rFonts w:eastAsia="Times New Roman"/>
                 <w:vertAlign w:val="subscript"/>
               </w:rPr>
               <w:t>k</w:t>
             </w:r>
             <w:r>
               <w:rPr>
-                <w:rFonts w:ascii="Times New Roman" w:hAnsi="Times New Roman" w:eastAsia="Times New Roman" w:cs="Times New Roman" w:hint="default"/>
-              </w:rPr>
-              <w:t>Ω(f</w:t>
-            </w:r>
-            <w:r>
-              <w:rPr>
-                <w:rFonts w:ascii="Times New Roman" w:hAnsi="Times New Roman" w:eastAsia="Times New Roman" w:cs="Times New Roman" w:hint="default"/>
+                <w:rFonts w:eastAsia="Times New Roman"/>
+              </w:rPr>
+              <w:t>Ω</w:t>
+            </w:r>
+            <w:proofErr w:type="spellEnd"/>
+            <w:proofErr w:type="gramStart"/>
+            <w:r>
+              <w:rPr>
+                <w:rFonts w:eastAsia="Times New Roman"/>
+              </w:rPr>
+              <w:t>(</w:t>
+            </w:r>
+            <w:proofErr w:type="spellStart"/>
+            <w:r>
+              <w:rPr>
+                <w:rFonts w:eastAsia="Times New Roman"/>
+              </w:rPr>
+              <w:t>f</w:t>
+            </w:r>
+            <w:r>
+              <w:rPr>
+                <w:rFonts w:eastAsia="Times New Roman"/>
                 <w:vertAlign w:val="subscript"/>
               </w:rPr>
               <w:t>k</w:t>
             </w:r>
-            <w:r>
-              <w:rPr>
-                <w:rFonts w:ascii="Times New Roman" w:hAnsi="Times New Roman" w:eastAsia="Times New Roman" w:cs="Times New Roman" w:hint="default"/>
+            <w:proofErr w:type="spellEnd"/>
+            <w:r>
+              <w:rPr>
+                <w:rFonts w:eastAsia="Times New Roman"/>
               </w:rPr>
               <w:t>)</w:t>
             </w:r>
+            <w:proofErr w:type="gramEnd"/>
             <w:r>
               <w:rPr>
                 <w:rFonts w:hint="eastAsia"/>
@@ -5072,13 +5143,27 @@
             </w:r>
             <w:r>
               <w:rPr>
-                <w:rFonts w:ascii="Times New Roman" w:hAnsi="Times New Roman" w:eastAsia="Times New Roman" w:cs="Times New Roman" w:hint="default"/>
-              </w:rPr>
-              <w:t>Ω(f)=γT+½λ||w||</w:t>
-            </w:r>
-            <w:r>
-              <w:rPr>
-                <w:rFonts w:ascii="Times New Roman" w:hAnsi="Times New Roman" w:eastAsia="Times New Roman" w:cs="Times New Roman" w:hint="default"/>
+                <w:rFonts w:eastAsia="Times New Roman"/>
+              </w:rPr>
+              <w:t>Ω</w:t>
+            </w:r>
+            <w:proofErr w:type="gramStart"/>
+            <w:r>
+              <w:rPr>
+                <w:rFonts w:eastAsia="Times New Roman"/>
+              </w:rPr>
+              <w:t>(f)</w:t>
+            </w:r>
+            <w:proofErr w:type="gramEnd"/>
+            <w:r>
+              <w:rPr>
+                <w:rFonts w:eastAsia="Times New Roman"/>
+              </w:rPr>
+              <w:t>=γT+½λ||w||</w:t>
+            </w:r>
+            <w:r>
+              <w:rPr>
+                <w:rFonts w:eastAsia="Times New Roman"/>
                 <w:vertAlign w:val="superscript"/>
               </w:rPr>
               <w:t>2</w:t>
@@ -5091,7 +5176,7 @@
             </w:r>
             <w:r>
               <w:rPr>
-                <w:rFonts w:hint="default" w:ascii="Times New Roman" w:hAnsi="Times New Roman" w:eastAsia="Times New Roman" w:cs="Times New Roman"/>
+                <w:rFonts w:eastAsia="Times New Roman"/>
                 <w:vertAlign w:val="superscript"/>
               </w:rPr>
               <w:t>[13]</w:t>
@@ -5102,12 +5187,14 @@
               </w:rPr>
               <w:t>。</w:t>
             </w:r>
-            <w:r>
-              <w:rPr>
-                <w:rFonts w:hint="default" w:ascii="Times New Roman" w:hAnsi="Times New Roman" w:eastAsia="Times New Roman" w:cs="Times New Roman"/>
+            <w:proofErr w:type="spellStart"/>
+            <w:r>
+              <w:rPr>
+                <w:rFonts w:eastAsia="Times New Roman"/>
               </w:rPr>
               <w:t>LightGBM</w:t>
             </w:r>
+            <w:proofErr w:type="spellEnd"/>
             <w:r>
               <w:rPr>
                 <w:rFonts w:hint="eastAsia"/>
@@ -5116,9 +5203,16 @@
             </w:r>
             <w:r>
               <w:rPr>
-                <w:rFonts w:hint="default" w:ascii="Times New Roman" w:hAnsi="Times New Roman" w:eastAsia="Times New Roman" w:cs="Times New Roman"/>
-              </w:rPr>
-              <w:t>leaf-wise</w:t>
+                <w:rFonts w:eastAsia="Times New Roman"/>
+              </w:rPr>
+              <w:t>leaf-</w:t>
+            </w:r>
+            <w:r>
+              <w:rPr>
+                <w:rFonts w:eastAsia="Times New Roman"/>
+              </w:rPr>
+              <w:lastRenderedPageBreak/>
+              <w:t>wise</w:t>
             </w:r>
             <w:r>
               <w:rPr>
@@ -5128,7 +5222,7 @@
             </w:r>
             <w:r>
               <w:rPr>
-                <w:rFonts w:hint="default" w:ascii="Times New Roman" w:hAnsi="Times New Roman" w:eastAsia="Times New Roman" w:cs="Times New Roman"/>
+                <w:rFonts w:eastAsia="Times New Roman"/>
               </w:rPr>
               <w:t>GOSS</w:t>
             </w:r>
@@ -5140,7 +5234,7 @@
             </w:r>
             <w:r>
               <w:rPr>
-                <w:rFonts w:hint="default" w:ascii="Times New Roman" w:hAnsi="Times New Roman" w:eastAsia="Times New Roman" w:cs="Times New Roman"/>
+                <w:rFonts w:eastAsia="Times New Roman"/>
               </w:rPr>
               <w:t>EFB</w:t>
             </w:r>
@@ -5152,7 +5246,7 @@
             </w:r>
             <w:r>
               <w:rPr>
-                <w:rFonts w:hint="default" w:ascii="Times New Roman" w:hAnsi="Times New Roman" w:eastAsia="Times New Roman" w:cs="Times New Roman"/>
+                <w:rFonts w:eastAsia="Times New Roman"/>
                 <w:vertAlign w:val="superscript"/>
               </w:rPr>
               <w:t>[14]</w:t>
@@ -5163,12 +5257,14 @@
               </w:rPr>
               <w:t>。</w:t>
             </w:r>
-            <w:r>
-              <w:rPr>
-                <w:rFonts w:hint="default" w:ascii="Times New Roman" w:hAnsi="Times New Roman" w:eastAsia="Times New Roman" w:cs="Times New Roman"/>
+            <w:proofErr w:type="spellStart"/>
+            <w:r>
+              <w:rPr>
+                <w:rFonts w:eastAsia="Times New Roman"/>
               </w:rPr>
               <w:t>CatBoost</w:t>
             </w:r>
+            <w:proofErr w:type="spellEnd"/>
             <w:r>
               <w:rPr>
                 <w:rFonts w:hint="eastAsia"/>
@@ -5177,7 +5273,7 @@
             </w:r>
             <w:r>
               <w:rPr>
-                <w:rFonts w:hint="default" w:ascii="Times New Roman" w:hAnsi="Times New Roman" w:eastAsia="Times New Roman" w:cs="Times New Roman"/>
+                <w:rFonts w:eastAsia="Times New Roman"/>
                 <w:vertAlign w:val="superscript"/>
               </w:rPr>
               <w:t>[15]</w:t>
@@ -5232,7 +5328,7 @@
             </w:r>
             <w:r>
               <w:rPr>
-                <w:rFonts w:hint="default" w:ascii="Times New Roman" w:hAnsi="Times New Roman" w:eastAsia="Times New Roman" w:cs="Times New Roman"/>
+                <w:rFonts w:eastAsia="Times New Roman"/>
                 <w:noProof/>
                 <w:szCs w:val="21"/>
               </w:rPr>
@@ -5254,7 +5350,7 @@
             </w:r>
             <w:r>
               <w:rPr>
-                <w:rFonts w:hint="default" w:ascii="Times New Roman" w:hAnsi="Times New Roman" w:eastAsia="Times New Roman" w:cs="Times New Roman"/>
+                <w:rFonts w:eastAsia="Times New Roman"/>
                 <w:szCs w:val="21"/>
               </w:rPr>
               <w:t>Bagging</w:t>
@@ -5268,7 +5364,7 @@
             </w:r>
             <w:r>
               <w:rPr>
-                <w:rFonts w:hint="default" w:ascii="Times New Roman" w:hAnsi="Times New Roman" w:eastAsia="Times New Roman" w:cs="Times New Roman"/>
+                <w:rFonts w:eastAsia="Times New Roman"/>
                 <w:szCs w:val="21"/>
               </w:rPr>
               <w:t>Boosting</w:t>
@@ -5282,7 +5378,7 @@
             </w:r>
             <w:r>
               <w:rPr>
-                <w:rFonts w:hint="default" w:ascii="Times New Roman" w:hAnsi="Times New Roman" w:eastAsia="Times New Roman" w:cs="Times New Roman"/>
+                <w:rFonts w:eastAsia="Times New Roman"/>
                 <w:szCs w:val="21"/>
               </w:rPr>
               <w:t>+</w:t>
@@ -5296,7 +5392,7 @@
             </w:r>
             <w:r>
               <w:rPr>
-                <w:rFonts w:hint="default" w:ascii="Times New Roman" w:hAnsi="Times New Roman" w:eastAsia="Times New Roman" w:cs="Times New Roman"/>
+                <w:rFonts w:eastAsia="Times New Roman"/>
                 <w:szCs w:val="21"/>
               </w:rPr>
               <w:t>+</w:t>
@@ -5310,7 +5406,7 @@
             </w:r>
             <w:r>
               <w:rPr>
-                <w:rFonts w:hint="default" w:ascii="Times New Roman" w:hAnsi="Times New Roman" w:eastAsia="Times New Roman" w:cs="Times New Roman"/>
+                <w:rFonts w:eastAsia="Times New Roman"/>
                 <w:szCs w:val="21"/>
               </w:rPr>
               <w:t>GBDT</w:t>
@@ -5322,13 +5418,15 @@
               </w:rPr>
               <w:t>、</w:t>
             </w:r>
-            <w:r>
-              <w:rPr>
-                <w:rFonts w:hint="default" w:ascii="Times New Roman" w:hAnsi="Times New Roman" w:eastAsia="Times New Roman" w:cs="Times New Roman"/>
+            <w:proofErr w:type="spellStart"/>
+            <w:r>
+              <w:rPr>
+                <w:rFonts w:eastAsia="Times New Roman"/>
                 <w:szCs w:val="21"/>
               </w:rPr>
               <w:t>XGBoost</w:t>
             </w:r>
+            <w:proofErr w:type="spellEnd"/>
             <w:r>
               <w:rPr>
                 <w:rFonts w:hint="eastAsia"/>
@@ -5336,13 +5434,15 @@
               </w:rPr>
               <w:t>、</w:t>
             </w:r>
-            <w:r>
-              <w:rPr>
-                <w:rFonts w:hint="default" w:ascii="Times New Roman" w:hAnsi="Times New Roman" w:eastAsia="Times New Roman" w:cs="Times New Roman"/>
+            <w:proofErr w:type="spellStart"/>
+            <w:r>
+              <w:rPr>
+                <w:rFonts w:eastAsia="Times New Roman"/>
                 <w:szCs w:val="21"/>
               </w:rPr>
               <w:t>LightGBM</w:t>
             </w:r>
+            <w:proofErr w:type="spellEnd"/>
             <w:r>
               <w:rPr>
                 <w:rFonts w:hint="eastAsia"/>
@@ -5350,13 +5450,15 @@
               </w:rPr>
               <w:t>与</w:t>
             </w:r>
-            <w:r>
-              <w:rPr>
-                <w:rFonts w:hint="default" w:ascii="Times New Roman" w:hAnsi="Times New Roman" w:eastAsia="Times New Roman" w:cs="Times New Roman"/>
+            <w:proofErr w:type="spellStart"/>
+            <w:r>
+              <w:rPr>
+                <w:rFonts w:eastAsia="Times New Roman"/>
                 <w:szCs w:val="21"/>
               </w:rPr>
               <w:t>CatBoost</w:t>
             </w:r>
+            <w:proofErr w:type="spellEnd"/>
             <w:r>
               <w:rPr>
                 <w:rFonts w:hint="eastAsia"/>
@@ -5366,7 +5468,7 @@
             </w:r>
             <w:r>
               <w:rPr>
-                <w:rFonts w:hint="default" w:ascii="Times New Roman" w:hAnsi="Times New Roman" w:eastAsia="Times New Roman" w:cs="Times New Roman"/>
+                <w:rFonts w:eastAsia="Times New Roman"/>
                 <w:szCs w:val="21"/>
               </w:rPr>
               <w:t>SHAP</w:t>
@@ -5380,7 +5482,7 @@
             </w:r>
             <w:r>
               <w:rPr>
-                <w:rFonts w:hint="default" w:ascii="Times New Roman" w:hAnsi="Times New Roman" w:eastAsia="Times New Roman" w:cs="Times New Roman"/>
+                <w:rFonts w:eastAsia="Times New Roman"/>
                 <w:szCs w:val="21"/>
                 <w:vertAlign w:val="superscript"/>
               </w:rPr>
@@ -5402,7 +5504,7 @@
             </w:pPr>
             <w:r>
               <w:rPr>
-                <w:rFonts w:eastAsia="Times New Roman" w:hint="default" w:ascii="Times New Roman" w:hAnsi="Times New Roman" w:cs="Times New Roman"/>
+                <w:rFonts w:eastAsia="Times New Roman"/>
                 <w:b/>
                 <w:bCs/>
                 <w:szCs w:val="21"/>
@@ -5437,25 +5539,36 @@
             </w:r>
             <w:r>
               <w:rPr>
-                <w:rFonts w:hint="default" w:ascii="Times New Roman" w:hAnsi="Times New Roman" w:eastAsia="Times New Roman" w:cs="Times New Roman"/>
-                <w:szCs w:val="21"/>
-              </w:rPr>
-              <w:t>O(d</w:t>
-            </w:r>
-            <w:r>
-              <w:rPr>
-                <w:rFonts w:hint="default" w:ascii="Times New Roman" w:hAnsi="Times New Roman" w:eastAsia="Times New Roman" w:cs="Times New Roman"/>
-                <w:szCs w:val="21"/>
-              </w:rPr>
-              <w:t>·</w:t>
-            </w:r>
-            <w:r>
-              <w:rPr>
-                <w:rFonts w:hint="default" w:ascii="Times New Roman" w:hAnsi="Times New Roman" w:eastAsia="Times New Roman" w:cs="Times New Roman"/>
-                <w:szCs w:val="21"/>
-              </w:rPr>
-              <w:t>n log n)</w:t>
-            </w:r>
+                <w:rFonts w:eastAsia="Times New Roman"/>
+                <w:szCs w:val="21"/>
+              </w:rPr>
+              <w:t>O</w:t>
+            </w:r>
+            <w:proofErr w:type="gramStart"/>
+            <w:r>
+              <w:rPr>
+                <w:rFonts w:eastAsia="Times New Roman"/>
+                <w:szCs w:val="21"/>
+              </w:rPr>
+              <w:t>(</w:t>
+            </w:r>
+            <w:proofErr w:type="spellStart"/>
+            <w:r>
+              <w:rPr>
+                <w:rFonts w:eastAsia="Times New Roman"/>
+                <w:szCs w:val="21"/>
+              </w:rPr>
+              <w:t>d·n</w:t>
+            </w:r>
+            <w:proofErr w:type="spellEnd"/>
+            <w:r>
+              <w:rPr>
+                <w:rFonts w:eastAsia="Times New Roman"/>
+                <w:szCs w:val="21"/>
+              </w:rPr>
+              <w:t xml:space="preserve"> log n)</w:t>
+            </w:r>
+            <w:proofErr w:type="gramEnd"/>
             <w:r>
               <w:rPr>
                 <w:rFonts w:hint="eastAsia"/>
@@ -5465,25 +5578,36 @@
             </w:r>
             <w:r>
               <w:rPr>
-                <w:rFonts w:hint="default" w:ascii="Times New Roman" w:hAnsi="Times New Roman" w:eastAsia="Times New Roman" w:cs="Times New Roman"/>
-                <w:szCs w:val="21"/>
-              </w:rPr>
-              <w:t>O(d</w:t>
-            </w:r>
-            <w:r>
-              <w:rPr>
-                <w:rFonts w:hint="default" w:ascii="Times New Roman" w:hAnsi="Times New Roman" w:eastAsia="Times New Roman" w:cs="Times New Roman"/>
-                <w:szCs w:val="21"/>
-              </w:rPr>
-              <w:t>·</w:t>
-            </w:r>
-            <w:r>
-              <w:rPr>
-                <w:rFonts w:hint="default" w:ascii="Times New Roman" w:hAnsi="Times New Roman" w:eastAsia="Times New Roman" w:cs="Times New Roman"/>
-                <w:szCs w:val="21"/>
-              </w:rPr>
-              <w:t>n)</w:t>
-            </w:r>
+                <w:rFonts w:eastAsia="Times New Roman"/>
+                <w:szCs w:val="21"/>
+              </w:rPr>
+              <w:t>O</w:t>
+            </w:r>
+            <w:proofErr w:type="gramStart"/>
+            <w:r>
+              <w:rPr>
+                <w:rFonts w:eastAsia="Times New Roman"/>
+                <w:szCs w:val="21"/>
+              </w:rPr>
+              <w:t>(</w:t>
+            </w:r>
+            <w:proofErr w:type="spellStart"/>
+            <w:r>
+              <w:rPr>
+                <w:rFonts w:eastAsia="Times New Roman"/>
+                <w:szCs w:val="21"/>
+              </w:rPr>
+              <w:t>d·n</w:t>
+            </w:r>
+            <w:proofErr w:type="spellEnd"/>
+            <w:r>
+              <w:rPr>
+                <w:rFonts w:eastAsia="Times New Roman"/>
+                <w:szCs w:val="21"/>
+              </w:rPr>
+              <w:t>)</w:t>
+            </w:r>
+            <w:proofErr w:type="gramEnd"/>
             <w:r>
               <w:rPr>
                 <w:rFonts w:hint="eastAsia"/>
@@ -5493,7 +5617,7 @@
             </w:r>
             <w:r>
               <w:rPr>
-                <w:rFonts w:hint="default" w:ascii="Times New Roman" w:hAnsi="Times New Roman" w:eastAsia="Times New Roman" w:cs="Times New Roman"/>
+                <w:rFonts w:eastAsia="Times New Roman"/>
                 <w:szCs w:val="21"/>
               </w:rPr>
               <w:t>/</w:t>
@@ -5507,39 +5631,52 @@
             </w:r>
             <w:r>
               <w:rPr>
-                <w:rFonts w:hint="default" w:ascii="Times New Roman" w:hAnsi="Times New Roman" w:eastAsia="Times New Roman" w:cs="Times New Roman"/>
-                <w:szCs w:val="21"/>
-              </w:rPr>
-              <w:t>O(d</w:t>
-            </w:r>
-            <w:r>
-              <w:rPr>
-                <w:rFonts w:hint="default" w:ascii="Times New Roman" w:hAnsi="Times New Roman" w:eastAsia="Times New Roman" w:cs="Times New Roman"/>
-                <w:szCs w:val="21"/>
-              </w:rPr>
-              <w:t>·</w:t>
-            </w:r>
-            <w:r>
-              <w:rPr>
-                <w:rFonts w:hint="default" w:ascii="Times New Roman" w:hAnsi="Times New Roman" w:eastAsia="Times New Roman" w:cs="Times New Roman"/>
-                <w:szCs w:val="21"/>
-              </w:rPr>
-              <w:t>n log n</w:t>
-            </w:r>
-            <w:r>
-              <w:rPr>
-                <w:rFonts w:hint="default" w:ascii="Times New Roman" w:hAnsi="Times New Roman" w:eastAsia="Times New Roman" w:cs="Times New Roman"/>
-                <w:szCs w:val="21"/>
-              </w:rPr>
-              <w:t>·</w:t>
-            </w:r>
-            <w:r>
-              <w:rPr>
-                <w:rFonts w:hint="default" w:ascii="Times New Roman" w:hAnsi="Times New Roman" w:eastAsia="Times New Roman" w:cs="Times New Roman"/>
-                <w:szCs w:val="21"/>
-              </w:rPr>
-              <w:t>T)</w:t>
-            </w:r>
+                <w:rFonts w:eastAsia="Times New Roman"/>
+                <w:szCs w:val="21"/>
+              </w:rPr>
+              <w:t>O</w:t>
+            </w:r>
+            <w:proofErr w:type="gramStart"/>
+            <w:r>
+              <w:rPr>
+                <w:rFonts w:eastAsia="Times New Roman"/>
+                <w:szCs w:val="21"/>
+              </w:rPr>
+              <w:t>(</w:t>
+            </w:r>
+            <w:proofErr w:type="spellStart"/>
+            <w:r>
+              <w:rPr>
+                <w:rFonts w:eastAsia="Times New Roman"/>
+                <w:szCs w:val="21"/>
+              </w:rPr>
+              <w:t>d·n</w:t>
+            </w:r>
+            <w:proofErr w:type="spellEnd"/>
+            <w:r>
+              <w:rPr>
+                <w:rFonts w:eastAsia="Times New Roman"/>
+                <w:szCs w:val="21"/>
+              </w:rPr>
+              <w:t xml:space="preserve"> log </w:t>
+            </w:r>
+            <w:proofErr w:type="spellStart"/>
+            <w:r>
+              <w:rPr>
+                <w:rFonts w:eastAsia="Times New Roman"/>
+                <w:szCs w:val="21"/>
+              </w:rPr>
+              <w:t>n·T</w:t>
+            </w:r>
+            <w:proofErr w:type="spellEnd"/>
+            <w:r>
+              <w:rPr>
+                <w:rFonts w:eastAsia="Times New Roman"/>
+                <w:szCs w:val="21"/>
+              </w:rPr>
+              <w:t>)</w:t>
+            </w:r>
+            <w:proofErr w:type="gramEnd"/>
             <w:r>
               <w:rPr>
                 <w:rFonts w:hint="eastAsia"/>
@@ -5549,7 +5686,7 @@
             </w:r>
             <w:r>
               <w:rPr>
-                <w:rFonts w:hint="default" w:ascii="Times New Roman" w:hAnsi="Times New Roman" w:eastAsia="Times New Roman" w:cs="Times New Roman"/>
+                <w:rFonts w:eastAsia="Times New Roman"/>
                 <w:szCs w:val="21"/>
               </w:rPr>
               <w:t>SLIQ</w:t>
@@ -5563,7 +5700,7 @@
             </w:r>
             <w:r>
               <w:rPr>
-                <w:rFonts w:hint="default" w:ascii="Times New Roman" w:hAnsi="Times New Roman" w:eastAsia="Times New Roman" w:cs="Times New Roman"/>
+                <w:rFonts w:eastAsia="Times New Roman"/>
                 <w:szCs w:val="21"/>
               </w:rPr>
               <w:t>SPRINT</w:t>
@@ -5577,7 +5714,7 @@
             </w:r>
             <w:r>
               <w:rPr>
-                <w:rFonts w:eastAsia="Times New Roman" w:ascii="Times New Roman" w:hAnsi="Times New Roman" w:cs="Times New Roman" w:hint="default"/>
+                <w:rFonts w:eastAsia="Times New Roman"/>
                 <w:szCs w:val="21"/>
                 <w:vertAlign w:val="superscript"/>
               </w:rPr>
@@ -5592,7 +5729,7 @@
             </w:r>
             <w:r>
               <w:rPr>
-                <w:rFonts w:hint="default" w:ascii="Times New Roman" w:hAnsi="Times New Roman" w:eastAsia="Times New Roman" w:cs="Times New Roman"/>
+                <w:rFonts w:eastAsia="Times New Roman"/>
                 <w:szCs w:val="21"/>
               </w:rPr>
               <w:t>PUBLIC</w:t>
@@ -5606,7 +5743,7 @@
             </w:r>
             <w:r>
               <w:rPr>
-                <w:rFonts w:eastAsia="Times New Roman" w:ascii="Times New Roman" w:hAnsi="Times New Roman" w:cs="Times New Roman" w:hint="default"/>
+                <w:rFonts w:eastAsia="Times New Roman"/>
                 <w:szCs w:val="21"/>
                 <w:vertAlign w:val="superscript"/>
               </w:rPr>
@@ -5621,39 +5758,36 @@
             </w:r>
             <w:r>
               <w:rPr>
-                <w:rFonts w:hint="default" w:ascii="Times New Roman" w:hAnsi="Times New Roman" w:eastAsia="Times New Roman" w:cs="Times New Roman"/>
-                <w:szCs w:val="21"/>
-              </w:rPr>
-              <w:t>O(d</w:t>
-            </w:r>
-            <w:r>
-              <w:rPr>
-                <w:rFonts w:hint="default" w:ascii="Times New Roman" w:hAnsi="Times New Roman" w:eastAsia="Times New Roman" w:cs="Times New Roman"/>
-                <w:szCs w:val="21"/>
-              </w:rPr>
-              <w:t>·</w:t>
-            </w:r>
-            <w:r>
-              <w:rPr>
-                <w:rFonts w:hint="default" w:ascii="Times New Roman" w:hAnsi="Times New Roman" w:eastAsia="Times New Roman" w:cs="Times New Roman"/>
-                <w:szCs w:val="21"/>
-              </w:rPr>
-              <w:t>n</w:t>
-            </w:r>
-            <w:r>
-              <w:rPr>
-                <w:rFonts w:hint="default" w:ascii="Times New Roman" w:hAnsi="Times New Roman" w:eastAsia="Times New Roman" w:cs="Times New Roman"/>
-                <w:szCs w:val="21"/>
-              </w:rPr>
-              <w:t>·</w:t>
-            </w:r>
-            <w:r>
-              <w:rPr>
-                <w:rFonts w:hint="default" w:ascii="Times New Roman" w:hAnsi="Times New Roman" w:eastAsia="Times New Roman" w:cs="Times New Roman"/>
-                <w:szCs w:val="21"/>
-              </w:rPr>
-              <w:t>bins)</w:t>
-            </w:r>
+                <w:rFonts w:eastAsia="Times New Roman"/>
+                <w:szCs w:val="21"/>
+              </w:rPr>
+              <w:t>O</w:t>
+            </w:r>
+            <w:proofErr w:type="gramStart"/>
+            <w:r>
+              <w:rPr>
+                <w:rFonts w:eastAsia="Times New Roman"/>
+                <w:szCs w:val="21"/>
+              </w:rPr>
+              <w:t>(</w:t>
+            </w:r>
+            <w:proofErr w:type="spellStart"/>
+            <w:r>
+              <w:rPr>
+                <w:rFonts w:eastAsia="Times New Roman"/>
+                <w:szCs w:val="21"/>
+              </w:rPr>
+              <w:t>d·n·bins</w:t>
+            </w:r>
+            <w:proofErr w:type="spellEnd"/>
+            <w:r>
+              <w:rPr>
+                <w:rFonts w:eastAsia="Times New Roman"/>
+                <w:szCs w:val="21"/>
+              </w:rPr>
+              <w:t>)</w:t>
+            </w:r>
+            <w:proofErr w:type="gramEnd"/>
             <w:r>
               <w:rPr>
                 <w:rFonts w:hint="eastAsia"/>
@@ -5663,7 +5797,7 @@
             </w:r>
             <w:r>
               <w:rPr>
-                <w:rFonts w:eastAsia="Times New Roman" w:ascii="Times New Roman" w:hAnsi="Times New Roman" w:cs="Times New Roman" w:hint="default"/>
+                <w:rFonts w:eastAsia="Times New Roman"/>
                 <w:szCs w:val="21"/>
                 <w:vertAlign w:val="superscript"/>
               </w:rPr>
@@ -5692,7 +5826,7 @@
             </w:r>
             <w:r>
               <w:rPr>
-                <w:rFonts w:hint="default" w:ascii="Times New Roman" w:hAnsi="Times New Roman" w:eastAsia="Times New Roman" w:cs="Times New Roman"/>
+                <w:rFonts w:eastAsia="Times New Roman"/>
                 <w:szCs w:val="21"/>
               </w:rPr>
               <w:t>Platt</w:t>
@@ -5706,7 +5840,7 @@
             </w:r>
             <w:r>
               <w:rPr>
-                <w:rFonts w:hint="default" w:ascii="Times New Roman" w:hAnsi="Times New Roman" w:eastAsia="Times New Roman" w:cs="Times New Roman"/>
+                <w:rFonts w:eastAsia="Times New Roman"/>
                 <w:szCs w:val="21"/>
               </w:rPr>
               <w:t>AUC</w:t>
@@ -5720,7 +5854,7 @@
             </w:r>
             <w:r>
               <w:rPr>
-                <w:rFonts w:hint="default" w:ascii="Times New Roman" w:hAnsi="Times New Roman" w:eastAsia="Times New Roman" w:cs="Times New Roman"/>
+                <w:rFonts w:eastAsia="Times New Roman"/>
                 <w:szCs w:val="21"/>
               </w:rPr>
               <w:t>scikit-learn</w:t>
@@ -5734,7 +5868,7 @@
             </w:r>
             <w:r>
               <w:rPr>
-                <w:rFonts w:hint="default" w:ascii="Times New Roman" w:hAnsi="Times New Roman" w:eastAsia="Times New Roman" w:cs="Times New Roman"/>
+                <w:rFonts w:eastAsia="Times New Roman"/>
                 <w:szCs w:val="21"/>
               </w:rPr>
               <w:t>/GBDT</w:t>
@@ -5748,7 +5882,7 @@
             </w:r>
             <w:r>
               <w:rPr>
-                <w:rFonts w:hint="default" w:ascii="Times New Roman" w:hAnsi="Times New Roman" w:eastAsia="Times New Roman" w:cs="Times New Roman"/>
+                <w:rFonts w:eastAsia="Times New Roman"/>
                 <w:szCs w:val="21"/>
                 <w:vertAlign w:val="superscript"/>
               </w:rPr>
@@ -5788,6 +5922,7 @@
                 <w:b/>
                 <w:bCs/>
               </w:rPr>
+              <w:lastRenderedPageBreak/>
               <w:t>国内外研究现状</w:t>
             </w:r>
           </w:p>
@@ -5806,7 +5941,7 @@
             </w:pPr>
             <w:r>
               <w:rPr>
-                <w:rFonts w:eastAsia="Times New Roman" w:hint="default" w:ascii="Times New Roman" w:hAnsi="Times New Roman" w:cs="Times New Roman"/>
+                <w:rFonts w:eastAsia="Times New Roman"/>
                 <w:b/>
                 <w:bCs/>
                 <w:sz w:val="24"/>
@@ -5831,7 +5966,7 @@
             </w:pPr>
             <w:r>
               <w:rPr>
-                <w:rFonts w:eastAsia="Times New Roman" w:hint="default" w:ascii="Times New Roman" w:hAnsi="Times New Roman" w:cs="Times New Roman"/>
+                <w:rFonts w:eastAsia="Times New Roman"/>
                 <w:b/>
                 <w:bCs/>
                 <w:szCs w:val="21"/>
@@ -5863,7 +5998,7 @@
             </w:r>
             <w:r>
               <w:rPr>
-                <w:rFonts w:hint="default" w:ascii="Times New Roman" w:hAnsi="Times New Roman" w:eastAsia="Times New Roman" w:cs="Times New Roman"/>
+                <w:rFonts w:eastAsia="Times New Roman"/>
                 <w:szCs w:val="21"/>
               </w:rPr>
               <w:t>20</w:t>
@@ -5877,7 +6012,7 @@
             </w:r>
             <w:r>
               <w:rPr>
-                <w:rFonts w:hint="default" w:ascii="Times New Roman" w:hAnsi="Times New Roman" w:eastAsia="Times New Roman" w:cs="Times New Roman"/>
+                <w:rFonts w:eastAsia="Times New Roman"/>
                 <w:szCs w:val="21"/>
               </w:rPr>
               <w:t>60</w:t>
@@ -5891,7 +6026,7 @@
             </w:r>
             <w:r>
               <w:rPr>
-                <w:rFonts w:hint="default" w:ascii="Times New Roman" w:hAnsi="Times New Roman" w:eastAsia="Times New Roman" w:cs="Times New Roman"/>
+                <w:rFonts w:eastAsia="Times New Roman"/>
                 <w:szCs w:val="21"/>
               </w:rPr>
               <w:t>Morgan</w:t>
@@ -5903,13 +6038,15 @@
               </w:rPr>
               <w:t>与</w:t>
             </w:r>
-            <w:r>
-              <w:rPr>
-                <w:rFonts w:hint="default" w:ascii="Times New Roman" w:hAnsi="Times New Roman" w:eastAsia="Times New Roman" w:cs="Times New Roman"/>
+            <w:proofErr w:type="spellStart"/>
+            <w:r>
+              <w:rPr>
+                <w:rFonts w:eastAsia="Times New Roman"/>
                 <w:szCs w:val="21"/>
               </w:rPr>
               <w:t>Sonquist</w:t>
             </w:r>
+            <w:proofErr w:type="spellEnd"/>
             <w:r>
               <w:rPr>
                 <w:rFonts w:hint="eastAsia"/>
@@ -5919,7 +6056,7 @@
             </w:r>
             <w:r>
               <w:rPr>
-                <w:rFonts w:hint="default" w:ascii="Times New Roman" w:hAnsi="Times New Roman" w:eastAsia="Times New Roman" w:cs="Times New Roman"/>
+                <w:rFonts w:eastAsia="Times New Roman"/>
                 <w:szCs w:val="21"/>
               </w:rPr>
               <w:t>AID</w:t>
@@ -5933,7 +6070,7 @@
             </w:r>
             <w:r>
               <w:rPr>
-                <w:rFonts w:hint="default" w:ascii="Times New Roman" w:hAnsi="Times New Roman" w:eastAsia="Times New Roman" w:cs="Times New Roman"/>
+                <w:rFonts w:eastAsia="Times New Roman"/>
                 <w:szCs w:val="21"/>
               </w:rPr>
               <w:t>Automatic Interaction Detection</w:t>
@@ -5947,7 +6084,7 @@
             </w:r>
             <w:r>
               <w:rPr>
-                <w:rFonts w:hint="default" w:ascii="Times New Roman" w:hAnsi="Times New Roman" w:eastAsia="Times New Roman" w:cs="Times New Roman"/>
+                <w:rFonts w:eastAsia="Times New Roman"/>
                 <w:szCs w:val="21"/>
                 <w:vertAlign w:val="superscript"/>
               </w:rPr>
@@ -5962,7 +6099,7 @@
             </w:r>
             <w:r>
               <w:rPr>
-                <w:rFonts w:hint="default" w:ascii="Times New Roman" w:hAnsi="Times New Roman" w:eastAsia="Times New Roman" w:cs="Times New Roman"/>
+                <w:rFonts w:eastAsia="Times New Roman"/>
                 <w:szCs w:val="21"/>
               </w:rPr>
               <w:t>1984</w:t>
@@ -5974,13 +6111,15 @@
               </w:rPr>
               <w:t>年，</w:t>
             </w:r>
-            <w:r>
-              <w:rPr>
-                <w:rFonts w:hint="default" w:ascii="Times New Roman" w:hAnsi="Times New Roman" w:eastAsia="Times New Roman" w:cs="Times New Roman"/>
+            <w:proofErr w:type="spellStart"/>
+            <w:r>
+              <w:rPr>
+                <w:rFonts w:eastAsia="Times New Roman"/>
                 <w:szCs w:val="21"/>
               </w:rPr>
               <w:t>Breiman</w:t>
             </w:r>
+            <w:proofErr w:type="spellEnd"/>
             <w:r>
               <w:rPr>
                 <w:rFonts w:hint="eastAsia"/>
@@ -5990,7 +6129,7 @@
             </w:r>
             <w:r>
               <w:rPr>
-                <w:rFonts w:hint="default" w:ascii="Times New Roman" w:hAnsi="Times New Roman" w:eastAsia="Times New Roman" w:cs="Times New Roman"/>
+                <w:rFonts w:eastAsia="Times New Roman"/>
                 <w:szCs w:val="21"/>
               </w:rPr>
               <w:t>Friedman</w:t>
@@ -6002,13 +6141,15 @@
               </w:rPr>
               <w:t>、</w:t>
             </w:r>
-            <w:r>
-              <w:rPr>
-                <w:rFonts w:hint="default" w:ascii="Times New Roman" w:hAnsi="Times New Roman" w:eastAsia="Times New Roman" w:cs="Times New Roman"/>
+            <w:proofErr w:type="spellStart"/>
+            <w:r>
+              <w:rPr>
+                <w:rFonts w:eastAsia="Times New Roman"/>
                 <w:szCs w:val="21"/>
               </w:rPr>
               <w:t>Olshen</w:t>
             </w:r>
+            <w:proofErr w:type="spellEnd"/>
             <w:r>
               <w:rPr>
                 <w:rFonts w:hint="eastAsia"/>
@@ -6018,7 +6159,7 @@
             </w:r>
             <w:r>
               <w:rPr>
-                <w:rFonts w:hint="default" w:ascii="Times New Roman" w:hAnsi="Times New Roman" w:eastAsia="Times New Roman" w:cs="Times New Roman"/>
+                <w:rFonts w:eastAsia="Times New Roman"/>
                 <w:szCs w:val="21"/>
               </w:rPr>
               <w:t>Stone</w:t>
@@ -6032,7 +6173,7 @@
             </w:r>
             <w:r>
               <w:rPr>
-                <w:rFonts w:hint="default" w:ascii="Times New Roman" w:hAnsi="Times New Roman" w:eastAsia="Times New Roman" w:cs="Times New Roman"/>
+                <w:rFonts w:eastAsia="Times New Roman"/>
                 <w:szCs w:val="21"/>
               </w:rPr>
               <w:t>CART</w:t>
@@ -6046,7 +6187,7 @@
             </w:r>
             <w:r>
               <w:rPr>
-                <w:rFonts w:hint="default" w:ascii="Times New Roman" w:hAnsi="Times New Roman" w:eastAsia="Times New Roman" w:cs="Times New Roman"/>
+                <w:rFonts w:eastAsia="Times New Roman"/>
                 <w:szCs w:val="21"/>
                 <w:vertAlign w:val="superscript"/>
               </w:rPr>
@@ -6061,7 +6202,7 @@
             </w:r>
             <w:r>
               <w:rPr>
-                <w:rFonts w:hint="default" w:ascii="Times New Roman" w:hAnsi="Times New Roman" w:eastAsia="Times New Roman" w:cs="Times New Roman"/>
+                <w:rFonts w:eastAsia="Times New Roman"/>
                 <w:szCs w:val="21"/>
               </w:rPr>
               <w:t>1986</w:t>
@@ -6075,7 +6216,7 @@
             </w:r>
             <w:r>
               <w:rPr>
-                <w:rFonts w:hint="default" w:ascii="Times New Roman" w:hAnsi="Times New Roman" w:eastAsia="Times New Roman" w:cs="Times New Roman"/>
+                <w:rFonts w:eastAsia="Times New Roman"/>
                 <w:szCs w:val="21"/>
               </w:rPr>
               <w:t>Quinlan</w:t>
@@ -6089,7 +6230,7 @@
             </w:r>
             <w:r>
               <w:rPr>
-                <w:rFonts w:hint="default" w:ascii="Times New Roman" w:hAnsi="Times New Roman" w:eastAsia="Times New Roman" w:cs="Times New Roman"/>
+                <w:rFonts w:eastAsia="Times New Roman"/>
                 <w:szCs w:val="21"/>
               </w:rPr>
               <w:t>ID3</w:t>
@@ -6103,7 +6244,7 @@
             </w:r>
             <w:r>
               <w:rPr>
-                <w:rFonts w:hint="default" w:ascii="Times New Roman" w:hAnsi="Times New Roman" w:eastAsia="Times New Roman" w:cs="Times New Roman"/>
+                <w:rFonts w:eastAsia="Times New Roman"/>
                 <w:szCs w:val="21"/>
                 <w:vertAlign w:val="superscript"/>
               </w:rPr>
@@ -6118,7 +6259,7 @@
             </w:r>
             <w:r>
               <w:rPr>
-                <w:rFonts w:hint="default" w:ascii="Times New Roman" w:hAnsi="Times New Roman" w:eastAsia="Times New Roman" w:cs="Times New Roman"/>
+                <w:rFonts w:eastAsia="Times New Roman"/>
                 <w:szCs w:val="21"/>
               </w:rPr>
               <w:t>1993</w:t>
@@ -6132,7 +6273,7 @@
             </w:r>
             <w:r>
               <w:rPr>
-                <w:rFonts w:hint="default" w:ascii="Times New Roman" w:hAnsi="Times New Roman" w:eastAsia="Times New Roman" w:cs="Times New Roman"/>
+                <w:rFonts w:eastAsia="Times New Roman"/>
                 <w:szCs w:val="21"/>
               </w:rPr>
               <w:t>C4.5</w:t>
@@ -6146,7 +6287,7 @@
             </w:r>
             <w:r>
               <w:rPr>
-                <w:rFonts w:hint="default" w:ascii="Times New Roman" w:hAnsi="Times New Roman" w:eastAsia="Times New Roman" w:cs="Times New Roman"/>
+                <w:rFonts w:eastAsia="Times New Roman"/>
                 <w:szCs w:val="21"/>
                 <w:vertAlign w:val="superscript"/>
               </w:rPr>
@@ -6168,7 +6309,7 @@
             </w:pPr>
             <w:r>
               <w:rPr>
-                <w:rFonts w:hint="default" w:ascii="Times New Roman" w:hAnsi="Times New Roman" w:eastAsia="Times New Roman" w:cs="Times New Roman"/>
+                <w:rFonts w:eastAsia="Times New Roman"/>
                 <w:szCs w:val="21"/>
               </w:rPr>
               <w:t>20</w:t>
@@ -6182,7 +6323,7 @@
             </w:r>
             <w:r>
               <w:rPr>
-                <w:rFonts w:hint="default" w:ascii="Times New Roman" w:hAnsi="Times New Roman" w:eastAsia="Times New Roman" w:cs="Times New Roman"/>
+                <w:rFonts w:eastAsia="Times New Roman"/>
                 <w:szCs w:val="21"/>
               </w:rPr>
               <w:t>90</w:t>
@@ -6196,7 +6337,7 @@
             </w:r>
             <w:r>
               <w:rPr>
-                <w:rFonts w:hint="default" w:ascii="Times New Roman" w:hAnsi="Times New Roman" w:eastAsia="Times New Roman" w:cs="Times New Roman"/>
+                <w:rFonts w:eastAsia="Times New Roman"/>
                 <w:szCs w:val="21"/>
               </w:rPr>
               <w:t>SLIQ</w:t>
@@ -6206,11 +6347,19 @@
                 <w:rFonts w:hint="eastAsia"/>
                 <w:szCs w:val="21"/>
               </w:rPr>
-              <w:t>采用预排序与类表结构，减少重复排序开销并支持超大规模训练集</w:t>
-            </w:r>
-            <w:r>
-              <w:rPr>
-                <w:rFonts w:hint="default" w:ascii="Times New Roman" w:hAnsi="Times New Roman" w:eastAsia="Times New Roman" w:cs="Times New Roman"/>
+              <w:t>采用预</w:t>
+            </w:r>
+            <w:r>
+              <w:rPr>
+                <w:rFonts w:hint="eastAsia"/>
+                <w:szCs w:val="21"/>
+              </w:rPr>
+              <w:lastRenderedPageBreak/>
+              <w:t>排序与类表结构，减少重复排序开销并支持超大规模训练集</w:t>
+            </w:r>
+            <w:r>
+              <w:rPr>
+                <w:rFonts w:eastAsia="Times New Roman"/>
                 <w:szCs w:val="21"/>
                 <w:vertAlign w:val="superscript"/>
               </w:rPr>
@@ -6225,7 +6374,7 @@
             </w:r>
             <w:r>
               <w:rPr>
-                <w:rFonts w:hint="default" w:ascii="Times New Roman" w:hAnsi="Times New Roman" w:eastAsia="Times New Roman" w:cs="Times New Roman"/>
+                <w:rFonts w:eastAsia="Times New Roman"/>
                 <w:szCs w:val="21"/>
               </w:rPr>
               <w:t>SPRINT</w:t>
@@ -6239,7 +6388,7 @@
             </w:r>
             <w:r>
               <w:rPr>
-                <w:rFonts w:hint="default" w:ascii="Times New Roman" w:hAnsi="Times New Roman" w:eastAsia="Times New Roman" w:cs="Times New Roman"/>
+                <w:rFonts w:eastAsia="Times New Roman"/>
                 <w:szCs w:val="21"/>
                 <w:vertAlign w:val="superscript"/>
               </w:rPr>
@@ -6254,7 +6403,7 @@
             </w:r>
             <w:r>
               <w:rPr>
-                <w:rFonts w:hint="default" w:ascii="Times New Roman" w:hAnsi="Times New Roman" w:eastAsia="Times New Roman" w:cs="Times New Roman"/>
+                <w:rFonts w:eastAsia="Times New Roman"/>
                 <w:szCs w:val="21"/>
               </w:rPr>
               <w:t>PUBLIC</w:t>
@@ -6268,7 +6417,7 @@
             </w:r>
             <w:r>
               <w:rPr>
-                <w:rFonts w:hint="default" w:ascii="Times New Roman" w:hAnsi="Times New Roman" w:eastAsia="Times New Roman" w:cs="Times New Roman"/>
+                <w:rFonts w:eastAsia="Times New Roman"/>
                 <w:szCs w:val="21"/>
                 <w:vertAlign w:val="superscript"/>
               </w:rPr>
@@ -6290,7 +6439,7 @@
             </w:pPr>
             <w:r>
               <w:rPr>
-                <w:rFonts w:hint="default" w:ascii="Times New Roman" w:hAnsi="Times New Roman" w:eastAsia="Times New Roman" w:cs="Times New Roman"/>
+                <w:rFonts w:eastAsia="Times New Roman"/>
                 <w:szCs w:val="21"/>
               </w:rPr>
               <w:t>2000</w:t>
@@ -6302,13 +6451,15 @@
               </w:rPr>
               <w:t>年以后，集成学习成为主线。</w:t>
             </w:r>
-            <w:r>
-              <w:rPr>
-                <w:rFonts w:hint="default" w:ascii="Times New Roman" w:hAnsi="Times New Roman" w:eastAsia="Times New Roman" w:cs="Times New Roman"/>
+            <w:proofErr w:type="spellStart"/>
+            <w:r>
+              <w:rPr>
+                <w:rFonts w:eastAsia="Times New Roman"/>
                 <w:szCs w:val="21"/>
               </w:rPr>
               <w:t>Breiman</w:t>
             </w:r>
+            <w:proofErr w:type="spellEnd"/>
             <w:r>
               <w:rPr>
                 <w:rFonts w:hint="eastAsia"/>
@@ -6318,7 +6469,7 @@
             </w:r>
             <w:r>
               <w:rPr>
-                <w:rFonts w:hint="default" w:ascii="Times New Roman" w:hAnsi="Times New Roman" w:eastAsia="Times New Roman" w:cs="Times New Roman"/>
+                <w:rFonts w:eastAsia="Times New Roman"/>
                 <w:szCs w:val="21"/>
               </w:rPr>
               <w:t>Bagging</w:t>
@@ -6332,7 +6483,7 @@
             </w:r>
             <w:r>
               <w:rPr>
-                <w:rFonts w:hint="default" w:ascii="Times New Roman" w:hAnsi="Times New Roman" w:eastAsia="Times New Roman" w:cs="Times New Roman"/>
+                <w:rFonts w:eastAsia="Times New Roman"/>
                 <w:szCs w:val="21"/>
                 <w:vertAlign w:val="superscript"/>
               </w:rPr>
@@ -6347,7 +6498,7 @@
             </w:r>
             <w:r>
               <w:rPr>
-                <w:rFonts w:hint="default" w:ascii="Times New Roman" w:hAnsi="Times New Roman" w:eastAsia="Times New Roman" w:cs="Times New Roman"/>
+                <w:rFonts w:eastAsia="Times New Roman"/>
                 <w:szCs w:val="21"/>
               </w:rPr>
               <w:t>Friedman</w:t>
@@ -6361,7 +6512,7 @@
             </w:r>
             <w:r>
               <w:rPr>
-                <w:rFonts w:hint="default" w:ascii="Times New Roman" w:hAnsi="Times New Roman" w:eastAsia="Times New Roman" w:cs="Times New Roman"/>
+                <w:rFonts w:eastAsia="Times New Roman"/>
                 <w:szCs w:val="21"/>
               </w:rPr>
               <w:t>boosting</w:t>
@@ -6375,7 +6526,7 @@
             </w:r>
             <w:r>
               <w:rPr>
-                <w:rFonts w:hint="default" w:ascii="Times New Roman" w:hAnsi="Times New Roman" w:eastAsia="Times New Roman" w:cs="Times New Roman"/>
+                <w:rFonts w:eastAsia="Times New Roman"/>
                 <w:szCs w:val="21"/>
                 <w:vertAlign w:val="superscript"/>
               </w:rPr>
@@ -6390,7 +6541,7 @@
             </w:r>
             <w:r>
               <w:rPr>
-                <w:rFonts w:hint="default" w:ascii="Times New Roman" w:hAnsi="Times New Roman" w:eastAsia="Times New Roman" w:cs="Times New Roman"/>
+                <w:rFonts w:eastAsia="Times New Roman"/>
                 <w:szCs w:val="21"/>
               </w:rPr>
               <w:t>Chen</w:t>
@@ -6402,13 +6553,15 @@
               </w:rPr>
               <w:t>与</w:t>
             </w:r>
-            <w:r>
-              <w:rPr>
-                <w:rFonts w:hint="default" w:ascii="Times New Roman" w:hAnsi="Times New Roman" w:eastAsia="Times New Roman" w:cs="Times New Roman"/>
+            <w:proofErr w:type="spellStart"/>
+            <w:r>
+              <w:rPr>
+                <w:rFonts w:eastAsia="Times New Roman"/>
                 <w:szCs w:val="21"/>
               </w:rPr>
               <w:t>Guestrin</w:t>
             </w:r>
+            <w:proofErr w:type="spellEnd"/>
             <w:r>
               <w:rPr>
                 <w:rFonts w:hint="eastAsia"/>
@@ -6416,13 +6569,15 @@
               </w:rPr>
               <w:t>的</w:t>
             </w:r>
-            <w:r>
-              <w:rPr>
-                <w:rFonts w:hint="default" w:ascii="Times New Roman" w:hAnsi="Times New Roman" w:eastAsia="Times New Roman" w:cs="Times New Roman"/>
+            <w:proofErr w:type="spellStart"/>
+            <w:r>
+              <w:rPr>
+                <w:rFonts w:eastAsia="Times New Roman"/>
                 <w:szCs w:val="21"/>
               </w:rPr>
               <w:t>XGBoost</w:t>
             </w:r>
+            <w:proofErr w:type="spellEnd"/>
             <w:r>
               <w:rPr>
                 <w:rFonts w:hint="eastAsia"/>
@@ -6432,7 +6587,7 @@
             </w:r>
             <w:r>
               <w:rPr>
-                <w:rFonts w:hint="default" w:ascii="Times New Roman" w:hAnsi="Times New Roman" w:eastAsia="Times New Roman" w:cs="Times New Roman"/>
+                <w:rFonts w:eastAsia="Times New Roman"/>
                 <w:szCs w:val="21"/>
                 <w:vertAlign w:val="superscript"/>
               </w:rPr>
@@ -6445,13 +6600,15 @@
               </w:rPr>
               <w:t>；</w:t>
             </w:r>
-            <w:r>
-              <w:rPr>
-                <w:rFonts w:hint="default" w:ascii="Times New Roman" w:hAnsi="Times New Roman" w:eastAsia="Times New Roman" w:cs="Times New Roman"/>
+            <w:proofErr w:type="spellStart"/>
+            <w:r>
+              <w:rPr>
+                <w:rFonts w:eastAsia="Times New Roman"/>
                 <w:szCs w:val="21"/>
               </w:rPr>
               <w:t>LightGBM</w:t>
             </w:r>
+            <w:proofErr w:type="spellEnd"/>
             <w:r>
               <w:rPr>
                 <w:rFonts w:hint="eastAsia"/>
@@ -6459,13 +6616,15 @@
               </w:rPr>
               <w:t>与</w:t>
             </w:r>
-            <w:r>
-              <w:rPr>
-                <w:rFonts w:hint="default" w:ascii="Times New Roman" w:hAnsi="Times New Roman" w:eastAsia="Times New Roman" w:cs="Times New Roman"/>
+            <w:proofErr w:type="spellStart"/>
+            <w:r>
+              <w:rPr>
+                <w:rFonts w:eastAsia="Times New Roman"/>
                 <w:szCs w:val="21"/>
               </w:rPr>
               <w:t>CatBoost</w:t>
             </w:r>
+            <w:proofErr w:type="spellEnd"/>
             <w:r>
               <w:rPr>
                 <w:rFonts w:hint="eastAsia"/>
@@ -6475,7 +6634,7 @@
             </w:r>
             <w:r>
               <w:rPr>
-                <w:rFonts w:hint="default" w:ascii="Times New Roman" w:hAnsi="Times New Roman" w:eastAsia="Times New Roman" w:cs="Times New Roman"/>
+                <w:rFonts w:eastAsia="Times New Roman"/>
                 <w:szCs w:val="21"/>
                 <w:vertAlign w:val="superscript"/>
               </w:rPr>
@@ -6490,7 +6649,7 @@
             </w:r>
             <w:r>
               <w:rPr>
-                <w:rFonts w:hint="default" w:ascii="Times New Roman" w:hAnsi="Times New Roman" w:eastAsia="Times New Roman" w:cs="Times New Roman"/>
+                <w:rFonts w:eastAsia="Times New Roman"/>
                 <w:szCs w:val="21"/>
               </w:rPr>
               <w:t>Bertsimas</w:t>
@@ -6504,7 +6663,7 @@
             </w:r>
             <w:r>
               <w:rPr>
-                <w:rFonts w:hint="default" w:ascii="Times New Roman" w:hAnsi="Times New Roman" w:eastAsia="Times New Roman" w:cs="Times New Roman"/>
+                <w:rFonts w:eastAsia="Times New Roman"/>
                 <w:szCs w:val="21"/>
               </w:rPr>
               <w:t>Dunn</w:t>
@@ -6518,7 +6677,7 @@
             </w:r>
             <w:r>
               <w:rPr>
-                <w:rFonts w:hint="default" w:ascii="Times New Roman" w:hAnsi="Times New Roman" w:eastAsia="Times New Roman" w:cs="Times New Roman"/>
+                <w:rFonts w:eastAsia="Times New Roman"/>
                 <w:szCs w:val="21"/>
                 <w:vertAlign w:val="superscript"/>
               </w:rPr>
@@ -6547,7 +6706,7 @@
             </w:r>
             <w:r>
               <w:rPr>
-                <w:rFonts w:hint="default" w:ascii="Times New Roman" w:hAnsi="Times New Roman" w:eastAsia="Times New Roman" w:cs="Times New Roman"/>
+                <w:rFonts w:eastAsia="Times New Roman"/>
                 <w:szCs w:val="21"/>
               </w:rPr>
               <w:t>Lundberg</w:t>
@@ -6561,7 +6720,7 @@
             </w:r>
             <w:r>
               <w:rPr>
-                <w:rFonts w:hint="default" w:ascii="Times New Roman" w:hAnsi="Times New Roman" w:eastAsia="Times New Roman" w:cs="Times New Roman"/>
+                <w:rFonts w:eastAsia="Times New Roman"/>
                 <w:szCs w:val="21"/>
               </w:rPr>
               <w:t>Lee</w:t>
@@ -6575,7 +6734,7 @@
             </w:r>
             <w:r>
               <w:rPr>
-                <w:rFonts w:hint="default" w:ascii="Times New Roman" w:hAnsi="Times New Roman" w:eastAsia="Times New Roman" w:cs="Times New Roman"/>
+                <w:rFonts w:eastAsia="Times New Roman"/>
                 <w:szCs w:val="21"/>
               </w:rPr>
               <w:t>SHAP</w:t>
@@ -6589,7 +6748,7 @@
             </w:r>
             <w:r>
               <w:rPr>
-                <w:rFonts w:hint="default" w:ascii="Times New Roman" w:hAnsi="Times New Roman" w:eastAsia="Times New Roman" w:cs="Times New Roman"/>
+                <w:rFonts w:eastAsia="Times New Roman"/>
                 <w:szCs w:val="21"/>
               </w:rPr>
               <w:t>Shapley</w:t>
@@ -6603,7 +6762,7 @@
             </w:r>
             <w:r>
               <w:rPr>
-                <w:rFonts w:hint="default" w:ascii="Times New Roman" w:hAnsi="Times New Roman" w:eastAsia="Times New Roman" w:cs="Times New Roman"/>
+                <w:rFonts w:eastAsia="Times New Roman"/>
                 <w:szCs w:val="21"/>
                 <w:vertAlign w:val="superscript"/>
               </w:rPr>
@@ -6618,7 +6777,7 @@
             </w:r>
             <w:r>
               <w:rPr>
-                <w:rFonts w:hint="default" w:ascii="Times New Roman" w:hAnsi="Times New Roman" w:eastAsia="Times New Roman" w:cs="Times New Roman"/>
+                <w:rFonts w:eastAsia="Times New Roman"/>
                 <w:szCs w:val="21"/>
               </w:rPr>
               <w:t>Rudin</w:t>
@@ -6632,7 +6791,7 @@
             </w:r>
             <w:r>
               <w:rPr>
-                <w:rFonts w:hint="default" w:ascii="Times New Roman" w:hAnsi="Times New Roman" w:eastAsia="Times New Roman" w:cs="Times New Roman"/>
+                <w:rFonts w:eastAsia="Times New Roman"/>
                 <w:szCs w:val="21"/>
                 <w:vertAlign w:val="superscript"/>
               </w:rPr>
@@ -6645,13 +6804,15 @@
               </w:rPr>
               <w:t>。</w:t>
             </w:r>
-            <w:r>
-              <w:rPr>
-                <w:rFonts w:hint="default" w:ascii="Times New Roman" w:hAnsi="Times New Roman" w:eastAsia="Times New Roman" w:cs="Times New Roman"/>
+            <w:proofErr w:type="spellStart"/>
+            <w:r>
+              <w:rPr>
+                <w:rFonts w:eastAsia="Times New Roman"/>
                 <w:szCs w:val="21"/>
               </w:rPr>
               <w:t>Grinsztajn</w:t>
             </w:r>
+            <w:proofErr w:type="spellEnd"/>
             <w:r>
               <w:rPr>
                 <w:rFonts w:hint="eastAsia"/>
@@ -6661,7 +6822,7 @@
             </w:r>
             <w:r>
               <w:rPr>
-                <w:rFonts w:hint="default" w:ascii="Times New Roman" w:hAnsi="Times New Roman" w:eastAsia="Times New Roman" w:cs="Times New Roman"/>
+                <w:rFonts w:eastAsia="Times New Roman"/>
                 <w:szCs w:val="21"/>
                 <w:vertAlign w:val="superscript"/>
               </w:rPr>
@@ -6676,7 +6837,7 @@
             </w:r>
             <w:r>
               <w:rPr>
-                <w:rFonts w:hint="default" w:ascii="Times New Roman" w:hAnsi="Times New Roman" w:eastAsia="Times New Roman" w:cs="Times New Roman"/>
+                <w:rFonts w:eastAsia="Times New Roman"/>
                 <w:szCs w:val="21"/>
                 <w:vertAlign w:val="superscript"/>
               </w:rPr>
@@ -6711,7 +6872,7 @@
             </w:r>
             <w:r>
               <w:rPr>
-                <w:rFonts w:hint="default" w:ascii="Times New Roman" w:hAnsi="Times New Roman" w:eastAsia="Times New Roman" w:cs="Times New Roman"/>
+                <w:rFonts w:eastAsia="Times New Roman"/>
                 <w:b/>
                 <w:bCs/>
                 <w:sz w:val="18"/>
@@ -6771,7 +6932,7 @@
             </w:r>
             <w:r>
               <w:rPr>
-                <w:rFonts w:hint="default" w:ascii="Times New Roman" w:hAnsi="Times New Roman" w:eastAsia="Times New Roman" w:cs="Times New Roman"/>
+                <w:rFonts w:eastAsia="Times New Roman"/>
                 <w:b/>
                 <w:bCs/>
                 <w:noProof/>
@@ -6793,7 +6954,7 @@
             <w:bookmarkEnd w:id="4"/>
             <w:r>
               <w:rPr>
-                <w:rFonts w:hint="default" w:ascii="Times New Roman" w:hAnsi="Times New Roman" w:eastAsia="Times New Roman" w:cs="Times New Roman"/>
+                <w:rFonts w:eastAsia="Times New Roman"/>
                 <w:b/>
                 <w:bCs/>
                 <w:sz w:val="18"/>
@@ -6969,24 +7130,10 @@
                   </w:pPr>
                   <w:r>
                     <w:rPr>
-                      <w:rFonts w:hint="default" w:ascii="Times New Roman" w:hAnsi="Times New Roman" w:eastAsia="Times New Roman" w:cs="Times New Roman"/>
+                      <w:rFonts w:eastAsia="Times New Roman"/>
                       <w:sz w:val="17"/>
                     </w:rPr>
-                    <w:t>1963</w:t>
-                  </w:r>
-                  <w:r>
-                    <w:rPr>
-                      <w:rFonts w:hint="default" w:ascii="Times New Roman" w:hAnsi="Times New Roman" w:eastAsia="Times New Roman" w:cs="Times New Roman"/>
-                      <w:sz w:val="17"/>
-                    </w:rPr>
-                    <w:t>—</w:t>
-                  </w:r>
-                  <w:r>
-                    <w:rPr>
-                      <w:rFonts w:hint="default" w:ascii="Times New Roman" w:hAnsi="Times New Roman" w:eastAsia="Times New Roman" w:cs="Times New Roman"/>
-                      <w:sz w:val="17"/>
-                    </w:rPr>
-                    <w:t>1970</w:t>
+                    <w:t>1963—1970</w:t>
                   </w:r>
                   <w:r>
                     <w:rPr>
@@ -7008,7 +7155,7 @@
                   </w:pPr>
                   <w:r>
                     <w:rPr>
-                      <w:rFonts w:hint="default" w:ascii="Times New Roman" w:hAnsi="Times New Roman" w:eastAsia="Times New Roman" w:cs="Times New Roman"/>
+                      <w:rFonts w:eastAsia="Times New Roman"/>
                       <w:sz w:val="17"/>
                     </w:rPr>
                     <w:t>AID</w:t>
@@ -7022,7 +7169,7 @@
                   </w:r>
                   <w:r>
                     <w:rPr>
-                      <w:rFonts w:hint="default" w:ascii="Times New Roman" w:hAnsi="Times New Roman" w:eastAsia="Times New Roman" w:cs="Times New Roman"/>
+                      <w:rFonts w:eastAsia="Times New Roman"/>
                       <w:sz w:val="17"/>
                     </w:rPr>
                     <w:t>THAID</w:t>
@@ -7082,24 +7229,10 @@
                   </w:pPr>
                   <w:r>
                     <w:rPr>
-                      <w:rFonts w:hint="default" w:ascii="Times New Roman" w:hAnsi="Times New Roman" w:eastAsia="Times New Roman" w:cs="Times New Roman"/>
+                      <w:rFonts w:eastAsia="Times New Roman"/>
                       <w:sz w:val="17"/>
                     </w:rPr>
-                    <w:t>1984</w:t>
-                  </w:r>
-                  <w:r>
-                    <w:rPr>
-                      <w:rFonts w:hint="default" w:ascii="Times New Roman" w:hAnsi="Times New Roman" w:eastAsia="Times New Roman" w:cs="Times New Roman"/>
-                      <w:sz w:val="17"/>
-                    </w:rPr>
-                    <w:t>—</w:t>
-                  </w:r>
-                  <w:r>
-                    <w:rPr>
-                      <w:rFonts w:hint="default" w:ascii="Times New Roman" w:hAnsi="Times New Roman" w:eastAsia="Times New Roman" w:cs="Times New Roman"/>
-                      <w:sz w:val="17"/>
-                    </w:rPr>
-                    <w:t>1993</w:t>
+                    <w:t>1984—1993</w:t>
                   </w:r>
                 </w:p>
               </w:tc>
@@ -7114,7 +7247,7 @@
                   </w:pPr>
                   <w:r>
                     <w:rPr>
-                      <w:rFonts w:hint="default" w:ascii="Times New Roman" w:hAnsi="Times New Roman" w:eastAsia="Times New Roman" w:cs="Times New Roman"/>
+                      <w:rFonts w:eastAsia="Times New Roman"/>
                       <w:sz w:val="17"/>
                     </w:rPr>
                     <w:t>CART</w:t>
@@ -7128,7 +7261,7 @@
                   </w:r>
                   <w:r>
                     <w:rPr>
-                      <w:rFonts w:hint="default" w:ascii="Times New Roman" w:hAnsi="Times New Roman" w:eastAsia="Times New Roman" w:cs="Times New Roman"/>
+                      <w:rFonts w:eastAsia="Times New Roman"/>
                       <w:sz w:val="17"/>
                     </w:rPr>
                     <w:t>ID3</w:t>
@@ -7142,7 +7275,7 @@
                   </w:r>
                   <w:r>
                     <w:rPr>
-                      <w:rFonts w:hint="default" w:ascii="Times New Roman" w:hAnsi="Times New Roman" w:eastAsia="Times New Roman" w:cs="Times New Roman"/>
+                      <w:rFonts w:eastAsia="Times New Roman"/>
                       <w:sz w:val="17"/>
                     </w:rPr>
                     <w:t>C4.5</w:t>
@@ -7202,24 +7335,10 @@
                   </w:pPr>
                   <w:r>
                     <w:rPr>
-                      <w:rFonts w:hint="default" w:ascii="Times New Roman" w:hAnsi="Times New Roman" w:eastAsia="Times New Roman" w:cs="Times New Roman"/>
+                      <w:rFonts w:eastAsia="Times New Roman"/>
                       <w:sz w:val="17"/>
                     </w:rPr>
-                    <w:t>1996</w:t>
-                  </w:r>
-                  <w:r>
-                    <w:rPr>
-                      <w:rFonts w:hint="default" w:ascii="Times New Roman" w:hAnsi="Times New Roman" w:eastAsia="Times New Roman" w:cs="Times New Roman"/>
-                      <w:sz w:val="17"/>
-                    </w:rPr>
-                    <w:t>—</w:t>
-                  </w:r>
-                  <w:r>
-                    <w:rPr>
-                      <w:rFonts w:hint="default" w:ascii="Times New Roman" w:hAnsi="Times New Roman" w:eastAsia="Times New Roman" w:cs="Times New Roman"/>
-                      <w:sz w:val="17"/>
-                    </w:rPr>
-                    <w:t>1998</w:t>
+                    <w:t>1996—1998</w:t>
                   </w:r>
                 </w:p>
               </w:tc>
@@ -7234,7 +7353,7 @@
                   </w:pPr>
                   <w:r>
                     <w:rPr>
-                      <w:rFonts w:hint="default" w:ascii="Times New Roman" w:hAnsi="Times New Roman" w:eastAsia="Times New Roman" w:cs="Times New Roman"/>
+                      <w:rFonts w:eastAsia="Times New Roman"/>
                       <w:sz w:val="17"/>
                     </w:rPr>
                     <w:t>SLIQ</w:t>
@@ -7248,7 +7367,7 @@
                   </w:r>
                   <w:r>
                     <w:rPr>
-                      <w:rFonts w:hint="default" w:ascii="Times New Roman" w:hAnsi="Times New Roman" w:eastAsia="Times New Roman" w:cs="Times New Roman"/>
+                      <w:rFonts w:eastAsia="Times New Roman"/>
                       <w:sz w:val="17"/>
                     </w:rPr>
                     <w:t>SPRINT</w:t>
@@ -7262,7 +7381,7 @@
                   </w:r>
                   <w:r>
                     <w:rPr>
-                      <w:rFonts w:hint="default" w:ascii="Times New Roman" w:hAnsi="Times New Roman" w:eastAsia="Times New Roman" w:cs="Times New Roman"/>
+                      <w:rFonts w:eastAsia="Times New Roman"/>
                       <w:sz w:val="17"/>
                     </w:rPr>
                     <w:t>PUBLIC</w:t>
@@ -7322,24 +7441,10 @@
                   </w:pPr>
                   <w:r>
                     <w:rPr>
-                      <w:rFonts w:hint="default" w:ascii="Times New Roman" w:hAnsi="Times New Roman" w:eastAsia="Times New Roman" w:cs="Times New Roman"/>
+                      <w:rFonts w:eastAsia="Times New Roman"/>
                       <w:sz w:val="17"/>
                     </w:rPr>
-                    <w:t>2001</w:t>
-                  </w:r>
-                  <w:r>
-                    <w:rPr>
-                      <w:rFonts w:hint="default" w:ascii="Times New Roman" w:hAnsi="Times New Roman" w:eastAsia="Times New Roman" w:cs="Times New Roman"/>
-                      <w:sz w:val="17"/>
-                    </w:rPr>
-                    <w:t>—</w:t>
-                  </w:r>
-                  <w:r>
-                    <w:rPr>
-                      <w:rFonts w:hint="default" w:ascii="Times New Roman" w:hAnsi="Times New Roman" w:eastAsia="Times New Roman" w:cs="Times New Roman"/>
-                      <w:sz w:val="17"/>
-                    </w:rPr>
-                    <w:t>2018</w:t>
+                    <w:t>2001—2018</w:t>
                   </w:r>
                 </w:p>
               </w:tc>
@@ -7361,7 +7466,7 @@
                   </w:r>
                   <w:r>
                     <w:rPr>
-                      <w:rFonts w:hint="default" w:ascii="Times New Roman" w:hAnsi="Times New Roman" w:eastAsia="Times New Roman" w:cs="Times New Roman"/>
+                      <w:rFonts w:eastAsia="Times New Roman"/>
                       <w:sz w:val="17"/>
                     </w:rPr>
                     <w:t>GBDT</w:t>
@@ -7373,13 +7478,15 @@
                     </w:rPr>
                     <w:t>、</w:t>
                   </w:r>
+                  <w:proofErr w:type="spellStart"/>
                   <w:r>
                     <w:rPr>
-                      <w:rFonts w:hint="default" w:ascii="Times New Roman" w:hAnsi="Times New Roman" w:eastAsia="Times New Roman" w:cs="Times New Roman"/>
+                      <w:rFonts w:eastAsia="Times New Roman"/>
                       <w:sz w:val="17"/>
                     </w:rPr>
                     <w:t>XGBoost</w:t>
                   </w:r>
+                  <w:proofErr w:type="spellEnd"/>
                   <w:r>
                     <w:rPr>
                       <w:rFonts w:hint="eastAsia"/>
@@ -7387,13 +7494,15 @@
                     </w:rPr>
                     <w:t>、</w:t>
                   </w:r>
+                  <w:proofErr w:type="spellStart"/>
                   <w:r>
                     <w:rPr>
-                      <w:rFonts w:hint="default" w:ascii="Times New Roman" w:hAnsi="Times New Roman" w:eastAsia="Times New Roman" w:cs="Times New Roman"/>
+                      <w:rFonts w:eastAsia="Times New Roman"/>
                       <w:sz w:val="17"/>
                     </w:rPr>
                     <w:t>LightGBM</w:t>
                   </w:r>
+                  <w:proofErr w:type="spellEnd"/>
                   <w:r>
                     <w:rPr>
                       <w:rFonts w:hint="eastAsia"/>
@@ -7401,13 +7510,15 @@
                     </w:rPr>
                     <w:t>、</w:t>
                   </w:r>
+                  <w:proofErr w:type="spellStart"/>
                   <w:r>
                     <w:rPr>
-                      <w:rFonts w:hint="default" w:ascii="Times New Roman" w:hAnsi="Times New Roman" w:eastAsia="Times New Roman" w:cs="Times New Roman"/>
+                      <w:rFonts w:eastAsia="Times New Roman"/>
                       <w:sz w:val="17"/>
                     </w:rPr>
                     <w:t>CatBoost</w:t>
                   </w:r>
+                  <w:proofErr w:type="spellEnd"/>
                 </w:p>
               </w:tc>
               <w:tc>
@@ -7428,7 +7539,7 @@
                   </w:r>
                   <w:r>
                     <w:rPr>
-                      <w:rFonts w:hint="default" w:ascii="Times New Roman" w:hAnsi="Times New Roman" w:eastAsia="Times New Roman" w:cs="Times New Roman"/>
+                      <w:rFonts w:eastAsia="Times New Roman"/>
                       <w:sz w:val="17"/>
                     </w:rPr>
                     <w:t>/</w:t>
@@ -7477,17 +7588,10 @@
                   </w:pPr>
                   <w:r>
                     <w:rPr>
-                      <w:rFonts w:hint="default" w:ascii="Times New Roman" w:hAnsi="Times New Roman" w:eastAsia="Times New Roman" w:cs="Times New Roman"/>
+                      <w:rFonts w:eastAsia="Times New Roman"/>
                       <w:sz w:val="17"/>
                     </w:rPr>
-                    <w:t>2017</w:t>
-                  </w:r>
-                  <w:r>
-                    <w:rPr>
-                      <w:rFonts w:hint="default" w:ascii="Times New Roman" w:hAnsi="Times New Roman" w:eastAsia="Times New Roman" w:cs="Times New Roman"/>
-                      <w:sz w:val="17"/>
-                    </w:rPr>
-                    <w:t>—</w:t>
+                    <w:t>2017—</w:t>
                   </w:r>
                 </w:p>
               </w:tc>
@@ -7509,7 +7613,7 @@
                   </w:r>
                   <w:r>
                     <w:rPr>
-                      <w:rFonts w:hint="default" w:ascii="Times New Roman" w:hAnsi="Times New Roman" w:eastAsia="Times New Roman" w:cs="Times New Roman"/>
+                      <w:rFonts w:eastAsia="Times New Roman"/>
                       <w:sz w:val="17"/>
                     </w:rPr>
                     <w:t>SHAP</w:t>
@@ -7557,7 +7661,7 @@
             </w:pPr>
             <w:r>
               <w:rPr>
-                <w:rFonts w:eastAsia="Times New Roman" w:hint="default" w:ascii="Times New Roman" w:hAnsi="Times New Roman" w:cs="Times New Roman"/>
+                <w:rFonts w:eastAsia="Times New Roman"/>
                 <w:b/>
                 <w:bCs/>
                 <w:szCs w:val="21"/>
@@ -7589,7 +7693,7 @@
             </w:r>
             <w:r>
               <w:rPr>
-                <w:rFonts w:hint="default" w:ascii="Times New Roman" w:hAnsi="Times New Roman" w:eastAsia="Times New Roman" w:cs="Times New Roman"/>
+                <w:rFonts w:eastAsia="Times New Roman"/>
                 <w:szCs w:val="21"/>
               </w:rPr>
               <w:t>20</w:t>
@@ -7603,7 +7707,7 @@
             </w:r>
             <w:r>
               <w:rPr>
-                <w:rFonts w:hint="default" w:ascii="Times New Roman" w:hAnsi="Times New Roman" w:eastAsia="Times New Roman" w:cs="Times New Roman"/>
+                <w:rFonts w:eastAsia="Times New Roman"/>
                 <w:szCs w:val="21"/>
               </w:rPr>
               <w:t>90</w:t>
@@ -7617,7 +7721,7 @@
             </w:r>
             <w:r>
               <w:rPr>
-                <w:rFonts w:hint="default" w:ascii="Times New Roman" w:hAnsi="Times New Roman" w:eastAsia="Times New Roman" w:cs="Times New Roman"/>
+                <w:rFonts w:eastAsia="Times New Roman"/>
                 <w:szCs w:val="21"/>
               </w:rPr>
               <w:t>21</w:t>
@@ -7631,7 +7735,7 @@
             </w:r>
             <w:r>
               <w:rPr>
-                <w:rFonts w:hint="default" w:ascii="Times New Roman" w:hAnsi="Times New Roman" w:eastAsia="Times New Roman" w:cs="Times New Roman"/>
+                <w:rFonts w:eastAsia="Times New Roman"/>
                 <w:szCs w:val="21"/>
               </w:rPr>
               <w:t>ID3</w:t>
@@ -7645,7 +7749,7 @@
             </w:r>
             <w:r>
               <w:rPr>
-                <w:rFonts w:hint="default" w:ascii="Times New Roman" w:hAnsi="Times New Roman" w:eastAsia="Times New Roman" w:cs="Times New Roman"/>
+                <w:rFonts w:eastAsia="Times New Roman"/>
                 <w:szCs w:val="21"/>
               </w:rPr>
               <w:t>C4.5</w:t>
@@ -7659,7 +7763,7 @@
             </w:r>
             <w:r>
               <w:rPr>
-                <w:rFonts w:hint="default" w:ascii="Times New Roman" w:hAnsi="Times New Roman" w:eastAsia="Times New Roman" w:cs="Times New Roman"/>
+                <w:rFonts w:eastAsia="Times New Roman"/>
                 <w:szCs w:val="21"/>
               </w:rPr>
               <w:t>CART</w:t>
@@ -7673,7 +7777,7 @@
             </w:r>
             <w:r>
               <w:rPr>
-                <w:rFonts w:hint="default" w:ascii="Times New Roman" w:hAnsi="Times New Roman" w:eastAsia="Times New Roman" w:cs="Times New Roman"/>
+                <w:rFonts w:eastAsia="Times New Roman"/>
                 <w:szCs w:val="21"/>
               </w:rPr>
               <w:t>SLIQ</w:t>
@@ -7687,7 +7791,7 @@
             </w:r>
             <w:r>
               <w:rPr>
-                <w:rFonts w:hint="default" w:ascii="Times New Roman" w:hAnsi="Times New Roman" w:eastAsia="Times New Roman" w:cs="Times New Roman"/>
+                <w:rFonts w:eastAsia="Times New Roman"/>
                 <w:szCs w:val="21"/>
               </w:rPr>
               <w:t>k</w:t>
@@ -7701,7 +7805,7 @@
             </w:r>
             <w:r>
               <w:rPr>
-                <w:rFonts w:hint="default" w:ascii="Times New Roman" w:hAnsi="Times New Roman" w:eastAsia="Times New Roman" w:cs="Times New Roman"/>
+                <w:rFonts w:eastAsia="Times New Roman"/>
                 <w:szCs w:val="21"/>
                 <w:vertAlign w:val="superscript"/>
               </w:rPr>
@@ -7716,7 +7820,7 @@
             </w:r>
             <w:r>
               <w:rPr>
-                <w:rFonts w:hint="default" w:ascii="Times New Roman" w:hAnsi="Times New Roman" w:eastAsia="Times New Roman" w:cs="Times New Roman"/>
+                <w:rFonts w:eastAsia="Times New Roman"/>
                 <w:szCs w:val="21"/>
               </w:rPr>
               <w:t>/</w:t>
@@ -7726,7 +7830,15 @@
                 <w:rFonts w:hint="eastAsia"/>
                 <w:szCs w:val="21"/>
               </w:rPr>
-              <w:t>粒子群的属性选择与树结构优化。</w:t>
+              <w:t>粒子群的属性选择与</w:t>
+            </w:r>
+            <w:r>
+              <w:rPr>
+                <w:rFonts w:hint="eastAsia"/>
+                <w:szCs w:val="21"/>
+              </w:rPr>
+              <w:lastRenderedPageBreak/>
+              <w:t>树结构优化。</w:t>
             </w:r>
           </w:p>
           <w:p>
@@ -7744,7 +7856,7 @@
             </w:r>
             <w:r>
               <w:rPr>
-                <w:rFonts w:hint="default" w:ascii="Times New Roman" w:hAnsi="Times New Roman" w:eastAsia="Times New Roman" w:cs="Times New Roman"/>
+                <w:rFonts w:eastAsia="Times New Roman"/>
                 <w:szCs w:val="21"/>
               </w:rPr>
               <w:t>ID3</w:t>
@@ -7758,7 +7870,7 @@
             </w:r>
             <w:r>
               <w:rPr>
-                <w:rFonts w:hint="default" w:ascii="Times New Roman" w:hAnsi="Times New Roman" w:eastAsia="Times New Roman" w:cs="Times New Roman"/>
+                <w:rFonts w:eastAsia="Times New Roman"/>
                 <w:szCs w:val="21"/>
               </w:rPr>
               <w:t>C4.5</w:t>
@@ -7772,7 +7884,7 @@
             </w:r>
             <w:r>
               <w:rPr>
-                <w:rFonts w:hint="default" w:ascii="Times New Roman" w:hAnsi="Times New Roman" w:eastAsia="Times New Roman" w:cs="Times New Roman"/>
+                <w:rFonts w:eastAsia="Times New Roman"/>
                 <w:szCs w:val="21"/>
               </w:rPr>
               <w:t>CART</w:t>
@@ -7786,7 +7898,7 @@
             </w:r>
             <w:r>
               <w:rPr>
-                <w:rFonts w:hint="default" w:ascii="Times New Roman" w:hAnsi="Times New Roman" w:eastAsia="Times New Roman" w:cs="Times New Roman"/>
+                <w:rFonts w:eastAsia="Times New Roman"/>
                 <w:szCs w:val="21"/>
                 <w:vertAlign w:val="superscript"/>
               </w:rPr>
@@ -7801,7 +7913,7 @@
             </w:r>
             <w:r>
               <w:rPr>
-                <w:rFonts w:hint="default" w:ascii="Times New Roman" w:hAnsi="Times New Roman" w:eastAsia="Times New Roman" w:cs="Times New Roman"/>
+                <w:rFonts w:eastAsia="Times New Roman"/>
                 <w:szCs w:val="21"/>
                 <w:vertAlign w:val="superscript"/>
               </w:rPr>
@@ -7830,11 +7942,20 @@
             </w:r>
             <w:r>
               <w:rPr>
-                <w:rFonts w:hint="default" w:ascii="Times New Roman" w:hAnsi="Times New Roman" w:eastAsia="Times New Roman" w:cs="Times New Roman"/>
-                <w:szCs w:val="21"/>
-              </w:rPr>
-              <w:t>GBDT/XGBoost</w:t>
-            </w:r>
+                <w:rFonts w:eastAsia="Times New Roman"/>
+                <w:szCs w:val="21"/>
+              </w:rPr>
+              <w:t>GBDT/</w:t>
+            </w:r>
+            <w:proofErr w:type="spellStart"/>
+            <w:r>
+              <w:rPr>
+                <w:rFonts w:eastAsia="Times New Roman"/>
+                <w:szCs w:val="21"/>
+              </w:rPr>
+              <w:t>XGBoost</w:t>
+            </w:r>
+            <w:proofErr w:type="spellEnd"/>
             <w:r>
               <w:rPr>
                 <w:rFonts w:hint="eastAsia"/>
@@ -7844,7 +7965,7 @@
             </w:r>
             <w:r>
               <w:rPr>
-                <w:rFonts w:hint="default" w:ascii="Times New Roman" w:hAnsi="Times New Roman" w:eastAsia="Times New Roman" w:cs="Times New Roman"/>
+                <w:rFonts w:eastAsia="Times New Roman"/>
                 <w:szCs w:val="21"/>
               </w:rPr>
               <w:t>WOE</w:t>
@@ -7858,7 +7979,7 @@
             </w:r>
             <w:r>
               <w:rPr>
-                <w:rFonts w:hint="default" w:ascii="Times New Roman" w:hAnsi="Times New Roman" w:eastAsia="Times New Roman" w:cs="Times New Roman"/>
+                <w:rFonts w:eastAsia="Times New Roman"/>
                 <w:szCs w:val="21"/>
               </w:rPr>
               <w:t>GBDT+LR</w:t>
@@ -7870,13 +7991,15 @@
               </w:rPr>
               <w:t>、</w:t>
             </w:r>
-            <w:r>
-              <w:rPr>
-                <w:rFonts w:hint="default" w:ascii="Times New Roman" w:hAnsi="Times New Roman" w:eastAsia="Times New Roman" w:cs="Times New Roman"/>
+            <w:proofErr w:type="spellStart"/>
+            <w:r>
+              <w:rPr>
+                <w:rFonts w:eastAsia="Times New Roman"/>
                 <w:szCs w:val="21"/>
               </w:rPr>
               <w:t>LightGBM</w:t>
             </w:r>
+            <w:proofErr w:type="spellEnd"/>
             <w:r>
               <w:rPr>
                 <w:rFonts w:hint="eastAsia"/>
@@ -7884,13 +8007,15 @@
               </w:rPr>
               <w:t>与</w:t>
             </w:r>
-            <w:r>
-              <w:rPr>
-                <w:rFonts w:hint="default" w:ascii="Times New Roman" w:hAnsi="Times New Roman" w:eastAsia="Times New Roman" w:cs="Times New Roman"/>
+            <w:proofErr w:type="spellStart"/>
+            <w:r>
+              <w:rPr>
+                <w:rFonts w:eastAsia="Times New Roman"/>
                 <w:szCs w:val="21"/>
               </w:rPr>
               <w:t>XGBoost</w:t>
             </w:r>
+            <w:proofErr w:type="spellEnd"/>
             <w:r>
               <w:rPr>
                 <w:rFonts w:hint="eastAsia"/>
@@ -7898,13 +8023,15 @@
               </w:rPr>
               <w:t>等组合；工业领域把随机森林与</w:t>
             </w:r>
-            <w:r>
-              <w:rPr>
-                <w:rFonts w:hint="default" w:ascii="Times New Roman" w:hAnsi="Times New Roman" w:eastAsia="Times New Roman" w:cs="Times New Roman"/>
+            <w:proofErr w:type="spellStart"/>
+            <w:r>
+              <w:rPr>
+                <w:rFonts w:eastAsia="Times New Roman"/>
                 <w:szCs w:val="21"/>
               </w:rPr>
               <w:t>XGBoost</w:t>
             </w:r>
+            <w:proofErr w:type="spellEnd"/>
             <w:r>
               <w:rPr>
                 <w:rFonts w:hint="eastAsia"/>
@@ -7914,7 +8041,7 @@
             </w:r>
             <w:r>
               <w:rPr>
-                <w:rFonts w:hint="default" w:ascii="Times New Roman" w:hAnsi="Times New Roman" w:eastAsia="Times New Roman" w:cs="Times New Roman"/>
+                <w:rFonts w:eastAsia="Times New Roman"/>
                 <w:szCs w:val="21"/>
                 <w:vertAlign w:val="superscript"/>
               </w:rPr>
@@ -7943,7 +8070,7 @@
             </w:r>
             <w:r>
               <w:rPr>
-                <w:rFonts w:hint="default" w:ascii="Times New Roman" w:hAnsi="Times New Roman" w:eastAsia="Times New Roman" w:cs="Times New Roman"/>
+                <w:rFonts w:eastAsia="Times New Roman"/>
                 <w:szCs w:val="21"/>
                 <w:vertAlign w:val="superscript"/>
               </w:rPr>
@@ -7958,7 +8085,7 @@
             </w:r>
             <w:r>
               <w:rPr>
-                <w:rFonts w:hint="default" w:ascii="Times New Roman" w:hAnsi="Times New Roman" w:eastAsia="Times New Roman" w:cs="Times New Roman"/>
+                <w:rFonts w:eastAsia="Times New Roman"/>
                 <w:szCs w:val="21"/>
                 <w:vertAlign w:val="superscript"/>
               </w:rPr>
@@ -7973,7 +8100,7 @@
             </w:r>
             <w:r>
               <w:rPr>
-                <w:rFonts w:hint="default" w:ascii="Times New Roman" w:hAnsi="Times New Roman" w:eastAsia="Times New Roman" w:cs="Times New Roman"/>
+                <w:rFonts w:eastAsia="Times New Roman"/>
                 <w:szCs w:val="21"/>
                 <w:vertAlign w:val="superscript"/>
               </w:rPr>
@@ -7988,7 +8115,7 @@
             </w:r>
             <w:r>
               <w:rPr>
-                <w:rFonts w:hint="default" w:ascii="Times New Roman" w:hAnsi="Times New Roman" w:eastAsia="Times New Roman" w:cs="Times New Roman"/>
+                <w:rFonts w:eastAsia="Times New Roman"/>
                 <w:szCs w:val="21"/>
                 <w:vertAlign w:val="superscript"/>
               </w:rPr>
@@ -8010,7 +8137,7 @@
             </w:pPr>
             <w:r>
               <w:rPr>
-                <w:rFonts w:eastAsia="Times New Roman" w:hint="default" w:ascii="Times New Roman" w:hAnsi="Times New Roman" w:cs="Times New Roman"/>
+                <w:rFonts w:eastAsia="Times New Roman"/>
                 <w:b/>
                 <w:bCs/>
                 <w:szCs w:val="21"/>
@@ -8042,7 +8169,7 @@
             </w:r>
             <w:r>
               <w:rPr>
-                <w:rFonts w:hint="default" w:ascii="Times New Roman" w:hAnsi="Times New Roman" w:eastAsia="Times New Roman" w:cs="Times New Roman"/>
+                <w:rFonts w:eastAsia="Times New Roman"/>
                 <w:szCs w:val="21"/>
               </w:rPr>
               <w:t>CART</w:t>
@@ -8056,7 +8183,7 @@
             </w:r>
             <w:r>
               <w:rPr>
-                <w:rFonts w:hint="default" w:ascii="Times New Roman" w:hAnsi="Times New Roman" w:eastAsia="Times New Roman" w:cs="Times New Roman"/>
+                <w:rFonts w:eastAsia="Times New Roman"/>
                 <w:szCs w:val="21"/>
               </w:rPr>
               <w:t>C4.5</w:t>
@@ -8070,7 +8197,7 @@
             </w:r>
             <w:r>
               <w:rPr>
-                <w:rFonts w:hint="default" w:ascii="Times New Roman" w:hAnsi="Times New Roman" w:eastAsia="Times New Roman" w:cs="Times New Roman"/>
+                <w:rFonts w:eastAsia="Times New Roman"/>
                 <w:szCs w:val="21"/>
               </w:rPr>
               <w:t>GBDT</w:t>
@@ -8082,13 +8209,15 @@
               </w:rPr>
               <w:t>、</w:t>
             </w:r>
-            <w:r>
-              <w:rPr>
-                <w:rFonts w:hint="default" w:ascii="Times New Roman" w:hAnsi="Times New Roman" w:eastAsia="Times New Roman" w:cs="Times New Roman"/>
+            <w:proofErr w:type="spellStart"/>
+            <w:r>
+              <w:rPr>
+                <w:rFonts w:eastAsia="Times New Roman"/>
                 <w:szCs w:val="21"/>
               </w:rPr>
               <w:t>XGBoost</w:t>
             </w:r>
+            <w:proofErr w:type="spellEnd"/>
             <w:r>
               <w:rPr>
                 <w:rFonts w:hint="eastAsia"/>
@@ -8096,13 +8225,15 @@
               </w:rPr>
               <w:t>、</w:t>
             </w:r>
-            <w:r>
-              <w:rPr>
-                <w:rFonts w:hint="default" w:ascii="Times New Roman" w:hAnsi="Times New Roman" w:eastAsia="Times New Roman" w:cs="Times New Roman"/>
+            <w:proofErr w:type="spellStart"/>
+            <w:r>
+              <w:rPr>
+                <w:rFonts w:eastAsia="Times New Roman"/>
                 <w:szCs w:val="21"/>
               </w:rPr>
               <w:t>LightGBM</w:t>
             </w:r>
+            <w:proofErr w:type="spellEnd"/>
             <w:r>
               <w:rPr>
                 <w:rFonts w:hint="eastAsia"/>
@@ -8110,13 +8241,15 @@
               </w:rPr>
               <w:t>、</w:t>
             </w:r>
-            <w:r>
-              <w:rPr>
-                <w:rFonts w:hint="default" w:ascii="Times New Roman" w:hAnsi="Times New Roman" w:eastAsia="Times New Roman" w:cs="Times New Roman"/>
+            <w:proofErr w:type="spellStart"/>
+            <w:r>
+              <w:rPr>
+                <w:rFonts w:eastAsia="Times New Roman"/>
                 <w:szCs w:val="21"/>
               </w:rPr>
               <w:t>CatBoost</w:t>
             </w:r>
+            <w:proofErr w:type="spellEnd"/>
             <w:r>
               <w:rPr>
                 <w:rFonts w:hint="eastAsia"/>
@@ -8126,7 +8259,7 @@
             </w:r>
             <w:r>
               <w:rPr>
-                <w:rFonts w:hint="default" w:ascii="Times New Roman" w:hAnsi="Times New Roman" w:eastAsia="Times New Roman" w:cs="Times New Roman"/>
+                <w:rFonts w:eastAsia="Times New Roman"/>
                 <w:szCs w:val="21"/>
                 <w:vertAlign w:val="superscript"/>
               </w:rPr>
@@ -8155,7 +8288,7 @@
             </w:r>
             <w:r>
               <w:rPr>
-                <w:rFonts w:hint="default" w:ascii="Times New Roman" w:hAnsi="Times New Roman" w:eastAsia="Times New Roman" w:cs="Times New Roman"/>
+                <w:rFonts w:eastAsia="Times New Roman"/>
                 <w:szCs w:val="21"/>
               </w:rPr>
               <w:t>GPU</w:t>
@@ -8165,11 +8298,19 @@
                 <w:rFonts w:hint="eastAsia"/>
                 <w:szCs w:val="21"/>
               </w:rPr>
-              <w:t>加速、分布式训练与在线学习；其三，可信与治理的协同，包括公平性约束、差分隐私、联邦学习、鲁棒性验证与模型审计；其四，与深度学习的融合，包括神经决策树、可微分裂、表格基础模型与“树—神经网络”混合架构</w:t>
-            </w:r>
-            <w:r>
-              <w:rPr>
-                <w:rFonts w:hint="default" w:ascii="Times New Roman" w:hAnsi="Times New Roman" w:eastAsia="Times New Roman" w:cs="Times New Roman"/>
+              <w:t>加速、分布式训练与在线学习；其三，可信与治理的协同，包括公平性约束、差分隐私、联邦学习、鲁棒性验证与模型审计；其四，与深度学习的融合，包括神经决策</w:t>
+            </w:r>
+            <w:r>
+              <w:rPr>
+                <w:rFonts w:hint="eastAsia"/>
+                <w:szCs w:val="21"/>
+              </w:rPr>
+              <w:lastRenderedPageBreak/>
+              <w:t>树、可微分裂、表格基础模型与“树—神经网络”混合架构</w:t>
+            </w:r>
+            <w:r>
+              <w:rPr>
+                <w:rFonts w:eastAsia="Times New Roman"/>
                 <w:szCs w:val="21"/>
                 <w:vertAlign w:val="superscript"/>
               </w:rPr>
@@ -8208,6 +8349,7 @@
                 <w:b/>
                 <w:bCs/>
               </w:rPr>
+              <w:lastRenderedPageBreak/>
               <w:t>算法的实际应用</w:t>
             </w:r>
           </w:p>
@@ -8226,7 +8368,7 @@
             </w:pPr>
             <w:r>
               <w:rPr>
-                <w:rFonts w:eastAsia="Times New Roman" w:hint="default" w:ascii="Times New Roman" w:hAnsi="Times New Roman" w:cs="Times New Roman"/>
+                <w:rFonts w:eastAsia="Times New Roman"/>
                 <w:b/>
                 <w:bCs/>
                 <w:sz w:val="24"/>
@@ -8251,7 +8393,7 @@
             </w:pPr>
             <w:r>
               <w:rPr>
-                <w:rFonts w:eastAsia="Times New Roman" w:hint="default" w:ascii="Times New Roman" w:hAnsi="Times New Roman" w:cs="Times New Roman"/>
+                <w:rFonts w:eastAsia="Times New Roman"/>
                 <w:b/>
                 <w:bCs/>
                 <w:szCs w:val="21"/>
@@ -8283,11 +8425,20 @@
             </w:r>
             <w:r>
               <w:rPr>
-                <w:rFonts w:hint="default" w:ascii="Times New Roman" w:hAnsi="Times New Roman" w:eastAsia="Times New Roman" w:cs="Times New Roman"/>
-                <w:szCs w:val="21"/>
-              </w:rPr>
-              <w:t>GBDT/XGBoost</w:t>
-            </w:r>
+                <w:rFonts w:eastAsia="Times New Roman"/>
+                <w:szCs w:val="21"/>
+              </w:rPr>
+              <w:t>GBDT/</w:t>
+            </w:r>
+            <w:proofErr w:type="spellStart"/>
+            <w:r>
+              <w:rPr>
+                <w:rFonts w:eastAsia="Times New Roman"/>
+                <w:szCs w:val="21"/>
+              </w:rPr>
+              <w:t>XGBoost</w:t>
+            </w:r>
+            <w:proofErr w:type="spellEnd"/>
             <w:r>
               <w:rPr>
                 <w:rFonts w:hint="eastAsia"/>
@@ -8297,7 +8448,7 @@
             </w:r>
             <w:r>
               <w:rPr>
-                <w:rFonts w:hint="default" w:ascii="Times New Roman" w:hAnsi="Times New Roman" w:eastAsia="Times New Roman" w:cs="Times New Roman"/>
+                <w:rFonts w:eastAsia="Times New Roman"/>
                 <w:szCs w:val="21"/>
               </w:rPr>
               <w:t>SHAP</w:t>
@@ -8311,7 +8462,7 @@
             </w:r>
             <w:r>
               <w:rPr>
-                <w:rFonts w:hint="default" w:ascii="Times New Roman" w:hAnsi="Times New Roman" w:eastAsia="Times New Roman" w:cs="Times New Roman"/>
+                <w:rFonts w:eastAsia="Times New Roman"/>
                 <w:szCs w:val="21"/>
                 <w:vertAlign w:val="superscript"/>
               </w:rPr>
@@ -8338,13 +8489,15 @@
               </w:rPr>
               <w:t>反欺诈与反洗钱场景更强调时效与可解释：单棵树可以在毫秒级完成推理，规则可直接嵌入决策引擎；随机森林与</w:t>
             </w:r>
-            <w:r>
-              <w:rPr>
-                <w:rFonts w:hint="default" w:ascii="Times New Roman" w:hAnsi="Times New Roman" w:eastAsia="Times New Roman" w:cs="Times New Roman"/>
+            <w:proofErr w:type="spellStart"/>
+            <w:r>
+              <w:rPr>
+                <w:rFonts w:eastAsia="Times New Roman"/>
                 <w:szCs w:val="21"/>
               </w:rPr>
               <w:t>LightGBM</w:t>
             </w:r>
+            <w:proofErr w:type="spellEnd"/>
             <w:r>
               <w:rPr>
                 <w:rFonts w:hint="eastAsia"/>
@@ -8354,7 +8507,7 @@
             </w:r>
             <w:r>
               <w:rPr>
-                <w:rFonts w:hint="default" w:ascii="Times New Roman" w:hAnsi="Times New Roman" w:eastAsia="Times New Roman" w:cs="Times New Roman"/>
+                <w:rFonts w:eastAsia="Times New Roman"/>
                 <w:szCs w:val="21"/>
                 <w:vertAlign w:val="superscript"/>
               </w:rPr>
@@ -8376,7 +8529,7 @@
             </w:pPr>
             <w:r>
               <w:rPr>
-                <w:rFonts w:eastAsia="Times New Roman" w:hint="default" w:ascii="Times New Roman" w:hAnsi="Times New Roman" w:cs="Times New Roman"/>
+                <w:rFonts w:eastAsia="Times New Roman"/>
                 <w:b/>
                 <w:bCs/>
                 <w:szCs w:val="21"/>
@@ -8408,7 +8561,7 @@
             </w:r>
             <w:r>
               <w:rPr>
-                <w:rFonts w:hint="default" w:ascii="Times New Roman" w:hAnsi="Times New Roman" w:eastAsia="Times New Roman" w:cs="Times New Roman"/>
+                <w:rFonts w:eastAsia="Times New Roman"/>
                 <w:szCs w:val="21"/>
               </w:rPr>
               <w:t>GBDT</w:t>
@@ -8422,7 +8575,7 @@
             </w:r>
             <w:r>
               <w:rPr>
-                <w:rFonts w:hint="default" w:ascii="Times New Roman" w:hAnsi="Times New Roman" w:eastAsia="Times New Roman" w:cs="Times New Roman"/>
+                <w:rFonts w:eastAsia="Times New Roman"/>
                 <w:szCs w:val="21"/>
               </w:rPr>
               <w:t>Cox</w:t>
@@ -8436,7 +8589,7 @@
             </w:r>
             <w:r>
               <w:rPr>
-                <w:rFonts w:hint="default" w:ascii="Times New Roman" w:hAnsi="Times New Roman" w:eastAsia="Times New Roman" w:cs="Times New Roman"/>
+                <w:rFonts w:eastAsia="Times New Roman"/>
                 <w:szCs w:val="21"/>
                 <w:vertAlign w:val="superscript"/>
               </w:rPr>
@@ -8465,7 +8618,7 @@
             </w:r>
             <w:r>
               <w:rPr>
-                <w:rFonts w:hint="default" w:ascii="Times New Roman" w:hAnsi="Times New Roman" w:eastAsia="Times New Roman" w:cs="Times New Roman"/>
+                <w:rFonts w:eastAsia="Times New Roman"/>
                 <w:szCs w:val="21"/>
                 <w:vertAlign w:val="superscript"/>
               </w:rPr>
@@ -8487,7 +8640,7 @@
             </w:pPr>
             <w:r>
               <w:rPr>
-                <w:rFonts w:eastAsia="Times New Roman" w:hint="default" w:ascii="Times New Roman" w:hAnsi="Times New Roman" w:cs="Times New Roman"/>
+                <w:rFonts w:eastAsia="Times New Roman"/>
                 <w:b/>
                 <w:bCs/>
                 <w:szCs w:val="21"/>
@@ -8515,15 +8668,41 @@
                 <w:rFonts w:hint="eastAsia"/>
                 <w:szCs w:val="21"/>
               </w:rPr>
-              <w:t>工业互联网产生了大量高维、强噪声、非平稳的传感器数据，决策树与树集成在设备故障诊断、预测性维护、质量检测与工艺优化中得到广泛应用。例如，用振动、温度、电流、声发射特征训练随机森林，识别轴承故障、齿轮箱故障与刀具磨损；用</w:t>
-            </w:r>
-            <w:r>
-              <w:rPr>
-                <w:rFonts w:hint="default" w:ascii="Times New Roman" w:hAnsi="Times New Roman" w:eastAsia="Times New Roman" w:cs="Times New Roman"/>
-                <w:szCs w:val="21"/>
-              </w:rPr>
-              <w:t>XGBoost/LightGBM</w:t>
-            </w:r>
+              <w:t>工业互联网产生了大量高维、强噪声、非平稳的传感器数据，决策树与树集成</w:t>
+            </w:r>
+            <w:r>
+              <w:rPr>
+                <w:rFonts w:hint="eastAsia"/>
+                <w:szCs w:val="21"/>
+              </w:rPr>
+              <w:lastRenderedPageBreak/>
+              <w:t>在设备故障诊断、预测性维护、质量检测与工艺优化中得到广泛应用。例如，用振动、温度、电流、声发射特征训练随机森林，识别轴承故障、齿轮箱故障与刀具磨损；用</w:t>
+            </w:r>
+            <w:proofErr w:type="spellStart"/>
+            <w:r>
+              <w:rPr>
+                <w:rFonts w:eastAsia="Times New Roman"/>
+                <w:szCs w:val="21"/>
+              </w:rPr>
+              <w:t>XGBoost</w:t>
+            </w:r>
+            <w:proofErr w:type="spellEnd"/>
+            <w:r>
+              <w:rPr>
+                <w:rFonts w:eastAsia="Times New Roman"/>
+                <w:szCs w:val="21"/>
+              </w:rPr>
+              <w:t>/</w:t>
+            </w:r>
+            <w:proofErr w:type="spellStart"/>
+            <w:r>
+              <w:rPr>
+                <w:rFonts w:eastAsia="Times New Roman"/>
+                <w:szCs w:val="21"/>
+              </w:rPr>
+              <w:t>LightGBM</w:t>
+            </w:r>
+            <w:proofErr w:type="spellEnd"/>
             <w:r>
               <w:rPr>
                 <w:rFonts w:hint="eastAsia"/>
@@ -8533,7 +8712,7 @@
             </w:r>
             <w:r>
               <w:rPr>
-                <w:rFonts w:hint="default" w:ascii="Times New Roman" w:hAnsi="Times New Roman" w:eastAsia="Times New Roman" w:cs="Times New Roman"/>
+                <w:rFonts w:eastAsia="Times New Roman"/>
                 <w:szCs w:val="21"/>
                 <w:vertAlign w:val="superscript"/>
               </w:rPr>
@@ -8562,7 +8741,7 @@
             </w:r>
             <w:r>
               <w:rPr>
-                <w:rFonts w:hint="default" w:ascii="Times New Roman" w:hAnsi="Times New Roman" w:eastAsia="Times New Roman" w:cs="Times New Roman"/>
+                <w:rFonts w:eastAsia="Times New Roman"/>
                 <w:szCs w:val="21"/>
               </w:rPr>
               <w:t>GBDT</w:t>
@@ -8576,7 +8755,7 @@
             </w:r>
             <w:r>
               <w:rPr>
-                <w:rFonts w:hint="default" w:ascii="Times New Roman" w:hAnsi="Times New Roman" w:eastAsia="Times New Roman" w:cs="Times New Roman"/>
+                <w:rFonts w:eastAsia="Times New Roman"/>
                 <w:szCs w:val="21"/>
                 <w:vertAlign w:val="superscript"/>
               </w:rPr>
@@ -8598,7 +8777,7 @@
             </w:pPr>
             <w:r>
               <w:rPr>
-                <w:rFonts w:eastAsia="Times New Roman" w:hint="default" w:ascii="Times New Roman" w:hAnsi="Times New Roman" w:cs="Times New Roman"/>
+                <w:rFonts w:eastAsia="Times New Roman"/>
                 <w:b/>
                 <w:bCs/>
                 <w:szCs w:val="21"/>
@@ -8630,7 +8809,7 @@
             </w:r>
             <w:r>
               <w:rPr>
-                <w:rFonts w:hint="default" w:ascii="Times New Roman" w:hAnsi="Times New Roman" w:eastAsia="Times New Roman" w:cs="Times New Roman"/>
+                <w:rFonts w:eastAsia="Times New Roman"/>
                 <w:szCs w:val="21"/>
               </w:rPr>
               <w:t>Facebook</w:t>
@@ -8644,7 +8823,7 @@
             </w:r>
             <w:r>
               <w:rPr>
-                <w:rFonts w:hint="default" w:ascii="Times New Roman" w:hAnsi="Times New Roman" w:eastAsia="Times New Roman" w:cs="Times New Roman"/>
+                <w:rFonts w:eastAsia="Times New Roman"/>
                 <w:szCs w:val="21"/>
               </w:rPr>
               <w:t>GBDT+LR</w:t>
@@ -8658,7 +8837,7 @@
             </w:r>
             <w:r>
               <w:rPr>
-                <w:rFonts w:hint="default" w:ascii="Times New Roman" w:hAnsi="Times New Roman" w:eastAsia="Times New Roman" w:cs="Times New Roman"/>
+                <w:rFonts w:eastAsia="Times New Roman"/>
                 <w:szCs w:val="21"/>
               </w:rPr>
               <w:t>GBDT</w:t>
@@ -8672,7 +8851,7 @@
             </w:r>
             <w:r>
               <w:rPr>
-                <w:rFonts w:hint="default" w:ascii="Times New Roman" w:hAnsi="Times New Roman" w:eastAsia="Times New Roman" w:cs="Times New Roman"/>
+                <w:rFonts w:eastAsia="Times New Roman"/>
                 <w:szCs w:val="21"/>
                 <w:vertAlign w:val="superscript"/>
               </w:rPr>
@@ -8685,13 +8864,15 @@
               </w:rPr>
               <w:t>。此后，</w:t>
             </w:r>
-            <w:r>
-              <w:rPr>
-                <w:rFonts w:hint="default" w:ascii="Times New Roman" w:hAnsi="Times New Roman" w:eastAsia="Times New Roman" w:cs="Times New Roman"/>
+            <w:proofErr w:type="spellStart"/>
+            <w:r>
+              <w:rPr>
+                <w:rFonts w:eastAsia="Times New Roman"/>
                 <w:szCs w:val="21"/>
               </w:rPr>
               <w:t>XGBoost</w:t>
             </w:r>
+            <w:proofErr w:type="spellEnd"/>
             <w:r>
               <w:rPr>
                 <w:rFonts w:hint="eastAsia"/>
@@ -8699,13 +8880,15 @@
               </w:rPr>
               <w:t>、</w:t>
             </w:r>
-            <w:r>
-              <w:rPr>
-                <w:rFonts w:hint="default" w:ascii="Times New Roman" w:hAnsi="Times New Roman" w:eastAsia="Times New Roman" w:cs="Times New Roman"/>
+            <w:proofErr w:type="spellStart"/>
+            <w:r>
+              <w:rPr>
+                <w:rFonts w:eastAsia="Times New Roman"/>
                 <w:szCs w:val="21"/>
               </w:rPr>
               <w:t>LightGBM</w:t>
             </w:r>
+            <w:proofErr w:type="spellEnd"/>
             <w:r>
               <w:rPr>
                 <w:rFonts w:hint="eastAsia"/>
@@ -8729,7 +8912,7 @@
             </w:r>
             <w:r>
               <w:rPr>
-                <w:rFonts w:hint="default" w:ascii="Times New Roman" w:hAnsi="Times New Roman" w:eastAsia="Times New Roman" w:cs="Times New Roman"/>
+                <w:rFonts w:eastAsia="Times New Roman"/>
                 <w:szCs w:val="21"/>
                 <w:vertAlign w:val="superscript"/>
               </w:rPr>
@@ -8764,7 +8947,7 @@
             </w:r>
             <w:r>
               <w:rPr>
-                <w:rFonts w:hint="default" w:ascii="Times New Roman" w:hAnsi="Times New Roman" w:eastAsia="Times New Roman" w:cs="Times New Roman"/>
+                <w:rFonts w:eastAsia="Times New Roman"/>
                 <w:b/>
                 <w:bCs/>
                 <w:sz w:val="18"/>
@@ -8824,7 +9007,7 @@
             </w:r>
             <w:r>
               <w:rPr>
-                <w:rFonts w:hint="default" w:ascii="Times New Roman" w:hAnsi="Times New Roman" w:eastAsia="Times New Roman" w:cs="Times New Roman"/>
+                <w:rFonts w:eastAsia="Times New Roman"/>
                 <w:b/>
                 <w:bCs/>
                 <w:noProof/>
@@ -8846,7 +9029,7 @@
             <w:bookmarkEnd w:id="5"/>
             <w:r>
               <w:rPr>
-                <w:rFonts w:hint="default" w:ascii="Times New Roman" w:hAnsi="Times New Roman" w:eastAsia="Times New Roman" w:cs="Times New Roman"/>
+                <w:rFonts w:eastAsia="Times New Roman"/>
                 <w:b/>
                 <w:bCs/>
                 <w:sz w:val="18"/>
@@ -9040,7 +9223,7 @@
                   </w:pPr>
                   <w:r>
                     <w:rPr>
-                      <w:rFonts w:hint="default" w:ascii="Times New Roman" w:hAnsi="Times New Roman" w:eastAsia="Times New Roman" w:cs="Times New Roman"/>
+                      <w:rFonts w:eastAsia="Times New Roman"/>
                       <w:sz w:val="16"/>
                     </w:rPr>
                     <w:t>GBDT</w:t>
@@ -9132,7 +9315,7 @@
                   </w:r>
                   <w:r>
                     <w:rPr>
-                      <w:rFonts w:hint="default" w:ascii="Times New Roman" w:hAnsi="Times New Roman" w:eastAsia="Times New Roman" w:cs="Times New Roman"/>
+                      <w:rFonts w:eastAsia="Times New Roman"/>
                       <w:sz w:val="16"/>
                     </w:rPr>
                     <w:t>GBDT</w:t>
@@ -9215,13 +9398,15 @@
                     </w:rPr>
                     <w:t>随机森林、</w:t>
                   </w:r>
+                  <w:proofErr w:type="spellStart"/>
                   <w:r>
                     <w:rPr>
-                      <w:rFonts w:hint="default" w:ascii="Times New Roman" w:hAnsi="Times New Roman" w:eastAsia="Times New Roman" w:cs="Times New Roman"/>
+                      <w:rFonts w:eastAsia="Times New Roman"/>
                       <w:sz w:val="16"/>
                     </w:rPr>
                     <w:t>XGBoost</w:t>
                   </w:r>
+                  <w:proofErr w:type="spellEnd"/>
                 </w:p>
               </w:tc>
               <w:tc>
@@ -9295,7 +9480,7 @@
                   </w:pPr>
                   <w:r>
                     <w:rPr>
-                      <w:rFonts w:hint="default" w:ascii="Times New Roman" w:hAnsi="Times New Roman" w:eastAsia="Times New Roman" w:cs="Times New Roman"/>
+                      <w:rFonts w:eastAsia="Times New Roman"/>
                       <w:sz w:val="16"/>
                     </w:rPr>
                     <w:t>GBDT</w:t>
@@ -9362,7 +9547,7 @@
                   </w:pPr>
                   <w:r>
                     <w:rPr>
-                      <w:rFonts w:hint="default" w:ascii="Times New Roman" w:hAnsi="Times New Roman" w:eastAsia="Times New Roman" w:cs="Times New Roman"/>
+                      <w:rFonts w:eastAsia="Times New Roman"/>
                       <w:sz w:val="16"/>
                     </w:rPr>
                     <w:t>CTR</w:t>
@@ -9387,7 +9572,7 @@
                   </w:pPr>
                   <w:r>
                     <w:rPr>
-                      <w:rFonts w:hint="default" w:ascii="Times New Roman" w:hAnsi="Times New Roman" w:eastAsia="Times New Roman" w:cs="Times New Roman"/>
+                      <w:rFonts w:eastAsia="Times New Roman"/>
                       <w:sz w:val="16"/>
                     </w:rPr>
                     <w:t>GBDT+LR</w:t>
@@ -9399,13 +9584,15 @@
                     </w:rPr>
                     <w:t>、</w:t>
                   </w:r>
+                  <w:proofErr w:type="spellStart"/>
                   <w:r>
                     <w:rPr>
-                      <w:rFonts w:hint="default" w:ascii="Times New Roman" w:hAnsi="Times New Roman" w:eastAsia="Times New Roman" w:cs="Times New Roman"/>
+                      <w:rFonts w:eastAsia="Times New Roman"/>
                       <w:sz w:val="16"/>
                     </w:rPr>
                     <w:t>LightGBM</w:t>
                   </w:r>
+                  <w:proofErr w:type="spellEnd"/>
                 </w:p>
               </w:tc>
               <w:tc>
@@ -9446,6 +9633,7 @@
                       <w:rFonts w:hint="eastAsia"/>
                       <w:sz w:val="16"/>
                     </w:rPr>
+                    <w:lastRenderedPageBreak/>
                     <w:t>政务与遥感</w:t>
                   </w:r>
                 </w:p>
@@ -9520,7 +9708,7 @@
             </w:pPr>
             <w:r>
               <w:rPr>
-                <w:rFonts w:eastAsia="Times New Roman" w:hint="default" w:ascii="Times New Roman" w:hAnsi="Times New Roman" w:cs="Times New Roman"/>
+                <w:rFonts w:eastAsia="Times New Roman"/>
                 <w:b/>
                 <w:bCs/>
                 <w:szCs w:val="21"/>
@@ -9580,7 +9768,7 @@
             </w:r>
             <w:r>
               <w:rPr>
-                <w:rFonts w:hint="default" w:ascii="Times New Roman" w:hAnsi="Times New Roman" w:eastAsia="Times New Roman" w:cs="Times New Roman"/>
+                <w:rFonts w:eastAsia="Times New Roman"/>
                 <w:noProof/>
                 <w:szCs w:val="21"/>
               </w:rPr>
@@ -9630,7 +9818,7 @@
             </w:r>
             <w:r>
               <w:rPr>
-                <w:rFonts w:hint="default" w:ascii="Times New Roman" w:hAnsi="Times New Roman" w:eastAsia="Times New Roman" w:cs="Times New Roman"/>
+                <w:rFonts w:eastAsia="Times New Roman"/>
                 <w:szCs w:val="21"/>
                 <w:vertAlign w:val="superscript"/>
               </w:rPr>
@@ -9645,7 +9833,7 @@
             </w:r>
             <w:r>
               <w:rPr>
-                <w:rFonts w:hint="default" w:ascii="Times New Roman" w:hAnsi="Times New Roman" w:eastAsia="Times New Roman" w:cs="Times New Roman"/>
+                <w:rFonts w:eastAsia="Times New Roman"/>
                 <w:szCs w:val="21"/>
               </w:rPr>
               <w:t>AUC</w:t>
@@ -9684,6 +9872,7 @@
                 <w:b/>
                 <w:bCs/>
               </w:rPr>
+              <w:lastRenderedPageBreak/>
               <w:t>算法的优缺点</w:t>
             </w:r>
           </w:p>
@@ -9702,7 +9891,7 @@
             </w:pPr>
             <w:r>
               <w:rPr>
-                <w:rFonts w:eastAsia="Times New Roman" w:hint="default" w:ascii="Times New Roman" w:hAnsi="Times New Roman" w:cs="Times New Roman"/>
+                <w:rFonts w:eastAsia="Times New Roman"/>
                 <w:b/>
                 <w:bCs/>
                 <w:sz w:val="24"/>
@@ -9727,7 +9916,7 @@
             </w:pPr>
             <w:r>
               <w:rPr>
-                <w:rFonts w:eastAsia="Times New Roman" w:hint="default" w:ascii="Times New Roman" w:hAnsi="Times New Roman" w:cs="Times New Roman"/>
+                <w:rFonts w:eastAsia="Times New Roman"/>
                 <w:b/>
                 <w:bCs/>
                 <w:szCs w:val="21"/>
@@ -9759,7 +9948,7 @@
             </w:r>
             <w:r>
               <w:rPr>
-                <w:rFonts w:hint="default" w:ascii="Times New Roman" w:hAnsi="Times New Roman" w:eastAsia="Times New Roman" w:cs="Times New Roman"/>
+                <w:rFonts w:eastAsia="Times New Roman"/>
                 <w:szCs w:val="21"/>
               </w:rPr>
               <w:t>1</w:t>
@@ -9773,7 +9962,7 @@
             </w:r>
             <w:r>
               <w:rPr>
-                <w:rFonts w:hint="default" w:ascii="Times New Roman" w:hAnsi="Times New Roman" w:eastAsia="Times New Roman" w:cs="Times New Roman"/>
+                <w:rFonts w:eastAsia="Times New Roman"/>
                 <w:szCs w:val="21"/>
                 <w:vertAlign w:val="superscript"/>
               </w:rPr>
@@ -9802,7 +9991,7 @@
             </w:r>
             <w:r>
               <w:rPr>
-                <w:rFonts w:hint="default" w:ascii="Times New Roman" w:hAnsi="Times New Roman" w:eastAsia="Times New Roman" w:cs="Times New Roman"/>
+                <w:rFonts w:eastAsia="Times New Roman"/>
                 <w:szCs w:val="21"/>
               </w:rPr>
               <w:t>2</w:t>
@@ -9816,7 +10005,7 @@
             </w:r>
             <w:r>
               <w:rPr>
-                <w:rFonts w:hint="default" w:ascii="Times New Roman" w:hAnsi="Times New Roman" w:eastAsia="Times New Roman" w:cs="Times New Roman"/>
+                <w:rFonts w:eastAsia="Times New Roman"/>
                 <w:szCs w:val="21"/>
                 <w:vertAlign w:val="superscript"/>
               </w:rPr>
@@ -9845,7 +10034,7 @@
             </w:r>
             <w:r>
               <w:rPr>
-                <w:rFonts w:hint="default" w:ascii="Times New Roman" w:hAnsi="Times New Roman" w:eastAsia="Times New Roman" w:cs="Times New Roman"/>
+                <w:rFonts w:eastAsia="Times New Roman"/>
                 <w:szCs w:val="21"/>
               </w:rPr>
               <w:t>3</w:t>
@@ -9859,7 +10048,7 @@
             </w:r>
             <w:r>
               <w:rPr>
-                <w:rFonts w:hint="default" w:ascii="Times New Roman" w:hAnsi="Times New Roman" w:eastAsia="Times New Roman" w:cs="Times New Roman"/>
+                <w:rFonts w:eastAsia="Times New Roman"/>
                 <w:szCs w:val="21"/>
               </w:rPr>
               <w:t>/</w:t>
@@ -9873,7 +10062,7 @@
             </w:r>
             <w:r>
               <w:rPr>
-                <w:rFonts w:hint="default" w:ascii="Times New Roman" w:hAnsi="Times New Roman" w:eastAsia="Times New Roman" w:cs="Times New Roman"/>
+                <w:rFonts w:eastAsia="Times New Roman"/>
                 <w:szCs w:val="21"/>
                 <w:vertAlign w:val="superscript"/>
               </w:rPr>
@@ -9901,11 +10090,12 @@
                 <w:rFonts w:hint="eastAsia"/>
                 <w:szCs w:val="21"/>
               </w:rPr>
+              <w:lastRenderedPageBreak/>
               <w:t>（</w:t>
             </w:r>
             <w:r>
               <w:rPr>
-                <w:rFonts w:hint="default" w:ascii="Times New Roman" w:hAnsi="Times New Roman" w:eastAsia="Times New Roman" w:cs="Times New Roman"/>
+                <w:rFonts w:eastAsia="Times New Roman"/>
                 <w:szCs w:val="21"/>
               </w:rPr>
               <w:t>4</w:t>
@@ -9919,25 +10109,36 @@
             </w:r>
             <w:r>
               <w:rPr>
-                <w:rFonts w:hint="default" w:ascii="Times New Roman" w:hAnsi="Times New Roman" w:eastAsia="Times New Roman" w:cs="Times New Roman"/>
-                <w:szCs w:val="21"/>
-              </w:rPr>
-              <w:t>O(d</w:t>
-            </w:r>
-            <w:r>
-              <w:rPr>
-                <w:rFonts w:hint="default" w:ascii="Times New Roman" w:hAnsi="Times New Roman" w:eastAsia="Times New Roman" w:cs="Times New Roman"/>
-                <w:szCs w:val="21"/>
-              </w:rPr>
-              <w:t>·</w:t>
-            </w:r>
-            <w:r>
-              <w:rPr>
-                <w:rFonts w:hint="default" w:ascii="Times New Roman" w:hAnsi="Times New Roman" w:eastAsia="Times New Roman" w:cs="Times New Roman"/>
-                <w:szCs w:val="21"/>
-              </w:rPr>
-              <w:t>n log n)</w:t>
-            </w:r>
+                <w:rFonts w:eastAsia="Times New Roman"/>
+                <w:szCs w:val="21"/>
+              </w:rPr>
+              <w:t>O</w:t>
+            </w:r>
+            <w:proofErr w:type="gramStart"/>
+            <w:r>
+              <w:rPr>
+                <w:rFonts w:eastAsia="Times New Roman"/>
+                <w:szCs w:val="21"/>
+              </w:rPr>
+              <w:t>(</w:t>
+            </w:r>
+            <w:proofErr w:type="spellStart"/>
+            <w:r>
+              <w:rPr>
+                <w:rFonts w:eastAsia="Times New Roman"/>
+                <w:szCs w:val="21"/>
+              </w:rPr>
+              <w:t>d·n</w:t>
+            </w:r>
+            <w:proofErr w:type="spellEnd"/>
+            <w:r>
+              <w:rPr>
+                <w:rFonts w:eastAsia="Times New Roman"/>
+                <w:szCs w:val="21"/>
+              </w:rPr>
+              <w:t xml:space="preserve"> log n)</w:t>
+            </w:r>
+            <w:proofErr w:type="gramEnd"/>
             <w:r>
               <w:rPr>
                 <w:rFonts w:hint="eastAsia"/>
@@ -9947,7 +10148,7 @@
             </w:r>
             <w:r>
               <w:rPr>
-                <w:rFonts w:hint="default" w:ascii="Times New Roman" w:hAnsi="Times New Roman" w:eastAsia="Times New Roman" w:cs="Times New Roman"/>
+                <w:rFonts w:eastAsia="Times New Roman"/>
                 <w:szCs w:val="21"/>
               </w:rPr>
               <w:t>GBDT</w:t>
@@ -9961,7 +10162,7 @@
             </w:r>
             <w:r>
               <w:rPr>
-                <w:rFonts w:eastAsia="Times New Roman" w:ascii="Times New Roman" w:hAnsi="Times New Roman" w:cs="Times New Roman" w:hint="default"/>
+                <w:rFonts w:eastAsia="Times New Roman"/>
                 <w:szCs w:val="21"/>
                 <w:vertAlign w:val="superscript"/>
               </w:rPr>
@@ -9990,7 +10191,7 @@
             </w:r>
             <w:r>
               <w:rPr>
-                <w:rFonts w:hint="default" w:ascii="Times New Roman" w:hAnsi="Times New Roman" w:eastAsia="Times New Roman" w:cs="Times New Roman"/>
+                <w:rFonts w:eastAsia="Times New Roman"/>
                 <w:szCs w:val="21"/>
               </w:rPr>
               <w:t>5</w:t>
@@ -10004,7 +10205,7 @@
             </w:r>
             <w:r>
               <w:rPr>
-                <w:rFonts w:hint="default" w:ascii="Times New Roman" w:hAnsi="Times New Roman" w:eastAsia="Times New Roman" w:cs="Times New Roman"/>
+                <w:rFonts w:eastAsia="Times New Roman"/>
                 <w:szCs w:val="21"/>
               </w:rPr>
               <w:t>GBDT</w:t>
@@ -10016,13 +10217,15 @@
               </w:rPr>
               <w:t>、</w:t>
             </w:r>
-            <w:r>
-              <w:rPr>
-                <w:rFonts w:hint="default" w:ascii="Times New Roman" w:hAnsi="Times New Roman" w:eastAsia="Times New Roman" w:cs="Times New Roman"/>
+            <w:proofErr w:type="spellStart"/>
+            <w:r>
+              <w:rPr>
+                <w:rFonts w:eastAsia="Times New Roman"/>
                 <w:szCs w:val="21"/>
               </w:rPr>
               <w:t>XGBoost</w:t>
             </w:r>
+            <w:proofErr w:type="spellEnd"/>
             <w:r>
               <w:rPr>
                 <w:rFonts w:hint="eastAsia"/>
@@ -10030,13 +10233,15 @@
               </w:rPr>
               <w:t>、</w:t>
             </w:r>
-            <w:r>
-              <w:rPr>
-                <w:rFonts w:hint="default" w:ascii="Times New Roman" w:hAnsi="Times New Roman" w:eastAsia="Times New Roman" w:cs="Times New Roman"/>
+            <w:proofErr w:type="spellStart"/>
+            <w:r>
+              <w:rPr>
+                <w:rFonts w:eastAsia="Times New Roman"/>
                 <w:szCs w:val="21"/>
               </w:rPr>
               <w:t>LightGBM</w:t>
             </w:r>
+            <w:proofErr w:type="spellEnd"/>
             <w:r>
               <w:rPr>
                 <w:rFonts w:hint="eastAsia"/>
@@ -10044,13 +10249,15 @@
               </w:rPr>
               <w:t>与</w:t>
             </w:r>
-            <w:r>
-              <w:rPr>
-                <w:rFonts w:hint="default" w:ascii="Times New Roman" w:hAnsi="Times New Roman" w:eastAsia="Times New Roman" w:cs="Times New Roman"/>
+            <w:proofErr w:type="spellStart"/>
+            <w:r>
+              <w:rPr>
+                <w:rFonts w:eastAsia="Times New Roman"/>
                 <w:szCs w:val="21"/>
               </w:rPr>
               <w:t>CatBoost</w:t>
             </w:r>
+            <w:proofErr w:type="spellEnd"/>
             <w:r>
               <w:rPr>
                 <w:rFonts w:hint="eastAsia"/>
@@ -10060,7 +10267,7 @@
             </w:r>
             <w:r>
               <w:rPr>
-                <w:rFonts w:hint="default" w:ascii="Times New Roman" w:hAnsi="Times New Roman" w:eastAsia="Times New Roman" w:cs="Times New Roman"/>
+                <w:rFonts w:eastAsia="Times New Roman"/>
                 <w:szCs w:val="21"/>
               </w:rPr>
               <w:t>SHAP</w:t>
@@ -10074,7 +10281,7 @@
             </w:r>
             <w:r>
               <w:rPr>
-                <w:rFonts w:hint="default" w:ascii="Times New Roman" w:hAnsi="Times New Roman" w:eastAsia="Times New Roman" w:cs="Times New Roman"/>
+                <w:rFonts w:eastAsia="Times New Roman"/>
                 <w:szCs w:val="21"/>
                 <w:vertAlign w:val="superscript"/>
               </w:rPr>
@@ -10096,7 +10303,7 @@
             </w:pPr>
             <w:r>
               <w:rPr>
-                <w:rFonts w:eastAsia="Times New Roman" w:hint="default" w:ascii="Times New Roman" w:hAnsi="Times New Roman" w:cs="Times New Roman"/>
+                <w:rFonts w:eastAsia="Times New Roman"/>
                 <w:b/>
                 <w:bCs/>
                 <w:szCs w:val="21"/>
@@ -10128,7 +10335,7 @@
             </w:r>
             <w:r>
               <w:rPr>
-                <w:rFonts w:hint="default" w:ascii="Times New Roman" w:hAnsi="Times New Roman" w:eastAsia="Times New Roman" w:cs="Times New Roman"/>
+                <w:rFonts w:eastAsia="Times New Roman"/>
                 <w:szCs w:val="21"/>
               </w:rPr>
               <w:t>1</w:t>
@@ -10142,7 +10349,7 @@
             </w:r>
             <w:r>
               <w:rPr>
-                <w:rFonts w:hint="default" w:ascii="Times New Roman" w:hAnsi="Times New Roman" w:eastAsia="Times New Roman" w:cs="Times New Roman"/>
+                <w:rFonts w:eastAsia="Times New Roman"/>
                 <w:szCs w:val="21"/>
                 <w:vertAlign w:val="superscript"/>
               </w:rPr>
@@ -10171,7 +10378,7 @@
             </w:r>
             <w:r>
               <w:rPr>
-                <w:rFonts w:hint="default" w:ascii="Times New Roman" w:hAnsi="Times New Roman" w:eastAsia="Times New Roman" w:cs="Times New Roman"/>
+                <w:rFonts w:eastAsia="Times New Roman"/>
                 <w:szCs w:val="21"/>
               </w:rPr>
               <w:t>2</w:t>
@@ -10185,7 +10392,7 @@
             </w:r>
             <w:r>
               <w:rPr>
-                <w:rFonts w:hint="default" w:ascii="Times New Roman" w:hAnsi="Times New Roman" w:eastAsia="Times New Roman" w:cs="Times New Roman"/>
+                <w:rFonts w:eastAsia="Times New Roman"/>
                 <w:szCs w:val="21"/>
                 <w:vertAlign w:val="superscript"/>
               </w:rPr>
@@ -10214,7 +10421,7 @@
             </w:r>
             <w:r>
               <w:rPr>
-                <w:rFonts w:hint="default" w:ascii="Times New Roman" w:hAnsi="Times New Roman" w:eastAsia="Times New Roman" w:cs="Times New Roman"/>
+                <w:rFonts w:eastAsia="Times New Roman"/>
                 <w:szCs w:val="21"/>
               </w:rPr>
               <w:t>3</w:t>
@@ -10228,7 +10435,7 @@
             </w:r>
             <w:r>
               <w:rPr>
-                <w:rFonts w:hint="default" w:ascii="Times New Roman" w:hAnsi="Times New Roman" w:eastAsia="Times New Roman" w:cs="Times New Roman"/>
+                <w:rFonts w:eastAsia="Times New Roman"/>
                 <w:szCs w:val="21"/>
                 <w:vertAlign w:val="superscript"/>
               </w:rPr>
@@ -10257,7 +10464,7 @@
             </w:r>
             <w:r>
               <w:rPr>
-                <w:rFonts w:hint="default" w:ascii="Times New Roman" w:hAnsi="Times New Roman" w:eastAsia="Times New Roman" w:cs="Times New Roman"/>
+                <w:rFonts w:eastAsia="Times New Roman"/>
                 <w:szCs w:val="21"/>
               </w:rPr>
               <w:t>4</w:t>
@@ -10271,7 +10478,7 @@
             </w:r>
             <w:r>
               <w:rPr>
-                <w:rFonts w:hint="default" w:ascii="Times New Roman" w:hAnsi="Times New Roman" w:eastAsia="Times New Roman" w:cs="Times New Roman"/>
+                <w:rFonts w:eastAsia="Times New Roman"/>
                 <w:szCs w:val="21"/>
                 <w:vertAlign w:val="superscript"/>
               </w:rPr>
@@ -10300,7 +10507,7 @@
             </w:r>
             <w:r>
               <w:rPr>
-                <w:rFonts w:hint="default" w:ascii="Times New Roman" w:hAnsi="Times New Roman" w:eastAsia="Times New Roman" w:cs="Times New Roman"/>
+                <w:rFonts w:eastAsia="Times New Roman"/>
                 <w:szCs w:val="21"/>
               </w:rPr>
               <w:t>5</w:t>
@@ -10314,7 +10521,7 @@
             </w:r>
             <w:r>
               <w:rPr>
-                <w:rFonts w:hint="default" w:ascii="Times New Roman" w:hAnsi="Times New Roman" w:eastAsia="Times New Roman" w:cs="Times New Roman"/>
+                <w:rFonts w:eastAsia="Times New Roman"/>
                 <w:szCs w:val="21"/>
                 <w:vertAlign w:val="superscript"/>
               </w:rPr>
@@ -10343,7 +10550,7 @@
             </w:r>
             <w:r>
               <w:rPr>
-                <w:rFonts w:hint="default" w:ascii="Times New Roman" w:hAnsi="Times New Roman" w:eastAsia="Times New Roman" w:cs="Times New Roman"/>
+                <w:rFonts w:eastAsia="Times New Roman"/>
                 <w:szCs w:val="21"/>
               </w:rPr>
               <w:t>6</w:t>
@@ -10357,7 +10564,7 @@
             </w:r>
             <w:r>
               <w:rPr>
-                <w:rFonts w:hint="default" w:ascii="Times New Roman" w:hAnsi="Times New Roman" w:eastAsia="Times New Roman" w:cs="Times New Roman"/>
+                <w:rFonts w:eastAsia="Times New Roman"/>
                 <w:szCs w:val="21"/>
               </w:rPr>
               <w:t>GBDT</w:t>
@@ -10369,13 +10576,15 @@
               </w:rPr>
               <w:t>与</w:t>
             </w:r>
-            <w:r>
-              <w:rPr>
-                <w:rFonts w:hint="default" w:ascii="Times New Roman" w:hAnsi="Times New Roman" w:eastAsia="Times New Roman" w:cs="Times New Roman"/>
+            <w:proofErr w:type="spellStart"/>
+            <w:r>
+              <w:rPr>
+                <w:rFonts w:eastAsia="Times New Roman"/>
                 <w:szCs w:val="21"/>
               </w:rPr>
               <w:t>XGBoost</w:t>
             </w:r>
+            <w:proofErr w:type="spellEnd"/>
             <w:r>
               <w:rPr>
                 <w:rFonts w:hint="eastAsia"/>
@@ -10385,7 +10594,7 @@
             </w:r>
             <w:r>
               <w:rPr>
-                <w:rFonts w:hint="default" w:ascii="Times New Roman" w:hAnsi="Times New Roman" w:eastAsia="Times New Roman" w:cs="Times New Roman"/>
+                <w:rFonts w:eastAsia="Times New Roman"/>
                 <w:szCs w:val="21"/>
               </w:rPr>
               <w:t>SHAP</w:t>
@@ -10399,7 +10608,7 @@
             </w:r>
             <w:r>
               <w:rPr>
-                <w:rFonts w:hint="default" w:ascii="Times New Roman" w:hAnsi="Times New Roman" w:eastAsia="Times New Roman" w:cs="Times New Roman"/>
+                <w:rFonts w:eastAsia="Times New Roman"/>
                 <w:szCs w:val="21"/>
                 <w:vertAlign w:val="superscript"/>
               </w:rPr>
@@ -10430,11 +10639,12 @@
                 <w:sz w:val="18"/>
                 <w:szCs w:val="18"/>
               </w:rPr>
+              <w:lastRenderedPageBreak/>
               <w:t>表</w:t>
             </w:r>
             <w:r>
               <w:rPr>
-                <w:rFonts w:hint="default" w:ascii="Times New Roman" w:hAnsi="Times New Roman" w:eastAsia="Times New Roman" w:cs="Times New Roman"/>
+                <w:rFonts w:eastAsia="Times New Roman"/>
                 <w:b/>
                 <w:bCs/>
                 <w:sz w:val="18"/>
@@ -10494,7 +10704,7 @@
             </w:r>
             <w:r>
               <w:rPr>
-                <w:rFonts w:hint="default" w:ascii="Times New Roman" w:hAnsi="Times New Roman" w:eastAsia="Times New Roman" w:cs="Times New Roman"/>
+                <w:rFonts w:eastAsia="Times New Roman"/>
                 <w:b/>
                 <w:bCs/>
                 <w:noProof/>
@@ -10516,7 +10726,7 @@
             <w:bookmarkEnd w:id="6"/>
             <w:r>
               <w:rPr>
-                <w:rFonts w:hint="default" w:ascii="Times New Roman" w:hAnsi="Times New Roman" w:eastAsia="Times New Roman" w:cs="Times New Roman"/>
+                <w:rFonts w:eastAsia="Times New Roman"/>
                 <w:b/>
                 <w:bCs/>
                 <w:sz w:val="18"/>
@@ -10855,25 +11065,36 @@
                   </w:r>
                   <w:r>
                     <w:rPr>
-                      <w:rFonts w:hint="default" w:ascii="Times New Roman" w:hAnsi="Times New Roman" w:eastAsia="Times New Roman" w:cs="Times New Roman"/>
+                      <w:rFonts w:eastAsia="Times New Roman"/>
                       <w:sz w:val="18"/>
                     </w:rPr>
-                    <w:t>O(d</w:t>
+                    <w:t>O</w:t>
                   </w:r>
+                  <w:proofErr w:type="gramStart"/>
                   <w:r>
                     <w:rPr>
-                      <w:rFonts w:hint="default" w:ascii="Times New Roman" w:hAnsi="Times New Roman" w:eastAsia="Times New Roman" w:cs="Times New Roman"/>
+                      <w:rFonts w:eastAsia="Times New Roman"/>
                       <w:sz w:val="18"/>
                     </w:rPr>
-                    <w:t>·</w:t>
+                    <w:t>(</w:t>
                   </w:r>
+                  <w:proofErr w:type="spellStart"/>
                   <w:r>
                     <w:rPr>
-                      <w:rFonts w:hint="default" w:ascii="Times New Roman" w:hAnsi="Times New Roman" w:eastAsia="Times New Roman" w:cs="Times New Roman"/>
+                      <w:rFonts w:eastAsia="Times New Roman"/>
                       <w:sz w:val="18"/>
                     </w:rPr>
-                    <w:t>n log n)</w:t>
+                    <w:t>d·n</w:t>
                   </w:r>
+                  <w:proofErr w:type="spellEnd"/>
+                  <w:r>
+                    <w:rPr>
+                      <w:rFonts w:eastAsia="Times New Roman"/>
+                      <w:sz w:val="18"/>
+                    </w:rPr>
+                    <w:t xml:space="preserve"> log n)</w:t>
+                  </w:r>
+                  <w:proofErr w:type="gramEnd"/>
                   <w:r>
                     <w:rPr>
                       <w:rFonts w:hint="eastAsia"/>
@@ -11037,7 +11258,7 @@
             </w:pPr>
             <w:r>
               <w:rPr>
-                <w:rFonts w:eastAsia="Times New Roman" w:hint="default" w:ascii="Times New Roman" w:hAnsi="Times New Roman" w:cs="Times New Roman"/>
+                <w:rFonts w:eastAsia="Times New Roman"/>
                 <w:b/>
                 <w:bCs/>
                 <w:szCs w:val="21"/>
@@ -11069,7 +11290,7 @@
             </w:r>
             <w:r>
               <w:rPr>
-                <w:rFonts w:hint="default" w:ascii="Times New Roman" w:hAnsi="Times New Roman" w:eastAsia="Times New Roman" w:cs="Times New Roman"/>
+                <w:rFonts w:eastAsia="Times New Roman"/>
                 <w:szCs w:val="21"/>
               </w:rPr>
               <w:t>1</w:t>
@@ -11083,7 +11304,7 @@
             </w:r>
             <w:r>
               <w:rPr>
-                <w:rFonts w:hint="default" w:ascii="Times New Roman" w:hAnsi="Times New Roman" w:eastAsia="Times New Roman" w:cs="Times New Roman"/>
+                <w:rFonts w:eastAsia="Times New Roman"/>
                 <w:szCs w:val="21"/>
                 <w:vertAlign w:val="superscript"/>
               </w:rPr>
@@ -11112,7 +11333,7 @@
             </w:r>
             <w:r>
               <w:rPr>
-                <w:rFonts w:hint="default" w:ascii="Times New Roman" w:hAnsi="Times New Roman" w:eastAsia="Times New Roman" w:cs="Times New Roman"/>
+                <w:rFonts w:eastAsia="Times New Roman"/>
                 <w:szCs w:val="21"/>
               </w:rPr>
               <w:t>2</w:t>
@@ -11126,7 +11347,7 @@
             </w:r>
             <w:r>
               <w:rPr>
-                <w:rFonts w:hint="default" w:ascii="Times New Roman" w:hAnsi="Times New Roman" w:eastAsia="Times New Roman" w:cs="Times New Roman"/>
+                <w:rFonts w:eastAsia="Times New Roman"/>
                 <w:szCs w:val="21"/>
               </w:rPr>
               <w:t>GDPR</w:t>
@@ -11140,24 +11361,10 @@
             </w:r>
             <w:r>
               <w:rPr>
-                <w:rFonts w:hint="default" w:ascii="Times New Roman" w:hAnsi="Times New Roman" w:eastAsia="Times New Roman" w:cs="Times New Roman"/>
-                <w:szCs w:val="21"/>
-              </w:rPr>
-              <w:t>13</w:t>
-            </w:r>
-            <w:r>
-              <w:rPr>
-                <w:rFonts w:hint="default" w:ascii="Times New Roman" w:hAnsi="Times New Roman" w:eastAsia="Times New Roman" w:cs="Times New Roman"/>
-                <w:szCs w:val="21"/>
-              </w:rPr>
-              <w:t>—</w:t>
-            </w:r>
-            <w:r>
-              <w:rPr>
-                <w:rFonts w:hint="default" w:ascii="Times New Roman" w:hAnsi="Times New Roman" w:eastAsia="Times New Roman" w:cs="Times New Roman"/>
-                <w:szCs w:val="21"/>
-              </w:rPr>
-              <w:t>15</w:t>
+                <w:rFonts w:eastAsia="Times New Roman"/>
+                <w:szCs w:val="21"/>
+              </w:rPr>
+              <w:t>13—15</w:t>
             </w:r>
             <w:r>
               <w:rPr>
@@ -11168,7 +11375,7 @@
             </w:r>
             <w:r>
               <w:rPr>
-                <w:rFonts w:hint="default" w:ascii="Times New Roman" w:hAnsi="Times New Roman" w:eastAsia="Times New Roman" w:cs="Times New Roman"/>
+                <w:rFonts w:eastAsia="Times New Roman"/>
                 <w:szCs w:val="21"/>
               </w:rPr>
               <w:t>22</w:t>
@@ -11182,7 +11389,7 @@
             </w:r>
             <w:r>
               <w:rPr>
-                <w:rFonts w:hint="default" w:ascii="Times New Roman" w:hAnsi="Times New Roman" w:eastAsia="Times New Roman" w:cs="Times New Roman"/>
+                <w:rFonts w:eastAsia="Times New Roman"/>
                 <w:szCs w:val="21"/>
               </w:rPr>
               <w:t>24</w:t>
@@ -11196,7 +11403,7 @@
             </w:r>
             <w:r>
               <w:rPr>
-                <w:rFonts w:hint="default" w:ascii="Times New Roman" w:hAnsi="Times New Roman" w:eastAsia="Times New Roman" w:cs="Times New Roman"/>
+                <w:rFonts w:eastAsia="Times New Roman"/>
                 <w:szCs w:val="21"/>
                 <w:vertAlign w:val="superscript"/>
               </w:rPr>
@@ -11225,7 +11432,7 @@
             </w:r>
             <w:r>
               <w:rPr>
-                <w:rFonts w:hint="default" w:ascii="Times New Roman" w:hAnsi="Times New Roman" w:eastAsia="Times New Roman" w:cs="Times New Roman"/>
+                <w:rFonts w:eastAsia="Times New Roman"/>
                 <w:szCs w:val="21"/>
               </w:rPr>
               <w:t>3</w:t>
@@ -11239,24 +11446,10 @@
             </w:r>
             <w:r>
               <w:rPr>
-                <w:rFonts w:hint="default" w:ascii="Times New Roman" w:hAnsi="Times New Roman" w:eastAsia="Times New Roman" w:cs="Times New Roman"/>
-                <w:szCs w:val="21"/>
-              </w:rPr>
-              <w:t>GB/T 35273</w:t>
-            </w:r>
-            <w:r>
-              <w:rPr>
-                <w:rFonts w:hint="default" w:ascii="Times New Roman" w:hAnsi="Times New Roman" w:eastAsia="Times New Roman" w:cs="Times New Roman"/>
-                <w:szCs w:val="21"/>
-              </w:rPr>
-              <w:t>—</w:t>
-            </w:r>
-            <w:r>
-              <w:rPr>
-                <w:rFonts w:hint="default" w:ascii="Times New Roman" w:hAnsi="Times New Roman" w:eastAsia="Times New Roman" w:cs="Times New Roman"/>
-                <w:szCs w:val="21"/>
-              </w:rPr>
-              <w:t>2020</w:t>
+                <w:rFonts w:eastAsia="Times New Roman"/>
+                <w:szCs w:val="21"/>
+              </w:rPr>
+              <w:t>GB/T 35273—2020</w:t>
             </w:r>
             <w:r>
               <w:rPr>
@@ -11267,7 +11460,7 @@
             </w:r>
             <w:r>
               <w:rPr>
-                <w:rFonts w:hint="default" w:ascii="Times New Roman" w:hAnsi="Times New Roman" w:eastAsia="Times New Roman" w:cs="Times New Roman"/>
+                <w:rFonts w:eastAsia="Times New Roman"/>
                 <w:szCs w:val="21"/>
                 <w:vertAlign w:val="superscript"/>
               </w:rPr>
@@ -11296,7 +11489,7 @@
             </w:r>
             <w:r>
               <w:rPr>
-                <w:rFonts w:hint="default" w:ascii="Times New Roman" w:hAnsi="Times New Roman" w:eastAsia="Times New Roman" w:cs="Times New Roman"/>
+                <w:rFonts w:eastAsia="Times New Roman"/>
                 <w:szCs w:val="21"/>
               </w:rPr>
               <w:t>4</w:t>
@@ -11310,7 +11503,7 @@
             </w:r>
             <w:r>
               <w:rPr>
-                <w:rFonts w:hint="default" w:ascii="Times New Roman" w:hAnsi="Times New Roman" w:eastAsia="Times New Roman" w:cs="Times New Roman"/>
+                <w:rFonts w:eastAsia="Times New Roman"/>
                 <w:szCs w:val="21"/>
               </w:rPr>
               <w:t>2026</w:t>
@@ -11324,7 +11517,7 @@
             </w:r>
             <w:r>
               <w:rPr>
-                <w:rFonts w:hint="default" w:ascii="Times New Roman" w:hAnsi="Times New Roman" w:eastAsia="Times New Roman" w:cs="Times New Roman"/>
+                <w:rFonts w:eastAsia="Times New Roman"/>
                 <w:szCs w:val="21"/>
               </w:rPr>
               <w:t>8</w:t>
@@ -11338,7 +11531,7 @@
             </w:r>
             <w:r>
               <w:rPr>
-                <w:rFonts w:hint="default" w:ascii="Times New Roman" w:hAnsi="Times New Roman" w:eastAsia="Times New Roman" w:cs="Times New Roman"/>
+                <w:rFonts w:eastAsia="Times New Roman"/>
                 <w:szCs w:val="21"/>
                 <w:vertAlign w:val="superscript"/>
               </w:rPr>
@@ -11353,7 +11546,7 @@
             </w:r>
             <w:r>
               <w:rPr>
-                <w:rFonts w:hint="default" w:ascii="Times New Roman" w:hAnsi="Times New Roman" w:eastAsia="Times New Roman" w:cs="Times New Roman"/>
+                <w:rFonts w:eastAsia="Times New Roman"/>
                 <w:szCs w:val="21"/>
                 <w:vertAlign w:val="superscript"/>
               </w:rPr>
@@ -11382,7 +11575,7 @@
             </w:r>
             <w:r>
               <w:rPr>
-                <w:rFonts w:hint="default" w:ascii="Times New Roman" w:hAnsi="Times New Roman" w:eastAsia="Times New Roman" w:cs="Times New Roman"/>
+                <w:rFonts w:eastAsia="Times New Roman"/>
                 <w:szCs w:val="21"/>
               </w:rPr>
               <w:t>5</w:t>
@@ -11392,11 +11585,19 @@
                 <w:rFonts w:hint="eastAsia"/>
                 <w:szCs w:val="21"/>
               </w:rPr>
-              <w:t>）安全与鲁棒性。决策树对某些对抗扰动敏感：攻击者可通过微调特征跨越分裂阈值，改变预测结果；模型窃取攻击可通过查询重建树结构；数据投毒可在训练阶段植入偏差。金融、医疗等场景需进行对抗测试、访问控制与异常查询监测，并保留人工兜底</w:t>
-            </w:r>
-            <w:r>
-              <w:rPr>
-                <w:rFonts w:hint="default" w:ascii="Times New Roman" w:hAnsi="Times New Roman" w:eastAsia="Times New Roman" w:cs="Times New Roman"/>
+              <w:t>）安全与鲁棒性。决策树对某些对抗扰动敏感：攻击者可通过微调特征跨越</w:t>
+            </w:r>
+            <w:r>
+              <w:rPr>
+                <w:rFonts w:hint="eastAsia"/>
+                <w:szCs w:val="21"/>
+              </w:rPr>
+              <w:lastRenderedPageBreak/>
+              <w:t>分裂阈值，改变预测结果；模型窃取攻击可通过查询重建树结构；数据投毒可在训练阶段植入偏差。金融、医疗等场景需进行对抗测试、访问控制与异常查询监测，并保留人工兜底</w:t>
+            </w:r>
+            <w:r>
+              <w:rPr>
+                <w:rFonts w:eastAsia="Times New Roman"/>
                 <w:szCs w:val="21"/>
                 <w:vertAlign w:val="superscript"/>
               </w:rPr>
@@ -11418,7 +11619,7 @@
             </w:pPr>
             <w:r>
               <w:rPr>
-                <w:rFonts w:eastAsia="Times New Roman" w:hint="default" w:ascii="Times New Roman" w:hAnsi="Times New Roman" w:cs="Times New Roman"/>
+                <w:rFonts w:eastAsia="Times New Roman"/>
                 <w:b/>
                 <w:bCs/>
                 <w:szCs w:val="21"/>
@@ -11450,7 +11651,7 @@
             </w:r>
             <w:r>
               <w:rPr>
-                <w:rFonts w:hint="default" w:ascii="Times New Roman" w:hAnsi="Times New Roman" w:eastAsia="Times New Roman" w:cs="Times New Roman"/>
+                <w:rFonts w:eastAsia="Times New Roman"/>
                 <w:szCs w:val="21"/>
               </w:rPr>
               <w:t>1</w:t>
@@ -11464,7 +11665,7 @@
             </w:r>
             <w:r>
               <w:rPr>
-                <w:rFonts w:hint="default" w:ascii="Times New Roman" w:hAnsi="Times New Roman" w:eastAsia="Times New Roman" w:cs="Times New Roman"/>
+                <w:rFonts w:eastAsia="Times New Roman"/>
                 <w:szCs w:val="21"/>
                 <w:vertAlign w:val="superscript"/>
               </w:rPr>
@@ -11493,7 +11694,7 @@
             </w:r>
             <w:r>
               <w:rPr>
-                <w:rFonts w:hint="default" w:ascii="Times New Roman" w:hAnsi="Times New Roman" w:eastAsia="Times New Roman" w:cs="Times New Roman"/>
+                <w:rFonts w:eastAsia="Times New Roman"/>
                 <w:szCs w:val="21"/>
               </w:rPr>
               <w:t>2</w:t>
@@ -11507,7 +11708,7 @@
             </w:r>
             <w:r>
               <w:rPr>
-                <w:rFonts w:hint="default" w:ascii="Times New Roman" w:hAnsi="Times New Roman" w:eastAsia="Times New Roman" w:cs="Times New Roman"/>
+                <w:rFonts w:eastAsia="Times New Roman"/>
                 <w:szCs w:val="21"/>
                 <w:vertAlign w:val="superscript"/>
               </w:rPr>
@@ -11536,7 +11737,7 @@
             </w:r>
             <w:r>
               <w:rPr>
-                <w:rFonts w:hint="default" w:ascii="Times New Roman" w:hAnsi="Times New Roman" w:eastAsia="Times New Roman" w:cs="Times New Roman"/>
+                <w:rFonts w:eastAsia="Times New Roman"/>
                 <w:szCs w:val="21"/>
               </w:rPr>
               <w:t>3</w:t>
@@ -11550,7 +11751,7 @@
             </w:r>
             <w:r>
               <w:rPr>
-                <w:rFonts w:hint="default" w:ascii="Times New Roman" w:hAnsi="Times New Roman" w:eastAsia="Times New Roman" w:cs="Times New Roman"/>
+                <w:rFonts w:eastAsia="Times New Roman"/>
                 <w:szCs w:val="21"/>
                 <w:vertAlign w:val="superscript"/>
               </w:rPr>
@@ -11579,7 +11780,7 @@
             </w:r>
             <w:r>
               <w:rPr>
-                <w:rFonts w:hint="default" w:ascii="Times New Roman" w:hAnsi="Times New Roman" w:eastAsia="Times New Roman" w:cs="Times New Roman"/>
+                <w:rFonts w:eastAsia="Times New Roman"/>
                 <w:szCs w:val="21"/>
               </w:rPr>
               <w:t>4</w:t>
@@ -11593,7 +11794,7 @@
             </w:r>
             <w:r>
               <w:rPr>
-                <w:rFonts w:hint="default" w:ascii="Times New Roman" w:hAnsi="Times New Roman" w:eastAsia="Times New Roman" w:cs="Times New Roman"/>
+                <w:rFonts w:eastAsia="Times New Roman"/>
                 <w:szCs w:val="21"/>
                 <w:vertAlign w:val="superscript"/>
               </w:rPr>
@@ -11622,7 +11823,7 @@
             </w:r>
             <w:r>
               <w:rPr>
-                <w:rFonts w:hint="default" w:ascii="Times New Roman" w:hAnsi="Times New Roman" w:eastAsia="Times New Roman" w:cs="Times New Roman"/>
+                <w:rFonts w:eastAsia="Times New Roman"/>
                 <w:szCs w:val="21"/>
               </w:rPr>
               <w:t>5</w:t>
@@ -11636,7 +11837,7 @@
             </w:r>
             <w:r>
               <w:rPr>
-                <w:rFonts w:hint="default" w:ascii="Times New Roman" w:hAnsi="Times New Roman" w:eastAsia="Times New Roman" w:cs="Times New Roman"/>
+                <w:rFonts w:eastAsia="Times New Roman"/>
                 <w:szCs w:val="21"/>
                 <w:vertAlign w:val="superscript"/>
               </w:rPr>
@@ -11658,7 +11859,7 @@
             </w:pPr>
             <w:r>
               <w:rPr>
-                <w:rFonts w:eastAsia="Times New Roman" w:hint="default" w:ascii="Times New Roman" w:hAnsi="Times New Roman" w:cs="Times New Roman"/>
+                <w:rFonts w:eastAsia="Times New Roman"/>
                 <w:b/>
                 <w:bCs/>
                 <w:szCs w:val="21"/>
@@ -11690,7 +11891,7 @@
             </w:r>
             <w:r>
               <w:rPr>
-                <w:rFonts w:hint="default" w:ascii="Times New Roman" w:hAnsi="Times New Roman" w:eastAsia="Times New Roman" w:cs="Times New Roman"/>
+                <w:rFonts w:eastAsia="Times New Roman"/>
                 <w:szCs w:val="21"/>
               </w:rPr>
               <w:t>+</w:t>
@@ -11704,7 +11905,7 @@
             </w:r>
             <w:r>
               <w:rPr>
-                <w:rFonts w:hint="default" w:ascii="Times New Roman" w:hAnsi="Times New Roman" w:eastAsia="Times New Roman" w:cs="Times New Roman"/>
+                <w:rFonts w:eastAsia="Times New Roman"/>
                 <w:szCs w:val="21"/>
                 <w:vertAlign w:val="superscript"/>
               </w:rPr>
@@ -11719,7 +11920,7 @@
             </w:r>
             <w:r>
               <w:rPr>
-                <w:rFonts w:hint="default" w:ascii="Times New Roman" w:hAnsi="Times New Roman" w:eastAsia="Times New Roman" w:cs="Times New Roman"/>
+                <w:rFonts w:eastAsia="Times New Roman"/>
                 <w:szCs w:val="21"/>
                 <w:vertAlign w:val="superscript"/>
               </w:rPr>
@@ -11734,7 +11935,7 @@
             </w:r>
             <w:r>
               <w:rPr>
-                <w:rFonts w:hint="default" w:ascii="Times New Roman" w:hAnsi="Times New Roman" w:eastAsia="Times New Roman" w:cs="Times New Roman"/>
+                <w:rFonts w:eastAsia="Times New Roman"/>
                 <w:szCs w:val="21"/>
                 <w:vertAlign w:val="superscript"/>
               </w:rPr>
@@ -11749,7 +11950,7 @@
             </w:r>
             <w:r>
               <w:rPr>
-                <w:rFonts w:hint="default" w:ascii="Times New Roman" w:hAnsi="Times New Roman" w:eastAsia="Times New Roman" w:cs="Times New Roman"/>
+                <w:rFonts w:eastAsia="Times New Roman"/>
                 <w:szCs w:val="21"/>
                 <w:vertAlign w:val="superscript"/>
               </w:rPr>
@@ -11760,11 +11961,19 @@
                 <w:rFonts w:hint="eastAsia"/>
                 <w:szCs w:val="21"/>
               </w:rPr>
-              <w:t>。第五，持续监测与再评估。上线后监控特征漂移、群体性能差异、异常查询与对抗攻击，定期复训与再评估；当数据分布或业务目标变化时，及时降级或停用模型</w:t>
-            </w:r>
-            <w:r>
-              <w:rPr>
-                <w:rFonts w:hint="default" w:ascii="Times New Roman" w:hAnsi="Times New Roman" w:eastAsia="Times New Roman" w:cs="Times New Roman"/>
+              <w:t>。第五，持续监测与再评估。上线后监控特征漂移、群体性能差异、异常查询与对抗攻击，定期复训与再评估；当数据分布或业务目标变化时，</w:t>
+            </w:r>
+            <w:r>
+              <w:rPr>
+                <w:rFonts w:hint="eastAsia"/>
+                <w:szCs w:val="21"/>
+              </w:rPr>
+              <w:lastRenderedPageBreak/>
+              <w:t>及时降级或停用模型</w:t>
+            </w:r>
+            <w:r>
+              <w:rPr>
+                <w:rFonts w:eastAsia="Times New Roman"/>
                 <w:szCs w:val="21"/>
                 <w:vertAlign w:val="superscript"/>
               </w:rPr>
@@ -11799,7 +12008,7 @@
             </w:r>
             <w:r>
               <w:rPr>
-                <w:rFonts w:hint="default" w:ascii="Times New Roman" w:hAnsi="Times New Roman" w:eastAsia="Times New Roman" w:cs="Times New Roman"/>
+                <w:rFonts w:eastAsia="Times New Roman"/>
                 <w:b/>
                 <w:bCs/>
                 <w:sz w:val="18"/>
@@ -11859,7 +12068,7 @@
             </w:r>
             <w:r>
               <w:rPr>
-                <w:rFonts w:hint="default" w:ascii="Times New Roman" w:hAnsi="Times New Roman" w:eastAsia="Times New Roman" w:cs="Times New Roman"/>
+                <w:rFonts w:eastAsia="Times New Roman"/>
                 <w:b/>
                 <w:bCs/>
                 <w:noProof/>
@@ -11881,7 +12090,7 @@
             <w:bookmarkEnd w:id="7"/>
             <w:r>
               <w:rPr>
-                <w:rFonts w:hint="default" w:ascii="Times New Roman" w:hAnsi="Times New Roman" w:eastAsia="Times New Roman" w:cs="Times New Roman"/>
+                <w:rFonts w:eastAsia="Times New Roman"/>
                 <w:b/>
                 <w:bCs/>
                 <w:sz w:val="18"/>
@@ -12040,7 +12249,7 @@
                   </w:r>
                   <w:r>
                     <w:rPr>
-                      <w:rFonts w:hint="default" w:ascii="Times New Roman" w:hAnsi="Times New Roman" w:eastAsia="Times New Roman" w:cs="Times New Roman"/>
+                      <w:rFonts w:eastAsia="Times New Roman"/>
                       <w:sz w:val="18"/>
                     </w:rPr>
                     <w:t>/</w:t>
@@ -12388,7 +12597,7 @@
             </w:pPr>
             <w:r>
               <w:rPr>
-                <w:rFonts w:eastAsia="Times New Roman" w:hint="default" w:ascii="Times New Roman" w:hAnsi="Times New Roman" w:cs="Times New Roman"/>
+                <w:rFonts w:eastAsia="Times New Roman"/>
                 <w:b/>
                 <w:bCs/>
                 <w:sz w:val="24"/>
@@ -12420,7 +12629,7 @@
             </w:r>
             <w:r>
               <w:rPr>
-                <w:rFonts w:hint="default" w:ascii="Times New Roman" w:hAnsi="Times New Roman" w:eastAsia="Times New Roman" w:cs="Times New Roman"/>
+                <w:rFonts w:eastAsia="Times New Roman"/>
                 <w:szCs w:val="21"/>
               </w:rPr>
               <w:t>AID</w:t>
@@ -12434,7 +12643,7 @@
             </w:r>
             <w:r>
               <w:rPr>
-                <w:rFonts w:hint="default" w:ascii="Times New Roman" w:hAnsi="Times New Roman" w:eastAsia="Times New Roman" w:cs="Times New Roman"/>
+                <w:rFonts w:eastAsia="Times New Roman"/>
                 <w:szCs w:val="21"/>
               </w:rPr>
               <w:t>CART</w:t>
@@ -12448,7 +12657,7 @@
             </w:r>
             <w:r>
               <w:rPr>
-                <w:rFonts w:hint="default" w:ascii="Times New Roman" w:hAnsi="Times New Roman" w:eastAsia="Times New Roman" w:cs="Times New Roman"/>
+                <w:rFonts w:eastAsia="Times New Roman"/>
                 <w:szCs w:val="21"/>
               </w:rPr>
               <w:t>ID3</w:t>
@@ -12462,7 +12671,7 @@
             </w:r>
             <w:r>
               <w:rPr>
-                <w:rFonts w:hint="default" w:ascii="Times New Roman" w:hAnsi="Times New Roman" w:eastAsia="Times New Roman" w:cs="Times New Roman"/>
+                <w:rFonts w:eastAsia="Times New Roman"/>
                 <w:szCs w:val="21"/>
               </w:rPr>
               <w:t>C4.5</w:t>
@@ -12476,7 +12685,7 @@
             </w:r>
             <w:r>
               <w:rPr>
-                <w:rFonts w:hint="default" w:ascii="Times New Roman" w:hAnsi="Times New Roman" w:eastAsia="Times New Roman" w:cs="Times New Roman"/>
+                <w:rFonts w:eastAsia="Times New Roman"/>
                 <w:szCs w:val="21"/>
               </w:rPr>
               <w:t>GBDT</w:t>
@@ -12488,13 +12697,15 @@
               </w:rPr>
               <w:t>、</w:t>
             </w:r>
-            <w:r>
-              <w:rPr>
-                <w:rFonts w:hint="default" w:ascii="Times New Roman" w:hAnsi="Times New Roman" w:eastAsia="Times New Roman" w:cs="Times New Roman"/>
+            <w:proofErr w:type="spellStart"/>
+            <w:r>
+              <w:rPr>
+                <w:rFonts w:eastAsia="Times New Roman"/>
                 <w:szCs w:val="21"/>
               </w:rPr>
               <w:t>XGBoost</w:t>
             </w:r>
+            <w:proofErr w:type="spellEnd"/>
             <w:r>
               <w:rPr>
                 <w:rFonts w:hint="eastAsia"/>
@@ -12502,13 +12713,15 @@
               </w:rPr>
               <w:t>、</w:t>
             </w:r>
-            <w:r>
-              <w:rPr>
-                <w:rFonts w:hint="default" w:ascii="Times New Roman" w:hAnsi="Times New Roman" w:eastAsia="Times New Roman" w:cs="Times New Roman"/>
+            <w:proofErr w:type="spellStart"/>
+            <w:r>
+              <w:rPr>
+                <w:rFonts w:eastAsia="Times New Roman"/>
                 <w:szCs w:val="21"/>
               </w:rPr>
               <w:t>LightGBM</w:t>
             </w:r>
+            <w:proofErr w:type="spellEnd"/>
             <w:r>
               <w:rPr>
                 <w:rFonts w:hint="eastAsia"/>
@@ -12516,13 +12729,15 @@
               </w:rPr>
               <w:t>与</w:t>
             </w:r>
-            <w:r>
-              <w:rPr>
-                <w:rFonts w:hint="default" w:ascii="Times New Roman" w:hAnsi="Times New Roman" w:eastAsia="Times New Roman" w:cs="Times New Roman"/>
+            <w:proofErr w:type="spellStart"/>
+            <w:r>
+              <w:rPr>
+                <w:rFonts w:eastAsia="Times New Roman"/>
                 <w:szCs w:val="21"/>
               </w:rPr>
               <w:t>CatBoost</w:t>
             </w:r>
+            <w:proofErr w:type="spellEnd"/>
             <w:r>
               <w:rPr>
                 <w:rFonts w:hint="eastAsia"/>
@@ -12588,6 +12803,7 @@
                 <w:b/>
                 <w:bCs/>
               </w:rPr>
+              <w:lastRenderedPageBreak/>
               <w:t>参考文献</w:t>
             </w:r>
           </w:p>
@@ -12608,12 +12824,13 @@
             </w:pPr>
             <w:r>
               <w:rPr>
-                <w:rFonts w:hint="default" w:ascii="Times New Roman" w:hAnsi="Times New Roman" w:eastAsia="Times New Roman" w:cs="Times New Roman"/>
+                <w:rFonts w:eastAsia="Times New Roman"/>
                 <w:sz w:val="18"/>
                 <w:szCs w:val="18"/>
               </w:rPr>
               <w:t xml:space="preserve">[1] </w:t>
             </w:r>
+            <w:proofErr w:type="gramStart"/>
             <w:r>
               <w:rPr>
                 <w:rFonts w:hint="eastAsia"/>
@@ -12624,11 +12841,20 @@
             </w:r>
             <w:r>
               <w:rPr>
-                <w:rFonts w:hint="default" w:ascii="Times New Roman" w:hAnsi="Times New Roman" w:eastAsia="Times New Roman" w:cs="Times New Roman"/>
-                <w:sz w:val="18"/>
-                <w:szCs w:val="18"/>
-              </w:rPr>
-              <w:t xml:space="preserve">. </w:t>
+                <w:rFonts w:eastAsia="Times New Roman"/>
+                <w:sz w:val="18"/>
+                <w:szCs w:val="18"/>
+              </w:rPr>
+              <w:t>.</w:t>
+            </w:r>
+            <w:proofErr w:type="gramEnd"/>
+            <w:r>
+              <w:rPr>
+                <w:rFonts w:eastAsia="Times New Roman"/>
+                <w:sz w:val="18"/>
+                <w:szCs w:val="18"/>
+              </w:rPr>
+              <w:t xml:space="preserve"> </w:t>
             </w:r>
             <w:r>
               <w:rPr>
@@ -12640,12 +12866,13 @@
             </w:r>
             <w:r>
               <w:rPr>
-                <w:rFonts w:hint="default" w:ascii="Times New Roman" w:hAnsi="Times New Roman" w:eastAsia="Times New Roman" w:cs="Times New Roman"/>
+                <w:rFonts w:eastAsia="Times New Roman"/>
                 <w:sz w:val="18"/>
                 <w:szCs w:val="18"/>
               </w:rPr>
               <w:t xml:space="preserve">[M]. </w:t>
             </w:r>
+            <w:proofErr w:type="gramStart"/>
             <w:r>
               <w:rPr>
                 <w:rFonts w:hint="eastAsia"/>
@@ -12656,27 +12883,54 @@
             </w:r>
             <w:r>
               <w:rPr>
-                <w:rFonts w:hint="default" w:ascii="Times New Roman" w:hAnsi="Times New Roman" w:eastAsia="Times New Roman" w:cs="Times New Roman"/>
-                <w:sz w:val="18"/>
-                <w:szCs w:val="18"/>
-              </w:rPr>
-              <w:t xml:space="preserve">: </w:t>
-            </w:r>
-            <w:r>
-              <w:rPr>
-                <w:rFonts w:hint="eastAsia"/>
-                <w:sz w:val="18"/>
-                <w:szCs w:val="18"/>
-              </w:rPr>
-              <w:t>清华大学出版社</w:t>
-            </w:r>
-            <w:r>
-              <w:rPr>
-                <w:rFonts w:hint="default" w:ascii="Times New Roman" w:hAnsi="Times New Roman" w:eastAsia="Times New Roman" w:cs="Times New Roman"/>
-                <w:sz w:val="18"/>
-                <w:szCs w:val="18"/>
-              </w:rPr>
-              <w:t>, 2016.</w:t>
+                <w:rFonts w:eastAsia="Times New Roman"/>
+                <w:sz w:val="18"/>
+                <w:szCs w:val="18"/>
+              </w:rPr>
+              <w:t>:</w:t>
+            </w:r>
+            <w:proofErr w:type="gramEnd"/>
+            <w:r>
+              <w:rPr>
+                <w:rFonts w:eastAsia="Times New Roman"/>
+                <w:sz w:val="18"/>
+                <w:szCs w:val="18"/>
+              </w:rPr>
+              <w:t xml:space="preserve"> </w:t>
+            </w:r>
+            <w:r>
+              <w:rPr>
+                <w:rFonts w:hint="eastAsia"/>
+                <w:sz w:val="18"/>
+                <w:szCs w:val="18"/>
+              </w:rPr>
+              <w:t>清华大学</w:t>
+            </w:r>
+            <w:proofErr w:type="gramStart"/>
+            <w:r>
+              <w:rPr>
+                <w:rFonts w:hint="eastAsia"/>
+                <w:sz w:val="18"/>
+                <w:szCs w:val="18"/>
+              </w:rPr>
+              <w:t>出版社</w:t>
+            </w:r>
+            <w:r>
+              <w:rPr>
+                <w:rFonts w:eastAsia="Times New Roman"/>
+                <w:sz w:val="18"/>
+                <w:szCs w:val="18"/>
+              </w:rPr>
+              <w:t>,</w:t>
+            </w:r>
+            <w:proofErr w:type="gramEnd"/>
+            <w:r>
+              <w:rPr>
+                <w:rFonts w:eastAsia="Times New Roman"/>
+                <w:sz w:val="18"/>
+                <w:szCs w:val="18"/>
+              </w:rPr>
+              <w:t xml:space="preserve"> 2016.</w:t>
             </w:r>
           </w:p>
           <w:p>
@@ -12687,12 +12941,13 @@
             </w:pPr>
             <w:r>
               <w:rPr>
-                <w:rFonts w:hint="default" w:ascii="Times New Roman" w:hAnsi="Times New Roman" w:eastAsia="Times New Roman" w:cs="Times New Roman"/>
+                <w:rFonts w:eastAsia="Times New Roman"/>
                 <w:sz w:val="18"/>
                 <w:szCs w:val="18"/>
               </w:rPr>
               <w:t xml:space="preserve">[2] </w:t>
             </w:r>
+            <w:proofErr w:type="gramStart"/>
             <w:r>
               <w:rPr>
                 <w:rFonts w:hint="eastAsia"/>
@@ -12703,11 +12958,20 @@
             </w:r>
             <w:r>
               <w:rPr>
-                <w:rFonts w:hint="default" w:ascii="Times New Roman" w:hAnsi="Times New Roman" w:eastAsia="Times New Roman" w:cs="Times New Roman"/>
-                <w:sz w:val="18"/>
-                <w:szCs w:val="18"/>
-              </w:rPr>
-              <w:t xml:space="preserve">. </w:t>
+                <w:rFonts w:eastAsia="Times New Roman"/>
+                <w:sz w:val="18"/>
+                <w:szCs w:val="18"/>
+              </w:rPr>
+              <w:t>.</w:t>
+            </w:r>
+            <w:proofErr w:type="gramEnd"/>
+            <w:r>
+              <w:rPr>
+                <w:rFonts w:eastAsia="Times New Roman"/>
+                <w:sz w:val="18"/>
+                <w:szCs w:val="18"/>
+              </w:rPr>
+              <w:t xml:space="preserve"> </w:t>
             </w:r>
             <w:r>
               <w:rPr>
@@ -12719,12 +12983,13 @@
             </w:r>
             <w:r>
               <w:rPr>
-                <w:rFonts w:hint="default" w:ascii="Times New Roman" w:hAnsi="Times New Roman" w:eastAsia="Times New Roman" w:cs="Times New Roman"/>
+                <w:rFonts w:eastAsia="Times New Roman"/>
                 <w:sz w:val="18"/>
                 <w:szCs w:val="18"/>
               </w:rPr>
               <w:t>[M]. 2</w:t>
             </w:r>
+            <w:proofErr w:type="gramStart"/>
             <w:r>
               <w:rPr>
                 <w:rFonts w:hint="eastAsia"/>
@@ -12735,12 +13000,22 @@
             </w:r>
             <w:r>
               <w:rPr>
-                <w:rFonts w:hint="default" w:ascii="Times New Roman" w:hAnsi="Times New Roman" w:eastAsia="Times New Roman" w:cs="Times New Roman"/>
-                <w:sz w:val="18"/>
-                <w:szCs w:val="18"/>
-              </w:rPr>
-              <w:t xml:space="preserve">. </w:t>
-            </w:r>
+                <w:rFonts w:eastAsia="Times New Roman"/>
+                <w:sz w:val="18"/>
+                <w:szCs w:val="18"/>
+              </w:rPr>
+              <w:t>.</w:t>
+            </w:r>
+            <w:proofErr w:type="gramEnd"/>
+            <w:r>
+              <w:rPr>
+                <w:rFonts w:eastAsia="Times New Roman"/>
+                <w:sz w:val="18"/>
+                <w:szCs w:val="18"/>
+              </w:rPr>
+              <w:t xml:space="preserve"> </w:t>
+            </w:r>
+            <w:proofErr w:type="gramStart"/>
             <w:r>
               <w:rPr>
                 <w:rFonts w:hint="eastAsia"/>
@@ -12751,27 +13026,54 @@
             </w:r>
             <w:r>
               <w:rPr>
-                <w:rFonts w:hint="default" w:ascii="Times New Roman" w:hAnsi="Times New Roman" w:eastAsia="Times New Roman" w:cs="Times New Roman"/>
-                <w:sz w:val="18"/>
-                <w:szCs w:val="18"/>
-              </w:rPr>
-              <w:t xml:space="preserve">: </w:t>
-            </w:r>
-            <w:r>
-              <w:rPr>
-                <w:rFonts w:hint="eastAsia"/>
-                <w:sz w:val="18"/>
-                <w:szCs w:val="18"/>
-              </w:rPr>
-              <w:t>清华大学出版社</w:t>
-            </w:r>
-            <w:r>
-              <w:rPr>
-                <w:rFonts w:hint="default" w:ascii="Times New Roman" w:hAnsi="Times New Roman" w:eastAsia="Times New Roman" w:cs="Times New Roman"/>
-                <w:sz w:val="18"/>
-                <w:szCs w:val="18"/>
-              </w:rPr>
-              <w:t>, 2019.</w:t>
+                <w:rFonts w:eastAsia="Times New Roman"/>
+                <w:sz w:val="18"/>
+                <w:szCs w:val="18"/>
+              </w:rPr>
+              <w:t>:</w:t>
+            </w:r>
+            <w:proofErr w:type="gramEnd"/>
+            <w:r>
+              <w:rPr>
+                <w:rFonts w:eastAsia="Times New Roman"/>
+                <w:sz w:val="18"/>
+                <w:szCs w:val="18"/>
+              </w:rPr>
+              <w:t xml:space="preserve"> </w:t>
+            </w:r>
+            <w:r>
+              <w:rPr>
+                <w:rFonts w:hint="eastAsia"/>
+                <w:sz w:val="18"/>
+                <w:szCs w:val="18"/>
+              </w:rPr>
+              <w:t>清华大学</w:t>
+            </w:r>
+            <w:proofErr w:type="gramStart"/>
+            <w:r>
+              <w:rPr>
+                <w:rFonts w:hint="eastAsia"/>
+                <w:sz w:val="18"/>
+                <w:szCs w:val="18"/>
+              </w:rPr>
+              <w:t>出版社</w:t>
+            </w:r>
+            <w:r>
+              <w:rPr>
+                <w:rFonts w:eastAsia="Times New Roman"/>
+                <w:sz w:val="18"/>
+                <w:szCs w:val="18"/>
+              </w:rPr>
+              <w:t>,</w:t>
+            </w:r>
+            <w:proofErr w:type="gramEnd"/>
+            <w:r>
+              <w:rPr>
+                <w:rFonts w:eastAsia="Times New Roman"/>
+                <w:sz w:val="18"/>
+                <w:szCs w:val="18"/>
+              </w:rPr>
+              <w:t xml:space="preserve"> 2019.</w:t>
             </w:r>
           </w:p>
           <w:p>
@@ -12782,7 +13084,7 @@
             </w:pPr>
             <w:r>
               <w:rPr>
-                <w:rFonts w:hint="default" w:ascii="Times New Roman" w:hAnsi="Times New Roman" w:eastAsia="Times New Roman" w:cs="Times New Roman"/>
+                <w:rFonts w:eastAsia="Times New Roman"/>
                 <w:sz w:val="18"/>
                 <w:szCs w:val="18"/>
               </w:rPr>
@@ -12797,11 +13099,47 @@
             </w:pPr>
             <w:r>
               <w:rPr>
-                <w:rFonts w:hint="default" w:ascii="Times New Roman" w:hAnsi="Times New Roman" w:eastAsia="Times New Roman" w:cs="Times New Roman"/>
-                <w:sz w:val="18"/>
-                <w:szCs w:val="18"/>
-              </w:rPr>
-              <w:t>[4] GRINSZTAJN L, OYALLON E, VAROQUAUX G. Why do tree-based models still outperform deep learning on typical tabular data?[C]//Proceedings of the NeurIPS 2022 Datasets and Benchmarks Track. Red Hook: Curran Associates, 2022.</w:t>
+                <w:rFonts w:eastAsia="Times New Roman"/>
+                <w:sz w:val="18"/>
+                <w:szCs w:val="18"/>
+              </w:rPr>
+              <w:t xml:space="preserve">[4] GRINSZTAJN L, OYALLON E, VAROQUAUX G. Why do tree-based models still outperform deep learning on typical tabular </w:t>
+            </w:r>
+            <w:proofErr w:type="gramStart"/>
+            <w:r>
+              <w:rPr>
+                <w:rFonts w:eastAsia="Times New Roman"/>
+                <w:sz w:val="18"/>
+                <w:szCs w:val="18"/>
+              </w:rPr>
+              <w:t>data?[</w:t>
+            </w:r>
+            <w:proofErr w:type="gramEnd"/>
+            <w:r>
+              <w:rPr>
+                <w:rFonts w:eastAsia="Times New Roman"/>
+                <w:sz w:val="18"/>
+                <w:szCs w:val="18"/>
+              </w:rPr>
+              <w:t xml:space="preserve">C]//Proceedings of the </w:t>
+            </w:r>
+            <w:proofErr w:type="spellStart"/>
+            <w:r>
+              <w:rPr>
+                <w:rFonts w:eastAsia="Times New Roman"/>
+                <w:sz w:val="18"/>
+                <w:szCs w:val="18"/>
+              </w:rPr>
+              <w:t>NeurIPS</w:t>
+            </w:r>
+            <w:proofErr w:type="spellEnd"/>
+            <w:r>
+              <w:rPr>
+                <w:rFonts w:eastAsia="Times New Roman"/>
+                <w:sz w:val="18"/>
+                <w:szCs w:val="18"/>
+              </w:rPr>
+              <w:t xml:space="preserve"> 2022 Datasets and Benchmarks Track. Red Hook: Curran Associates, 2022.</w:t>
             </w:r>
           </w:p>
           <w:p>
@@ -12812,11 +13150,29 @@
             </w:pPr>
             <w:r>
               <w:rPr>
-                <w:rFonts w:hint="default" w:ascii="Times New Roman" w:hAnsi="Times New Roman" w:eastAsia="Times New Roman" w:cs="Times New Roman"/>
-                <w:sz w:val="18"/>
-                <w:szCs w:val="18"/>
-              </w:rPr>
-              <w:t>[5] RUDIN C. Stop explaining black box machine learning models for high stakes decisions and use interpretable models instead[J]. Nature Machine Intelligence, 2019, 1(5): 206-215.</w:t>
+                <w:rFonts w:eastAsia="Times New Roman"/>
+                <w:sz w:val="18"/>
+                <w:szCs w:val="18"/>
+              </w:rPr>
+              <w:t xml:space="preserve">[5] RUDIN C. Stop explaining black box machine learning models for </w:t>
+            </w:r>
+            <w:proofErr w:type="gramStart"/>
+            <w:r>
+              <w:rPr>
+                <w:rFonts w:eastAsia="Times New Roman"/>
+                <w:sz w:val="18"/>
+                <w:szCs w:val="18"/>
+              </w:rPr>
+              <w:t>high stakes</w:t>
+            </w:r>
+            <w:proofErr w:type="gramEnd"/>
+            <w:r>
+              <w:rPr>
+                <w:rFonts w:eastAsia="Times New Roman"/>
+                <w:sz w:val="18"/>
+                <w:szCs w:val="18"/>
+              </w:rPr>
+              <w:t xml:space="preserve"> decisions and use interpretable models instead[J]. Nature Machine Intelligence, 2019, 1(5): 206-215.</w:t>
             </w:r>
           </w:p>
           <w:p>
@@ -12827,7 +13183,7 @@
             </w:pPr>
             <w:r>
               <w:rPr>
-                <w:rFonts w:hint="default" w:ascii="Times New Roman" w:hAnsi="Times New Roman" w:eastAsia="Times New Roman" w:cs="Times New Roman"/>
+                <w:rFonts w:eastAsia="Times New Roman"/>
                 <w:sz w:val="18"/>
                 <w:szCs w:val="18"/>
               </w:rPr>
@@ -12842,7 +13198,7 @@
             </w:pPr>
             <w:r>
               <w:rPr>
-                <w:rFonts w:hint="default" w:ascii="Times New Roman" w:hAnsi="Times New Roman" w:eastAsia="Times New Roman" w:cs="Times New Roman"/>
+                <w:rFonts w:eastAsia="Times New Roman"/>
                 <w:sz w:val="18"/>
                 <w:szCs w:val="18"/>
               </w:rPr>
@@ -12857,7 +13213,7 @@
             </w:pPr>
             <w:r>
               <w:rPr>
-                <w:rFonts w:hint="default" w:ascii="Times New Roman" w:hAnsi="Times New Roman" w:eastAsia="Times New Roman" w:cs="Times New Roman"/>
+                <w:rFonts w:eastAsia="Times New Roman"/>
                 <w:sz w:val="18"/>
                 <w:szCs w:val="18"/>
               </w:rPr>
@@ -12872,10 +13228,11 @@
             </w:pPr>
             <w:r>
               <w:rPr>
-                <w:rFonts w:hint="default" w:ascii="Times New Roman" w:hAnsi="Times New Roman" w:eastAsia="Times New Roman" w:cs="Times New Roman"/>
-                <w:sz w:val="18"/>
-                <w:szCs w:val="18"/>
-              </w:rPr>
+                <w:rFonts w:eastAsia="Times New Roman"/>
+                <w:sz w:val="18"/>
+                <w:szCs w:val="18"/>
+              </w:rPr>
+              <w:lastRenderedPageBreak/>
               <w:t>[9] QUINLAN J R. Induction of decision trees[J]. Machine Learning, 1986, 1(1): 81-106.</w:t>
             </w:r>
           </w:p>
@@ -12887,7 +13244,7 @@
             </w:pPr>
             <w:r>
               <w:rPr>
-                <w:rFonts w:hint="default" w:ascii="Times New Roman" w:hAnsi="Times New Roman" w:eastAsia="Times New Roman" w:cs="Times New Roman"/>
+                <w:rFonts w:eastAsia="Times New Roman"/>
                 <w:sz w:val="18"/>
                 <w:szCs w:val="18"/>
               </w:rPr>
@@ -12902,7 +13259,7 @@
             </w:pPr>
             <w:r>
               <w:rPr>
-                <w:rFonts w:hint="default" w:ascii="Times New Roman" w:hAnsi="Times New Roman" w:eastAsia="Times New Roman" w:cs="Times New Roman"/>
+                <w:rFonts w:eastAsia="Times New Roman"/>
                 <w:sz w:val="18"/>
                 <w:szCs w:val="18"/>
               </w:rPr>
@@ -12917,7 +13274,7 @@
             </w:pPr>
             <w:r>
               <w:rPr>
-                <w:rFonts w:hint="default" w:ascii="Times New Roman" w:hAnsi="Times New Roman" w:eastAsia="Times New Roman" w:cs="Times New Roman"/>
+                <w:rFonts w:eastAsia="Times New Roman"/>
                 <w:sz w:val="18"/>
                 <w:szCs w:val="18"/>
               </w:rPr>
@@ -12932,11 +13289,29 @@
             </w:pPr>
             <w:r>
               <w:rPr>
-                <w:rFonts w:hint="default" w:ascii="Times New Roman" w:hAnsi="Times New Roman" w:eastAsia="Times New Roman" w:cs="Times New Roman"/>
-                <w:sz w:val="18"/>
-                <w:szCs w:val="18"/>
-              </w:rPr>
-              <w:t>[13] CHEN T, GUESTRIN C. XGBoost: A scalable tree boosting system[C]//Proceedings of the 22nd ACM SIGKDD International Conference on Knowledge Discovery and Data Mining. New York: ACM, 2016: 785-794.</w:t>
+                <w:rFonts w:eastAsia="Times New Roman"/>
+                <w:sz w:val="18"/>
+                <w:szCs w:val="18"/>
+              </w:rPr>
+              <w:t xml:space="preserve">[13] CHEN T, GUESTRIN C. </w:t>
+            </w:r>
+            <w:proofErr w:type="spellStart"/>
+            <w:r>
+              <w:rPr>
+                <w:rFonts w:eastAsia="Times New Roman"/>
+                <w:sz w:val="18"/>
+                <w:szCs w:val="18"/>
+              </w:rPr>
+              <w:t>XGBoost</w:t>
+            </w:r>
+            <w:proofErr w:type="spellEnd"/>
+            <w:r>
+              <w:rPr>
+                <w:rFonts w:eastAsia="Times New Roman"/>
+                <w:sz w:val="18"/>
+                <w:szCs w:val="18"/>
+              </w:rPr>
+              <w:t>: A scalable tree boosting system[C]//Proceedings of the 22nd ACM SIGKDD International Conference on Knowledge Discovery and Data Mining. New York: ACM, 2016: 785-794.</w:t>
             </w:r>
           </w:p>
           <w:p>
@@ -12947,11 +13322,29 @@
             </w:pPr>
             <w:r>
               <w:rPr>
-                <w:rFonts w:hint="default" w:ascii="Times New Roman" w:hAnsi="Times New Roman" w:eastAsia="Times New Roman" w:cs="Times New Roman"/>
-                <w:sz w:val="18"/>
-                <w:szCs w:val="18"/>
-              </w:rPr>
-              <w:t>[14] KE G, MENG Q, FINLEY T, et al. LightGBM: A highly efficient gradient boosting decision tree[C]//Advances in Neural Information Processing Systems 30. Red Hook: Curran Associates, 2017: 3146-3154.</w:t>
+                <w:rFonts w:eastAsia="Times New Roman"/>
+                <w:sz w:val="18"/>
+                <w:szCs w:val="18"/>
+              </w:rPr>
+              <w:t xml:space="preserve">[14] KE G, MENG Q, FINLEY T, et al. </w:t>
+            </w:r>
+            <w:proofErr w:type="spellStart"/>
+            <w:r>
+              <w:rPr>
+                <w:rFonts w:eastAsia="Times New Roman"/>
+                <w:sz w:val="18"/>
+                <w:szCs w:val="18"/>
+              </w:rPr>
+              <w:t>LightGBM</w:t>
+            </w:r>
+            <w:proofErr w:type="spellEnd"/>
+            <w:r>
+              <w:rPr>
+                <w:rFonts w:eastAsia="Times New Roman"/>
+                <w:sz w:val="18"/>
+                <w:szCs w:val="18"/>
+              </w:rPr>
+              <w:t>: A highly efficient gradient boosting decision tree[C]//Advances in Neural Information Processing Systems 30. Red Hook: Curran Associates, 2017: 3146-3154.</w:t>
             </w:r>
           </w:p>
           <w:p>
@@ -12962,11 +13355,29 @@
             </w:pPr>
             <w:r>
               <w:rPr>
-                <w:rFonts w:hint="default" w:ascii="Times New Roman" w:hAnsi="Times New Roman" w:eastAsia="Times New Roman" w:cs="Times New Roman"/>
-                <w:sz w:val="18"/>
-                <w:szCs w:val="18"/>
-              </w:rPr>
-              <w:t>[15] PROKHORENKOVA L, GUSEV G, VOROBEV A, et al. CatBoost: Unbiased boosting with categorical features[C]//Advances in Neural Information Processing Systems 31. Red Hook: Curran Associates, 2018: 6638-6648.</w:t>
+                <w:rFonts w:eastAsia="Times New Roman"/>
+                <w:sz w:val="18"/>
+                <w:szCs w:val="18"/>
+              </w:rPr>
+              <w:t xml:space="preserve">[15] PROKHORENKOVA L, GUSEV G, VOROBEV A, et al. </w:t>
+            </w:r>
+            <w:proofErr w:type="spellStart"/>
+            <w:r>
+              <w:rPr>
+                <w:rFonts w:eastAsia="Times New Roman"/>
+                <w:sz w:val="18"/>
+                <w:szCs w:val="18"/>
+              </w:rPr>
+              <w:t>CatBoost</w:t>
+            </w:r>
+            <w:proofErr w:type="spellEnd"/>
+            <w:r>
+              <w:rPr>
+                <w:rFonts w:eastAsia="Times New Roman"/>
+                <w:sz w:val="18"/>
+                <w:szCs w:val="18"/>
+              </w:rPr>
+              <w:t>: Unbiased boosting with categorical features[C]//Advances in Neural Information Processing Systems 31. Red Hook: Curran Associates, 2018: 6638-6648.</w:t>
             </w:r>
           </w:p>
           <w:p>
@@ -12977,7 +13388,7 @@
             </w:pPr>
             <w:r>
               <w:rPr>
-                <w:rFonts w:hint="default" w:ascii="Times New Roman" w:hAnsi="Times New Roman" w:eastAsia="Times New Roman" w:cs="Times New Roman"/>
+                <w:rFonts w:eastAsia="Times New Roman"/>
                 <w:sz w:val="18"/>
                 <w:szCs w:val="18"/>
               </w:rPr>
@@ -12992,7 +13403,7 @@
             </w:pPr>
             <w:r>
               <w:rPr>
-                <w:rFonts w:hint="default" w:ascii="Times New Roman" w:hAnsi="Times New Roman" w:eastAsia="Times New Roman" w:cs="Times New Roman"/>
+                <w:rFonts w:eastAsia="Times New Roman"/>
                 <w:sz w:val="18"/>
                 <w:szCs w:val="18"/>
               </w:rPr>
@@ -13007,7 +13418,7 @@
             </w:pPr>
             <w:r>
               <w:rPr>
-                <w:rFonts w:hint="default" w:ascii="Times New Roman" w:hAnsi="Times New Roman" w:eastAsia="Times New Roman" w:cs="Times New Roman"/>
+                <w:rFonts w:eastAsia="Times New Roman"/>
                 <w:sz w:val="18"/>
                 <w:szCs w:val="18"/>
               </w:rPr>
@@ -13022,7 +13433,7 @@
             </w:pPr>
             <w:r>
               <w:rPr>
-                <w:rFonts w:hint="default" w:ascii="Times New Roman" w:hAnsi="Times New Roman" w:eastAsia="Times New Roman" w:cs="Times New Roman"/>
+                <w:rFonts w:eastAsia="Times New Roman"/>
                 <w:sz w:val="18"/>
                 <w:szCs w:val="18"/>
               </w:rPr>
@@ -13037,7 +13448,7 @@
             </w:pPr>
             <w:r>
               <w:rPr>
-                <w:rFonts w:hint="default" w:ascii="Times New Roman" w:hAnsi="Times New Roman" w:eastAsia="Times New Roman" w:cs="Times New Roman"/>
+                <w:rFonts w:eastAsia="Times New Roman"/>
                 <w:sz w:val="18"/>
                 <w:szCs w:val="18"/>
               </w:rPr>
@@ -13052,7 +13463,7 @@
             </w:pPr>
             <w:r>
               <w:rPr>
-                <w:rFonts w:hint="default" w:ascii="Times New Roman" w:hAnsi="Times New Roman" w:eastAsia="Times New Roman" w:cs="Times New Roman"/>
+                <w:rFonts w:eastAsia="Times New Roman"/>
                 <w:sz w:val="18"/>
                 <w:szCs w:val="18"/>
               </w:rPr>
@@ -13067,7 +13478,7 @@
             </w:pPr>
             <w:r>
               <w:rPr>
-                <w:rFonts w:hint="default" w:ascii="Times New Roman" w:hAnsi="Times New Roman" w:eastAsia="Times New Roman" w:cs="Times New Roman"/>
+                <w:rFonts w:eastAsia="Times New Roman"/>
                 <w:sz w:val="18"/>
                 <w:szCs w:val="18"/>
               </w:rPr>
@@ -13082,7 +13493,7 @@
             </w:pPr>
             <w:r>
               <w:rPr>
-                <w:rFonts w:hint="default" w:ascii="Times New Roman" w:hAnsi="Times New Roman" w:eastAsia="Times New Roman" w:cs="Times New Roman"/>
+                <w:rFonts w:eastAsia="Times New Roman"/>
                 <w:sz w:val="18"/>
                 <w:szCs w:val="18"/>
               </w:rPr>
@@ -13094,16 +13505,35 @@
                 <w:sz w:val="18"/>
                 <w:szCs w:val="18"/>
               </w:rPr>
-              <w:t>张钹</w:t>
-            </w:r>
-            <w:r>
-              <w:rPr>
-                <w:rFonts w:hint="default" w:ascii="Times New Roman" w:hAnsi="Times New Roman" w:eastAsia="Times New Roman" w:cs="Times New Roman"/>
-                <w:sz w:val="18"/>
-                <w:szCs w:val="18"/>
-              </w:rPr>
-              <w:t xml:space="preserve">, </w:t>
-            </w:r>
+              <w:t>张</w:t>
+            </w:r>
+            <w:proofErr w:type="gramStart"/>
+            <w:r>
+              <w:rPr>
+                <w:rFonts w:hint="eastAsia"/>
+                <w:sz w:val="18"/>
+                <w:szCs w:val="18"/>
+              </w:rPr>
+              <w:t>钹</w:t>
+            </w:r>
+            <w:r>
+              <w:rPr>
+                <w:rFonts w:eastAsia="Times New Roman"/>
+                <w:sz w:val="18"/>
+                <w:szCs w:val="18"/>
+              </w:rPr>
+              <w:t>,</w:t>
+            </w:r>
+            <w:proofErr w:type="gramEnd"/>
+            <w:r>
+              <w:rPr>
+                <w:rFonts w:eastAsia="Times New Roman"/>
+                <w:sz w:val="18"/>
+                <w:szCs w:val="18"/>
+              </w:rPr>
+              <w:t xml:space="preserve"> </w:t>
+            </w:r>
+            <w:proofErr w:type="gramStart"/>
             <w:r>
               <w:rPr>
                 <w:rFonts w:hint="eastAsia"/>
@@ -13114,12 +13544,22 @@
             </w:r>
             <w:r>
               <w:rPr>
-                <w:rFonts w:hint="default" w:ascii="Times New Roman" w:hAnsi="Times New Roman" w:eastAsia="Times New Roman" w:cs="Times New Roman"/>
-                <w:sz w:val="18"/>
-                <w:szCs w:val="18"/>
-              </w:rPr>
-              <w:t xml:space="preserve">, </w:t>
-            </w:r>
+                <w:rFonts w:eastAsia="Times New Roman"/>
+                <w:sz w:val="18"/>
+                <w:szCs w:val="18"/>
+              </w:rPr>
+              <w:t>,</w:t>
+            </w:r>
+            <w:proofErr w:type="gramEnd"/>
+            <w:r>
+              <w:rPr>
+                <w:rFonts w:eastAsia="Times New Roman"/>
+                <w:sz w:val="18"/>
+                <w:szCs w:val="18"/>
+              </w:rPr>
+              <w:t xml:space="preserve"> </w:t>
+            </w:r>
+            <w:proofErr w:type="gramStart"/>
             <w:r>
               <w:rPr>
                 <w:rFonts w:hint="eastAsia"/>
@@ -13130,11 +13570,20 @@
             </w:r>
             <w:r>
               <w:rPr>
-                <w:rFonts w:hint="default" w:ascii="Times New Roman" w:hAnsi="Times New Roman" w:eastAsia="Times New Roman" w:cs="Times New Roman"/>
-                <w:sz w:val="18"/>
-                <w:szCs w:val="18"/>
-              </w:rPr>
-              <w:t xml:space="preserve">. </w:t>
+                <w:rFonts w:eastAsia="Times New Roman"/>
+                <w:sz w:val="18"/>
+                <w:szCs w:val="18"/>
+              </w:rPr>
+              <w:t>.</w:t>
+            </w:r>
+            <w:proofErr w:type="gramEnd"/>
+            <w:r>
+              <w:rPr>
+                <w:rFonts w:eastAsia="Times New Roman"/>
+                <w:sz w:val="18"/>
+                <w:szCs w:val="18"/>
+              </w:rPr>
+              <w:t xml:space="preserve"> </w:t>
             </w:r>
             <w:r>
               <w:rPr>
@@ -13146,7 +13595,7 @@
             </w:r>
             <w:r>
               <w:rPr>
-                <w:rFonts w:hint="default" w:ascii="Times New Roman" w:hAnsi="Times New Roman" w:eastAsia="Times New Roman" w:cs="Times New Roman"/>
+                <w:rFonts w:eastAsia="Times New Roman"/>
                 <w:sz w:val="18"/>
                 <w:szCs w:val="18"/>
               </w:rPr>
@@ -13158,31 +13607,85 @@
                 <w:sz w:val="18"/>
                 <w:szCs w:val="18"/>
               </w:rPr>
-              <w:t>中国科学</w:t>
-            </w:r>
-            <w:r>
-              <w:rPr>
-                <w:rFonts w:hint="default" w:ascii="Times New Roman" w:hAnsi="Times New Roman" w:eastAsia="Times New Roman" w:cs="Times New Roman"/>
-                <w:sz w:val="18"/>
-                <w:szCs w:val="18"/>
-              </w:rPr>
-              <w:t xml:space="preserve">: </w:t>
-            </w:r>
-            <w:r>
-              <w:rPr>
-                <w:rFonts w:hint="eastAsia"/>
-                <w:sz w:val="18"/>
-                <w:szCs w:val="18"/>
-              </w:rPr>
-              <w:t>信息科学</w:t>
-            </w:r>
-            <w:r>
-              <w:rPr>
-                <w:rFonts w:hint="default" w:ascii="Times New Roman" w:hAnsi="Times New Roman" w:eastAsia="Times New Roman" w:cs="Times New Roman"/>
-                <w:sz w:val="18"/>
-                <w:szCs w:val="18"/>
-              </w:rPr>
-              <w:t>, 2020, 50(9): 1281-1302.</w:t>
+              <w:t>中国</w:t>
+            </w:r>
+            <w:proofErr w:type="gramStart"/>
+            <w:r>
+              <w:rPr>
+                <w:rFonts w:hint="eastAsia"/>
+                <w:sz w:val="18"/>
+                <w:szCs w:val="18"/>
+              </w:rPr>
+              <w:t>科学</w:t>
+            </w:r>
+            <w:r>
+              <w:rPr>
+                <w:rFonts w:eastAsia="Times New Roman"/>
+                <w:sz w:val="18"/>
+                <w:szCs w:val="18"/>
+              </w:rPr>
+              <w:t>:</w:t>
+            </w:r>
+            <w:proofErr w:type="gramEnd"/>
+            <w:r>
+              <w:rPr>
+                <w:rFonts w:eastAsia="Times New Roman"/>
+                <w:sz w:val="18"/>
+                <w:szCs w:val="18"/>
+              </w:rPr>
+              <w:t xml:space="preserve"> </w:t>
+            </w:r>
+            <w:r>
+              <w:rPr>
+                <w:rFonts w:hint="eastAsia"/>
+                <w:sz w:val="18"/>
+                <w:szCs w:val="18"/>
+              </w:rPr>
+              <w:t>信息</w:t>
+            </w:r>
+            <w:proofErr w:type="gramStart"/>
+            <w:r>
+              <w:rPr>
+                <w:rFonts w:hint="eastAsia"/>
+                <w:sz w:val="18"/>
+                <w:szCs w:val="18"/>
+              </w:rPr>
+              <w:t>科学</w:t>
+            </w:r>
+            <w:r>
+              <w:rPr>
+                <w:rFonts w:eastAsia="Times New Roman"/>
+                <w:sz w:val="18"/>
+                <w:szCs w:val="18"/>
+              </w:rPr>
+              <w:t>,</w:t>
+            </w:r>
+            <w:proofErr w:type="gramEnd"/>
+            <w:r>
+              <w:rPr>
+                <w:rFonts w:eastAsia="Times New Roman"/>
+                <w:sz w:val="18"/>
+                <w:szCs w:val="18"/>
+              </w:rPr>
+              <w:t xml:space="preserve"> 2020, 50</w:t>
+            </w:r>
+            <w:proofErr w:type="gramStart"/>
+            <w:r>
+              <w:rPr>
+                <w:rFonts w:eastAsia="Times New Roman"/>
+                <w:sz w:val="18"/>
+                <w:szCs w:val="18"/>
+              </w:rPr>
+              <w:t>(9)</w:t>
+            </w:r>
+            <w:proofErr w:type="gramEnd"/>
+            <w:r>
+              <w:rPr>
+                <w:rFonts w:eastAsia="Times New Roman"/>
+                <w:sz w:val="18"/>
+                <w:szCs w:val="18"/>
+              </w:rPr>
+              <w:t>: 1281-1302.</w:t>
             </w:r>
           </w:p>
           <w:p>
@@ -13193,7 +13696,7 @@
             </w:pPr>
             <w:r>
               <w:rPr>
-                <w:rFonts w:hint="default" w:ascii="Times New Roman" w:hAnsi="Times New Roman" w:eastAsia="Times New Roman" w:cs="Times New Roman"/>
+                <w:rFonts w:eastAsia="Times New Roman"/>
                 <w:sz w:val="18"/>
                 <w:szCs w:val="18"/>
               </w:rPr>
@@ -13205,16 +13708,35 @@
                 <w:sz w:val="18"/>
                 <w:szCs w:val="18"/>
               </w:rPr>
-              <w:t>刘红岩</w:t>
-            </w:r>
-            <w:r>
-              <w:rPr>
-                <w:rFonts w:hint="default" w:ascii="Times New Roman" w:hAnsi="Times New Roman" w:eastAsia="Times New Roman" w:cs="Times New Roman"/>
-                <w:sz w:val="18"/>
-                <w:szCs w:val="18"/>
-              </w:rPr>
-              <w:t xml:space="preserve">, </w:t>
-            </w:r>
+              <w:t>刘</w:t>
+            </w:r>
+            <w:proofErr w:type="gramStart"/>
+            <w:r>
+              <w:rPr>
+                <w:rFonts w:hint="eastAsia"/>
+                <w:sz w:val="18"/>
+                <w:szCs w:val="18"/>
+              </w:rPr>
+              <w:t>红岩</w:t>
+            </w:r>
+            <w:r>
+              <w:rPr>
+                <w:rFonts w:eastAsia="Times New Roman"/>
+                <w:sz w:val="18"/>
+                <w:szCs w:val="18"/>
+              </w:rPr>
+              <w:t>,</w:t>
+            </w:r>
+            <w:proofErr w:type="gramEnd"/>
+            <w:r>
+              <w:rPr>
+                <w:rFonts w:eastAsia="Times New Roman"/>
+                <w:sz w:val="18"/>
+                <w:szCs w:val="18"/>
+              </w:rPr>
+              <w:t xml:space="preserve"> </w:t>
+            </w:r>
+            <w:proofErr w:type="gramStart"/>
             <w:r>
               <w:rPr>
                 <w:rFonts w:hint="eastAsia"/>
@@ -13225,12 +13747,22 @@
             </w:r>
             <w:r>
               <w:rPr>
-                <w:rFonts w:hint="default" w:ascii="Times New Roman" w:hAnsi="Times New Roman" w:eastAsia="Times New Roman" w:cs="Times New Roman"/>
-                <w:sz w:val="18"/>
-                <w:szCs w:val="18"/>
-              </w:rPr>
-              <w:t xml:space="preserve">, </w:t>
-            </w:r>
+                <w:rFonts w:eastAsia="Times New Roman"/>
+                <w:sz w:val="18"/>
+                <w:szCs w:val="18"/>
+              </w:rPr>
+              <w:t>,</w:t>
+            </w:r>
+            <w:proofErr w:type="gramEnd"/>
+            <w:r>
+              <w:rPr>
+                <w:rFonts w:eastAsia="Times New Roman"/>
+                <w:sz w:val="18"/>
+                <w:szCs w:val="18"/>
+              </w:rPr>
+              <w:t xml:space="preserve"> </w:t>
+            </w:r>
+            <w:proofErr w:type="gramStart"/>
             <w:r>
               <w:rPr>
                 <w:rFonts w:hint="eastAsia"/>
@@ -13241,11 +13773,20 @@
             </w:r>
             <w:r>
               <w:rPr>
-                <w:rFonts w:hint="default" w:ascii="Times New Roman" w:hAnsi="Times New Roman" w:eastAsia="Times New Roman" w:cs="Times New Roman"/>
-                <w:sz w:val="18"/>
-                <w:szCs w:val="18"/>
-              </w:rPr>
-              <w:t xml:space="preserve">. </w:t>
+                <w:rFonts w:eastAsia="Times New Roman"/>
+                <w:sz w:val="18"/>
+                <w:szCs w:val="18"/>
+              </w:rPr>
+              <w:t>.</w:t>
+            </w:r>
+            <w:proofErr w:type="gramEnd"/>
+            <w:r>
+              <w:rPr>
+                <w:rFonts w:eastAsia="Times New Roman"/>
+                <w:sz w:val="18"/>
+                <w:szCs w:val="18"/>
+              </w:rPr>
+              <w:t xml:space="preserve"> </w:t>
             </w:r>
             <w:r>
               <w:rPr>
@@ -13257,7 +13798,7 @@
             </w:r>
             <w:r>
               <w:rPr>
-                <w:rFonts w:hint="default" w:ascii="Times New Roman" w:hAnsi="Times New Roman" w:eastAsia="Times New Roman" w:cs="Times New Roman"/>
+                <w:rFonts w:eastAsia="Times New Roman"/>
                 <w:sz w:val="18"/>
                 <w:szCs w:val="18"/>
               </w:rPr>
@@ -13271,9 +13812,10 @@
               </w:rPr>
               <w:t>清华大学学报</w:t>
             </w:r>
-            <w:r>
-              <w:rPr>
-                <w:rFonts w:hint="default" w:ascii="Times New Roman" w:hAnsi="Times New Roman" w:eastAsia="Times New Roman" w:cs="Times New Roman"/>
+            <w:proofErr w:type="gramStart"/>
+            <w:r>
+              <w:rPr>
+                <w:rFonts w:eastAsia="Times New Roman"/>
                 <w:sz w:val="18"/>
                 <w:szCs w:val="18"/>
               </w:rPr>
@@ -13289,11 +13831,38 @@
             </w:r>
             <w:r>
               <w:rPr>
-                <w:rFonts w:hint="default" w:ascii="Times New Roman" w:hAnsi="Times New Roman" w:eastAsia="Times New Roman" w:cs="Times New Roman"/>
-                <w:sz w:val="18"/>
-                <w:szCs w:val="18"/>
-              </w:rPr>
-              <w:t>), 2002, 42(6): 727-730.</w:t>
+                <w:rFonts w:eastAsia="Times New Roman"/>
+                <w:sz w:val="18"/>
+                <w:szCs w:val="18"/>
+              </w:rPr>
+              <w:t>),</w:t>
+            </w:r>
+            <w:proofErr w:type="gramEnd"/>
+            <w:r>
+              <w:rPr>
+                <w:rFonts w:eastAsia="Times New Roman"/>
+                <w:sz w:val="18"/>
+                <w:szCs w:val="18"/>
+              </w:rPr>
+              <w:t xml:space="preserve"> 2002, 42</w:t>
+            </w:r>
+            <w:proofErr w:type="gramStart"/>
+            <w:r>
+              <w:rPr>
+                <w:rFonts w:eastAsia="Times New Roman"/>
+                <w:sz w:val="18"/>
+                <w:szCs w:val="18"/>
+              </w:rPr>
+              <w:t>(6)</w:t>
+            </w:r>
+            <w:proofErr w:type="gramEnd"/>
+            <w:r>
+              <w:rPr>
+                <w:rFonts w:eastAsia="Times New Roman"/>
+                <w:sz w:val="18"/>
+                <w:szCs w:val="18"/>
+              </w:rPr>
+              <w:t>: 727-730.</w:t>
             </w:r>
           </w:p>
           <w:p>
@@ -13304,7 +13873,7 @@
             </w:pPr>
             <w:r>
               <w:rPr>
-                <w:rFonts w:hint="default" w:ascii="Times New Roman" w:hAnsi="Times New Roman" w:eastAsia="Times New Roman" w:cs="Times New Roman"/>
+                <w:rFonts w:eastAsia="Times New Roman"/>
                 <w:sz w:val="18"/>
                 <w:szCs w:val="18"/>
               </w:rPr>
@@ -13316,15 +13885,33 @@
                 <w:sz w:val="18"/>
                 <w:szCs w:val="18"/>
               </w:rPr>
-              <w:t>中国信息通信研究院</w:t>
-            </w:r>
-            <w:r>
-              <w:rPr>
-                <w:rFonts w:hint="default" w:ascii="Times New Roman" w:hAnsi="Times New Roman" w:eastAsia="Times New Roman" w:cs="Times New Roman"/>
-                <w:sz w:val="18"/>
-                <w:szCs w:val="18"/>
-              </w:rPr>
-              <w:t xml:space="preserve">. </w:t>
+              <w:t>中国信息通信</w:t>
+            </w:r>
+            <w:proofErr w:type="gramStart"/>
+            <w:r>
+              <w:rPr>
+                <w:rFonts w:hint="eastAsia"/>
+                <w:sz w:val="18"/>
+                <w:szCs w:val="18"/>
+              </w:rPr>
+              <w:t>研究院</w:t>
+            </w:r>
+            <w:r>
+              <w:rPr>
+                <w:rFonts w:eastAsia="Times New Roman"/>
+                <w:sz w:val="18"/>
+                <w:szCs w:val="18"/>
+              </w:rPr>
+              <w:t>.</w:t>
+            </w:r>
+            <w:proofErr w:type="gramEnd"/>
+            <w:r>
+              <w:rPr>
+                <w:rFonts w:eastAsia="Times New Roman"/>
+                <w:sz w:val="18"/>
+                <w:szCs w:val="18"/>
+              </w:rPr>
+              <w:t xml:space="preserve"> </w:t>
             </w:r>
             <w:r>
               <w:rPr>
@@ -13336,7 +13923,7 @@
             </w:r>
             <w:r>
               <w:rPr>
-                <w:rFonts w:hint="default" w:ascii="Times New Roman" w:hAnsi="Times New Roman" w:eastAsia="Times New Roman" w:cs="Times New Roman"/>
+                <w:rFonts w:eastAsia="Times New Roman"/>
                 <w:sz w:val="18"/>
                 <w:szCs w:val="18"/>
               </w:rPr>
@@ -13352,12 +13939,13 @@
             </w:r>
             <w:r>
               <w:rPr>
-                <w:rFonts w:hint="default" w:ascii="Times New Roman" w:hAnsi="Times New Roman" w:eastAsia="Times New Roman" w:cs="Times New Roman"/>
+                <w:rFonts w:eastAsia="Times New Roman"/>
                 <w:sz w:val="18"/>
                 <w:szCs w:val="18"/>
               </w:rPr>
               <w:t xml:space="preserve">[R]. </w:t>
             </w:r>
+            <w:proofErr w:type="gramStart"/>
             <w:r>
               <w:rPr>
                 <w:rFonts w:hint="eastAsia"/>
@@ -13368,27 +13956,54 @@
             </w:r>
             <w:r>
               <w:rPr>
-                <w:rFonts w:hint="default" w:ascii="Times New Roman" w:hAnsi="Times New Roman" w:eastAsia="Times New Roman" w:cs="Times New Roman"/>
-                <w:sz w:val="18"/>
-                <w:szCs w:val="18"/>
-              </w:rPr>
-              <w:t xml:space="preserve">: </w:t>
-            </w:r>
-            <w:r>
-              <w:rPr>
-                <w:rFonts w:hint="eastAsia"/>
-                <w:sz w:val="18"/>
-                <w:szCs w:val="18"/>
-              </w:rPr>
-              <w:t>中国信息通信研究院</w:t>
-            </w:r>
-            <w:r>
-              <w:rPr>
-                <w:rFonts w:hint="default" w:ascii="Times New Roman" w:hAnsi="Times New Roman" w:eastAsia="Times New Roman" w:cs="Times New Roman"/>
-                <w:sz w:val="18"/>
-                <w:szCs w:val="18"/>
-              </w:rPr>
-              <w:t>, 2022.</w:t>
+                <w:rFonts w:eastAsia="Times New Roman"/>
+                <w:sz w:val="18"/>
+                <w:szCs w:val="18"/>
+              </w:rPr>
+              <w:t>:</w:t>
+            </w:r>
+            <w:proofErr w:type="gramEnd"/>
+            <w:r>
+              <w:rPr>
+                <w:rFonts w:eastAsia="Times New Roman"/>
+                <w:sz w:val="18"/>
+                <w:szCs w:val="18"/>
+              </w:rPr>
+              <w:t xml:space="preserve"> </w:t>
+            </w:r>
+            <w:r>
+              <w:rPr>
+                <w:rFonts w:hint="eastAsia"/>
+                <w:sz w:val="18"/>
+                <w:szCs w:val="18"/>
+              </w:rPr>
+              <w:t>中国信息通信</w:t>
+            </w:r>
+            <w:proofErr w:type="gramStart"/>
+            <w:r>
+              <w:rPr>
+                <w:rFonts w:hint="eastAsia"/>
+                <w:sz w:val="18"/>
+                <w:szCs w:val="18"/>
+              </w:rPr>
+              <w:t>研究院</w:t>
+            </w:r>
+            <w:r>
+              <w:rPr>
+                <w:rFonts w:eastAsia="Times New Roman"/>
+                <w:sz w:val="18"/>
+                <w:szCs w:val="18"/>
+              </w:rPr>
+              <w:t>,</w:t>
+            </w:r>
+            <w:proofErr w:type="gramEnd"/>
+            <w:r>
+              <w:rPr>
+                <w:rFonts w:eastAsia="Times New Roman"/>
+                <w:sz w:val="18"/>
+                <w:szCs w:val="18"/>
+              </w:rPr>
+              <w:t xml:space="preserve"> 2022.</w:t>
             </w:r>
           </w:p>
           <w:p>
@@ -13399,7 +14014,7 @@
             </w:pPr>
             <w:r>
               <w:rPr>
-                <w:rFonts w:hint="default" w:ascii="Times New Roman" w:hAnsi="Times New Roman" w:eastAsia="Times New Roman" w:cs="Times New Roman"/>
+                <w:rFonts w:eastAsia="Times New Roman"/>
                 <w:sz w:val="18"/>
                 <w:szCs w:val="18"/>
               </w:rPr>
@@ -13411,15 +14026,33 @@
                 <w:sz w:val="18"/>
                 <w:szCs w:val="18"/>
               </w:rPr>
-              <w:t>全国人民代表大会常务委员会</w:t>
-            </w:r>
-            <w:r>
-              <w:rPr>
-                <w:rFonts w:hint="default" w:ascii="Times New Roman" w:hAnsi="Times New Roman" w:eastAsia="Times New Roman" w:cs="Times New Roman"/>
-                <w:sz w:val="18"/>
-                <w:szCs w:val="18"/>
-              </w:rPr>
-              <w:t xml:space="preserve">. </w:t>
+              <w:t>全国人民代表大会常务</w:t>
+            </w:r>
+            <w:proofErr w:type="gramStart"/>
+            <w:r>
+              <w:rPr>
+                <w:rFonts w:hint="eastAsia"/>
+                <w:sz w:val="18"/>
+                <w:szCs w:val="18"/>
+              </w:rPr>
+              <w:t>委员会</w:t>
+            </w:r>
+            <w:r>
+              <w:rPr>
+                <w:rFonts w:eastAsia="Times New Roman"/>
+                <w:sz w:val="18"/>
+                <w:szCs w:val="18"/>
+              </w:rPr>
+              <w:t>.</w:t>
+            </w:r>
+            <w:proofErr w:type="gramEnd"/>
+            <w:r>
+              <w:rPr>
+                <w:rFonts w:eastAsia="Times New Roman"/>
+                <w:sz w:val="18"/>
+                <w:szCs w:val="18"/>
+              </w:rPr>
+              <w:t xml:space="preserve"> </w:t>
             </w:r>
             <w:r>
               <w:rPr>
@@ -13431,7 +14064,7 @@
             </w:r>
             <w:r>
               <w:rPr>
-                <w:rFonts w:hint="default" w:ascii="Times New Roman" w:hAnsi="Times New Roman" w:eastAsia="Times New Roman" w:cs="Times New Roman"/>
+                <w:rFonts w:eastAsia="Times New Roman"/>
                 <w:sz w:val="18"/>
                 <w:szCs w:val="18"/>
               </w:rPr>
@@ -13446,7 +14079,7 @@
             </w:pPr>
             <w:r>
               <w:rPr>
-                <w:rFonts w:hint="default" w:ascii="Times New Roman" w:hAnsi="Times New Roman" w:eastAsia="Times New Roman" w:cs="Times New Roman"/>
+                <w:rFonts w:eastAsia="Times New Roman"/>
                 <w:sz w:val="18"/>
                 <w:szCs w:val="18"/>
               </w:rPr>
@@ -13458,15 +14091,33 @@
                 <w:sz w:val="18"/>
                 <w:szCs w:val="18"/>
               </w:rPr>
-              <w:t>全国人民代表大会常务委员会</w:t>
-            </w:r>
-            <w:r>
-              <w:rPr>
-                <w:rFonts w:hint="default" w:ascii="Times New Roman" w:hAnsi="Times New Roman" w:eastAsia="Times New Roman" w:cs="Times New Roman"/>
-                <w:sz w:val="18"/>
-                <w:szCs w:val="18"/>
-              </w:rPr>
-              <w:t xml:space="preserve">. </w:t>
+              <w:t>全国人民代表大会常务</w:t>
+            </w:r>
+            <w:proofErr w:type="gramStart"/>
+            <w:r>
+              <w:rPr>
+                <w:rFonts w:hint="eastAsia"/>
+                <w:sz w:val="18"/>
+                <w:szCs w:val="18"/>
+              </w:rPr>
+              <w:t>委员会</w:t>
+            </w:r>
+            <w:r>
+              <w:rPr>
+                <w:rFonts w:eastAsia="Times New Roman"/>
+                <w:sz w:val="18"/>
+                <w:szCs w:val="18"/>
+              </w:rPr>
+              <w:t>.</w:t>
+            </w:r>
+            <w:proofErr w:type="gramEnd"/>
+            <w:r>
+              <w:rPr>
+                <w:rFonts w:eastAsia="Times New Roman"/>
+                <w:sz w:val="18"/>
+                <w:szCs w:val="18"/>
+              </w:rPr>
+              <w:t xml:space="preserve"> </w:t>
             </w:r>
             <w:r>
               <w:rPr>
@@ -13478,7 +14129,7 @@
             </w:r>
             <w:r>
               <w:rPr>
-                <w:rFonts w:hint="default" w:ascii="Times New Roman" w:hAnsi="Times New Roman" w:eastAsia="Times New Roman" w:cs="Times New Roman"/>
+                <w:rFonts w:eastAsia="Times New Roman"/>
                 <w:sz w:val="18"/>
                 <w:szCs w:val="18"/>
               </w:rPr>
@@ -13493,7 +14144,7 @@
             </w:pPr>
             <w:r>
               <w:rPr>
-                <w:rFonts w:hint="default" w:ascii="Times New Roman" w:hAnsi="Times New Roman" w:eastAsia="Times New Roman" w:cs="Times New Roman"/>
+                <w:rFonts w:eastAsia="Times New Roman"/>
                 <w:sz w:val="18"/>
                 <w:szCs w:val="18"/>
               </w:rPr>
@@ -13505,63 +14156,135 @@
                 <w:sz w:val="18"/>
                 <w:szCs w:val="18"/>
               </w:rPr>
-              <w:t>国家互联网信息办公室</w:t>
-            </w:r>
-            <w:r>
-              <w:rPr>
-                <w:rFonts w:hint="default" w:ascii="Times New Roman" w:hAnsi="Times New Roman" w:eastAsia="Times New Roman" w:cs="Times New Roman"/>
-                <w:sz w:val="18"/>
-                <w:szCs w:val="18"/>
-              </w:rPr>
-              <w:t xml:space="preserve">, </w:t>
-            </w:r>
-            <w:r>
-              <w:rPr>
-                <w:rFonts w:hint="eastAsia"/>
-                <w:sz w:val="18"/>
-                <w:szCs w:val="18"/>
-              </w:rPr>
-              <w:t>工业和信息化部</w:t>
-            </w:r>
-            <w:r>
-              <w:rPr>
-                <w:rFonts w:hint="default" w:ascii="Times New Roman" w:hAnsi="Times New Roman" w:eastAsia="Times New Roman" w:cs="Times New Roman"/>
-                <w:sz w:val="18"/>
-                <w:szCs w:val="18"/>
-              </w:rPr>
-              <w:t xml:space="preserve">, </w:t>
-            </w:r>
-            <w:r>
-              <w:rPr>
-                <w:rFonts w:hint="eastAsia"/>
-                <w:sz w:val="18"/>
-                <w:szCs w:val="18"/>
-              </w:rPr>
-              <w:t>公安部</w:t>
-            </w:r>
-            <w:r>
-              <w:rPr>
-                <w:rFonts w:hint="default" w:ascii="Times New Roman" w:hAnsi="Times New Roman" w:eastAsia="Times New Roman" w:cs="Times New Roman"/>
-                <w:sz w:val="18"/>
-                <w:szCs w:val="18"/>
-              </w:rPr>
-              <w:t xml:space="preserve">, </w:t>
-            </w:r>
-            <w:r>
-              <w:rPr>
-                <w:rFonts w:hint="eastAsia"/>
-                <w:sz w:val="18"/>
-                <w:szCs w:val="18"/>
-              </w:rPr>
-              <w:t>国家市场监督管理总局</w:t>
-            </w:r>
-            <w:r>
-              <w:rPr>
-                <w:rFonts w:hint="default" w:ascii="Times New Roman" w:hAnsi="Times New Roman" w:eastAsia="Times New Roman" w:cs="Times New Roman"/>
-                <w:sz w:val="18"/>
-                <w:szCs w:val="18"/>
-              </w:rPr>
-              <w:t xml:space="preserve">. </w:t>
+              <w:t>国家互联网信息</w:t>
+            </w:r>
+            <w:proofErr w:type="gramStart"/>
+            <w:r>
+              <w:rPr>
+                <w:rFonts w:hint="eastAsia"/>
+                <w:sz w:val="18"/>
+                <w:szCs w:val="18"/>
+              </w:rPr>
+              <w:t>办公室</w:t>
+            </w:r>
+            <w:r>
+              <w:rPr>
+                <w:rFonts w:eastAsia="Times New Roman"/>
+                <w:sz w:val="18"/>
+                <w:szCs w:val="18"/>
+              </w:rPr>
+              <w:t>,</w:t>
+            </w:r>
+            <w:proofErr w:type="gramEnd"/>
+            <w:r>
+              <w:rPr>
+                <w:rFonts w:eastAsia="Times New Roman"/>
+                <w:sz w:val="18"/>
+                <w:szCs w:val="18"/>
+              </w:rPr>
+              <w:t xml:space="preserve"> </w:t>
+            </w:r>
+            <w:r>
+              <w:rPr>
+                <w:rFonts w:hint="eastAsia"/>
+                <w:sz w:val="18"/>
+                <w:szCs w:val="18"/>
+              </w:rPr>
+              <w:t>工业和信息化</w:t>
+            </w:r>
+            <w:proofErr w:type="gramStart"/>
+            <w:r>
+              <w:rPr>
+                <w:rFonts w:hint="eastAsia"/>
+                <w:sz w:val="18"/>
+                <w:szCs w:val="18"/>
+              </w:rPr>
+              <w:t>部</w:t>
+            </w:r>
+            <w:r>
+              <w:rPr>
+                <w:rFonts w:eastAsia="Times New Roman"/>
+                <w:sz w:val="18"/>
+                <w:szCs w:val="18"/>
+              </w:rPr>
+              <w:t>,</w:t>
+            </w:r>
+            <w:proofErr w:type="gramEnd"/>
+            <w:r>
+              <w:rPr>
+                <w:rFonts w:eastAsia="Times New Roman"/>
+                <w:sz w:val="18"/>
+                <w:szCs w:val="18"/>
+              </w:rPr>
+              <w:t xml:space="preserve"> </w:t>
+            </w:r>
+            <w:r>
+              <w:rPr>
+                <w:rFonts w:hint="eastAsia"/>
+                <w:sz w:val="18"/>
+                <w:szCs w:val="18"/>
+              </w:rPr>
+              <w:t>公安</w:t>
+            </w:r>
+            <w:proofErr w:type="gramStart"/>
+            <w:r>
+              <w:rPr>
+                <w:rFonts w:hint="eastAsia"/>
+                <w:sz w:val="18"/>
+                <w:szCs w:val="18"/>
+              </w:rPr>
+              <w:t>部</w:t>
+            </w:r>
+            <w:r>
+              <w:rPr>
+                <w:rFonts w:eastAsia="Times New Roman"/>
+                <w:sz w:val="18"/>
+                <w:szCs w:val="18"/>
+              </w:rPr>
+              <w:t>,</w:t>
+            </w:r>
+            <w:proofErr w:type="gramEnd"/>
+            <w:r>
+              <w:rPr>
+                <w:rFonts w:eastAsia="Times New Roman"/>
+                <w:sz w:val="18"/>
+                <w:szCs w:val="18"/>
+              </w:rPr>
+              <w:t xml:space="preserve"> </w:t>
+            </w:r>
+            <w:r>
+              <w:rPr>
+                <w:rFonts w:hint="eastAsia"/>
+                <w:sz w:val="18"/>
+                <w:szCs w:val="18"/>
+              </w:rPr>
+              <w:t>国家市场监督管理</w:t>
+            </w:r>
+            <w:proofErr w:type="gramStart"/>
+            <w:r>
+              <w:rPr>
+                <w:rFonts w:hint="eastAsia"/>
+                <w:sz w:val="18"/>
+                <w:szCs w:val="18"/>
+              </w:rPr>
+              <w:t>总局</w:t>
+            </w:r>
+            <w:r>
+              <w:rPr>
+                <w:rFonts w:eastAsia="Times New Roman"/>
+                <w:sz w:val="18"/>
+                <w:szCs w:val="18"/>
+              </w:rPr>
+              <w:t>.</w:t>
+            </w:r>
+            <w:proofErr w:type="gramEnd"/>
+            <w:r>
+              <w:rPr>
+                <w:rFonts w:eastAsia="Times New Roman"/>
+                <w:sz w:val="18"/>
+                <w:szCs w:val="18"/>
+              </w:rPr>
+              <w:t xml:space="preserve"> </w:t>
             </w:r>
             <w:r>
               <w:rPr>
@@ -13573,7 +14296,7 @@
             </w:r>
             <w:r>
               <w:rPr>
-                <w:rFonts w:hint="default" w:ascii="Times New Roman" w:hAnsi="Times New Roman" w:eastAsia="Times New Roman" w:cs="Times New Roman"/>
+                <w:rFonts w:eastAsia="Times New Roman"/>
                 <w:sz w:val="18"/>
                 <w:szCs w:val="18"/>
               </w:rPr>
@@ -13588,7 +14311,7 @@
             </w:pPr>
             <w:r>
               <w:rPr>
-                <w:rFonts w:hint="default" w:ascii="Times New Roman" w:hAnsi="Times New Roman" w:eastAsia="Times New Roman" w:cs="Times New Roman"/>
+                <w:rFonts w:eastAsia="Times New Roman"/>
                 <w:sz w:val="18"/>
                 <w:szCs w:val="18"/>
               </w:rPr>
@@ -13600,31 +14323,67 @@
                 <w:sz w:val="18"/>
                 <w:szCs w:val="18"/>
               </w:rPr>
-              <w:t>中国人民银行</w:t>
-            </w:r>
-            <w:r>
-              <w:rPr>
-                <w:rFonts w:hint="default" w:ascii="Times New Roman" w:hAnsi="Times New Roman" w:eastAsia="Times New Roman" w:cs="Times New Roman"/>
-                <w:sz w:val="18"/>
-                <w:szCs w:val="18"/>
-              </w:rPr>
-              <w:t xml:space="preserve">. </w:t>
-            </w:r>
-            <w:r>
-              <w:rPr>
-                <w:rFonts w:hint="eastAsia"/>
-                <w:sz w:val="18"/>
-                <w:szCs w:val="18"/>
-              </w:rPr>
-              <w:t>征信业务管理办法</w:t>
-            </w:r>
-            <w:r>
-              <w:rPr>
-                <w:rFonts w:hint="default" w:ascii="Times New Roman" w:hAnsi="Times New Roman" w:eastAsia="Times New Roman" w:cs="Times New Roman"/>
-                <w:sz w:val="18"/>
-                <w:szCs w:val="18"/>
-              </w:rPr>
-              <w:t xml:space="preserve">: </w:t>
+              <w:t>中国人民</w:t>
+            </w:r>
+            <w:proofErr w:type="gramStart"/>
+            <w:r>
+              <w:rPr>
+                <w:rFonts w:hint="eastAsia"/>
+                <w:sz w:val="18"/>
+                <w:szCs w:val="18"/>
+              </w:rPr>
+              <w:t>银行</w:t>
+            </w:r>
+            <w:r>
+              <w:rPr>
+                <w:rFonts w:eastAsia="Times New Roman"/>
+                <w:sz w:val="18"/>
+                <w:szCs w:val="18"/>
+              </w:rPr>
+              <w:t>.</w:t>
+            </w:r>
+            <w:proofErr w:type="gramEnd"/>
+            <w:r>
+              <w:rPr>
+                <w:rFonts w:eastAsia="Times New Roman"/>
+                <w:sz w:val="18"/>
+                <w:szCs w:val="18"/>
+              </w:rPr>
+              <w:t xml:space="preserve"> </w:t>
+            </w:r>
+            <w:r>
+              <w:rPr>
+                <w:rFonts w:hint="eastAsia"/>
+                <w:sz w:val="18"/>
+                <w:szCs w:val="18"/>
+              </w:rPr>
+              <w:t>征信业务管理</w:t>
+            </w:r>
+            <w:proofErr w:type="gramStart"/>
+            <w:r>
+              <w:rPr>
+                <w:rFonts w:hint="eastAsia"/>
+                <w:sz w:val="18"/>
+                <w:szCs w:val="18"/>
+              </w:rPr>
+              <w:t>办法</w:t>
+            </w:r>
+            <w:r>
+              <w:rPr>
+                <w:rFonts w:eastAsia="Times New Roman"/>
+                <w:sz w:val="18"/>
+                <w:szCs w:val="18"/>
+              </w:rPr>
+              <w:t>:</w:t>
+            </w:r>
+            <w:proofErr w:type="gramEnd"/>
+            <w:r>
+              <w:rPr>
+                <w:rFonts w:eastAsia="Times New Roman"/>
+                <w:sz w:val="18"/>
+                <w:szCs w:val="18"/>
+              </w:rPr>
+              <w:t xml:space="preserve"> </w:t>
             </w:r>
             <w:r>
               <w:rPr>
@@ -13636,7 +14395,7 @@
             </w:r>
             <w:r>
               <w:rPr>
-                <w:rFonts w:hint="default" w:ascii="Times New Roman" w:hAnsi="Times New Roman" w:eastAsia="Times New Roman" w:cs="Times New Roman"/>
+                <w:rFonts w:eastAsia="Times New Roman"/>
                 <w:sz w:val="18"/>
                 <w:szCs w:val="18"/>
               </w:rPr>
@@ -13652,7 +14411,7 @@
             </w:r>
             <w:r>
               <w:rPr>
-                <w:rFonts w:hint="default" w:ascii="Times New Roman" w:hAnsi="Times New Roman" w:eastAsia="Times New Roman" w:cs="Times New Roman"/>
+                <w:rFonts w:eastAsia="Times New Roman"/>
                 <w:sz w:val="18"/>
                 <w:szCs w:val="18"/>
               </w:rPr>
@@ -13668,7 +14427,7 @@
             </w:r>
             <w:r>
               <w:rPr>
-                <w:rFonts w:hint="default" w:ascii="Times New Roman" w:hAnsi="Times New Roman" w:eastAsia="Times New Roman" w:cs="Times New Roman"/>
+                <w:rFonts w:eastAsia="Times New Roman"/>
                 <w:sz w:val="18"/>
                 <w:szCs w:val="18"/>
               </w:rPr>
@@ -13683,7 +14442,7 @@
             </w:pPr>
             <w:r>
               <w:rPr>
-                <w:rFonts w:hint="default" w:ascii="Times New Roman" w:hAnsi="Times New Roman" w:eastAsia="Times New Roman" w:cs="Times New Roman"/>
+                <w:rFonts w:eastAsia="Times New Roman"/>
                 <w:sz w:val="18"/>
                 <w:szCs w:val="18"/>
               </w:rPr>
@@ -13695,15 +14454,33 @@
                 <w:sz w:val="18"/>
                 <w:szCs w:val="18"/>
               </w:rPr>
-              <w:t>国家新一代人工智能治理专业委员会</w:t>
-            </w:r>
-            <w:r>
-              <w:rPr>
-                <w:rFonts w:hint="default" w:ascii="Times New Roman" w:hAnsi="Times New Roman" w:eastAsia="Times New Roman" w:cs="Times New Roman"/>
-                <w:sz w:val="18"/>
-                <w:szCs w:val="18"/>
-              </w:rPr>
-              <w:t xml:space="preserve">. </w:t>
+              <w:t>国家新一代人工智能治理专业</w:t>
+            </w:r>
+            <w:proofErr w:type="gramStart"/>
+            <w:r>
+              <w:rPr>
+                <w:rFonts w:hint="eastAsia"/>
+                <w:sz w:val="18"/>
+                <w:szCs w:val="18"/>
+              </w:rPr>
+              <w:t>委员会</w:t>
+            </w:r>
+            <w:r>
+              <w:rPr>
+                <w:rFonts w:eastAsia="Times New Roman"/>
+                <w:sz w:val="18"/>
+                <w:szCs w:val="18"/>
+              </w:rPr>
+              <w:t>.</w:t>
+            </w:r>
+            <w:proofErr w:type="gramEnd"/>
+            <w:r>
+              <w:rPr>
+                <w:rFonts w:eastAsia="Times New Roman"/>
+                <w:sz w:val="18"/>
+                <w:szCs w:val="18"/>
+              </w:rPr>
+              <w:t xml:space="preserve"> </w:t>
             </w:r>
             <w:r>
               <w:rPr>
@@ -13715,7 +14492,7 @@
             </w:r>
             <w:r>
               <w:rPr>
-                <w:rFonts w:hint="default" w:ascii="Times New Roman" w:hAnsi="Times New Roman" w:eastAsia="Times New Roman" w:cs="Times New Roman"/>
+                <w:rFonts w:eastAsia="Times New Roman"/>
                 <w:sz w:val="18"/>
                 <w:szCs w:val="18"/>
               </w:rPr>
@@ -13730,11 +14507,47 @@
             </w:pPr>
             <w:r>
               <w:rPr>
-                <w:rFonts w:hint="default" w:ascii="Times New Roman" w:hAnsi="Times New Roman" w:eastAsia="Times New Roman" w:cs="Times New Roman"/>
-                <w:sz w:val="18"/>
-                <w:szCs w:val="18"/>
-              </w:rPr>
-              <w:t>[31] EUROPEAN PARLIAMENT, COUNCIL OF THE EUROPEAN UNION. Regulation (EU) 2024/1689 laying down harmonised rules on artificial intelligence (Artificial Intelligence Act)[Z]. 2024-06-13.</w:t>
+                <w:rFonts w:eastAsia="Times New Roman"/>
+                <w:sz w:val="18"/>
+                <w:szCs w:val="18"/>
+              </w:rPr>
+              <w:t xml:space="preserve">[31] EUROPEAN PARLIAMENT, COUNCIL OF THE EUROPEAN UNION. Regulation (EU) 2024/1689 laying down </w:t>
+            </w:r>
+            <w:proofErr w:type="spellStart"/>
+            <w:r>
+              <w:rPr>
+                <w:rFonts w:eastAsia="Times New Roman"/>
+                <w:sz w:val="18"/>
+                <w:szCs w:val="18"/>
+              </w:rPr>
+              <w:t>harmonised</w:t>
+            </w:r>
+            <w:proofErr w:type="spellEnd"/>
+            <w:r>
+              <w:rPr>
+                <w:rFonts w:eastAsia="Times New Roman"/>
+                <w:sz w:val="18"/>
+                <w:szCs w:val="18"/>
+              </w:rPr>
+              <w:t xml:space="preserve"> rules on artificial intelligence (Artificial Intelligence </w:t>
+            </w:r>
+            <w:proofErr w:type="gramStart"/>
+            <w:r>
+              <w:rPr>
+                <w:rFonts w:eastAsia="Times New Roman"/>
+                <w:sz w:val="18"/>
+                <w:szCs w:val="18"/>
+              </w:rPr>
+              <w:t>Act)[</w:t>
+            </w:r>
+            <w:proofErr w:type="gramEnd"/>
+            <w:r>
+              <w:rPr>
+                <w:rFonts w:eastAsia="Times New Roman"/>
+                <w:sz w:val="18"/>
+                <w:szCs w:val="18"/>
+              </w:rPr>
+              <w:t>Z]. 2024-06-13.</w:t>
             </w:r>
           </w:p>
           <w:p>
@@ -13745,7 +14558,7 @@
             </w:pPr>
             <w:r>
               <w:rPr>
-                <w:rFonts w:hint="default" w:ascii="Times New Roman" w:hAnsi="Times New Roman" w:eastAsia="Times New Roman" w:cs="Times New Roman"/>
+                <w:rFonts w:eastAsia="Times New Roman"/>
                 <w:sz w:val="18"/>
                 <w:szCs w:val="18"/>
               </w:rPr>
@@ -13760,11 +14573,30 @@
             </w:pPr>
             <w:r>
               <w:rPr>
-                <w:rFonts w:hint="default" w:ascii="Times New Roman" w:hAnsi="Times New Roman" w:eastAsia="Times New Roman" w:cs="Times New Roman"/>
-                <w:sz w:val="18"/>
-                <w:szCs w:val="18"/>
-              </w:rPr>
-              <w:t>[33] EUROPEAN PARLIAMENT, COUNCIL OF THE EUROPEAN UNION. Regulation (EU) 2016/679 on the protection of natural persons with regard to the processing of personal data and on the free movement of such data (General Data Protection Regulation)[Z]. 2016-04-27.</w:t>
+                <w:rFonts w:eastAsia="Times New Roman"/>
+                <w:sz w:val="18"/>
+                <w:szCs w:val="18"/>
+              </w:rPr>
+              <w:lastRenderedPageBreak/>
+              <w:t xml:space="preserve">[33] EUROPEAN PARLIAMENT, COUNCIL OF THE EUROPEAN UNION. Regulation (EU) 2016/679 on the protection of natural persons with regard to the processing of personal data and on the free movement of such data (General Data Protection </w:t>
+            </w:r>
+            <w:proofErr w:type="gramStart"/>
+            <w:r>
+              <w:rPr>
+                <w:rFonts w:eastAsia="Times New Roman"/>
+                <w:sz w:val="18"/>
+                <w:szCs w:val="18"/>
+              </w:rPr>
+              <w:t>Regulation)[</w:t>
+            </w:r>
+            <w:proofErr w:type="gramEnd"/>
+            <w:r>
+              <w:rPr>
+                <w:rFonts w:eastAsia="Times New Roman"/>
+                <w:sz w:val="18"/>
+                <w:szCs w:val="18"/>
+              </w:rPr>
+              <w:t>Z]. 2016-04-27.</w:t>
             </w:r>
           </w:p>
           <w:p>
@@ -13775,7 +14607,7 @@
             </w:pPr>
             <w:r>
               <w:rPr>
-                <w:rFonts w:hint="default" w:ascii="Times New Roman" w:hAnsi="Times New Roman" w:eastAsia="Times New Roman" w:cs="Times New Roman"/>
+                <w:rFonts w:eastAsia="Times New Roman"/>
                 <w:sz w:val="18"/>
                 <w:szCs w:val="18"/>
               </w:rPr>
@@ -13787,31 +14619,67 @@
                 <w:sz w:val="18"/>
                 <w:szCs w:val="18"/>
               </w:rPr>
-              <w:t>国家市场监督管理总局</w:t>
-            </w:r>
-            <w:r>
-              <w:rPr>
-                <w:rFonts w:hint="default" w:ascii="Times New Roman" w:hAnsi="Times New Roman" w:eastAsia="Times New Roman" w:cs="Times New Roman"/>
-                <w:sz w:val="18"/>
-                <w:szCs w:val="18"/>
-              </w:rPr>
-              <w:t xml:space="preserve">, </w:t>
-            </w:r>
-            <w:r>
-              <w:rPr>
-                <w:rFonts w:hint="eastAsia"/>
-                <w:sz w:val="18"/>
-                <w:szCs w:val="18"/>
-              </w:rPr>
-              <w:t>国家标准化管理委员会</w:t>
-            </w:r>
-            <w:r>
-              <w:rPr>
-                <w:rFonts w:hint="default" w:ascii="Times New Roman" w:hAnsi="Times New Roman" w:eastAsia="Times New Roman" w:cs="Times New Roman"/>
-                <w:sz w:val="18"/>
-                <w:szCs w:val="18"/>
-              </w:rPr>
-              <w:t xml:space="preserve">. </w:t>
+              <w:t>国家市场监督管理</w:t>
+            </w:r>
+            <w:proofErr w:type="gramStart"/>
+            <w:r>
+              <w:rPr>
+                <w:rFonts w:hint="eastAsia"/>
+                <w:sz w:val="18"/>
+                <w:szCs w:val="18"/>
+              </w:rPr>
+              <w:t>总局</w:t>
+            </w:r>
+            <w:r>
+              <w:rPr>
+                <w:rFonts w:eastAsia="Times New Roman"/>
+                <w:sz w:val="18"/>
+                <w:szCs w:val="18"/>
+              </w:rPr>
+              <w:t>,</w:t>
+            </w:r>
+            <w:proofErr w:type="gramEnd"/>
+            <w:r>
+              <w:rPr>
+                <w:rFonts w:eastAsia="Times New Roman"/>
+                <w:sz w:val="18"/>
+                <w:szCs w:val="18"/>
+              </w:rPr>
+              <w:t xml:space="preserve"> </w:t>
+            </w:r>
+            <w:r>
+              <w:rPr>
+                <w:rFonts w:hint="eastAsia"/>
+                <w:sz w:val="18"/>
+                <w:szCs w:val="18"/>
+              </w:rPr>
+              <w:t>国家标准化管理</w:t>
+            </w:r>
+            <w:proofErr w:type="gramStart"/>
+            <w:r>
+              <w:rPr>
+                <w:rFonts w:hint="eastAsia"/>
+                <w:sz w:val="18"/>
+                <w:szCs w:val="18"/>
+              </w:rPr>
+              <w:t>委员会</w:t>
+            </w:r>
+            <w:r>
+              <w:rPr>
+                <w:rFonts w:eastAsia="Times New Roman"/>
+                <w:sz w:val="18"/>
+                <w:szCs w:val="18"/>
+              </w:rPr>
+              <w:t>.</w:t>
+            </w:r>
+            <w:proofErr w:type="gramEnd"/>
+            <w:r>
+              <w:rPr>
+                <w:rFonts w:eastAsia="Times New Roman"/>
+                <w:sz w:val="18"/>
+                <w:szCs w:val="18"/>
+              </w:rPr>
+              <w:t xml:space="preserve"> </w:t>
             </w:r>
             <w:r>
               <w:rPr>
@@ -13823,7 +14691,7 @@
             </w:r>
             <w:r>
               <w:rPr>
-                <w:rFonts w:hint="default" w:ascii="Times New Roman" w:hAnsi="Times New Roman" w:eastAsia="Times New Roman" w:cs="Times New Roman"/>
+                <w:rFonts w:eastAsia="Times New Roman"/>
                 <w:sz w:val="18"/>
                 <w:szCs w:val="18"/>
               </w:rPr>
@@ -13839,28 +14707,13 @@
             </w:r>
             <w:r>
               <w:rPr>
-                <w:rFonts w:hint="default" w:ascii="Times New Roman" w:hAnsi="Times New Roman" w:eastAsia="Times New Roman" w:cs="Times New Roman"/>
-                <w:sz w:val="18"/>
-                <w:szCs w:val="18"/>
-              </w:rPr>
-              <w:t>: GB/T 35273</w:t>
-            </w:r>
-            <w:r>
-              <w:rPr>
-                <w:rFonts w:hint="default" w:ascii="Times New Roman" w:hAnsi="Times New Roman" w:eastAsia="Times New Roman" w:cs="Times New Roman"/>
-                <w:sz w:val="18"/>
-                <w:szCs w:val="18"/>
-              </w:rPr>
-              <w:t>—</w:t>
-            </w:r>
-            <w:r>
-              <w:rPr>
-                <w:rFonts w:hint="default" w:ascii="Times New Roman" w:hAnsi="Times New Roman" w:eastAsia="Times New Roman" w:cs="Times New Roman"/>
-                <w:sz w:val="18"/>
-                <w:szCs w:val="18"/>
-              </w:rPr>
-              <w:t xml:space="preserve">2020[S]. </w:t>
-            </w:r>
+                <w:rFonts w:eastAsia="Times New Roman"/>
+                <w:sz w:val="18"/>
+                <w:szCs w:val="18"/>
+              </w:rPr>
+              <w:t xml:space="preserve">: GB/T 35273—2020[S]. </w:t>
+            </w:r>
+            <w:proofErr w:type="gramStart"/>
             <w:r>
               <w:rPr>
                 <w:rFonts w:hint="eastAsia"/>
@@ -13871,27 +14724,54 @@
             </w:r>
             <w:r>
               <w:rPr>
-                <w:rFonts w:hint="default" w:ascii="Times New Roman" w:hAnsi="Times New Roman" w:eastAsia="Times New Roman" w:cs="Times New Roman"/>
-                <w:sz w:val="18"/>
-                <w:szCs w:val="18"/>
-              </w:rPr>
-              <w:t xml:space="preserve">: </w:t>
-            </w:r>
-            <w:r>
-              <w:rPr>
-                <w:rFonts w:hint="eastAsia"/>
-                <w:sz w:val="18"/>
-                <w:szCs w:val="18"/>
-              </w:rPr>
-              <w:t>中国标准出版社</w:t>
-            </w:r>
-            <w:r>
-              <w:rPr>
-                <w:rFonts w:hint="default" w:ascii="Times New Roman" w:hAnsi="Times New Roman" w:eastAsia="Times New Roman" w:cs="Times New Roman"/>
-                <w:sz w:val="18"/>
-                <w:szCs w:val="18"/>
-              </w:rPr>
-              <w:t>, 2020.</w:t>
+                <w:rFonts w:eastAsia="Times New Roman"/>
+                <w:sz w:val="18"/>
+                <w:szCs w:val="18"/>
+              </w:rPr>
+              <w:t>:</w:t>
+            </w:r>
+            <w:proofErr w:type="gramEnd"/>
+            <w:r>
+              <w:rPr>
+                <w:rFonts w:eastAsia="Times New Roman"/>
+                <w:sz w:val="18"/>
+                <w:szCs w:val="18"/>
+              </w:rPr>
+              <w:t xml:space="preserve"> </w:t>
+            </w:r>
+            <w:r>
+              <w:rPr>
+                <w:rFonts w:hint="eastAsia"/>
+                <w:sz w:val="18"/>
+                <w:szCs w:val="18"/>
+              </w:rPr>
+              <w:t>中国标准</w:t>
+            </w:r>
+            <w:proofErr w:type="gramStart"/>
+            <w:r>
+              <w:rPr>
+                <w:rFonts w:hint="eastAsia"/>
+                <w:sz w:val="18"/>
+                <w:szCs w:val="18"/>
+              </w:rPr>
+              <w:t>出版社</w:t>
+            </w:r>
+            <w:r>
+              <w:rPr>
+                <w:rFonts w:eastAsia="Times New Roman"/>
+                <w:sz w:val="18"/>
+                <w:szCs w:val="18"/>
+              </w:rPr>
+              <w:t>,</w:t>
+            </w:r>
+            <w:proofErr w:type="gramEnd"/>
+            <w:r>
+              <w:rPr>
+                <w:rFonts w:eastAsia="Times New Roman"/>
+                <w:sz w:val="18"/>
+                <w:szCs w:val="18"/>
+              </w:rPr>
+              <w:t xml:space="preserve"> 2020.</w:t>
             </w:r>
           </w:p>
         </w:tc>
@@ -13922,6 +14802,7 @@
                 <w:b/>
                 <w:bCs/>
               </w:rPr>
+              <w:lastRenderedPageBreak/>
               <w:t>教师评价</w:t>
             </w:r>
           </w:p>
@@ -14049,7 +14930,7 @@
             </w:r>
             <w:r>
               <w:rPr>
-                <w:rFonts w:ascii="Times New Roman" w:hAnsi="Times New Roman" w:eastAsia="Times New Roman" w:cs="Times New Roman" w:hint="default"/>
+                <w:rFonts w:eastAsia="Times New Roman"/>
                 <w:bCs/>
               </w:rPr>
               <w:t>1</w:t>
@@ -14063,7 +14944,7 @@
             </w:r>
             <w:r>
               <w:rPr>
-                <w:rFonts w:ascii="Times New Roman" w:hAnsi="Times New Roman" w:eastAsia="Times New Roman" w:cs="Times New Roman" w:hint="default"/>
+                <w:rFonts w:eastAsia="Times New Roman"/>
                 <w:bCs/>
               </w:rPr>
               <w:t>1</w:t>
@@ -14077,7 +14958,7 @@
             </w:r>
             <w:r>
               <w:rPr>
-                <w:rFonts w:hint="default" w:ascii="Times New Roman" w:hAnsi="Times New Roman" w:eastAsia="Times New Roman" w:cs="Times New Roman"/>
+                <w:rFonts w:eastAsia="Times New Roman"/>
                 <w:bCs/>
               </w:rPr>
               <w:t>10</w:t>
@@ -14130,17 +15011,10 @@
             </w:pPr>
             <w:r>
               <w:rPr>
-                <w:rFonts w:hint="default" w:ascii="Times New Roman" w:hAnsi="Times New Roman" w:eastAsia="Times New Roman" w:cs="Times New Roman"/>
-                <w:bCs/>
-              </w:rPr>
-              <w:t>[9-10</w:t>
-            </w:r>
-            <w:r>
-              <w:rPr>
-                <w:rFonts w:ascii="Times New Roman" w:hAnsi="Times New Roman" w:eastAsia="Times New Roman" w:cs="Times New Roman" w:hint="default"/>
-                <w:bCs/>
-              </w:rPr>
-              <w:t>]</w:t>
+                <w:rFonts w:eastAsia="Times New Roman"/>
+                <w:bCs/>
+              </w:rPr>
+              <w:t>[9-10]</w:t>
             </w:r>
           </w:p>
         </w:tc>
@@ -14253,24 +15127,10 @@
             </w:pPr>
             <w:r>
               <w:rPr>
-                <w:rFonts w:ascii="Times New Roman" w:hAnsi="Times New Roman" w:eastAsia="Times New Roman" w:cs="Times New Roman" w:hint="default"/>
-                <w:bCs/>
-              </w:rPr>
-              <w:t>[</w:t>
-            </w:r>
-            <w:r>
-              <w:rPr>
-                <w:rFonts w:hint="default" w:ascii="Times New Roman" w:hAnsi="Times New Roman" w:eastAsia="Times New Roman" w:cs="Times New Roman"/>
-                <w:bCs/>
-              </w:rPr>
-              <w:t>7-8</w:t>
-            </w:r>
-            <w:r>
-              <w:rPr>
-                <w:rFonts w:ascii="Times New Roman" w:hAnsi="Times New Roman" w:eastAsia="Times New Roman" w:cs="Times New Roman" w:hint="default"/>
-                <w:bCs/>
-              </w:rPr>
-              <w:t>)</w:t>
+                <w:rFonts w:eastAsia="Times New Roman"/>
+                <w:bCs/>
+              </w:rPr>
+              <w:t>[7-8)</w:t>
             </w:r>
           </w:p>
         </w:tc>
@@ -14369,24 +15229,10 @@
             </w:pPr>
             <w:r>
               <w:rPr>
-                <w:rFonts w:ascii="Times New Roman" w:hAnsi="Times New Roman" w:eastAsia="Times New Roman" w:cs="Times New Roman" w:hint="default"/>
-                <w:bCs/>
-              </w:rPr>
-              <w:t>[</w:t>
-            </w:r>
-            <w:r>
-              <w:rPr>
-                <w:rFonts w:hint="default" w:ascii="Times New Roman" w:hAnsi="Times New Roman" w:eastAsia="Times New Roman" w:cs="Times New Roman"/>
-                <w:bCs/>
-              </w:rPr>
-              <w:t>5-6</w:t>
-            </w:r>
-            <w:r>
-              <w:rPr>
-                <w:rFonts w:ascii="Times New Roman" w:hAnsi="Times New Roman" w:eastAsia="Times New Roman" w:cs="Times New Roman" w:hint="default"/>
-                <w:bCs/>
-              </w:rPr>
-              <w:t>)</w:t>
+                <w:rFonts w:eastAsia="Times New Roman"/>
+                <w:bCs/>
+              </w:rPr>
+              <w:t>[5-6)</w:t>
             </w:r>
           </w:p>
         </w:tc>
@@ -14485,24 +15331,10 @@
             </w:pPr>
             <w:r>
               <w:rPr>
-                <w:rFonts w:ascii="Times New Roman" w:hAnsi="Times New Roman" w:eastAsia="Times New Roman" w:cs="Times New Roman" w:hint="default"/>
-                <w:bCs/>
-              </w:rPr>
-              <w:t>[</w:t>
-            </w:r>
-            <w:r>
-              <w:rPr>
-                <w:rFonts w:hint="default" w:ascii="Times New Roman" w:hAnsi="Times New Roman" w:eastAsia="Times New Roman" w:cs="Times New Roman"/>
-                <w:bCs/>
-              </w:rPr>
-              <w:t>0-4</w:t>
-            </w:r>
-            <w:r>
-              <w:rPr>
-                <w:rFonts w:ascii="Times New Roman" w:hAnsi="Times New Roman" w:eastAsia="Times New Roman" w:cs="Times New Roman" w:hint="default"/>
-                <w:bCs/>
-              </w:rPr>
-              <w:t>)</w:t>
+                <w:rFonts w:eastAsia="Times New Roman"/>
+                <w:bCs/>
+              </w:rPr>
+              <w:t>[0-4)</w:t>
             </w:r>
           </w:p>
         </w:tc>
@@ -14569,7 +15401,7 @@
             </w:r>
             <w:r>
               <w:rPr>
-                <w:rFonts w:ascii="Times New Roman" w:hAnsi="Times New Roman" w:eastAsia="Times New Roman" w:cs="Times New Roman" w:hint="default"/>
+                <w:rFonts w:eastAsia="Times New Roman"/>
                 <w:bCs/>
               </w:rPr>
               <w:t>2</w:t>
@@ -14583,7 +15415,7 @@
             </w:r>
             <w:r>
               <w:rPr>
-                <w:rFonts w:ascii="Times New Roman" w:hAnsi="Times New Roman" w:eastAsia="Times New Roman" w:cs="Times New Roman" w:hint="default"/>
+                <w:rFonts w:eastAsia="Times New Roman"/>
                 <w:bCs/>
               </w:rPr>
               <w:t>2</w:t>
@@ -14611,17 +15443,10 @@
             </w:r>
             <w:r>
               <w:rPr>
-                <w:rFonts w:ascii="Times New Roman" w:hAnsi="Times New Roman" w:eastAsia="Times New Roman" w:cs="Times New Roman" w:hint="default"/>
-                <w:bCs/>
-              </w:rPr>
-              <w:t>3</w:t>
-            </w:r>
-            <w:r>
-              <w:rPr>
-                <w:rFonts w:hint="default" w:ascii="Times New Roman" w:hAnsi="Times New Roman" w:eastAsia="Times New Roman" w:cs="Times New Roman"/>
-                <w:bCs/>
-              </w:rPr>
-              <w:t>0</w:t>
+                <w:rFonts w:eastAsia="Times New Roman"/>
+                <w:bCs/>
+              </w:rPr>
+              <w:t>30</w:t>
             </w:r>
             <w:r>
               <w:rPr>
@@ -14671,35 +15496,35 @@
             </w:pPr>
             <w:r>
               <w:rPr>
-                <w:rFonts w:ascii="Times New Roman" w:hAnsi="Times New Roman" w:eastAsia="Times New Roman" w:cs="Times New Roman" w:hint="default"/>
+                <w:rFonts w:eastAsia="Times New Roman"/>
                 <w:bCs/>
               </w:rPr>
               <w:t>[24</w:t>
             </w:r>
             <w:r>
               <w:rPr>
-                <w:rFonts w:hint="default" w:ascii="Times New Roman" w:hAnsi="Times New Roman" w:eastAsia="Times New Roman" w:cs="Times New Roman"/>
+                <w:rFonts w:eastAsia="Times New Roman"/>
                 <w:bCs/>
               </w:rPr>
               <w:t>-</w:t>
             </w:r>
             <w:r>
               <w:rPr>
-                <w:rFonts w:ascii="Times New Roman" w:hAnsi="Times New Roman" w:eastAsia="Times New Roman" w:cs="Times New Roman" w:hint="default"/>
+                <w:rFonts w:eastAsia="Times New Roman"/>
                 <w:bCs/>
               </w:rPr>
               <w:t>3</w:t>
             </w:r>
             <w:r>
               <w:rPr>
-                <w:rFonts w:hint="default" w:ascii="Times New Roman" w:hAnsi="Times New Roman" w:eastAsia="Times New Roman" w:cs="Times New Roman"/>
+                <w:rFonts w:eastAsia="Times New Roman"/>
                 <w:bCs/>
               </w:rPr>
               <w:t>0</w:t>
             </w:r>
             <w:r>
               <w:rPr>
-                <w:rFonts w:ascii="Times New Roman" w:hAnsi="Times New Roman" w:eastAsia="Times New Roman" w:cs="Times New Roman" w:hint="default"/>
+                <w:rFonts w:eastAsia="Times New Roman"/>
                 <w:bCs/>
               </w:rPr>
               <w:t>]</w:t>
@@ -14801,21 +15626,21 @@
             </w:pPr>
             <w:r>
               <w:rPr>
-                <w:rFonts w:ascii="Times New Roman" w:hAnsi="Times New Roman" w:eastAsia="Times New Roman" w:cs="Times New Roman" w:hint="default"/>
+                <w:rFonts w:eastAsia="Times New Roman"/>
                 <w:bCs/>
               </w:rPr>
               <w:t>[18</w:t>
             </w:r>
             <w:r>
               <w:rPr>
-                <w:rFonts w:hint="default" w:ascii="Times New Roman" w:hAnsi="Times New Roman" w:eastAsia="Times New Roman" w:cs="Times New Roman"/>
+                <w:rFonts w:eastAsia="Times New Roman"/>
                 <w:bCs/>
               </w:rPr>
               <w:t>-</w:t>
             </w:r>
             <w:r>
               <w:rPr>
-                <w:rFonts w:ascii="Times New Roman" w:hAnsi="Times New Roman" w:eastAsia="Times New Roman" w:cs="Times New Roman" w:hint="default"/>
+                <w:rFonts w:eastAsia="Times New Roman"/>
                 <w:bCs/>
               </w:rPr>
               <w:t>23)</w:t>
@@ -14918,38 +15743,24 @@
             </w:pPr>
             <w:r>
               <w:rPr>
-                <w:rFonts w:ascii="Times New Roman" w:hAnsi="Times New Roman" w:eastAsia="Times New Roman" w:cs="Times New Roman" w:hint="default"/>
+                <w:rFonts w:eastAsia="Times New Roman"/>
                 <w:bCs/>
               </w:rPr>
               <w:t>[8</w:t>
             </w:r>
             <w:r>
               <w:rPr>
-                <w:rFonts w:hint="default" w:ascii="Times New Roman" w:hAnsi="Times New Roman" w:eastAsia="Times New Roman" w:cs="Times New Roman"/>
+                <w:rFonts w:eastAsia="Times New Roman"/>
                 <w:bCs/>
               </w:rPr>
               <w:t>-</w:t>
             </w:r>
             <w:r>
               <w:rPr>
-                <w:rFonts w:ascii="Times New Roman" w:hAnsi="Times New Roman" w:eastAsia="Times New Roman" w:cs="Times New Roman" w:hint="default"/>
-                <w:bCs/>
-              </w:rPr>
-              <w:t>1</w:t>
-            </w:r>
-            <w:r>
-              <w:rPr>
-                <w:rFonts w:hint="default" w:ascii="Times New Roman" w:hAnsi="Times New Roman" w:eastAsia="Times New Roman" w:cs="Times New Roman"/>
-                <w:bCs/>
-              </w:rPr>
-              <w:t>7</w:t>
-            </w:r>
-            <w:r>
-              <w:rPr>
-                <w:rFonts w:ascii="Times New Roman" w:hAnsi="Times New Roman" w:eastAsia="Times New Roman" w:cs="Times New Roman" w:hint="default"/>
-                <w:bCs/>
-              </w:rPr>
-              <w:t>)</w:t>
+                <w:rFonts w:eastAsia="Times New Roman"/>
+                <w:bCs/>
+              </w:rPr>
+              <w:t>17)</w:t>
             </w:r>
           </w:p>
         </w:tc>
@@ -15076,21 +15887,21 @@
             </w:pPr>
             <w:r>
               <w:rPr>
-                <w:rFonts w:ascii="Times New Roman" w:hAnsi="Times New Roman" w:eastAsia="Times New Roman" w:cs="Times New Roman" w:hint="default"/>
+                <w:rFonts w:eastAsia="Times New Roman"/>
                 <w:bCs/>
               </w:rPr>
               <w:t>[</w:t>
             </w:r>
             <w:r>
               <w:rPr>
-                <w:rFonts w:hint="default" w:ascii="Times New Roman" w:hAnsi="Times New Roman" w:eastAsia="Times New Roman" w:cs="Times New Roman"/>
+                <w:rFonts w:eastAsia="Times New Roman"/>
                 <w:bCs/>
               </w:rPr>
               <w:t>0-</w:t>
             </w:r>
             <w:r>
               <w:rPr>
-                <w:rFonts w:ascii="Times New Roman" w:hAnsi="Times New Roman" w:eastAsia="Times New Roman" w:cs="Times New Roman" w:hint="default"/>
+                <w:rFonts w:eastAsia="Times New Roman"/>
                 <w:bCs/>
               </w:rPr>
               <w:t>7)</w:t>
@@ -15160,7 +15971,7 @@
             </w:r>
             <w:r>
               <w:rPr>
-                <w:rFonts w:ascii="Times New Roman" w:hAnsi="Times New Roman" w:eastAsia="Times New Roman" w:cs="Times New Roman" w:hint="default"/>
+                <w:rFonts w:eastAsia="Times New Roman"/>
                 <w:bCs/>
               </w:rPr>
               <w:t>3</w:t>
@@ -15174,7 +15985,7 @@
             </w:r>
             <w:r>
               <w:rPr>
-                <w:rFonts w:ascii="Times New Roman" w:hAnsi="Times New Roman" w:eastAsia="Times New Roman" w:cs="Times New Roman" w:hint="default"/>
+                <w:rFonts w:eastAsia="Times New Roman"/>
                 <w:bCs/>
               </w:rPr>
               <w:t>3</w:t>
@@ -15204,7 +16015,7 @@
             </w:r>
             <w:r>
               <w:rPr>
-                <w:rFonts w:ascii="Times New Roman" w:hAnsi="Times New Roman" w:eastAsia="Times New Roman" w:cs="Times New Roman" w:hint="default"/>
+                <w:rFonts w:eastAsia="Times New Roman"/>
                 <w:szCs w:val="21"/>
               </w:rPr>
               <w:t>2</w:t>
@@ -15257,42 +16068,35 @@
             </w:pPr>
             <w:r>
               <w:rPr>
-                <w:rFonts w:ascii="Times New Roman" w:hAnsi="Times New Roman" w:eastAsia="Times New Roman" w:cs="Times New Roman" w:hint="default"/>
-                <w:bCs/>
-              </w:rPr>
-              <w:t>[</w:t>
-            </w:r>
-            <w:r>
-              <w:rPr>
-                <w:rFonts w:hint="default" w:ascii="Times New Roman" w:hAnsi="Times New Roman" w:eastAsia="Times New Roman" w:cs="Times New Roman"/>
-                <w:bCs/>
-              </w:rPr>
-              <w:t>17</w:t>
-            </w:r>
-            <w:r>
-              <w:rPr>
-                <w:rFonts w:hint="default" w:ascii="Times New Roman" w:hAnsi="Times New Roman" w:eastAsia="Times New Roman" w:cs="Times New Roman"/>
+                <w:rFonts w:eastAsia="Times New Roman"/>
+                <w:bCs/>
+              </w:rPr>
+              <w:t>[17</w:t>
+            </w:r>
+            <w:r>
+              <w:rPr>
+                <w:rFonts w:eastAsia="Times New Roman"/>
                 <w:bCs/>
               </w:rPr>
               <w:t>-</w:t>
             </w:r>
             <w:r>
               <w:rPr>
-                <w:rFonts w:hint="default" w:ascii="Times New Roman" w:hAnsi="Times New Roman" w:eastAsia="Times New Roman" w:cs="Times New Roman"/>
+                <w:rFonts w:eastAsia="Times New Roman"/>
                 <w:bCs/>
               </w:rPr>
               <w:t>2</w:t>
             </w:r>
             <w:r>
               <w:rPr>
-                <w:rFonts w:hint="default" w:ascii="Times New Roman" w:hAnsi="Times New Roman" w:eastAsia="Times New Roman" w:cs="Times New Roman"/>
+                <w:rFonts w:eastAsia="Times New Roman"/>
                 <w:bCs/>
               </w:rPr>
               <w:t>0</w:t>
             </w:r>
             <w:r>
               <w:rPr>
-                <w:rFonts w:ascii="Times New Roman" w:hAnsi="Times New Roman" w:eastAsia="Times New Roman" w:cs="Times New Roman" w:hint="default"/>
+                <w:rFonts w:eastAsia="Times New Roman"/>
                 <w:bCs/>
               </w:rPr>
               <w:t>]</w:t>
@@ -15394,38 +16198,24 @@
             </w:pPr>
             <w:r>
               <w:rPr>
-                <w:rFonts w:ascii="Times New Roman" w:hAnsi="Times New Roman" w:eastAsia="Times New Roman" w:cs="Times New Roman" w:hint="default"/>
-                <w:bCs/>
-              </w:rPr>
-              <w:t>[</w:t>
-            </w:r>
-            <w:r>
-              <w:rPr>
-                <w:rFonts w:hint="default" w:ascii="Times New Roman" w:hAnsi="Times New Roman" w:eastAsia="Times New Roman" w:cs="Times New Roman"/>
-                <w:bCs/>
-              </w:rPr>
-              <w:t>14</w:t>
-            </w:r>
-            <w:r>
-              <w:rPr>
-                <w:rFonts w:hint="default" w:ascii="Times New Roman" w:hAnsi="Times New Roman" w:eastAsia="Times New Roman" w:cs="Times New Roman"/>
+                <w:rFonts w:eastAsia="Times New Roman"/>
+                <w:bCs/>
+              </w:rPr>
+              <w:t>[14</w:t>
+            </w:r>
+            <w:r>
+              <w:rPr>
+                <w:rFonts w:eastAsia="Times New Roman"/>
                 <w:bCs/>
               </w:rPr>
               <w:t>-</w:t>
             </w:r>
             <w:r>
               <w:rPr>
-                <w:rFonts w:hint="default" w:ascii="Times New Roman" w:hAnsi="Times New Roman" w:eastAsia="Times New Roman" w:cs="Times New Roman"/>
-                <w:bCs/>
-              </w:rPr>
-              <w:t>16</w:t>
-            </w:r>
-            <w:r>
-              <w:rPr>
-                <w:rFonts w:ascii="Times New Roman" w:hAnsi="Times New Roman" w:eastAsia="Times New Roman" w:cs="Times New Roman" w:hint="default"/>
-                <w:bCs/>
-              </w:rPr>
-              <w:t>)</w:t>
+                <w:rFonts w:eastAsia="Times New Roman"/>
+                <w:bCs/>
+              </w:rPr>
+              <w:t>16)</w:t>
             </w:r>
           </w:p>
         </w:tc>
@@ -15525,38 +16315,24 @@
             </w:pPr>
             <w:r>
               <w:rPr>
-                <w:rFonts w:ascii="Times New Roman" w:hAnsi="Times New Roman" w:eastAsia="Times New Roman" w:cs="Times New Roman" w:hint="default"/>
-                <w:bCs/>
-              </w:rPr>
-              <w:t>[</w:t>
-            </w:r>
-            <w:r>
-              <w:rPr>
-                <w:rFonts w:hint="default" w:ascii="Times New Roman" w:hAnsi="Times New Roman" w:eastAsia="Times New Roman" w:cs="Times New Roman"/>
-                <w:bCs/>
-              </w:rPr>
-              <w:t>11</w:t>
-            </w:r>
-            <w:r>
-              <w:rPr>
-                <w:rFonts w:hint="default" w:ascii="Times New Roman" w:hAnsi="Times New Roman" w:eastAsia="Times New Roman" w:cs="Times New Roman"/>
+                <w:rFonts w:eastAsia="Times New Roman"/>
+                <w:bCs/>
+              </w:rPr>
+              <w:t>[11</w:t>
+            </w:r>
+            <w:r>
+              <w:rPr>
+                <w:rFonts w:eastAsia="Times New Roman"/>
                 <w:bCs/>
               </w:rPr>
               <w:t>-</w:t>
             </w:r>
             <w:r>
               <w:rPr>
-                <w:rFonts w:hint="default" w:ascii="Times New Roman" w:hAnsi="Times New Roman" w:eastAsia="Times New Roman" w:cs="Times New Roman"/>
-                <w:bCs/>
-              </w:rPr>
-              <w:t>13</w:t>
-            </w:r>
-            <w:r>
-              <w:rPr>
-                <w:rFonts w:ascii="Times New Roman" w:hAnsi="Times New Roman" w:eastAsia="Times New Roman" w:cs="Times New Roman" w:hint="default"/>
-                <w:bCs/>
-              </w:rPr>
-              <w:t>)</w:t>
+                <w:rFonts w:eastAsia="Times New Roman"/>
+                <w:bCs/>
+              </w:rPr>
+              <w:t>13)</w:t>
             </w:r>
           </w:p>
         </w:tc>
@@ -15662,31 +16438,24 @@
             </w:pPr>
             <w:r>
               <w:rPr>
-                <w:rFonts w:ascii="Times New Roman" w:hAnsi="Times New Roman" w:eastAsia="Times New Roman" w:cs="Times New Roman" w:hint="default"/>
+                <w:rFonts w:eastAsia="Times New Roman"/>
                 <w:bCs/>
               </w:rPr>
               <w:t>[</w:t>
             </w:r>
             <w:r>
               <w:rPr>
-                <w:rFonts w:hint="default" w:ascii="Times New Roman" w:hAnsi="Times New Roman" w:eastAsia="Times New Roman" w:cs="Times New Roman"/>
+                <w:rFonts w:eastAsia="Times New Roman"/>
                 <w:bCs/>
               </w:rPr>
               <w:t>0-1</w:t>
             </w:r>
             <w:r>
               <w:rPr>
-                <w:rFonts w:hint="default" w:ascii="Times New Roman" w:hAnsi="Times New Roman" w:eastAsia="Times New Roman" w:cs="Times New Roman"/>
-                <w:bCs/>
-              </w:rPr>
-              <w:t>0</w:t>
-            </w:r>
-            <w:r>
-              <w:rPr>
-                <w:rFonts w:ascii="Times New Roman" w:hAnsi="Times New Roman" w:eastAsia="Times New Roman" w:cs="Times New Roman" w:hint="default"/>
-                <w:bCs/>
-              </w:rPr>
-              <w:t>)</w:t>
+                <w:rFonts w:eastAsia="Times New Roman"/>
+                <w:bCs/>
+              </w:rPr>
+              <w:t>0)</w:t>
             </w:r>
           </w:p>
         </w:tc>
@@ -15753,7 +16522,7 @@
             </w:r>
             <w:r>
               <w:rPr>
-                <w:rFonts w:hint="default" w:ascii="Times New Roman" w:hAnsi="Times New Roman" w:eastAsia="Times New Roman" w:cs="Times New Roman"/>
+                <w:rFonts w:eastAsia="Times New Roman"/>
                 <w:bCs/>
               </w:rPr>
               <w:t>4</w:t>
@@ -15767,7 +16536,7 @@
             </w:r>
             <w:r>
               <w:rPr>
-                <w:rFonts w:ascii="Times New Roman" w:hAnsi="Times New Roman" w:eastAsia="Times New Roman" w:cs="Times New Roman" w:hint="default"/>
+                <w:rFonts w:eastAsia="Times New Roman"/>
                 <w:bCs/>
               </w:rPr>
               <w:t>4</w:t>
@@ -15777,7 +16546,15 @@
                 <w:rFonts w:hint="eastAsia"/>
                 <w:bCs/>
               </w:rPr>
-              <w:t>）能够分析与梳理人工智能应用可能存在或带来的法律风险或伦理问题，需遵循的法律法规与工程伦理，或有待补充制订的法律法规与伦理关注</w:t>
+              <w:t>）能够分析与梳理人工智能应用可能存在或带来的法律风险或伦理问题，需遵循的法</w:t>
+            </w:r>
+            <w:r>
+              <w:rPr>
+                <w:rFonts w:hint="eastAsia"/>
+                <w:bCs/>
+              </w:rPr>
+              <w:lastRenderedPageBreak/>
+              <w:t>律法规与工程伦理，或有待补充制订的法律法规与伦理关注</w:t>
             </w:r>
             <w:r>
               <w:rPr>
@@ -15788,7 +16565,7 @@
             </w:r>
             <w:r>
               <w:rPr>
-                <w:rFonts w:ascii="Times New Roman" w:hAnsi="Times New Roman" w:eastAsia="Times New Roman" w:cs="Times New Roman" w:hint="default"/>
+                <w:rFonts w:eastAsia="Times New Roman"/>
                 <w:szCs w:val="21"/>
               </w:rPr>
               <w:t>1</w:t>
@@ -15822,6 +16599,7 @@
                 <w:rFonts w:ascii="宋体" w:hAnsi="宋体" w:hint="eastAsia"/>
                 <w:szCs w:val="21"/>
               </w:rPr>
+              <w:lastRenderedPageBreak/>
               <w:t>风险与问题</w:t>
             </w:r>
             <w:r>
@@ -15870,35 +16648,35 @@
             </w:pPr>
             <w:r>
               <w:rPr>
-                <w:rFonts w:ascii="Times New Roman" w:hAnsi="Times New Roman" w:eastAsia="Times New Roman" w:cs="Times New Roman" w:hint="default"/>
+                <w:rFonts w:eastAsia="Times New Roman"/>
                 <w:bCs/>
               </w:rPr>
               <w:t>[8</w:t>
             </w:r>
             <w:r>
               <w:rPr>
-                <w:rFonts w:hint="default" w:ascii="Times New Roman" w:hAnsi="Times New Roman" w:eastAsia="Times New Roman" w:cs="Times New Roman"/>
+                <w:rFonts w:eastAsia="Times New Roman"/>
                 <w:bCs/>
               </w:rPr>
               <w:t>-</w:t>
             </w:r>
             <w:r>
               <w:rPr>
-                <w:rFonts w:ascii="Times New Roman" w:hAnsi="Times New Roman" w:eastAsia="Times New Roman" w:cs="Times New Roman" w:hint="default"/>
+                <w:rFonts w:eastAsia="Times New Roman"/>
                 <w:bCs/>
               </w:rPr>
               <w:t>1</w:t>
             </w:r>
             <w:r>
               <w:rPr>
-                <w:rFonts w:hint="default" w:ascii="Times New Roman" w:hAnsi="Times New Roman" w:eastAsia="Times New Roman" w:cs="Times New Roman"/>
+                <w:rFonts w:eastAsia="Times New Roman"/>
                 <w:bCs/>
               </w:rPr>
               <w:t>0</w:t>
             </w:r>
             <w:r>
               <w:rPr>
-                <w:rFonts w:ascii="Times New Roman" w:hAnsi="Times New Roman" w:eastAsia="Times New Roman" w:cs="Times New Roman" w:hint="default"/>
+                <w:rFonts w:eastAsia="Times New Roman"/>
                 <w:bCs/>
               </w:rPr>
               <w:t>]</w:t>
@@ -16043,21 +16821,21 @@
             </w:pPr>
             <w:r>
               <w:rPr>
-                <w:rFonts w:ascii="Times New Roman" w:hAnsi="Times New Roman" w:eastAsia="Times New Roman" w:cs="Times New Roman" w:hint="default"/>
+                <w:rFonts w:eastAsia="Times New Roman"/>
                 <w:bCs/>
               </w:rPr>
               <w:t>[5</w:t>
             </w:r>
             <w:r>
               <w:rPr>
-                <w:rFonts w:hint="default" w:ascii="Times New Roman" w:hAnsi="Times New Roman" w:eastAsia="Times New Roman" w:cs="Times New Roman"/>
+                <w:rFonts w:eastAsia="Times New Roman"/>
                 <w:bCs/>
               </w:rPr>
               <w:t>-</w:t>
             </w:r>
             <w:r>
               <w:rPr>
-                <w:rFonts w:ascii="Times New Roman" w:hAnsi="Times New Roman" w:eastAsia="Times New Roman" w:cs="Times New Roman" w:hint="default"/>
+                <w:rFonts w:eastAsia="Times New Roman"/>
                 <w:bCs/>
               </w:rPr>
               <w:t>7)</w:t>
@@ -16148,7 +16926,15 @@
                 <w:rFonts w:ascii="宋体" w:hAnsi="宋体" w:hint="eastAsia"/>
                 <w:szCs w:val="21"/>
               </w:rPr>
-              <w:t>分析不够全面或深入、</w:t>
+              <w:t>分析不够全面或深</w:t>
+            </w:r>
+            <w:r>
+              <w:rPr>
+                <w:rFonts w:ascii="宋体" w:hAnsi="宋体" w:hint="eastAsia"/>
+                <w:szCs w:val="21"/>
+              </w:rPr>
+              <w:lastRenderedPageBreak/>
+              <w:t>入、</w:t>
             </w:r>
             <w:r>
               <w:rPr>
@@ -16175,21 +16961,22 @@
             </w:pPr>
             <w:r>
               <w:rPr>
-                <w:rFonts w:ascii="Times New Roman" w:hAnsi="Times New Roman" w:eastAsia="Times New Roman" w:cs="Times New Roman" w:hint="default"/>
-                <w:bCs/>
-              </w:rPr>
+                <w:rFonts w:eastAsia="Times New Roman"/>
+                <w:bCs/>
+              </w:rPr>
+              <w:lastRenderedPageBreak/>
               <w:t>[2</w:t>
             </w:r>
             <w:r>
               <w:rPr>
-                <w:rFonts w:hint="default" w:ascii="Times New Roman" w:hAnsi="Times New Roman" w:eastAsia="Times New Roman" w:cs="Times New Roman"/>
+                <w:rFonts w:eastAsia="Times New Roman"/>
                 <w:bCs/>
               </w:rPr>
               <w:t>-</w:t>
             </w:r>
             <w:r>
               <w:rPr>
-                <w:rFonts w:ascii="Times New Roman" w:hAnsi="Times New Roman" w:eastAsia="Times New Roman" w:cs="Times New Roman" w:hint="default"/>
+                <w:rFonts w:eastAsia="Times New Roman"/>
                 <w:bCs/>
               </w:rPr>
               <w:t>4)</w:t>
@@ -16327,21 +17114,21 @@
             </w:pPr>
             <w:r>
               <w:rPr>
-                <w:rFonts w:ascii="Times New Roman" w:hAnsi="Times New Roman" w:eastAsia="Times New Roman" w:cs="Times New Roman" w:hint="default"/>
+                <w:rFonts w:eastAsia="Times New Roman"/>
                 <w:bCs/>
               </w:rPr>
               <w:t>[</w:t>
             </w:r>
             <w:r>
               <w:rPr>
-                <w:rFonts w:hint="default" w:ascii="Times New Roman" w:hAnsi="Times New Roman" w:eastAsia="Times New Roman" w:cs="Times New Roman"/>
+                <w:rFonts w:eastAsia="Times New Roman"/>
                 <w:bCs/>
               </w:rPr>
               <w:t>0-1</w:t>
             </w:r>
             <w:r>
               <w:rPr>
-                <w:rFonts w:ascii="Times New Roman" w:hAnsi="Times New Roman" w:eastAsia="Times New Roman" w:cs="Times New Roman" w:hint="default"/>
+                <w:rFonts w:eastAsia="Times New Roman"/>
                 <w:bCs/>
               </w:rPr>
               <w:t>)</w:t>
@@ -16412,7 +17199,7 @@
             </w:r>
             <w:r>
               <w:rPr>
-                <w:rFonts w:ascii="Times New Roman" w:hAnsi="Times New Roman" w:eastAsia="Times New Roman" w:cs="Times New Roman" w:hint="default"/>
+                <w:rFonts w:eastAsia="Times New Roman"/>
                 <w:bCs/>
               </w:rPr>
               <w:t>5</w:t>
@@ -16426,7 +17213,7 @@
             </w:r>
             <w:r>
               <w:rPr>
-                <w:rFonts w:ascii="Times New Roman" w:hAnsi="Times New Roman" w:eastAsia="Times New Roman" w:cs="Times New Roman" w:hint="default"/>
+                <w:rFonts w:eastAsia="Times New Roman"/>
                 <w:bCs/>
               </w:rPr>
               <w:t>5</w:t>
@@ -16440,17 +17227,10 @@
             </w:r>
             <w:r>
               <w:rPr>
-                <w:rFonts w:ascii="Times New Roman" w:hAnsi="Times New Roman" w:eastAsia="Times New Roman" w:cs="Times New Roman" w:hint="default"/>
-                <w:bCs/>
-              </w:rPr>
-              <w:t>3</w:t>
-            </w:r>
-            <w:r>
-              <w:rPr>
-                <w:rFonts w:hint="default" w:ascii="Times New Roman" w:hAnsi="Times New Roman" w:eastAsia="Times New Roman" w:cs="Times New Roman"/>
-                <w:bCs/>
-              </w:rPr>
-              <w:t>0</w:t>
+                <w:rFonts w:eastAsia="Times New Roman"/>
+                <w:bCs/>
+              </w:rPr>
+              <w:t>30</w:t>
             </w:r>
             <w:r>
               <w:rPr>
@@ -16501,38 +17281,10 @@
             </w:pPr>
             <w:r>
               <w:rPr>
-                <w:rFonts w:ascii="Times New Roman" w:hAnsi="Times New Roman" w:eastAsia="Times New Roman" w:cs="Times New Roman" w:hint="default"/>
-                <w:bCs/>
-              </w:rPr>
-              <w:t>[25</w:t>
-            </w:r>
-            <w:r>
-              <w:rPr>
-                <w:rFonts w:hint="default" w:ascii="Times New Roman" w:hAnsi="Times New Roman" w:eastAsia="Times New Roman" w:cs="Times New Roman"/>
-                <w:bCs/>
-              </w:rPr>
-              <w:t>-</w:t>
-            </w:r>
-            <w:r>
-              <w:rPr>
-                <w:rFonts w:ascii="Times New Roman" w:hAnsi="Times New Roman" w:eastAsia="Times New Roman" w:cs="Times New Roman" w:hint="default"/>
-                <w:bCs/>
-              </w:rPr>
-              <w:t>3</w:t>
-            </w:r>
-            <w:r>
-              <w:rPr>
-                <w:rFonts w:hint="default" w:ascii="Times New Roman" w:hAnsi="Times New Roman" w:eastAsia="Times New Roman" w:cs="Times New Roman"/>
-                <w:bCs/>
-              </w:rPr>
-              <w:t>0</w:t>
-            </w:r>
-            <w:r>
-              <w:rPr>
-                <w:rFonts w:ascii="Times New Roman" w:hAnsi="Times New Roman" w:eastAsia="Times New Roman" w:cs="Times New Roman" w:hint="default"/>
-                <w:bCs/>
-              </w:rPr>
-              <w:t>]</w:t>
+                <w:rFonts w:eastAsia="Times New Roman"/>
+                <w:bCs/>
+              </w:rPr>
+              <w:t>[25-30]</w:t>
             </w:r>
           </w:p>
         </w:tc>
@@ -16631,24 +17383,10 @@
             </w:pPr>
             <w:r>
               <w:rPr>
-                <w:rFonts w:ascii="Times New Roman" w:hAnsi="Times New Roman" w:eastAsia="Times New Roman" w:cs="Times New Roman" w:hint="default"/>
-                <w:bCs/>
-              </w:rPr>
-              <w:t>[16</w:t>
-            </w:r>
-            <w:r>
-              <w:rPr>
-                <w:rFonts w:hint="default" w:ascii="Times New Roman" w:hAnsi="Times New Roman" w:eastAsia="Times New Roman" w:cs="Times New Roman"/>
-                <w:bCs/>
-              </w:rPr>
-              <w:t>-</w:t>
-            </w:r>
-            <w:r>
-              <w:rPr>
-                <w:rFonts w:ascii="Times New Roman" w:hAnsi="Times New Roman" w:eastAsia="Times New Roman" w:cs="Times New Roman" w:hint="default"/>
-                <w:bCs/>
-              </w:rPr>
-              <w:t>24)</w:t>
+                <w:rFonts w:eastAsia="Times New Roman"/>
+                <w:bCs/>
+              </w:rPr>
+              <w:t>[16-24)</w:t>
             </w:r>
           </w:p>
         </w:tc>
@@ -16746,38 +17484,10 @@
             </w:pPr>
             <w:r>
               <w:rPr>
-                <w:rFonts w:ascii="Times New Roman" w:hAnsi="Times New Roman" w:eastAsia="Times New Roman" w:cs="Times New Roman" w:hint="default"/>
-                <w:bCs/>
-              </w:rPr>
-              <w:t>[8</w:t>
-            </w:r>
-            <w:r>
-              <w:rPr>
-                <w:rFonts w:hint="default" w:ascii="Times New Roman" w:hAnsi="Times New Roman" w:eastAsia="Times New Roman" w:cs="Times New Roman"/>
-                <w:bCs/>
-              </w:rPr>
-              <w:t>-</w:t>
-            </w:r>
-            <w:r>
-              <w:rPr>
-                <w:rFonts w:ascii="Times New Roman" w:hAnsi="Times New Roman" w:eastAsia="Times New Roman" w:cs="Times New Roman" w:hint="default"/>
-                <w:bCs/>
-              </w:rPr>
-              <w:t>1</w:t>
-            </w:r>
-            <w:r>
-              <w:rPr>
-                <w:rFonts w:hint="default" w:ascii="Times New Roman" w:hAnsi="Times New Roman" w:eastAsia="Times New Roman" w:cs="Times New Roman"/>
-                <w:bCs/>
-              </w:rPr>
-              <w:t>6</w:t>
-            </w:r>
-            <w:r>
-              <w:rPr>
-                <w:rFonts w:ascii="Times New Roman" w:hAnsi="Times New Roman" w:eastAsia="Times New Roman" w:cs="Times New Roman" w:hint="default"/>
-                <w:bCs/>
-              </w:rPr>
-              <w:t>)</w:t>
+                <w:rFonts w:eastAsia="Times New Roman"/>
+                <w:bCs/>
+              </w:rPr>
+              <w:t>[8-16)</w:t>
             </w:r>
           </w:p>
         </w:tc>
@@ -16875,24 +17585,10 @@
             </w:pPr>
             <w:r>
               <w:rPr>
-                <w:rFonts w:ascii="Times New Roman" w:hAnsi="Times New Roman" w:eastAsia="Times New Roman" w:cs="Times New Roman" w:hint="default"/>
-                <w:bCs/>
-              </w:rPr>
-              <w:t>[</w:t>
-            </w:r>
-            <w:r>
-              <w:rPr>
-                <w:rFonts w:hint="default" w:ascii="Times New Roman" w:hAnsi="Times New Roman" w:eastAsia="Times New Roman" w:cs="Times New Roman"/>
-                <w:bCs/>
-              </w:rPr>
-              <w:t>0-</w:t>
-            </w:r>
-            <w:r>
-              <w:rPr>
-                <w:rFonts w:ascii="Times New Roman" w:hAnsi="Times New Roman" w:eastAsia="Times New Roman" w:cs="Times New Roman" w:hint="default"/>
-                <w:bCs/>
-              </w:rPr>
-              <w:t>8)</w:t>
+                <w:rFonts w:eastAsia="Times New Roman"/>
+                <w:bCs/>
+              </w:rPr>
+              <w:t>[0-8)</w:t>
             </w:r>
           </w:p>
         </w:tc>
@@ -17013,7 +17709,7 @@
             </w:pPr>
             <w:r>
               <w:rPr>
-                <w:rFonts w:hint="default" w:ascii="Times New Roman" w:hAnsi="Times New Roman" w:eastAsia="Times New Roman" w:cs="Times New Roman"/>
+                <w:rFonts w:eastAsia="Times New Roman"/>
                 <w:bCs/>
               </w:rPr>
               <w:t xml:space="preserve"> </w:t>
@@ -17056,21 +17752,21 @@
             </w:r>
             <w:r>
               <w:rPr>
-                <w:rFonts w:hint="default" w:ascii="Times New Roman" w:hAnsi="Times New Roman" w:eastAsia="Times New Roman" w:cs="Times New Roman"/>
+                <w:rFonts w:eastAsia="Times New Roman"/>
                 <w:bCs/>
               </w:rPr>
               <w:t xml:space="preserve"> 20</w:t>
             </w:r>
             <w:r>
               <w:rPr>
-                <w:rFonts w:hint="default" w:ascii="Times New Roman" w:hAnsi="Times New Roman" w:eastAsia="Times New Roman" w:cs="Times New Roman"/>
+                <w:rFonts w:eastAsia="Times New Roman"/>
                 <w:bCs/>
               </w:rPr>
               <w:t>2</w:t>
             </w:r>
             <w:r>
               <w:rPr>
-                <w:rFonts w:ascii="Times New Roman" w:hAnsi="Times New Roman" w:eastAsia="Times New Roman" w:cs="Times New Roman" w:hint="default"/>
+                <w:rFonts w:eastAsia="Times New Roman"/>
                 <w:bCs/>
               </w:rPr>
               <w:t>5</w:t>
@@ -17084,7 +17780,7 @@
             </w:r>
             <w:r>
               <w:rPr>
-                <w:rFonts w:ascii="Times New Roman" w:hAnsi="Times New Roman" w:eastAsia="Times New Roman" w:cs="Times New Roman" w:hint="default"/>
+                <w:rFonts w:eastAsia="Times New Roman"/>
                 <w:bCs/>
               </w:rPr>
               <w:t xml:space="preserve">   </w:t>
@@ -17098,7 +17794,7 @@
             </w:r>
             <w:r>
               <w:rPr>
-                <w:rFonts w:ascii="Times New Roman" w:hAnsi="Times New Roman" w:eastAsia="Times New Roman" w:cs="Times New Roman" w:hint="default"/>
+                <w:rFonts w:eastAsia="Times New Roman"/>
                 <w:bCs/>
               </w:rPr>
               <w:t xml:space="preserve">   </w:t>
